--- a/generated_students/Thẩm Trường Giang_N25DECE080.docx
+++ b/generated_students/Thẩm Trường Giang_N25DECE080.docx
@@ -9178,479 +9178,235 @@
         </w:tc>
       </w:tr>
     </w:tbl>
-    <w:p>
-      <w:pPr>
-        <w:rPr>
-          <w:b/>
-          <w:bCs/>
-          <w:sz w:val="26"/>
-          <w:szCs w:val="26"/>
-          <w:u w:val="single"/>
-          <w:lang w:val="de-DE"/>
-        </w:rPr>
-      </w:pPr>
-    </w:p>
-    <w:p>
-      <w:pPr>
-        <w:rPr>
-          <w:b/>
-          <w:bCs/>
-          <w:sz w:val="26"/>
-          <w:szCs w:val="26"/>
-          <w:u w:val="single"/>
-          <w:lang w:val="de-DE"/>
-        </w:rPr>
-      </w:pPr>
-    </w:p>
-    <w:p>
-      <w:pPr>
-        <w:rPr>
-          <w:b/>
-          <w:bCs/>
-          <w:sz w:val="26"/>
-          <w:szCs w:val="26"/>
-          <w:u w:val="single"/>
-          <w:lang w:val="de-DE"/>
-        </w:rPr>
-      </w:pPr>
-    </w:p>
-    <w:p>
-      <w:pPr>
-        <w:rPr>
-          <w:b/>
-          <w:bCs/>
-          <w:sz w:val="26"/>
-          <w:szCs w:val="26"/>
-          <w:u w:val="single"/>
-          <w:lang w:val="de-DE"/>
-        </w:rPr>
-      </w:pPr>
-      <w:r>
-        <w:rPr>
-          <w:bCs/>
-          <w:sz w:val="26"/>
-          <w:szCs w:val="26"/>
-          <w:lang w:val="de-DE"/>
-        </w:rPr>
-        <w:drawing>
-          <wp:anchor distT="0" distB="0" distL="114300" distR="114300" simplePos="0" relativeHeight="251661312" behindDoc="1" locked="0" layoutInCell="1" allowOverlap="1">
-            <wp:simplePos x="0" y="0"/>
-            <wp:positionH relativeFrom="column">
-              <wp:posOffset>3163570</wp:posOffset>
-            </wp:positionH>
-            <wp:positionV relativeFrom="paragraph">
-              <wp:posOffset>90805</wp:posOffset>
-            </wp:positionV>
-            <wp:extent cx="1280160" cy="533400"/>
-            <wp:effectExtent l="0" t="0" r="0" b="0"/>
-            <wp:wrapNone/>
-            <wp:docPr id="4" name="Picture 39"/>
-            <wp:cNvGraphicFramePr>
-              <a:graphicFrameLocks xmlns:a="http://schemas.openxmlformats.org/drawingml/2006/main" noChangeAspect="1"/>
-            </wp:cNvGraphicFramePr>
-            <a:graphic xmlns:a="http://schemas.openxmlformats.org/drawingml/2006/main">
-              <a:graphicData uri="http://schemas.openxmlformats.org/drawingml/2006/picture">
-                <pic:pic xmlns:pic="http://schemas.openxmlformats.org/drawingml/2006/picture">
-                  <pic:nvPicPr>
-                    <pic:cNvPr id="4" name="Picture 39"/>
-                    <pic:cNvPicPr>
-                      <a:picLocks noChangeAspect="1"/>
-                    </pic:cNvPicPr>
-                  </pic:nvPicPr>
-                  <pic:blipFill>
-                    <a:blip r:embed="rId4"/>
-                    <a:stretch>
-                      <a:fillRect/>
-                    </a:stretch>
-                  </pic:blipFill>
-                  <pic:spPr>
-                    <a:xfrm>
-                      <a:off x="0" y="0"/>
-                      <a:ext cx="1280160" cy="533400"/>
-                    </a:xfrm>
-                    <a:prstGeom prst="rect">
-                      <a:avLst/>
-                    </a:prstGeom>
-                    <a:noFill/>
-                    <a:ln>
-                      <a:noFill/>
-                    </a:ln>
-                  </pic:spPr>
-                </pic:pic>
-              </a:graphicData>
-            </a:graphic>
-          </wp:anchor>
-        </w:drawing>
-      </w:r>
-      <w:r>
-        <w:rPr>
-          <w:bCs/>
-          <w:sz w:val="26"/>
-          <w:szCs w:val="26"/>
-          <w:lang w:val="de-DE"/>
-        </w:rPr>
-        <w:drawing>
-          <wp:anchor distT="0" distB="0" distL="114300" distR="114300" simplePos="0" relativeHeight="251659264" behindDoc="0" locked="0" layoutInCell="1" allowOverlap="1">
-            <wp:simplePos x="0" y="0"/>
-            <wp:positionH relativeFrom="column">
-              <wp:posOffset>-304800</wp:posOffset>
-            </wp:positionH>
-            <wp:positionV relativeFrom="paragraph">
-              <wp:posOffset>128905</wp:posOffset>
-            </wp:positionV>
-            <wp:extent cx="1676400" cy="289560"/>
-            <wp:effectExtent l="0" t="0" r="0" b="15240"/>
-            <wp:wrapNone/>
-            <wp:docPr id="3" name="Picture 36"/>
-            <wp:cNvGraphicFramePr>
-              <a:graphicFrameLocks xmlns:a="http://schemas.openxmlformats.org/drawingml/2006/main" noChangeAspect="1"/>
-            </wp:cNvGraphicFramePr>
-            <a:graphic xmlns:a="http://schemas.openxmlformats.org/drawingml/2006/main">
-              <a:graphicData uri="http://schemas.openxmlformats.org/drawingml/2006/picture">
-                <pic:pic xmlns:pic="http://schemas.openxmlformats.org/drawingml/2006/picture">
-                  <pic:nvPicPr>
-                    <pic:cNvPr id="3" name="Picture 36"/>
-                    <pic:cNvPicPr>
-                      <a:picLocks noChangeAspect="1"/>
-                    </pic:cNvPicPr>
-                  </pic:nvPicPr>
-                  <pic:blipFill>
-                    <a:blip r:embed="rId5"/>
-                    <a:stretch>
-                      <a:fillRect/>
-                    </a:stretch>
-                  </pic:blipFill>
-                  <pic:spPr>
-                    <a:xfrm>
-                      <a:off x="0" y="0"/>
-                      <a:ext cx="1676400" cy="289560"/>
-                    </a:xfrm>
-                    <a:prstGeom prst="rect">
-                      <a:avLst/>
-                    </a:prstGeom>
-                    <a:noFill/>
-                    <a:ln>
-                      <a:noFill/>
-                    </a:ln>
-                  </pic:spPr>
-                </pic:pic>
-              </a:graphicData>
-            </a:graphic>
-          </wp:anchor>
-        </w:drawing>
-      </w:r>
-    </w:p>
-    <w:p>
-      <w:pPr>
-        <w:rPr>
-          <w:bCs/>
-          <w:sz w:val="26"/>
-          <w:szCs w:val="26"/>
-          <w:lang w:val="de-DE"/>
-        </w:rPr>
-      </w:pPr>
-      <w:r>
-        <mc:AlternateContent>
-          <mc:Choice Requires="wps">
-            <w:drawing>
-              <wp:anchor distT="45720" distB="45720" distL="114300" distR="114300" simplePos="0" relativeHeight="251662336" behindDoc="1" locked="0" layoutInCell="1" allowOverlap="1">
-                <wp:simplePos x="0" y="0"/>
-                <wp:positionH relativeFrom="column">
-                  <wp:posOffset>4503420</wp:posOffset>
-                </wp:positionH>
-                <wp:positionV relativeFrom="paragraph">
-                  <wp:posOffset>8793480</wp:posOffset>
-                </wp:positionV>
-                <wp:extent cx="1280160" cy="525780"/>
-                <wp:effectExtent l="0" t="0" r="0" b="0"/>
-                <wp:wrapNone/>
-                <wp:docPr id="5" name="Text Box 2"/>
-                <wp:cNvGraphicFramePr/>
-                <a:graphic xmlns:a="http://schemas.openxmlformats.org/drawingml/2006/main">
-                  <a:graphicData uri="http://schemas.microsoft.com/office/word/2010/wordprocessingShape">
-                    <wps:wsp>
-                      <wps:cNvSpPr txBox="1">
-                        <a:spLocks noChangeArrowheads="1"/>
-                      </wps:cNvSpPr>
-                      <wps:spPr bwMode="auto">
-                        <a:xfrm>
-                          <a:off x="0" y="0"/>
-                          <a:ext cx="1280160" cy="525780"/>
-                        </a:xfrm>
-                        <a:prstGeom prst="rect">
-                          <a:avLst/>
-                        </a:prstGeom>
-                        <a:noFill/>
-                        <a:ln>
-                          <a:noFill/>
-                        </a:ln>
-                        <a:effectLst/>
-                      </wps:spPr>
-                      <wps:txbx>
-                        <w:txbxContent>
-                          <w:p>
-                            <w:pPr>
-                              <w:jc w:val="center"/>
-                              <w:rPr>
-                                <w:sz w:val="26"/>
-                                <w:szCs w:val="26"/>
-                              </w:rPr>
-                            </w:pPr>
-                            <w:r>
-                              <w:rPr>
-                                <w:sz w:val="26"/>
-                                <w:szCs w:val="26"/>
-                              </w:rPr>
-                              <w:t>Nguyễn Phương</w:t>
-                            </w:r>
-                          </w:p>
-                          <w:p>
-                            <w:pPr>
-                              <w:jc w:val="center"/>
-                            </w:pPr>
-                            <w:r>
-                              <w:rPr>
-                                <w:sz w:val="26"/>
-                                <w:szCs w:val="26"/>
-                              </w:rPr>
-                              <w:t>Quốc Vương</w:t>
-                            </w:r>
-                          </w:p>
-                        </w:txbxContent>
-                      </wps:txbx>
-                      <wps:bodyPr rot="0" vert="horz" wrap="square" lIns="91440" tIns="45720" rIns="91440" bIns="45720" anchor="t" anchorCtr="0">
-                        <a:noAutofit/>
-                      </wps:bodyPr>
-                    </wps:wsp>
-                  </a:graphicData>
-                </a:graphic>
-              </wp:anchor>
-            </w:drawing>
-          </mc:Choice>
-          <mc:Fallback>
-            <w:pict>
-              <v:shape id="Text Box 2" o:spid="_x0000_s1026" o:spt="202" type="#_x0000_t202" style="position:absolute;left:0pt;margin-left:354.6pt;margin-top:692.4pt;height:41.4pt;width:100.8pt;z-index:-251654144;mso-width-relative:page;mso-height-relative:page;" filled="f" stroked="f" coordsize="21600,21600" o:gfxdata="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">
-                <v:fill on="f" focussize="0,0"/>
-                <v:stroke on="f"/>
-                <v:imagedata o:title=""/>
-                <o:lock v:ext="edit" aspectratio="f"/>
-                <v:textbox>
-                  <w:txbxContent>
-                    <w:p>
-                      <w:pPr>
-                        <w:jc w:val="center"/>
-                        <w:rPr>
-                          <w:sz w:val="26"/>
-                          <w:szCs w:val="26"/>
-                        </w:rPr>
-                      </w:pPr>
-                      <w:r>
-                        <w:rPr>
-                          <w:sz w:val="26"/>
-                          <w:szCs w:val="26"/>
-                        </w:rPr>
-                        <w:t>Nguyễn Phương</w:t>
-                      </w:r>
-                    </w:p>
-                    <w:p>
-                      <w:pPr>
-                        <w:jc w:val="center"/>
-                      </w:pPr>
-                      <w:r>
-                        <w:rPr>
-                          <w:sz w:val="26"/>
-                          <w:szCs w:val="26"/>
-                        </w:rPr>
-                        <w:t>Quốc Vương</w:t>
-                      </w:r>
-                    </w:p>
-                  </w:txbxContent>
-                </v:textbox>
-              </v:shape>
-            </w:pict>
-          </mc:Fallback>
-        </mc:AlternateContent>
-      </w:r>
-      <w:r>
-        <mc:AlternateContent>
-          <mc:Choice Requires="wps">
-            <w:drawing>
-              <wp:anchor distT="45720" distB="45720" distL="114300" distR="114300" simplePos="0" relativeHeight="251660288" behindDoc="1" locked="0" layoutInCell="1" allowOverlap="1">
-                <wp:simplePos x="0" y="0"/>
-                <wp:positionH relativeFrom="column">
-                  <wp:posOffset>4503420</wp:posOffset>
-                </wp:positionH>
-                <wp:positionV relativeFrom="paragraph">
-                  <wp:posOffset>8793480</wp:posOffset>
-                </wp:positionV>
-                <wp:extent cx="1280160" cy="525780"/>
-                <wp:effectExtent l="0" t="0" r="0" b="0"/>
-                <wp:wrapNone/>
-                <wp:docPr id="217" name="Text Box 2"/>
-                <wp:cNvGraphicFramePr/>
-                <a:graphic xmlns:a="http://schemas.openxmlformats.org/drawingml/2006/main">
-                  <a:graphicData uri="http://schemas.microsoft.com/office/word/2010/wordprocessingShape">
-                    <wps:wsp>
-                      <wps:cNvSpPr txBox="1">
-                        <a:spLocks noChangeArrowheads="1"/>
-                      </wps:cNvSpPr>
-                      <wps:spPr bwMode="auto">
-                        <a:xfrm>
-                          <a:off x="0" y="0"/>
-                          <a:ext cx="1280160" cy="525780"/>
-                        </a:xfrm>
-                        <a:prstGeom prst="rect">
-                          <a:avLst/>
-                        </a:prstGeom>
-                        <a:noFill/>
-                        <a:ln>
-                          <a:noFill/>
-                        </a:ln>
-                        <a:effectLst/>
-                      </wps:spPr>
-                      <wps:txbx>
-                        <w:txbxContent>
-                          <w:p>
-                            <w:pPr>
-                              <w:jc w:val="center"/>
-                              <w:rPr>
-                                <w:sz w:val="26"/>
-                                <w:szCs w:val="26"/>
-                              </w:rPr>
-                            </w:pPr>
-                            <w:r>
-                              <w:rPr>
-                                <w:sz w:val="26"/>
-                                <w:szCs w:val="26"/>
-                              </w:rPr>
-                              <w:t/>
-                            </w:r>
-                          </w:p>
-                          <w:p>
-                            <w:pPr>
-                              <w:jc w:val="center"/>
-                            </w:pPr>
-                            <w:r>
-                              <w:rPr>
-                                <w:sz w:val="26"/>
-                                <w:szCs w:val="26"/>
-                              </w:rPr>
-                              <w:t/>
-                            </w:r>
-                          </w:p>
-                        </w:txbxContent>
-                      </wps:txbx>
-                      <wps:bodyPr rot="0" vert="horz" wrap="square" lIns="91440" tIns="45720" rIns="91440" bIns="45720" anchor="t" anchorCtr="0">
-                        <a:noAutofit/>
-                      </wps:bodyPr>
-                    </wps:wsp>
-                  </a:graphicData>
-                </a:graphic>
-              </wp:anchor>
-            </w:drawing>
-          </mc:Choice>
-          <mc:Fallback>
-            <w:pict>
-              <v:shape id="Text Box 2" o:spid="_x0000_s1026" o:spt="202" type="#_x0000_t202" style="position:absolute;left:0pt;margin-left:354.6pt;margin-top:692.4pt;height:41.4pt;width:100.8pt;z-index:-251656192;mso-width-relative:page;mso-height-relative:page;" filled="f" stroked="f" coordsize="21600,21600" o:gfxdata="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">
-                <v:fill on="f" focussize="0,0"/>
-                <v:stroke on="f"/>
-                <v:imagedata o:title=""/>
-                <o:lock v:ext="edit" aspectratio="f"/>
-                <v:textbox>
-                  <w:txbxContent>
-                    <w:p>
-                      <w:pPr>
-                        <w:jc w:val="center"/>
-                        <w:rPr>
-                          <w:sz w:val="26"/>
-                          <w:szCs w:val="26"/>
-                        </w:rPr>
-                      </w:pPr>
-                      <w:r>
-                        <w:rPr>
-                          <w:sz w:val="26"/>
-                          <w:szCs w:val="26"/>
-                        </w:rPr>
-                        <w:t/>
-                      </w:r>
-                    </w:p>
-                    <w:p>
-                      <w:pPr>
-                        <w:jc w:val="center"/>
-                      </w:pPr>
-                      <w:r>
-                        <w:rPr>
-                          <w:sz w:val="26"/>
-                          <w:szCs w:val="26"/>
-                        </w:rPr>
-                        <w:t/>
-                      </w:r>
-                    </w:p>
-                  </w:txbxContent>
-                </v:textbox>
-              </v:shape>
-            </w:pict>
-          </mc:Fallback>
-        </mc:AlternateContent>
-      </w:r>
-      <w:r>
-        <w:rPr>
-          <w:bCs/>
-          <w:sz w:val="26"/>
-          <w:szCs w:val="26"/>
-          <w:lang w:val="de-DE"/>
-        </w:rPr>
-        <w:t>........................</w:t>
-      </w:r>
-      <w:r>
-        <w:rPr>
-          <w:bCs/>
-          <w:sz w:val="26"/>
-          <w:szCs w:val="26"/>
-          <w:lang w:val="de-DE"/>
-        </w:rPr>
-        <w:tab/>
-      </w:r>
-      <w:r>
-        <w:rPr>
-          <w:bCs/>
-          <w:sz w:val="26"/>
-          <w:szCs w:val="26"/>
-          <w:lang w:val="de-DE"/>
-        </w:rPr>
-        <w:t xml:space="preserve">       Ngô Trí Long</w:t>
-      </w:r>
-      <w:r>
-        <w:rPr>
-          <w:bCs/>
-          <w:sz w:val="26"/>
-          <w:szCs w:val="26"/>
-          <w:lang w:val="de-DE"/>
-        </w:rPr>
-        <w:tab/>
-      </w:r>
-      <w:r>
-        <w:rPr>
-          <w:bCs/>
-          <w:sz w:val="26"/>
-          <w:szCs w:val="26"/>
-          <w:lang w:val="de-DE"/>
-        </w:rPr>
-        <w:tab/>
-        <w:t xml:space="preserve">                                      Thẩm Trường</w:t>
-      </w:r>
-    </w:p>
-    <w:p>
-      <w:pPr>
-        <w:spacing w:before="0" w:after="0" w:line="276" w:lineRule="auto"/>
-      </w:pPr>
-      <w:r>
-        <w:rPr>
-          <w:sz w:val="26"/>
-        </w:rPr>
-        <w:t xml:space="preserve">                                                                                                                        Giang</w:t>
-      </w:r>
-    </w:p>
+    <w:tbl>
+      <w:tblPr>
+        <w:tblStyle w:val="17"/>
+        <w:tblW w:type="auto" w:w="0"/>
+        <w:tblLook w:firstColumn="1" w:firstRow="1" w:lastColumn="0" w:lastRow="0" w:noHBand="0" w:noVBand="1" w:val="04A0"/>
+      </w:tblPr>
+      <w:tblGrid>
+        <w:gridCol w:w="2317"/>
+        <w:gridCol w:w="2317"/>
+        <w:gridCol w:w="2317"/>
+        <w:gridCol w:w="2317"/>
+      </w:tblGrid>
+      <w:tr>
+        <w:trPr>
+          <w:trHeight w:val="720" w:hRule="exact"/>
+          <w:trHeight w:val="720" w:hRule="exact"/>
+          <w:trHeight w:val="720" w:hRule="exact"/>
+          <w:trHeight w:val="720" w:hRule="exact"/>
+        </w:trPr>
+        <w:tc>
+          <w:tcPr>
+            <w:tcW w:type="dxa" w:w="2324"/>
+            <w:tcBorders>
+              <w:top w:val="none"/>
+              <w:left w:val="none"/>
+              <w:bottom w:val="none"/>
+              <w:right w:val="none"/>
+              <w:insideH w:val="none"/>
+              <w:insideV w:val="none"/>
+            </w:tcBorders>
+          </w:tcPr>
+          <w:p>
+            <w:pPr>
+              <w:jc w:val="center"/>
+            </w:pPr>
+            <w:r/>
+            <w:r>
+              <w:rPr>
+                <w:rFonts w:ascii="Times New Roman" w:hAnsi="Times New Roman"/>
+                <w:b w:val="0"/>
+                <w:sz w:val="26"/>
+              </w:rPr>
+            </w:r>
+          </w:p>
+        </w:tc>
+        <w:tc>
+          <w:tcPr>
+            <w:tcW w:type="dxa" w:w="2324"/>
+            <w:tcBorders>
+              <w:top w:val="none"/>
+              <w:left w:val="none"/>
+              <w:bottom w:val="none"/>
+              <w:right w:val="none"/>
+              <w:insideH w:val="none"/>
+              <w:insideV w:val="none"/>
+            </w:tcBorders>
+          </w:tcPr>
+          <w:p>
+            <w:pPr>
+              <w:jc w:val="center"/>
+            </w:pPr>
+            <w:r/>
+            <w:r>
+              <w:rPr>
+                <w:rFonts w:ascii="Times New Roman" w:hAnsi="Times New Roman"/>
+                <w:b w:val="0"/>
+                <w:sz w:val="26"/>
+              </w:rPr>
+            </w:r>
+          </w:p>
+        </w:tc>
+        <w:tc>
+          <w:tcPr>
+            <w:tcW w:type="dxa" w:w="2324"/>
+            <w:tcBorders>
+              <w:top w:val="none"/>
+              <w:left w:val="none"/>
+              <w:bottom w:val="none"/>
+              <w:right w:val="none"/>
+              <w:insideH w:val="none"/>
+              <w:insideV w:val="none"/>
+            </w:tcBorders>
+          </w:tcPr>
+          <w:p>
+            <w:pPr>
+              <w:jc w:val="center"/>
+            </w:pPr>
+            <w:r/>
+            <w:r>
+              <w:rPr>
+                <w:rFonts w:ascii="Times New Roman" w:hAnsi="Times New Roman"/>
+                <w:b w:val="0"/>
+                <w:sz w:val="26"/>
+              </w:rPr>
+            </w:r>
+          </w:p>
+        </w:tc>
+        <w:tc>
+          <w:tcPr>
+            <w:tcW w:type="dxa" w:w="2324"/>
+            <w:tcBorders>
+              <w:top w:val="none"/>
+              <w:left w:val="none"/>
+              <w:bottom w:val="none"/>
+              <w:right w:val="none"/>
+              <w:insideH w:val="none"/>
+              <w:insideV w:val="none"/>
+            </w:tcBorders>
+          </w:tcPr>
+          <w:p>
+            <w:pPr>
+              <w:jc w:val="center"/>
+            </w:pPr>
+            <w:r/>
+            <w:r>
+              <w:rPr>
+                <w:rFonts w:ascii="Times New Roman" w:hAnsi="Times New Roman"/>
+                <w:b w:val="0"/>
+                <w:sz w:val="26"/>
+              </w:rPr>
+            </w:r>
+          </w:p>
+        </w:tc>
+      </w:tr>
+      <w:tr>
+        <w:tc>
+          <w:tcPr>
+            <w:tcW w:type="dxa" w:w="2324"/>
+            <w:tcBorders>
+              <w:top w:val="none"/>
+              <w:left w:val="none"/>
+              <w:bottom w:val="none"/>
+              <w:right w:val="none"/>
+              <w:insideH w:val="none"/>
+              <w:insideV w:val="none"/>
+            </w:tcBorders>
+          </w:tcPr>
+          <w:p>
+            <w:pPr>
+              <w:jc w:val="center"/>
+            </w:pPr>
+            <w:r/>
+            <w:r>
+              <w:rPr>
+                <w:rFonts w:ascii="Times New Roman" w:hAnsi="Times New Roman"/>
+                <w:b w:val="0"/>
+                <w:sz w:val="26"/>
+              </w:rPr>
+              <w:t>Nguyễn Trung Hiệu</w:t>
+            </w:r>
+          </w:p>
+        </w:tc>
+        <w:tc>
+          <w:tcPr>
+            <w:tcW w:type="dxa" w:w="2324"/>
+            <w:tcBorders>
+              <w:top w:val="none"/>
+              <w:left w:val="none"/>
+              <w:bottom w:val="none"/>
+              <w:right w:val="none"/>
+              <w:insideH w:val="none"/>
+              <w:insideV w:val="none"/>
+            </w:tcBorders>
+          </w:tcPr>
+          <w:p>
+            <w:pPr>
+              <w:jc w:val="center"/>
+            </w:pPr>
+            <w:r/>
+            <w:r>
+              <w:rPr>
+                <w:rFonts w:ascii="Times New Roman" w:hAnsi="Times New Roman"/>
+                <w:b w:val="0"/>
+                <w:sz w:val="26"/>
+              </w:rPr>
+              <w:t>Ngô Trí Long</w:t>
+            </w:r>
+          </w:p>
+        </w:tc>
+        <w:tc>
+          <w:tcPr>
+            <w:tcW w:type="dxa" w:w="2324"/>
+            <w:tcBorders>
+              <w:top w:val="none"/>
+              <w:left w:val="none"/>
+              <w:bottom w:val="none"/>
+              <w:right w:val="none"/>
+              <w:insideH w:val="none"/>
+              <w:insideV w:val="none"/>
+            </w:tcBorders>
+          </w:tcPr>
+          <w:p>
+            <w:pPr>
+              <w:jc w:val="center"/>
+            </w:pPr>
+            <w:r/>
+            <w:r>
+              <w:rPr>
+                <w:rFonts w:ascii="Times New Roman" w:hAnsi="Times New Roman"/>
+                <w:b w:val="0"/>
+                <w:sz w:val="26"/>
+              </w:rPr>
+              <w:t>Nguyễn Phương Quốc Vương</w:t>
+            </w:r>
+          </w:p>
+        </w:tc>
+        <w:tc>
+          <w:tcPr>
+            <w:tcW w:type="dxa" w:w="2324"/>
+            <w:tcBorders>
+              <w:top w:val="none"/>
+              <w:left w:val="none"/>
+              <w:bottom w:val="none"/>
+              <w:right w:val="none"/>
+              <w:insideH w:val="none"/>
+              <w:insideV w:val="none"/>
+            </w:tcBorders>
+          </w:tcPr>
+          <w:p>
+            <w:pPr>
+              <w:jc w:val="center"/>
+            </w:pPr>
+            <w:r>
+              <w:t>Thẩm Trường Giang</w:t>
+            </w:r>
+          </w:p>
+        </w:tc>
+      </w:tr>
+    </w:tbl>
     <w:sectPr>
       <w:pgSz w:w="11907" w:h="16840"/>
       <w:pgMar w:top="567" w:right="657" w:bottom="284" w:left="1980" w:header="567" w:footer="720" w:gutter="0"/>

--- a/generated_students/Thẩm Trường Giang_N25DECE080.docx
+++ b/generated_students/Thẩm Trường Giang_N25DECE080.docx
@@ -190,100 +190,103 @@
         <w:t>Học kỳ: II      Năm học: 2025-2026</w:t>
       </w:r>
     </w:p>
-    <w:p>
-      <w:pPr>
-        <w:spacing w:before="60" w:after="60" w:line="340" w:lineRule="exact"/>
-        <w:rPr>
-          <w:lang w:val="de-DE"/>
-        </w:rPr>
-      </w:pPr>
-      <w:r>
-        <w:rPr>
-          <w:lang w:val="de-DE"/>
-        </w:rPr>
-        <w:t>Họ và tên: Thẩm Trường Giang</w:t>
-      </w:r>
-      <w:r>
-        <w:rPr>
-          <w:lang w:val="de-DE"/>
-        </w:rPr>
-        <w:tab/>
-      </w:r>
-      <w:r>
-        <w:rPr>
-          <w:lang w:val="de-DE"/>
-        </w:rPr>
-        <w:tab/>
-      </w:r>
-      <w:r>
-        <w:rPr>
-          <w:lang w:val="de-DE"/>
-        </w:rPr>
-        <w:tab/>
-      </w:r>
-      <w:r>
-        <w:rPr>
-          <w:lang w:val="de-DE"/>
-        </w:rPr>
-        <w:tab/>
-      </w:r>
-      <w:r>
-        <w:rPr>
-          <w:lang w:val="de-DE"/>
-        </w:rPr>
-        <w:tab/>
-      </w:r>
-      <w:r>
-        <w:rPr>
-          <w:lang w:val="de-DE"/>
-        </w:rPr>
-        <w:tab/>
-      </w:r>
-      <w:r>
-        <w:rPr>
-          <w:lang w:val="de-DE"/>
-        </w:rPr>
-        <w:t>Ngày sinh: 15/01/2007</w:t>
-      </w:r>
-    </w:p>
-    <w:p>
-      <w:pPr>
-        <w:spacing w:before="60" w:after="60" w:line="340" w:lineRule="exact"/>
-        <w:rPr>
-          <w:lang w:val="de-DE"/>
-        </w:rPr>
-      </w:pPr>
-      <w:r>
-        <w:rPr>
-          <w:lang w:val="de-DE"/>
-        </w:rPr>
-        <w:t xml:space="preserve">Mã số sinh viên: N25DECE080  </w:t>
-      </w:r>
-      <w:r>
-        <w:rPr>
-          <w:lang w:val="de-DE"/>
-        </w:rPr>
-        <w:tab/>
-      </w:r>
-      <w:r>
-        <w:rPr>
-          <w:lang w:val="de-DE"/>
-        </w:rPr>
-        <w:tab/>
-      </w:r>
-      <w:r>
-        <w:rPr>
-          <w:lang w:val="de-DE"/>
-        </w:rPr>
-        <w:tab/>
-      </w:r>
-      <w:r>
-        <w:rPr>
-          <w:lang w:val="de-DE"/>
-        </w:rPr>
-        <w:t>Lớp: E25CQCE02-N</w:t>
-      </w:r>
-    </w:p>
+    <w:tbl>
+      <w:tblPr>
+        <w:tblW w:type="auto" w:w="0"/>
+        <w:tblLook w:firstColumn="1" w:firstRow="1" w:lastColumn="0" w:lastRow="0" w:noHBand="0" w:noVBand="1" w:val="04A0"/>
+      </w:tblPr>
+      <w:tblGrid>
+        <w:gridCol w:w="4635"/>
+        <w:gridCol w:w="4635"/>
+      </w:tblGrid>
+      <w:tr>
+        <w:tc>
+          <w:tcPr>
+            <w:tcW w:type="dxa" w:w="6236"/>
+            <w:tcBorders>
+              <w:top w:val="none"/>
+              <w:left w:val="none"/>
+              <w:bottom w:val="none"/>
+              <w:right w:val="none"/>
+              <w:insideH w:val="none"/>
+              <w:insideV w:val="none"/>
+            </w:tcBorders>
+          </w:tcPr>
+          <w:p>
+            <w:r>
+              <w:t>Họ và tên: Thẩm Trường Giang</w:t>
+            </w:r>
+          </w:p>
+        </w:tc>
+        <w:tc>
+          <w:tcPr>
+            <w:tcW w:type="dxa" w:w="3118"/>
+            <w:tcBorders>
+              <w:top w:val="none"/>
+              <w:left w:val="none"/>
+              <w:bottom w:val="none"/>
+              <w:right w:val="none"/>
+              <w:insideH w:val="none"/>
+              <w:insideV w:val="none"/>
+            </w:tcBorders>
+          </w:tcPr>
+          <w:p>
+            <w:pPr>
+              <w:jc w:val="right"/>
+            </w:pPr>
+            <w:r>
+              <w:t>Ngày sinh: 15/01/2007</w:t>
+            </w:r>
+          </w:p>
+        </w:tc>
+      </w:tr>
+      <w:tr>
+        <w:tc>
+          <w:tcPr>
+            <w:tcW w:type="dxa" w:w="6236"/>
+            <w:tcBorders>
+              <w:top w:val="none"/>
+              <w:left w:val="none"/>
+              <w:bottom w:val="none"/>
+              <w:right w:val="none"/>
+              <w:insideH w:val="none"/>
+              <w:insideV w:val="none"/>
+            </w:tcBorders>
+          </w:tcPr>
+          <w:p>
+            <w:r>
+              <w:t>Mã số sinh viên: N25DECE080</w:t>
+            </w:r>
+          </w:p>
+        </w:tc>
+        <w:tc>
+          <w:tcPr>
+            <w:tcW w:type="dxa" w:w="3118"/>
+            <w:tcBorders>
+              <w:top w:val="none"/>
+              <w:left w:val="none"/>
+              <w:bottom w:val="none"/>
+              <w:right w:val="none"/>
+              <w:insideH w:val="none"/>
+              <w:insideV w:val="none"/>
+            </w:tcBorders>
+          </w:tcPr>
+          <w:p>
+            <w:pPr>
+              <w:jc w:val="right"/>
+            </w:pPr>
+            <w:r/>
+            <w:r>
+              <w:rPr>
+                <w:rFonts w:ascii="Times New Roman" w:hAnsi="Times New Roman"/>
+                <w:sz w:val="26"/>
+              </w:rPr>
+              <w:t>Lớp: E25CQCE02-N</w:t>
+            </w:r>
+          </w:p>
+        </w:tc>
+      </w:tr>
+    </w:tbl>
     <w:p>
       <w:pPr>
         <w:spacing w:before="60" w:after="60" w:line="340" w:lineRule="exact"/>

--- a/generated_students/Thẩm Trường Giang_N25DECE080.docx
+++ b/generated_students/Thẩm Trường Giang_N25DECE080.docx
@@ -9322,14 +9322,8 @@
             <w:pPr>
               <w:jc w:val="center"/>
             </w:pPr>
-            <w:r/>
-            <w:r>
-              <w:rPr>
-                <w:rFonts w:ascii="Times New Roman" w:hAnsi="Times New Roman"/>
-                <w:b w:val="0"/>
-                <w:sz w:val="26"/>
-              </w:rPr>
-              <w:t>Nguyễn Trung Hiệu</w:t>
+            <w:r>
+              <w:t>Nguyễn Trung Hiếu</w:t>
             </w:r>
           </w:p>
         </w:tc>

--- a/generated_students/Thẩm Trường Giang_N25DECE080.docx
+++ b/generated_students/Thẩm Trường Giang_N25DECE080.docx
@@ -76,6 +76,7 @@
             <w:r>
               <w:rPr>
                 <w:b/>
+                <w:u w:val="single"/>
               </w:rPr>
               <w:t>HỌC VIỆN CN BCVT CƠ SỞ TẠI TP. HCM</w:t>
             </w:r>
@@ -133,6 +134,7 @@
               <w:rPr>
                 <w:b/>
                 <w:bCs/>
+                <w:u w:val="single"/>
                 <w:lang w:val="de-DE"/>
               </w:rPr>
               <w:t>Độc lập - Tự do - Hạnh phúc</w:t>

--- a/generated_students/Thẩm Trường Giang_N25DECE080.docx
+++ b/generated_students/Thẩm Trường Giang_N25DECE080.docx
@@ -9188,6 +9188,7 @@
         <w:tblStyle w:val="17"/>
         <w:tblW w:type="auto" w:w="0"/>
         <w:tblLook w:firstColumn="1" w:firstRow="1" w:lastColumn="0" w:lastRow="0" w:noHBand="0" w:noVBand="1" w:val="04A0"/>
+        <w:tblInd w:w="-612" w:type="dxa"/>
       </w:tblPr>
       <w:tblGrid>
         <w:gridCol w:w="2317"/>
@@ -9204,7 +9205,7 @@
         </w:trPr>
         <w:tc>
           <w:tcPr>
-            <w:tcW w:type="dxa" w:w="2324"/>
+            <w:tcW w:type="dxa" w:w="2726"/>
             <w:tcBorders>
               <w:top w:val="none"/>
               <w:left w:val="none"/>
@@ -9230,7 +9231,7 @@
         </w:tc>
         <w:tc>
           <w:tcPr>
-            <w:tcW w:type="dxa" w:w="2324"/>
+            <w:tcW w:type="dxa" w:w="2693"/>
             <w:tcBorders>
               <w:top w:val="none"/>
               <w:left w:val="none"/>
@@ -9256,7 +9257,7 @@
         </w:tc>
         <w:tc>
           <w:tcPr>
-            <w:tcW w:type="dxa" w:w="2324"/>
+            <w:tcW w:type="dxa" w:w="2835"/>
             <w:tcBorders>
               <w:top w:val="none"/>
               <w:left w:val="none"/>
@@ -9282,7 +9283,7 @@
         </w:tc>
         <w:tc>
           <w:tcPr>
-            <w:tcW w:type="dxa" w:w="2324"/>
+            <w:tcW w:type="dxa" w:w="2268"/>
             <w:tcBorders>
               <w:top w:val="none"/>
               <w:left w:val="none"/>
@@ -9310,7 +9311,7 @@
       <w:tr>
         <w:tc>
           <w:tcPr>
-            <w:tcW w:type="dxa" w:w="2324"/>
+            <w:tcW w:type="dxa" w:w="2726"/>
             <w:tcBorders>
               <w:top w:val="none"/>
               <w:left w:val="none"/>
@@ -9331,7 +9332,7 @@
         </w:tc>
         <w:tc>
           <w:tcPr>
-            <w:tcW w:type="dxa" w:w="2324"/>
+            <w:tcW w:type="dxa" w:w="2693"/>
             <w:tcBorders>
               <w:top w:val="none"/>
               <w:left w:val="none"/>
@@ -9358,7 +9359,7 @@
         </w:tc>
         <w:tc>
           <w:tcPr>
-            <w:tcW w:type="dxa" w:w="2324"/>
+            <w:tcW w:type="dxa" w:w="2835"/>
             <w:tcBorders>
               <w:top w:val="none"/>
               <w:left w:val="none"/>
@@ -9385,7 +9386,7 @@
         </w:tc>
         <w:tc>
           <w:tcPr>
-            <w:tcW w:type="dxa" w:w="2324"/>
+            <w:tcW w:type="dxa" w:w="2268"/>
             <w:tcBorders>
               <w:top w:val="none"/>
               <w:left w:val="none"/>

--- a/generated_students/Thẩm Trường Giang_N25DECE080.docx
+++ b/generated_students/Thẩm Trường Giang_N25DECE080.docx
@@ -9198,7 +9198,7 @@
       </w:tblGrid>
       <w:tr>
         <w:trPr>
-          <w:trHeight w:val="720" w:hRule="exact"/>
+          <w:trHeight w:val="720" w:hRule="atLeast"/>
           <w:trHeight w:val="720" w:hRule="exact"/>
           <w:trHeight w:val="720" w:hRule="exact"/>
           <w:trHeight w:val="720" w:hRule="exact"/>
@@ -9217,15 +9217,43 @@
           </w:tcPr>
           <w:p>
             <w:pPr>
+              <w:spacing w:before="0" w:after="0" w:line="240" w:lineRule="auto"/>
               <w:jc w:val="center"/>
             </w:pPr>
             <w:r/>
             <w:r>
-              <w:rPr>
-                <w:rFonts w:ascii="Times New Roman" w:hAnsi="Times New Roman"/>
-                <w:b w:val="0"/>
-                <w:sz w:val="26"/>
-              </w:rPr>
+              <w:drawing>
+                <wp:inline xmlns:a="http://schemas.openxmlformats.org/drawingml/2006/main" xmlns:pic="http://schemas.openxmlformats.org/drawingml/2006/picture">
+                  <wp:extent cx="1677600" cy="288000"/>
+                  <wp:docPr id="1" name="Picture 1"/>
+                  <wp:cNvGraphicFramePr>
+                    <a:graphicFrameLocks noChangeAspect="1"/>
+                  </wp:cNvGraphicFramePr>
+                  <a:graphic>
+                    <a:graphicData uri="http://schemas.openxmlformats.org/drawingml/2006/picture">
+                      <pic:pic>
+                        <pic:nvPicPr>
+                          <pic:cNvPr id="0" name="image.png"/>
+                          <pic:cNvPicPr/>
+                        </pic:nvPicPr>
+                        <pic:blipFill>
+                          <a:blip r:embed="rId5"/>
+                          <a:stretch>
+                            <a:fillRect/>
+                          </a:stretch>
+                        </pic:blipFill>
+                        <pic:spPr>
+                          <a:xfrm>
+                            <a:off x="0" y="0"/>
+                            <a:ext cx="1677600" cy="288000"/>
+                          </a:xfrm>
+                          <a:prstGeom prst="rect"/>
+                        </pic:spPr>
+                      </pic:pic>
+                    </a:graphicData>
+                  </a:graphic>
+                </wp:inline>
+              </w:drawing>
             </w:r>
           </w:p>
         </w:tc>
@@ -9269,15 +9297,43 @@
           </w:tcPr>
           <w:p>
             <w:pPr>
+              <w:spacing w:before="0" w:after="0" w:line="240" w:lineRule="auto"/>
               <w:jc w:val="center"/>
             </w:pPr>
             <w:r/>
             <w:r>
-              <w:rPr>
-                <w:rFonts w:ascii="Times New Roman" w:hAnsi="Times New Roman"/>
-                <w:b w:val="0"/>
-                <w:sz w:val="26"/>
-              </w:rPr>
+              <w:drawing>
+                <wp:inline xmlns:a="http://schemas.openxmlformats.org/drawingml/2006/main" xmlns:pic="http://schemas.openxmlformats.org/drawingml/2006/picture">
+                  <wp:extent cx="1281600" cy="532800"/>
+                  <wp:docPr id="2" name="Picture 2"/>
+                  <wp:cNvGraphicFramePr>
+                    <a:graphicFrameLocks noChangeAspect="1"/>
+                  </wp:cNvGraphicFramePr>
+                  <a:graphic>
+                    <a:graphicData uri="http://schemas.openxmlformats.org/drawingml/2006/picture">
+                      <pic:pic>
+                        <pic:nvPicPr>
+                          <pic:cNvPr id="0" name="image.png"/>
+                          <pic:cNvPicPr/>
+                        </pic:nvPicPr>
+                        <pic:blipFill>
+                          <a:blip r:embed="rId4"/>
+                          <a:stretch>
+                            <a:fillRect/>
+                          </a:stretch>
+                        </pic:blipFill>
+                        <pic:spPr>
+                          <a:xfrm>
+                            <a:off x="0" y="0"/>
+                            <a:ext cx="1281600" cy="532800"/>
+                          </a:xfrm>
+                          <a:prstGeom prst="rect"/>
+                        </pic:spPr>
+                      </pic:pic>
+                    </a:graphicData>
+                  </a:graphic>
+                </wp:inline>
+              </w:drawing>
             </w:r>
           </w:p>
         </w:tc>

--- a/generated_students/Thẩm Trường Giang_N25DECE080.docx
+++ b/generated_students/Thẩm Trường Giang_N25DECE080.docx
@@ -9457,7 +9457,9 @@
               <w:jc w:val="center"/>
             </w:pPr>
             <w:r>
-              <w:t>Thẩm Trường Giang</w:t>
+              <w:t>Thẩm Trường</w:t>
+              <w:br/>
+              <w:t>Giang</w:t>
             </w:r>
           </w:p>
         </w:tc>

--- a/generated_students/Thẩm Trường Giang_N25DECE080.docx
+++ b/generated_students/Thẩm Trường Giang_N25DECE080.docx
@@ -9378,12 +9378,7 @@
             </w:tcBorders>
           </w:tcPr>
           <w:p>
-            <w:pPr>
-              <w:jc w:val="center"/>
-            </w:pPr>
-            <w:r>
-              <w:t>Nguyễn Trung Hiếu</w:t>
-            </w:r>
+            <w:r/>
           </w:p>
         </w:tc>
         <w:tc>
@@ -9426,18 +9421,7 @@
             </w:tcBorders>
           </w:tcPr>
           <w:p>
-            <w:pPr>
-              <w:jc w:val="center"/>
-            </w:pPr>
             <w:r/>
-            <w:r>
-              <w:rPr>
-                <w:rFonts w:ascii="Times New Roman" w:hAnsi="Times New Roman"/>
-                <w:b w:val="0"/>
-                <w:sz w:val="26"/>
-              </w:rPr>
-              <w:t>Nguyễn Phương Quốc Vương</w:t>
-            </w:r>
           </w:p>
         </w:tc>
         <w:tc>

--- a/generated_students/Thẩm Trường Giang_N25DECE080.docx
+++ b/generated_students/Thẩm Trường Giang_N25DECE080.docx
@@ -9216,6 +9216,72 @@
             </w:tcBorders>
           </w:tcPr>
           <w:p>
+            <w:r/>
+          </w:p>
+        </w:tc>
+        <w:tc>
+          <w:tcPr>
+            <w:tcW w:type="dxa" w:w="2693"/>
+            <w:tcBorders>
+              <w:top w:val="none"/>
+              <w:left w:val="none"/>
+              <w:bottom w:val="none"/>
+              <w:right w:val="none"/>
+              <w:insideH w:val="none"/>
+              <w:insideV w:val="none"/>
+            </w:tcBorders>
+          </w:tcPr>
+          <w:p>
+            <w:r/>
+          </w:p>
+        </w:tc>
+        <w:tc>
+          <w:tcPr>
+            <w:tcW w:type="dxa" w:w="2835"/>
+            <w:tcBorders>
+              <w:top w:val="none"/>
+              <w:left w:val="none"/>
+              <w:bottom w:val="none"/>
+              <w:right w:val="none"/>
+              <w:insideH w:val="none"/>
+              <w:insideV w:val="none"/>
+            </w:tcBorders>
+          </w:tcPr>
+          <w:p>
+            <w:r/>
+          </w:p>
+        </w:tc>
+        <w:tc>
+          <w:tcPr>
+            <w:tcW w:type="dxa" w:w="2268"/>
+            <w:tcBorders>
+              <w:top w:val="none"/>
+              <w:left w:val="none"/>
+              <w:bottom w:val="none"/>
+              <w:right w:val="none"/>
+              <w:insideH w:val="none"/>
+              <w:insideV w:val="none"/>
+            </w:tcBorders>
+          </w:tcPr>
+          <w:p>
+            <w:r/>
+          </w:p>
+        </w:tc>
+      </w:tr>
+      <w:tr>
+        <w:tc>
+          <w:tcPr>
+            <w:tcW w:type="dxa" w:w="2726"/>
+            <w:tcBorders>
+              <w:top w:val="none"/>
+              <w:left w:val="none"/>
+              <w:bottom w:val="none"/>
+              <w:right w:val="none"/>
+              <w:insideH w:val="none"/>
+              <w:insideV w:val="none"/>
+            </w:tcBorders>
+          </w:tcPr>
+          <w:p>
             <w:pPr>
               <w:spacing w:before="0" w:after="0" w:line="240" w:lineRule="auto"/>
               <w:jc w:val="center"/>
@@ -9277,9 +9343,9 @@
             <w:r>
               <w:rPr>
                 <w:rFonts w:ascii="Times New Roman" w:hAnsi="Times New Roman"/>
-                <w:b w:val="0"/>
                 <w:sz w:val="26"/>
               </w:rPr>
+              <w:t>Ngô Trí Long</w:t>
             </w:r>
           </w:p>
         </w:tc>
@@ -9335,93 +9401,6 @@
                 </wp:inline>
               </w:drawing>
             </w:r>
-          </w:p>
-        </w:tc>
-        <w:tc>
-          <w:tcPr>
-            <w:tcW w:type="dxa" w:w="2268"/>
-            <w:tcBorders>
-              <w:top w:val="none"/>
-              <w:left w:val="none"/>
-              <w:bottom w:val="none"/>
-              <w:right w:val="none"/>
-              <w:insideH w:val="none"/>
-              <w:insideV w:val="none"/>
-            </w:tcBorders>
-          </w:tcPr>
-          <w:p>
-            <w:pPr>
-              <w:jc w:val="center"/>
-            </w:pPr>
-            <w:r/>
-            <w:r>
-              <w:rPr>
-                <w:rFonts w:ascii="Times New Roman" w:hAnsi="Times New Roman"/>
-                <w:b w:val="0"/>
-                <w:sz w:val="26"/>
-              </w:rPr>
-            </w:r>
-          </w:p>
-        </w:tc>
-      </w:tr>
-      <w:tr>
-        <w:tc>
-          <w:tcPr>
-            <w:tcW w:type="dxa" w:w="2726"/>
-            <w:tcBorders>
-              <w:top w:val="none"/>
-              <w:left w:val="none"/>
-              <w:bottom w:val="none"/>
-              <w:right w:val="none"/>
-              <w:insideH w:val="none"/>
-              <w:insideV w:val="none"/>
-            </w:tcBorders>
-          </w:tcPr>
-          <w:p>
-            <w:r/>
-          </w:p>
-        </w:tc>
-        <w:tc>
-          <w:tcPr>
-            <w:tcW w:type="dxa" w:w="2693"/>
-            <w:tcBorders>
-              <w:top w:val="none"/>
-              <w:left w:val="none"/>
-              <w:bottom w:val="none"/>
-              <w:right w:val="none"/>
-              <w:insideH w:val="none"/>
-              <w:insideV w:val="none"/>
-            </w:tcBorders>
-          </w:tcPr>
-          <w:p>
-            <w:pPr>
-              <w:jc w:val="center"/>
-            </w:pPr>
-            <w:r/>
-            <w:r>
-              <w:rPr>
-                <w:rFonts w:ascii="Times New Roman" w:hAnsi="Times New Roman"/>
-                <w:b w:val="0"/>
-                <w:sz w:val="26"/>
-              </w:rPr>
-              <w:t>Ngô Trí Long</w:t>
-            </w:r>
-          </w:p>
-        </w:tc>
-        <w:tc>
-          <w:tcPr>
-            <w:tcW w:type="dxa" w:w="2835"/>
-            <w:tcBorders>
-              <w:top w:val="none"/>
-              <w:left w:val="none"/>
-              <w:bottom w:val="none"/>
-              <w:right w:val="none"/>
-              <w:insideH w:val="none"/>
-              <w:insideV w:val="none"/>
-            </w:tcBorders>
-          </w:tcPr>
-          <w:p>
-            <w:r/>
           </w:p>
         </w:tc>
         <w:tc>

--- a/generated_students/Thẩm Trường Giang_N25DECE080.docx
+++ b/generated_students/Thẩm Trường Giang_N25DECE080.docx
@@ -9186,9 +9186,10 @@
     <w:tbl>
       <w:tblPr>
         <w:tblStyle w:val="17"/>
-        <w:tblW w:type="auto" w:w="0"/>
+        <w:tblW w:type="dxa" w:w="10522"/>
         <w:tblLook w:firstColumn="1" w:firstRow="1" w:lastColumn="0" w:lastRow="0" w:noHBand="0" w:noVBand="1" w:val="04A0"/>
         <w:tblInd w:w="-612" w:type="dxa"/>
+        <w:tblLayout w:type="fixed"/>
       </w:tblPr>
       <w:tblGrid>
         <w:gridCol w:w="2317"/>

--- a/generated_students/Thẩm Trường Giang_N25DECE080.docx
+++ b/generated_students/Thẩm Trường Giang_N25DECE080.docx
@@ -9215,6 +9215,12 @@
               <w:insideH w:val="none"/>
               <w:insideV w:val="none"/>
             </w:tcBorders>
+            <w:tcMar>
+              <w:top w:w="0" w:type="dxa"/>
+              <w:left w:w="0" w:type="dxa"/>
+              <w:bottom w:w="0" w:type="dxa"/>
+              <w:right w:w="0" w:type="dxa"/>
+            </w:tcMar>
           </w:tcPr>
           <w:p>
             <w:r/>
@@ -9231,6 +9237,12 @@
               <w:insideH w:val="none"/>
               <w:insideV w:val="none"/>
             </w:tcBorders>
+            <w:tcMar>
+              <w:top w:w="0" w:type="dxa"/>
+              <w:left w:w="0" w:type="dxa"/>
+              <w:bottom w:w="0" w:type="dxa"/>
+              <w:right w:w="0" w:type="dxa"/>
+            </w:tcMar>
           </w:tcPr>
           <w:p>
             <w:r/>
@@ -9247,6 +9259,12 @@
               <w:insideH w:val="none"/>
               <w:insideV w:val="none"/>
             </w:tcBorders>
+            <w:tcMar>
+              <w:top w:w="0" w:type="dxa"/>
+              <w:left w:w="0" w:type="dxa"/>
+              <w:bottom w:w="0" w:type="dxa"/>
+              <w:right w:w="0" w:type="dxa"/>
+            </w:tcMar>
           </w:tcPr>
           <w:p>
             <w:r/>
@@ -9263,6 +9281,12 @@
               <w:insideH w:val="none"/>
               <w:insideV w:val="none"/>
             </w:tcBorders>
+            <w:tcMar>
+              <w:top w:w="0" w:type="dxa"/>
+              <w:left w:w="0" w:type="dxa"/>
+              <w:bottom w:w="0" w:type="dxa"/>
+              <w:right w:w="0" w:type="dxa"/>
+            </w:tcMar>
           </w:tcPr>
           <w:p>
             <w:r/>
@@ -9281,6 +9305,12 @@
               <w:insideH w:val="none"/>
               <w:insideV w:val="none"/>
             </w:tcBorders>
+            <w:tcMar>
+              <w:top w:w="0" w:type="dxa"/>
+              <w:left w:w="0" w:type="dxa"/>
+              <w:bottom w:w="0" w:type="dxa"/>
+              <w:right w:w="0" w:type="dxa"/>
+            </w:tcMar>
           </w:tcPr>
           <w:p>
             <w:pPr>
@@ -9291,8 +9321,8 @@
             <w:r>
               <w:drawing>
                 <wp:inline xmlns:a="http://schemas.openxmlformats.org/drawingml/2006/main" xmlns:pic="http://schemas.openxmlformats.org/drawingml/2006/picture">
-                  <wp:extent cx="1677600" cy="288000"/>
-                  <wp:docPr id="1" name="Picture 1"/>
+                  <wp:extent cx="1296000" cy="223200"/>
+                  <wp:docPr id="3" name="Picture 3"/>
                   <wp:cNvGraphicFramePr>
                     <a:graphicFrameLocks noChangeAspect="1"/>
                   </wp:cNvGraphicFramePr>
@@ -9312,7 +9342,7 @@
                         <pic:spPr>
                           <a:xfrm>
                             <a:off x="0" y="0"/>
-                            <a:ext cx="1677600" cy="288000"/>
+                            <a:ext cx="1296000" cy="223200"/>
                           </a:xfrm>
                           <a:prstGeom prst="rect"/>
                         </pic:spPr>
@@ -9335,6 +9365,12 @@
               <w:insideH w:val="none"/>
               <w:insideV w:val="none"/>
             </w:tcBorders>
+            <w:tcMar>
+              <w:top w:w="0" w:type="dxa"/>
+              <w:left w:w="0" w:type="dxa"/>
+              <w:bottom w:w="0" w:type="dxa"/>
+              <w:right w:w="0" w:type="dxa"/>
+            </w:tcMar>
           </w:tcPr>
           <w:p>
             <w:pPr>
@@ -9361,6 +9397,12 @@
               <w:insideH w:val="none"/>
               <w:insideV w:val="none"/>
             </w:tcBorders>
+            <w:tcMar>
+              <w:top w:w="0" w:type="dxa"/>
+              <w:left w:w="0" w:type="dxa"/>
+              <w:bottom w:w="0" w:type="dxa"/>
+              <w:right w:w="0" w:type="dxa"/>
+            </w:tcMar>
           </w:tcPr>
           <w:p>
             <w:pPr>
@@ -9371,8 +9413,8 @@
             <w:r>
               <w:drawing>
                 <wp:inline xmlns:a="http://schemas.openxmlformats.org/drawingml/2006/main" xmlns:pic="http://schemas.openxmlformats.org/drawingml/2006/picture">
-                  <wp:extent cx="1281600" cy="532800"/>
-                  <wp:docPr id="2" name="Picture 2"/>
+                  <wp:extent cx="1007999" cy="417600"/>
+                  <wp:docPr id="4" name="Picture 4"/>
                   <wp:cNvGraphicFramePr>
                     <a:graphicFrameLocks noChangeAspect="1"/>
                   </wp:cNvGraphicFramePr>
@@ -9392,7 +9434,7 @@
                         <pic:spPr>
                           <a:xfrm>
                             <a:off x="0" y="0"/>
-                            <a:ext cx="1281600" cy="532800"/>
+                            <a:ext cx="1007999" cy="417600"/>
                           </a:xfrm>
                           <a:prstGeom prst="rect"/>
                         </pic:spPr>
@@ -9415,6 +9457,12 @@
               <w:insideH w:val="none"/>
               <w:insideV w:val="none"/>
             </w:tcBorders>
+            <w:tcMar>
+              <w:top w:w="0" w:type="dxa"/>
+              <w:left w:w="0" w:type="dxa"/>
+              <w:bottom w:w="0" w:type="dxa"/>
+              <w:right w:w="0" w:type="dxa"/>
+            </w:tcMar>
           </w:tcPr>
           <w:p>
             <w:pPr>

--- a/generated_students/Thẩm Trường Giang_N25DECE080.docx
+++ b/generated_students/Thẩm Trường Giang_N25DECE080.docx
@@ -9374,6 +9374,7 @@
           </w:tcPr>
           <w:p>
             <w:pPr>
+              <w:spacing w:before="0" w:after="0" w:line="240" w:lineRule="auto"/>
               <w:jc w:val="center"/>
             </w:pPr>
             <w:r/>
@@ -9466,9 +9467,15 @@
           </w:tcPr>
           <w:p>
             <w:pPr>
-              <w:jc w:val="center"/>
-            </w:pPr>
-            <w:r>
+              <w:spacing w:before="0" w:after="0" w:line="240" w:lineRule="auto"/>
+              <w:jc w:val="center"/>
+            </w:pPr>
+            <w:r/>
+            <w:r>
+              <w:rPr>
+                <w:rFonts w:ascii="Times New Roman" w:hAnsi="Times New Roman"/>
+                <w:sz w:val="26"/>
+              </w:rPr>
               <w:t>Thẩm Trường</w:t>
               <w:br/>
               <w:t>Giang</w:t>

--- a/generated_students/Thẩm Trường Giang_N25DECE080.docx
+++ b/generated_students/Thẩm Trường Giang_N25DECE080.docx
@@ -2,18 +2,6 @@
 <file path=word/document.xml><?xml version="1.0" encoding="utf-8"?>
 <w:document xmlns:wpc="http://schemas.microsoft.com/office/word/2010/wordprocessingCanvas" xmlns:mc="http://schemas.openxmlformats.org/markup-compatibility/2006" xmlns:o="urn:schemas-microsoft-com:office:office" xmlns:r="http://schemas.openxmlformats.org/officeDocument/2006/relationships" xmlns:m="http://schemas.openxmlformats.org/officeDocument/2006/math" xmlns:v="urn:schemas-microsoft-com:vml" xmlns:wp14="http://schemas.microsoft.com/office/word/2010/wordprocessingDrawing" xmlns:wp="http://schemas.openxmlformats.org/drawingml/2006/wordprocessingDrawing" xmlns:w="http://schemas.openxmlformats.org/wordprocessingml/2006/main" xmlns:w14="http://schemas.microsoft.com/office/word/2010/wordml" xmlns:w10="urn:schemas-microsoft-com:office:word" xmlns:w15="http://schemas.microsoft.com/office/word/2012/wordml" xmlns:wpg="http://schemas.microsoft.com/office/word/2010/wordprocessingGroup" xmlns:wpi="http://schemas.microsoft.com/office/word/2010/wordprocessingInk" xmlns:wne="http://schemas.microsoft.com/office/word/2006/wordml" xmlns:wps="http://schemas.microsoft.com/office/word/2010/wordprocessingShape" xmlns:wpsCustomData="http://www.wps.cn/officeDocument/2013/wpsCustomData" mc:Ignorable="w14 w15 wp14">
   <w:body>
-    <w:p>
-      <w:pPr>
-        <w:rPr>
-          <w:b/>
-          <w:bCs/>
-          <w:sz w:val="26"/>
-          <w:szCs w:val="26"/>
-          <w:u w:val="single"/>
-          <w:lang w:val="de-DE"/>
-        </w:rPr>
-      </w:pPr>
-    </w:p>
     <w:p>
       <w:pPr>
         <w:jc w:val="both"/>
@@ -289,14 +277,6 @@
         </w:tc>
       </w:tr>
     </w:tbl>
-    <w:p>
-      <w:pPr>
-        <w:spacing w:before="60" w:after="60" w:line="340" w:lineRule="exact"/>
-        <w:rPr>
-          <w:lang w:val="de-DE"/>
-        </w:rPr>
-      </w:pPr>
-    </w:p>
     <w:tbl>
       <w:tblPr>
         <w:tblStyle w:val="6"/>
@@ -9182,31 +9162,14 @@
           </w:p>
         </w:tc>
       </w:tr>
-    </w:tbl>
-    <w:tbl>
-      <w:tblPr>
-        <w:tblStyle w:val="17"/>
-        <w:tblW w:type="dxa" w:w="10522"/>
-        <w:tblLook w:firstColumn="1" w:firstRow="1" w:lastColumn="0" w:lastRow="0" w:noHBand="0" w:noVBand="1" w:val="04A0"/>
-        <w:tblInd w:w="-612" w:type="dxa"/>
-        <w:tblLayout w:type="fixed"/>
-      </w:tblPr>
-      <w:tblGrid>
-        <w:gridCol w:w="2317"/>
-        <w:gridCol w:w="2317"/>
-        <w:gridCol w:w="2317"/>
-        <w:gridCol w:w="2317"/>
-      </w:tblGrid>
       <w:tr>
         <w:trPr>
           <w:trHeight w:val="720" w:hRule="atLeast"/>
-          <w:trHeight w:val="720" w:hRule="exact"/>
-          <w:trHeight w:val="720" w:hRule="exact"/>
-          <w:trHeight w:val="720" w:hRule="exact"/>
         </w:trPr>
         <w:tc>
           <w:tcPr>
             <w:tcW w:type="dxa" w:w="2726"/>
+            <w:gridSpan w:val="4"/>
             <w:tcBorders>
               <w:top w:val="none"/>
               <w:left w:val="none"/>
@@ -9223,12 +9186,16 @@
             </w:tcMar>
           </w:tcPr>
           <w:p>
+            <w:pPr>
+              <w:spacing w:before="0" w:after="0" w:line="240" w:lineRule="auto"/>
+            </w:pPr>
             <w:r/>
           </w:p>
         </w:tc>
         <w:tc>
           <w:tcPr>
             <w:tcW w:type="dxa" w:w="2693"/>
+            <w:gridSpan w:val="2"/>
             <w:tcBorders>
               <w:top w:val="none"/>
               <w:left w:val="none"/>
@@ -9245,12 +9212,16 @@
             </w:tcMar>
           </w:tcPr>
           <w:p>
+            <w:pPr>
+              <w:spacing w:before="0" w:after="0" w:line="240" w:lineRule="auto"/>
+            </w:pPr>
             <w:r/>
           </w:p>
         </w:tc>
         <w:tc>
           <w:tcPr>
             <w:tcW w:type="dxa" w:w="2835"/>
+            <w:gridSpan w:val="4"/>
             <w:tcBorders>
               <w:top w:val="none"/>
               <w:left w:val="none"/>
@@ -9267,12 +9238,16 @@
             </w:tcMar>
           </w:tcPr>
           <w:p>
+            <w:pPr>
+              <w:spacing w:before="0" w:after="0" w:line="240" w:lineRule="auto"/>
+            </w:pPr>
             <w:r/>
           </w:p>
         </w:tc>
         <w:tc>
           <w:tcPr>
             <w:tcW w:type="dxa" w:w="2268"/>
+            <w:gridSpan w:val="5"/>
             <w:tcBorders>
               <w:top w:val="none"/>
               <w:left w:val="none"/>
@@ -9289,6 +9264,9 @@
             </w:tcMar>
           </w:tcPr>
           <w:p>
+            <w:pPr>
+              <w:spacing w:before="0" w:after="0" w:line="240" w:lineRule="auto"/>
+            </w:pPr>
             <w:r/>
           </w:p>
         </w:tc>
@@ -9297,6 +9275,7 @@
         <w:tc>
           <w:tcPr>
             <w:tcW w:type="dxa" w:w="2726"/>
+            <w:gridSpan w:val="4"/>
             <w:tcBorders>
               <w:top w:val="none"/>
               <w:left w:val="none"/>
@@ -9322,7 +9301,7 @@
               <w:drawing>
                 <wp:inline xmlns:a="http://schemas.openxmlformats.org/drawingml/2006/main" xmlns:pic="http://schemas.openxmlformats.org/drawingml/2006/picture">
                   <wp:extent cx="1296000" cy="223200"/>
-                  <wp:docPr id="3" name="Picture 3"/>
+                  <wp:docPr id="5" name="Picture 5"/>
                   <wp:cNvGraphicFramePr>
                     <a:graphicFrameLocks noChangeAspect="1"/>
                   </wp:cNvGraphicFramePr>
@@ -9357,6 +9336,7 @@
         <w:tc>
           <w:tcPr>
             <w:tcW w:type="dxa" w:w="2693"/>
+            <w:gridSpan w:val="2"/>
             <w:tcBorders>
               <w:top w:val="none"/>
               <w:left w:val="none"/>
@@ -9390,6 +9370,7 @@
         <w:tc>
           <w:tcPr>
             <w:tcW w:type="dxa" w:w="2835"/>
+            <w:gridSpan w:val="4"/>
             <w:tcBorders>
               <w:top w:val="none"/>
               <w:left w:val="none"/>
@@ -9415,7 +9396,7 @@
               <w:drawing>
                 <wp:inline xmlns:a="http://schemas.openxmlformats.org/drawingml/2006/main" xmlns:pic="http://schemas.openxmlformats.org/drawingml/2006/picture">
                   <wp:extent cx="1007999" cy="417600"/>
-                  <wp:docPr id="4" name="Picture 4"/>
+                  <wp:docPr id="6" name="Picture 6"/>
                   <wp:cNvGraphicFramePr>
                     <a:graphicFrameLocks noChangeAspect="1"/>
                   </wp:cNvGraphicFramePr>
@@ -9450,6 +9431,7 @@
         <w:tc>
           <w:tcPr>
             <w:tcW w:type="dxa" w:w="2268"/>
+            <w:gridSpan w:val="5"/>
             <w:tcBorders>
               <w:top w:val="none"/>
               <w:left w:val="none"/>

--- a/generated_students/Thẩm Trường Giang_N25DECE080.docx
+++ b/generated_students/Thẩm Trường Giang_N25DECE080.docx
@@ -8900,6 +8900,42 @@
           </w:p>
         </w:tc>
       </w:tr>
+    </w:tbl>
+    <w:p>
+      <w:pPr>
+        <w:spacing w:before="0" w:after="0"/>
+      </w:pPr>
+    </w:p>
+    <w:tbl>
+      <w:tblPr>
+        <w:tblStyle w:val="6"/>
+        <w:tblW w:w="10522" w:type="dxa"/>
+        <w:tblInd w:w="-612" w:type="dxa"/>
+        <w:tblLayout w:type="fixed"/>
+        <w:tblCellMar>
+          <w:top w:w="0" w:type="dxa"/>
+          <w:left w:w="108" w:type="dxa"/>
+          <w:bottom w:w="0" w:type="dxa"/>
+          <w:right w:w="108" w:type="dxa"/>
+        </w:tblCellMar>
+      </w:tblPr>
+      <w:tblGrid>
+        <w:gridCol w:w="153"/>
+        <w:gridCol w:w="159"/>
+        <w:gridCol w:w="408"/>
+        <w:gridCol w:w="2006"/>
+        <w:gridCol w:w="2528"/>
+        <w:gridCol w:w="165"/>
+        <w:gridCol w:w="748"/>
+        <w:gridCol w:w="990"/>
+        <w:gridCol w:w="990"/>
+        <w:gridCol w:w="107"/>
+        <w:gridCol w:w="793"/>
+        <w:gridCol w:w="6"/>
+        <w:gridCol w:w="847"/>
+        <w:gridCol w:w="128"/>
+        <w:gridCol w:w="494"/>
+      </w:tblGrid>
       <w:tr>
         <w:trPr>
           <w:gridBefore w:val="2"/>

--- a/generated_students/Thẩm Trường Giang_N25DECE080.docx
+++ b/generated_students/Thẩm Trường Giang_N25DECE080.docx
@@ -1,7 +1,19 @@
 
 <file path=word/document.xml><?xml version="1.0" encoding="utf-8"?>
-<w:document xmlns:wpc="http://schemas.microsoft.com/office/word/2010/wordprocessingCanvas" xmlns:mc="http://schemas.openxmlformats.org/markup-compatibility/2006" xmlns:o="urn:schemas-microsoft-com:office:office" xmlns:r="http://schemas.openxmlformats.org/officeDocument/2006/relationships" xmlns:m="http://schemas.openxmlformats.org/officeDocument/2006/math" xmlns:v="urn:schemas-microsoft-com:vml" xmlns:wp14="http://schemas.microsoft.com/office/word/2010/wordprocessingDrawing" xmlns:wp="http://schemas.openxmlformats.org/drawingml/2006/wordprocessingDrawing" xmlns:w="http://schemas.openxmlformats.org/wordprocessingml/2006/main" xmlns:w14="http://schemas.microsoft.com/office/word/2010/wordml" xmlns:w10="urn:schemas-microsoft-com:office:word" xmlns:w15="http://schemas.microsoft.com/office/word/2012/wordml" xmlns:wpg="http://schemas.microsoft.com/office/word/2010/wordprocessingGroup" xmlns:wpi="http://schemas.microsoft.com/office/word/2010/wordprocessingInk" xmlns:wne="http://schemas.microsoft.com/office/word/2006/wordml" xmlns:wps="http://schemas.microsoft.com/office/word/2010/wordprocessingShape" xmlns:wpsCustomData="http://www.wps.cn/officeDocument/2013/wpsCustomData" mc:Ignorable="w14 w15 wp14">
+<w:document xmlns:wpc="http://schemas.microsoft.com/office/word/2010/wordprocessingCanvas" xmlns:cx="http://schemas.microsoft.com/office/drawing/2014/chartex" xmlns:cx1="http://schemas.microsoft.com/office/drawing/2015/9/8/chartex" xmlns:cx2="http://schemas.microsoft.com/office/drawing/2015/10/21/chartex" xmlns:cx3="http://schemas.microsoft.com/office/drawing/2016/5/9/chartex" xmlns:cx4="http://schemas.microsoft.com/office/drawing/2016/5/10/chartex" xmlns:cx5="http://schemas.microsoft.com/office/drawing/2016/5/11/chartex" xmlns:cx6="http://schemas.microsoft.com/office/drawing/2016/5/12/chartex" xmlns:cx7="http://schemas.microsoft.com/office/drawing/2016/5/13/chartex" xmlns:cx8="http://schemas.microsoft.com/office/drawing/2016/5/14/chartex" xmlns:mc="http://schemas.openxmlformats.org/markup-compatibility/2006" xmlns:aink="http://schemas.microsoft.com/office/drawing/2016/ink" xmlns:am3d="http://schemas.microsoft.com/office/drawing/2017/model3d" xmlns:o="urn:schemas-microsoft-com:office:office" xmlns:r="http://schemas.openxmlformats.org/officeDocument/2006/relationships" xmlns:m="http://schemas.openxmlformats.org/officeDocument/2006/math" xmlns:v="urn:schemas-microsoft-com:vml" xmlns:wp14="http://schemas.microsoft.com/office/word/2010/wordprocessingDrawing" xmlns:wp="http://schemas.openxmlformats.org/drawingml/2006/wordprocessingDrawing" xmlns:w10="urn:schemas-microsoft-com:office:word" xmlns:w="http://schemas.openxmlformats.org/wordprocessingml/2006/main" xmlns:w14="http://schemas.microsoft.com/office/word/2010/wordml" xmlns:w15="http://schemas.microsoft.com/office/word/2012/wordml" xmlns:w16cex="http://schemas.microsoft.com/office/word/2018/wordml/cex" xmlns:w16cid="http://schemas.microsoft.com/office/word/2016/wordml/cid" xmlns:w16="http://schemas.microsoft.com/office/word/2018/wordml" xmlns:w16se="http://schemas.microsoft.com/office/word/2015/wordml/symex" xmlns:wpg="http://schemas.microsoft.com/office/word/2010/wordprocessingGroup" xmlns:wpi="http://schemas.microsoft.com/office/word/2010/wordprocessingInk" xmlns:wne="http://schemas.microsoft.com/office/word/2006/wordml" xmlns:wps="http://schemas.microsoft.com/office/word/2010/wordprocessingShape" mc:Ignorable="w14 w15 w16se w16cid w16 w16cex wp14">
   <w:body>
+    <w:p>
+      <w:pPr>
+        <w:rPr>
+          <w:b/>
+          <w:bCs/>
+          <w:sz w:val="26"/>
+          <w:szCs w:val="26"/>
+          <w:u w:val="single"/>
+          <w:lang w:val="de-DE"/>
+        </w:rPr>
+      </w:pPr>
+    </w:p>
     <w:p>
       <w:pPr>
         <w:jc w:val="both"/>
@@ -18,21 +30,13 @@
     </w:p>
     <w:tbl>
       <w:tblPr>
-        <w:tblStyle w:val="6"/>
         <w:tblpPr w:leftFromText="180" w:rightFromText="180" w:vertAnchor="text" w:horzAnchor="margin" w:tblpX="-432" w:tblpY="-52"/>
         <w:tblW w:w="5426" w:type="pct"/>
-        <w:tblInd w:w="0" w:type="dxa"/>
-        <w:tblLayout w:type="autofit"/>
-        <w:tblCellMar>
-          <w:top w:w="0" w:type="dxa"/>
-          <w:left w:w="108" w:type="dxa"/>
-          <w:bottom w:w="0" w:type="dxa"/>
-          <w:right w:w="108" w:type="dxa"/>
-        </w:tblCellMar>
+        <w:tblLook w:val="04A0" w:firstRow="1" w:lastRow="0" w:firstColumn="1" w:lastColumn="0" w:noHBand="0" w:noVBand="1"/>
       </w:tblPr>
       <w:tblGrid>
-        <w:gridCol w:w="4939"/>
-        <w:gridCol w:w="5355"/>
+        <w:gridCol w:w="4827"/>
+        <w:gridCol w:w="5233"/>
       </w:tblGrid>
       <w:tr>
         <w:trPr>
@@ -41,8 +45,7 @@
         <w:tc>
           <w:tcPr>
             <w:tcW w:w="2399" w:type="pct"/>
-            <w:noWrap w:val="0"/>
-            <w:vAlign w:val="top"/>
+            <w:hideMark/>
           </w:tcPr>
           <w:p>
             <w:pPr>
@@ -56,15 +59,96 @@
           <w:p>
             <w:pPr>
               <w:spacing w:line="300" w:lineRule="auto"/>
-              <w:jc w:val="center"/>
               <w:rPr>
                 <w:b/>
-              </w:rPr>
-            </w:pPr>
+                <w:sz w:val="22"/>
+                <w:szCs w:val="22"/>
+              </w:rPr>
+            </w:pPr>
+            <w:r>
+              <w:rPr>
+                <w:noProof/>
+                <w:sz w:val="22"/>
+                <w:szCs w:val="22"/>
+              </w:rPr>
+              <mc:AlternateContent>
+                <mc:Choice Requires="wps">
+                  <w:drawing>
+                    <wp:anchor distT="4294967295" distB="4294967295" distL="114300" distR="114300" simplePos="0" relativeHeight="251656192" behindDoc="0" locked="0" layoutInCell="1" allowOverlap="1" wp14:anchorId="7BFE8AD3" wp14:editId="65773191">
+                      <wp:simplePos x="0" y="0"/>
+                      <wp:positionH relativeFrom="column">
+                        <wp:posOffset>492125</wp:posOffset>
+                      </wp:positionH>
+                      <wp:positionV relativeFrom="paragraph">
+                        <wp:posOffset>194309</wp:posOffset>
+                      </wp:positionV>
+                      <wp:extent cx="2162175" cy="0"/>
+                      <wp:effectExtent l="0" t="0" r="0" b="0"/>
+                      <wp:wrapNone/>
+                      <wp:docPr id="3" name="Straight Connector 1"/>
+                      <wp:cNvGraphicFramePr>
+                        <a:graphicFrameLocks xmlns:a="http://schemas.openxmlformats.org/drawingml/2006/main"/>
+                      </wp:cNvGraphicFramePr>
+                      <a:graphic xmlns:a="http://schemas.openxmlformats.org/drawingml/2006/main">
+                        <a:graphicData uri="http://schemas.microsoft.com/office/word/2010/wordprocessingShape">
+                          <wps:wsp>
+                            <wps:cNvCnPr>
+                              <a:cxnSpLocks/>
+                            </wps:cNvCnPr>
+                            <wps:spPr>
+                              <a:xfrm>
+                                <a:off x="0" y="0"/>
+                                <a:ext cx="2162175" cy="0"/>
+                              </a:xfrm>
+                              <a:prstGeom prst="line">
+                                <a:avLst/>
+                              </a:prstGeom>
+                              <a:noFill/>
+                              <a:ln w="6350" cap="flat" cmpd="sng" algn="ctr">
+                                <a:solidFill>
+                                  <a:sysClr val="windowText" lastClr="000000"/>
+                                </a:solidFill>
+                                <a:prstDash val="solid"/>
+                                <a:miter lim="800000"/>
+                              </a:ln>
+                              <a:effectLst/>
+                            </wps:spPr>
+                            <wps:bodyPr/>
+                          </wps:wsp>
+                        </a:graphicData>
+                      </a:graphic>
+                      <wp14:sizeRelH relativeFrom="page">
+                        <wp14:pctWidth>0</wp14:pctWidth>
+                      </wp14:sizeRelH>
+                      <wp14:sizeRelV relativeFrom="page">
+                        <wp14:pctHeight>0</wp14:pctHeight>
+                      </wp14:sizeRelV>
+                    </wp:anchor>
+                  </w:drawing>
+                </mc:Choice>
+                <mc:Fallback>
+                  <w:pict>
+                    <v:line w14:anchorId="4AA836A1" id="Straight Connector 1" o:spid="_x0000_s1026" style="position:absolute;z-index:251656192;visibility:visible;mso-wrap-style:square;mso-width-percent:0;mso-height-percent:0;mso-wrap-distance-left:9pt;mso-wrap-distance-top:-3e-5mm;mso-wrap-distance-right:9pt;mso-wrap-distance-bottom:-3e-5mm;mso-position-horizontal:absolute;mso-position-horizontal-relative:text;mso-position-vertical:absolute;mso-position-vertical-relative:text;mso-width-percent:0;mso-height-percent:0;mso-width-relative:page;mso-height-relative:page" from="38.75pt,15.3pt" to="209pt,15.3pt" o:gfxdata="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" strokecolor="windowText" strokeweight=".5pt">
+                      <v:stroke joinstyle="miter"/>
+                      <o:lock v:ext="edit" shapetype="f"/>
+                    </v:line>
+                  </w:pict>
+                </mc:Fallback>
+              </mc:AlternateContent>
+            </w:r>
             <w:r>
               <w:rPr>
                 <w:b/>
-                <w:u w:val="single"/>
+                <w:sz w:val="22"/>
+                <w:szCs w:val="22"/>
+              </w:rPr>
+              <w:t xml:space="preserve">   </w:t>
+            </w:r>
+            <w:r>
+              <w:rPr>
+                <w:b/>
+                <w:sz w:val="22"/>
+                <w:szCs w:val="22"/>
               </w:rPr>
               <w:t>HỌC VIỆN CN BCVT CƠ SỞ TẠI TP. HCM</w:t>
             </w:r>
@@ -88,8 +172,7 @@
         <w:tc>
           <w:tcPr>
             <w:tcW w:w="2601" w:type="pct"/>
-            <w:noWrap w:val="0"/>
-            <w:vAlign w:val="top"/>
+            <w:hideMark/>
           </w:tcPr>
           <w:p>
             <w:pPr>
@@ -122,7 +205,6 @@
               <w:rPr>
                 <w:b/>
                 <w:bCs/>
-                <w:u w:val="single"/>
                 <w:lang w:val="de-DE"/>
               </w:rPr>
               <w:t>Độc lập - Tự do - Hạnh phúc</w:t>
@@ -134,8 +216,79 @@
                 <w:lang w:val="de-DE"/>
               </w:rPr>
             </w:pPr>
-            <w:bookmarkStart w:id="0" w:name="_GoBack"/>
-            <w:bookmarkEnd w:id="0"/>
+            <w:r>
+              <w:rPr>
+                <w:noProof/>
+              </w:rPr>
+              <mc:AlternateContent>
+                <mc:Choice Requires="wps">
+                  <w:drawing>
+                    <wp:anchor distT="4294967295" distB="4294967295" distL="114300" distR="114300" simplePos="0" relativeHeight="251655168" behindDoc="0" locked="0" layoutInCell="1" allowOverlap="1" wp14:anchorId="6F20C798" wp14:editId="660E2BA5">
+                      <wp:simplePos x="0" y="0"/>
+                      <wp:positionH relativeFrom="column">
+                        <wp:posOffset>738505</wp:posOffset>
+                      </wp:positionH>
+                      <wp:positionV relativeFrom="paragraph">
+                        <wp:posOffset>35559</wp:posOffset>
+                      </wp:positionV>
+                      <wp:extent cx="1711960" cy="0"/>
+                      <wp:effectExtent l="0" t="0" r="0" b="0"/>
+                      <wp:wrapNone/>
+                      <wp:docPr id="2" name="Straight Connector 1"/>
+                      <wp:cNvGraphicFramePr>
+                        <a:graphicFrameLocks xmlns:a="http://schemas.openxmlformats.org/drawingml/2006/main"/>
+                      </wp:cNvGraphicFramePr>
+                      <a:graphic xmlns:a="http://schemas.openxmlformats.org/drawingml/2006/main">
+                        <a:graphicData uri="http://schemas.microsoft.com/office/word/2010/wordprocessingShape">
+                          <wps:wsp>
+                            <wps:cNvCnPr>
+                              <a:cxnSpLocks noChangeShapeType="1"/>
+                            </wps:cNvCnPr>
+                            <wps:spPr bwMode="auto">
+                              <a:xfrm>
+                                <a:off x="0" y="0"/>
+                                <a:ext cx="1711960" cy="0"/>
+                              </a:xfrm>
+                              <a:prstGeom prst="line">
+                                <a:avLst/>
+                              </a:prstGeom>
+                              <a:noFill/>
+                              <a:ln w="9525">
+                                <a:solidFill>
+                                  <a:srgbClr val="000000"/>
+                                </a:solidFill>
+                                <a:round/>
+                                <a:headEnd/>
+                                <a:tailEnd/>
+                              </a:ln>
+                              <a:extLst>
+                                <a:ext uri="{909E8E84-426E-40DD-AFC4-6F175D3DCCD1}">
+                                  <a14:hiddenFill xmlns:a14="http://schemas.microsoft.com/office/drawing/2010/main">
+                                    <a:noFill/>
+                                  </a14:hiddenFill>
+                                </a:ext>
+                              </a:extLst>
+                            </wps:spPr>
+                            <wps:bodyPr/>
+                          </wps:wsp>
+                        </a:graphicData>
+                      </a:graphic>
+                      <wp14:sizeRelH relativeFrom="page">
+                        <wp14:pctWidth>0</wp14:pctWidth>
+                      </wp14:sizeRelH>
+                      <wp14:sizeRelV relativeFrom="page">
+                        <wp14:pctHeight>0</wp14:pctHeight>
+                      </wp14:sizeRelV>
+                    </wp:anchor>
+                  </w:drawing>
+                </mc:Choice>
+                <mc:Fallback>
+                  <w:pict>
+                    <v:line w14:anchorId="326C67DA" id="Straight Connector 1" o:spid="_x0000_s1026" style="position:absolute;z-index:251655168;visibility:visible;mso-wrap-style:square;mso-width-percent:0;mso-height-percent:0;mso-wrap-distance-left:9pt;mso-wrap-distance-top:-3e-5mm;mso-wrap-distance-right:9pt;mso-wrap-distance-bottom:-3e-5mm;mso-position-horizontal:absolute;mso-position-horizontal-relative:text;mso-position-vertical:absolute;mso-position-vertical-relative:text;mso-width-percent:0;mso-height-percent:0;mso-width-relative:page;mso-height-relative:page" from="58.15pt,2.8pt" to="192.95pt,2.8pt" o:gfxdata="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"/>
+                  </w:pict>
+                </mc:Fallback>
+              </mc:AlternateContent>
+            </w:r>
           </w:p>
         </w:tc>
       </w:tr>
@@ -177,118 +330,233 @@
           <w:color w:val="FF0000"/>
           <w:lang w:val="de-DE"/>
         </w:rPr>
-        <w:t>Học kỳ: II      Năm học: 2025-2026</w:t>
+        <w:t>Học kỳ</w:t>
       </w:r>
+      <w:r>
+        <w:rPr>
+          <w:b/>
+          <w:color w:val="FF0000"/>
+          <w:lang w:val="de-DE"/>
+        </w:rPr>
+        <w:t>: I</w:t>
+      </w:r>
+      <w:r>
+        <w:rPr>
+          <w:b/>
+          <w:color w:val="FF0000"/>
+          <w:lang w:val="de-DE"/>
+        </w:rPr>
+        <w:t>I</w:t>
+      </w:r>
+      <w:r>
+        <w:rPr>
+          <w:b/>
+          <w:color w:val="FF0000"/>
+          <w:lang w:val="de-DE"/>
+        </w:rPr>
+        <w:t xml:space="preserve">      </w:t>
+      </w:r>
+      <w:r>
+        <w:rPr>
+          <w:b/>
+          <w:color w:val="FF0000"/>
+          <w:lang w:val="de-DE"/>
+        </w:rPr>
+        <w:t>Nă</w:t>
+      </w:r>
+      <w:r>
+        <w:rPr>
+          <w:b/>
+          <w:color w:val="FF0000"/>
+          <w:lang w:val="de-DE"/>
+        </w:rPr>
+        <w:t>m</w:t>
+      </w:r>
+      <w:r>
+        <w:rPr>
+          <w:b/>
+          <w:color w:val="FF0000"/>
+          <w:lang w:val="de-DE"/>
+        </w:rPr>
+        <w:t xml:space="preserve"> học</w:t>
+      </w:r>
+      <w:r>
+        <w:rPr>
+          <w:b/>
+          <w:color w:val="FF0000"/>
+          <w:lang w:val="de-DE"/>
+        </w:rPr>
+        <w:t>: 202</w:t>
+      </w:r>
+      <w:r>
+        <w:rPr>
+          <w:b/>
+          <w:color w:val="FF0000"/>
+          <w:lang w:val="de-DE"/>
+        </w:rPr>
+        <w:t>5</w:t>
+      </w:r>
+      <w:r>
+        <w:rPr>
+          <w:b/>
+          <w:color w:val="FF0000"/>
+          <w:lang w:val="de-DE"/>
+        </w:rPr>
+        <w:t>-202</w:t>
+      </w:r>
+      <w:r>
+        <w:rPr>
+          <w:b/>
+          <w:color w:val="FF0000"/>
+          <w:lang w:val="de-DE"/>
+        </w:rPr>
+        <w:t>6</w:t>
+      </w:r>
+    </w:p>
+    <w:p>
+      <w:pPr>
+        <w:spacing w:before="60" w:after="60" w:line="340" w:lineRule="exact"/>
+        <w:rPr>
+          <w:lang w:val="de-DE"/>
+        </w:rPr>
+      </w:pPr>
+      <w:r>
+        <w:rPr>
+          <w:lang w:val="de-DE"/>
+        </w:rPr>
+        <w:t>Họ và tên:</w:t>
+      </w:r>
+      <w:r>
+        <w:rPr>
+          <w:lang w:val="de-DE"/>
+        </w:rPr>
+        <w:t xml:space="preserve"> </w:t>
+      </w:r>
+      <w:r>
+        <w:rPr>
+          <w:sz w:val="26"/>
+        </w:rPr>
+        <w:t>Thẩm Trường Giang</w:t>
+      </w:r>
+      <w:r>
+        <w:rPr>
+          <w:lang w:val="de-DE"/>
+        </w:rPr>
+        <w:tab/>
+      </w:r>
+      <w:r>
+        <w:rPr>
+          <w:lang w:val="de-DE"/>
+        </w:rPr>
+        <w:tab/>
+      </w:r>
+      <w:r>
+        <w:rPr>
+          <w:lang w:val="de-DE"/>
+        </w:rPr>
+        <w:tab/>
+      </w:r>
+      <w:r>
+        <w:rPr>
+          <w:lang w:val="de-DE"/>
+        </w:rPr>
+        <w:tab/>
+      </w:r>
+      <w:r>
+        <w:rPr>
+          <w:lang w:val="de-DE"/>
+        </w:rPr>
+        <w:t>Ngày sinh: 15/01/2007</w:t>
+      </w:r>
+    </w:p>
+    <w:p>
+      <w:pPr>
+        <w:spacing w:before="60" w:after="60" w:line="340" w:lineRule="exact"/>
+        <w:rPr>
+          <w:lang w:val="de-DE"/>
+        </w:rPr>
+      </w:pPr>
+      <w:r>
+        <w:rPr>
+          <w:lang w:val="de-DE"/>
+        </w:rPr>
+        <w:t>Mã số sinh viên</w:t>
+      </w:r>
+      <w:r>
+        <w:rPr>
+          <w:lang w:val="de-DE"/>
+        </w:rPr>
+        <w:t xml:space="preserve">: </w:t>
+      </w:r>
+      <w:r>
+        <w:rPr>
+          <w:sz w:val="26"/>
+        </w:rPr>
+        <w:t>N25DECE080</w:t>
+      </w:r>
+      <w:r>
+        <w:rPr>
+          <w:sz w:val="26"/>
+        </w:rPr>
+        <w:tab/>
+      </w:r>
+      <w:r>
+        <w:rPr>
+          <w:lang w:val="de-DE"/>
+        </w:rPr>
+        <w:t xml:space="preserve"> </w:t>
+      </w:r>
+      <w:r>
+        <w:rPr>
+          <w:lang w:val="de-DE"/>
+        </w:rPr>
+        <w:tab/>
+      </w:r>
+      <w:r>
+        <w:rPr>
+          <w:lang w:val="de-DE"/>
+        </w:rPr>
+        <w:tab/>
+      </w:r>
+      <w:r>
+        <w:rPr>
+          <w:lang w:val="de-DE"/>
+        </w:rPr>
+        <w:tab/>
+      </w:r>
+      <w:r>
+        <w:rPr>
+          <w:lang w:val="de-DE"/>
+        </w:rPr>
+        <w:t>Lớp</w:t>
+      </w:r>
+      <w:r>
+        <w:rPr>
+          <w:lang w:val="de-DE"/>
+        </w:rPr>
+        <w:t xml:space="preserve">: </w:t>
+      </w:r>
+      <w:r>
+        <w:rPr>
+          <w:lang w:val="de-DE"/>
+        </w:rPr>
+        <w:t>E25CQCE02-N</w:t>
+      </w:r>
+    </w:p>
+    <w:p>
+      <w:pPr>
+        <w:spacing w:before="60" w:after="60" w:line="340" w:lineRule="exact"/>
+        <w:rPr>
+          <w:lang w:val="de-DE"/>
+        </w:rPr>
+      </w:pPr>
     </w:p>
     <w:tbl>
       <w:tblPr>
-        <w:tblW w:type="auto" w:w="0"/>
-        <w:tblLook w:firstColumn="1" w:firstRow="1" w:lastColumn="0" w:lastRow="0" w:noHBand="0" w:noVBand="1" w:val="04A0"/>
-      </w:tblPr>
-      <w:tblGrid>
-        <w:gridCol w:w="4635"/>
-        <w:gridCol w:w="4635"/>
-      </w:tblGrid>
-      <w:tr>
-        <w:tc>
-          <w:tcPr>
-            <w:tcW w:type="dxa" w:w="6236"/>
-            <w:tcBorders>
-              <w:top w:val="none"/>
-              <w:left w:val="none"/>
-              <w:bottom w:val="none"/>
-              <w:right w:val="none"/>
-              <w:insideH w:val="none"/>
-              <w:insideV w:val="none"/>
-            </w:tcBorders>
-          </w:tcPr>
-          <w:p>
-            <w:r>
-              <w:t>Họ và tên: Thẩm Trường Giang</w:t>
-            </w:r>
-          </w:p>
-        </w:tc>
-        <w:tc>
-          <w:tcPr>
-            <w:tcW w:type="dxa" w:w="3118"/>
-            <w:tcBorders>
-              <w:top w:val="none"/>
-              <w:left w:val="none"/>
-              <w:bottom w:val="none"/>
-              <w:right w:val="none"/>
-              <w:insideH w:val="none"/>
-              <w:insideV w:val="none"/>
-            </w:tcBorders>
-          </w:tcPr>
-          <w:p>
-            <w:pPr>
-              <w:jc w:val="right"/>
-            </w:pPr>
-            <w:r>
-              <w:t>Ngày sinh: 15/01/2007</w:t>
-            </w:r>
-          </w:p>
-        </w:tc>
-      </w:tr>
-      <w:tr>
-        <w:tc>
-          <w:tcPr>
-            <w:tcW w:type="dxa" w:w="6236"/>
-            <w:tcBorders>
-              <w:top w:val="none"/>
-              <w:left w:val="none"/>
-              <w:bottom w:val="none"/>
-              <w:right w:val="none"/>
-              <w:insideH w:val="none"/>
-              <w:insideV w:val="none"/>
-            </w:tcBorders>
-          </w:tcPr>
-          <w:p>
-            <w:r>
-              <w:t>Mã số sinh viên: N25DECE080</w:t>
-            </w:r>
-          </w:p>
-        </w:tc>
-        <w:tc>
-          <w:tcPr>
-            <w:tcW w:type="dxa" w:w="3118"/>
-            <w:tcBorders>
-              <w:top w:val="none"/>
-              <w:left w:val="none"/>
-              <w:bottom w:val="none"/>
-              <w:right w:val="none"/>
-              <w:insideH w:val="none"/>
-              <w:insideV w:val="none"/>
-            </w:tcBorders>
-          </w:tcPr>
-          <w:p>
-            <w:pPr>
-              <w:jc w:val="right"/>
-            </w:pPr>
-            <w:r/>
-            <w:r>
-              <w:rPr>
-                <w:rFonts w:ascii="Times New Roman" w:hAnsi="Times New Roman"/>
-                <w:sz w:val="26"/>
-              </w:rPr>
-              <w:t>Lớp: E25CQCE02-N</w:t>
-            </w:r>
-          </w:p>
-        </w:tc>
-      </w:tr>
-    </w:tbl>
-    <w:tbl>
-      <w:tblPr>
-        <w:tblStyle w:val="6"/>
         <w:tblW w:w="10522" w:type="dxa"/>
         <w:tblInd w:w="-612" w:type="dxa"/>
         <w:tblLayout w:type="fixed"/>
-        <w:tblCellMar>
-          <w:top w:w="0" w:type="dxa"/>
-          <w:left w:w="108" w:type="dxa"/>
-          <w:bottom w:w="0" w:type="dxa"/>
-          <w:right w:w="108" w:type="dxa"/>
-        </w:tblCellMar>
+        <w:tblLook w:val="04A0" w:firstRow="1" w:lastRow="0" w:firstColumn="1" w:lastColumn="0" w:noHBand="0" w:noVBand="1"/>
       </w:tblPr>
       <w:tblGrid>
         <w:gridCol w:w="153"/>
@@ -313,7 +581,7 @@
           <w:gridAfter w:val="2"/>
           <w:wBefore w:w="153" w:type="dxa"/>
           <w:wAfter w:w="622" w:type="dxa"/>
-          <w:trHeight w:val="376" w:hRule="atLeast"/>
+          <w:trHeight w:val="376"/>
           <w:tblHeader/>
         </w:trPr>
         <w:tc>
@@ -322,13 +590,14 @@
             <w:gridSpan w:val="2"/>
             <w:vMerge w:val="restart"/>
             <w:tcBorders>
-              <w:top w:val="single" w:color="auto" w:sz="4" w:space="0"/>
-              <w:left w:val="single" w:color="auto" w:sz="4" w:space="0"/>
-              <w:bottom w:val="single" w:color="auto" w:sz="4" w:space="0"/>
-              <w:right w:val="single" w:color="auto" w:sz="4" w:space="0"/>
-            </w:tcBorders>
-            <w:noWrap/>
-            <w:vAlign w:val="center"/>
+              <w:top w:val="single" w:sz="4" w:space="0" w:color="auto"/>
+              <w:left w:val="single" w:sz="4" w:space="0" w:color="auto"/>
+              <w:bottom w:val="single" w:sz="4" w:space="0" w:color="auto"/>
+              <w:right w:val="single" w:sz="4" w:space="0" w:color="auto"/>
+            </w:tcBorders>
+            <w:noWrap/>
+            <w:vAlign w:val="center"/>
+            <w:hideMark/>
           </w:tcPr>
           <w:p>
             <w:pPr>
@@ -359,13 +628,14 @@
             <w:gridSpan w:val="4"/>
             <w:vMerge w:val="restart"/>
             <w:tcBorders>
-              <w:top w:val="single" w:color="auto" w:sz="4" w:space="0"/>
-              <w:left w:val="single" w:color="auto" w:sz="4" w:space="0"/>
-              <w:bottom w:val="single" w:color="auto" w:sz="4" w:space="0"/>
-              <w:right w:val="single" w:color="auto" w:sz="4" w:space="0"/>
-            </w:tcBorders>
-            <w:noWrap/>
-            <w:vAlign w:val="center"/>
+              <w:top w:val="single" w:sz="4" w:space="0" w:color="auto"/>
+              <w:left w:val="single" w:sz="4" w:space="0" w:color="auto"/>
+              <w:bottom w:val="single" w:sz="4" w:space="0" w:color="auto"/>
+              <w:right w:val="single" w:sz="4" w:space="0" w:color="auto"/>
+            </w:tcBorders>
+            <w:noWrap/>
+            <w:vAlign w:val="center"/>
+            <w:hideMark/>
           </w:tcPr>
           <w:p>
             <w:pPr>
@@ -395,13 +665,13 @@
             <w:tcW w:w="990" w:type="dxa"/>
             <w:vMerge w:val="restart"/>
             <w:tcBorders>
-              <w:top w:val="single" w:color="auto" w:sz="4" w:space="0"/>
-              <w:left w:val="single" w:color="auto" w:sz="4" w:space="0"/>
-              <w:bottom w:val="single" w:color="auto" w:sz="4" w:space="0"/>
-              <w:right w:val="single" w:color="auto" w:sz="4" w:space="0"/>
-            </w:tcBorders>
-            <w:noWrap w:val="0"/>
-            <w:vAlign w:val="center"/>
+              <w:top w:val="single" w:sz="4" w:space="0" w:color="auto"/>
+              <w:left w:val="single" w:sz="4" w:space="0" w:color="auto"/>
+              <w:bottom w:val="single" w:sz="4" w:space="0" w:color="auto"/>
+              <w:right w:val="single" w:sz="4" w:space="0" w:color="auto"/>
+            </w:tcBorders>
+            <w:vAlign w:val="center"/>
+            <w:hideMark/>
           </w:tcPr>
           <w:p>
             <w:pPr>
@@ -431,13 +701,13 @@
             <w:tcW w:w="2743" w:type="dxa"/>
             <w:gridSpan w:val="5"/>
             <w:tcBorders>
-              <w:top w:val="single" w:color="auto" w:sz="4" w:space="0"/>
-              <w:left w:val="nil"/>
-              <w:bottom w:val="single" w:color="auto" w:sz="4" w:space="0"/>
-              <w:right w:val="single" w:color="auto" w:sz="4" w:space="0"/>
-            </w:tcBorders>
-            <w:noWrap w:val="0"/>
-            <w:vAlign w:val="center"/>
+              <w:top w:val="single" w:sz="4" w:space="0" w:color="auto"/>
+              <w:left w:val="nil"/>
+              <w:bottom w:val="single" w:sz="4" w:space="0" w:color="auto"/>
+              <w:right w:val="single" w:sz="4" w:space="0" w:color="auto"/>
+            </w:tcBorders>
+            <w:vAlign w:val="center"/>
+            <w:hideMark/>
           </w:tcPr>
           <w:p>
             <w:pPr>
@@ -469,22 +739,22 @@
           <w:gridAfter w:val="2"/>
           <w:wBefore w:w="153" w:type="dxa"/>
           <w:wAfter w:w="622" w:type="dxa"/>
-          <w:trHeight w:val="914" w:hRule="atLeast"/>
+          <w:trHeight w:val="914"/>
           <w:tblHeader/>
         </w:trPr>
         <w:tc>
           <w:tcPr>
             <w:tcW w:w="567" w:type="dxa"/>
             <w:gridSpan w:val="2"/>
-            <w:vMerge w:val="continue"/>
-            <w:tcBorders>
-              <w:top w:val="single" w:color="auto" w:sz="4" w:space="0"/>
-              <w:left w:val="single" w:color="auto" w:sz="4" w:space="0"/>
-              <w:bottom w:val="single" w:color="auto" w:sz="4" w:space="0"/>
-              <w:right w:val="single" w:color="auto" w:sz="4" w:space="0"/>
-            </w:tcBorders>
-            <w:noWrap w:val="0"/>
-            <w:vAlign w:val="center"/>
+            <w:vMerge/>
+            <w:tcBorders>
+              <w:top w:val="single" w:sz="4" w:space="0" w:color="auto"/>
+              <w:left w:val="single" w:sz="4" w:space="0" w:color="auto"/>
+              <w:bottom w:val="single" w:sz="4" w:space="0" w:color="auto"/>
+              <w:right w:val="single" w:sz="4" w:space="0" w:color="auto"/>
+            </w:tcBorders>
+            <w:vAlign w:val="center"/>
+            <w:hideMark/>
           </w:tcPr>
           <w:p>
             <w:pPr>
@@ -502,15 +772,15 @@
           <w:tcPr>
             <w:tcW w:w="5447" w:type="dxa"/>
             <w:gridSpan w:val="4"/>
-            <w:vMerge w:val="continue"/>
-            <w:tcBorders>
-              <w:top w:val="single" w:color="auto" w:sz="4" w:space="0"/>
-              <w:left w:val="single" w:color="auto" w:sz="4" w:space="0"/>
-              <w:bottom w:val="single" w:color="auto" w:sz="4" w:space="0"/>
-              <w:right w:val="single" w:color="auto" w:sz="4" w:space="0"/>
-            </w:tcBorders>
-            <w:noWrap w:val="0"/>
-            <w:vAlign w:val="center"/>
+            <w:vMerge/>
+            <w:tcBorders>
+              <w:top w:val="single" w:sz="4" w:space="0" w:color="auto"/>
+              <w:left w:val="single" w:sz="4" w:space="0" w:color="auto"/>
+              <w:bottom w:val="single" w:sz="4" w:space="0" w:color="auto"/>
+              <w:right w:val="single" w:sz="4" w:space="0" w:color="auto"/>
+            </w:tcBorders>
+            <w:vAlign w:val="center"/>
+            <w:hideMark/>
           </w:tcPr>
           <w:p>
             <w:pPr>
@@ -527,15 +797,15 @@
         <w:tc>
           <w:tcPr>
             <w:tcW w:w="990" w:type="dxa"/>
-            <w:vMerge w:val="continue"/>
-            <w:tcBorders>
-              <w:top w:val="single" w:color="auto" w:sz="4" w:space="0"/>
-              <w:left w:val="single" w:color="auto" w:sz="4" w:space="0"/>
-              <w:bottom w:val="single" w:color="auto" w:sz="4" w:space="0"/>
-              <w:right w:val="single" w:color="auto" w:sz="4" w:space="0"/>
-            </w:tcBorders>
-            <w:noWrap w:val="0"/>
-            <w:vAlign w:val="center"/>
+            <w:vMerge/>
+            <w:tcBorders>
+              <w:top w:val="single" w:sz="4" w:space="0" w:color="auto"/>
+              <w:left w:val="single" w:sz="4" w:space="0" w:color="auto"/>
+              <w:bottom w:val="single" w:sz="4" w:space="0" w:color="auto"/>
+              <w:right w:val="single" w:sz="4" w:space="0" w:color="auto"/>
+            </w:tcBorders>
+            <w:vAlign w:val="center"/>
+            <w:hideMark/>
           </w:tcPr>
           <w:p>
             <w:pPr>
@@ -555,11 +825,11 @@
             <w:tcBorders>
               <w:top w:val="nil"/>
               <w:left w:val="nil"/>
-              <w:bottom w:val="single" w:color="auto" w:sz="4" w:space="0"/>
-              <w:right w:val="single" w:color="auto" w:sz="4" w:space="0"/>
-            </w:tcBorders>
-            <w:noWrap w:val="0"/>
-            <w:vAlign w:val="center"/>
+              <w:bottom w:val="single" w:sz="4" w:space="0" w:color="auto"/>
+              <w:right w:val="single" w:sz="4" w:space="0" w:color="auto"/>
+            </w:tcBorders>
+            <w:vAlign w:val="center"/>
+            <w:hideMark/>
           </w:tcPr>
           <w:p>
             <w:pPr>
@@ -591,11 +861,11 @@
             <w:tcBorders>
               <w:top w:val="nil"/>
               <w:left w:val="nil"/>
-              <w:bottom w:val="single" w:color="auto" w:sz="4" w:space="0"/>
-              <w:right w:val="single" w:color="auto" w:sz="4" w:space="0"/>
-            </w:tcBorders>
-            <w:noWrap w:val="0"/>
-            <w:vAlign w:val="center"/>
+              <w:bottom w:val="single" w:sz="4" w:space="0" w:color="auto"/>
+              <w:right w:val="single" w:sz="4" w:space="0" w:color="auto"/>
+            </w:tcBorders>
+            <w:vAlign w:val="center"/>
+            <w:hideMark/>
           </w:tcPr>
           <w:p>
             <w:pPr>
@@ -626,11 +896,11 @@
             <w:tcBorders>
               <w:top w:val="nil"/>
               <w:left w:val="nil"/>
-              <w:bottom w:val="single" w:color="auto" w:sz="4" w:space="0"/>
-              <w:right w:val="single" w:color="auto" w:sz="4" w:space="0"/>
-            </w:tcBorders>
-            <w:noWrap w:val="0"/>
-            <w:vAlign w:val="center"/>
+              <w:bottom w:val="single" w:sz="4" w:space="0" w:color="auto"/>
+              <w:right w:val="single" w:sz="4" w:space="0" w:color="auto"/>
+            </w:tcBorders>
+            <w:vAlign w:val="center"/>
+            <w:hideMark/>
           </w:tcPr>
           <w:p>
             <w:pPr>
@@ -662,20 +932,21 @@
           <w:gridAfter w:val="2"/>
           <w:wBefore w:w="153" w:type="dxa"/>
           <w:wAfter w:w="622" w:type="dxa"/>
-          <w:trHeight w:val="421" w:hRule="atLeast"/>
+          <w:trHeight w:val="421"/>
         </w:trPr>
         <w:tc>
           <w:tcPr>
             <w:tcW w:w="9747" w:type="dxa"/>
             <w:gridSpan w:val="12"/>
             <w:tcBorders>
-              <w:top w:val="single" w:color="auto" w:sz="4" w:space="0"/>
-              <w:left w:val="single" w:color="auto" w:sz="4" w:space="0"/>
-              <w:bottom w:val="single" w:color="auto" w:sz="4" w:space="0"/>
-              <w:right w:val="single" w:color="auto" w:sz="4" w:space="0"/>
-            </w:tcBorders>
-            <w:noWrap/>
-            <w:vAlign w:val="center"/>
+              <w:top w:val="single" w:sz="4" w:space="0" w:color="auto"/>
+              <w:left w:val="single" w:sz="4" w:space="0" w:color="auto"/>
+              <w:bottom w:val="single" w:sz="4" w:space="0" w:color="auto"/>
+              <w:right w:val="single" w:sz="4" w:space="0" w:color="auto"/>
+            </w:tcBorders>
+            <w:noWrap/>
+            <w:vAlign w:val="center"/>
+            <w:hideMark/>
           </w:tcPr>
           <w:p>
             <w:pPr>
@@ -706,7 +977,7 @@
           <w:gridAfter w:val="2"/>
           <w:wBefore w:w="153" w:type="dxa"/>
           <w:wAfter w:w="622" w:type="dxa"/>
-          <w:trHeight w:val="409" w:hRule="atLeast"/>
+          <w:trHeight w:val="409"/>
         </w:trPr>
         <w:tc>
           <w:tcPr>
@@ -714,12 +985,13 @@
             <w:gridSpan w:val="2"/>
             <w:tcBorders>
               <w:top w:val="nil"/>
-              <w:left w:val="single" w:color="auto" w:sz="4" w:space="0"/>
-              <w:bottom w:val="single" w:color="auto" w:sz="4" w:space="0"/>
-              <w:right w:val="single" w:color="auto" w:sz="4" w:space="0"/>
-            </w:tcBorders>
-            <w:noWrap/>
-            <w:vAlign w:val="center"/>
+              <w:left w:val="single" w:sz="4" w:space="0" w:color="auto"/>
+              <w:bottom w:val="single" w:sz="4" w:space="0" w:color="auto"/>
+              <w:right w:val="single" w:sz="4" w:space="0" w:color="auto"/>
+            </w:tcBorders>
+            <w:noWrap/>
+            <w:vAlign w:val="center"/>
+            <w:hideMark/>
           </w:tcPr>
           <w:p>
             <w:pPr>
@@ -747,11 +1019,11 @@
             <w:tcBorders>
               <w:top w:val="nil"/>
               <w:left w:val="nil"/>
-              <w:bottom w:val="single" w:color="auto" w:sz="4" w:space="0"/>
-              <w:right w:val="single" w:color="auto" w:sz="4" w:space="0"/>
-            </w:tcBorders>
-            <w:noWrap w:val="0"/>
-            <w:vAlign w:val="center"/>
+              <w:bottom w:val="single" w:sz="4" w:space="0" w:color="auto"/>
+              <w:right w:val="single" w:sz="4" w:space="0" w:color="auto"/>
+            </w:tcBorders>
+            <w:vAlign w:val="center"/>
+            <w:hideMark/>
           </w:tcPr>
           <w:p>
             <w:pPr>
@@ -778,8 +1050,8 @@
             <w:tcBorders>
               <w:top w:val="nil"/>
               <w:left w:val="nil"/>
-              <w:bottom w:val="single" w:color="auto" w:sz="4" w:space="0"/>
-              <w:right w:val="single" w:color="auto" w:sz="4" w:space="0"/>
+              <w:bottom w:val="single" w:sz="4" w:space="0" w:color="auto"/>
+              <w:right w:val="single" w:sz="4" w:space="0" w:color="auto"/>
             </w:tcBorders>
             <w:noWrap/>
             <w:vAlign w:val="center"/>
@@ -801,11 +1073,12 @@
             <w:tcBorders>
               <w:top w:val="nil"/>
               <w:left w:val="nil"/>
-              <w:bottom w:val="single" w:color="auto" w:sz="4" w:space="0"/>
-              <w:right w:val="single" w:color="auto" w:sz="4" w:space="0"/>
-            </w:tcBorders>
-            <w:noWrap/>
-            <w:vAlign w:val="center"/>
+              <w:bottom w:val="single" w:sz="4" w:space="0" w:color="auto"/>
+              <w:right w:val="single" w:sz="4" w:space="0" w:color="auto"/>
+            </w:tcBorders>
+            <w:noWrap/>
+            <w:vAlign w:val="center"/>
+            <w:hideMark/>
           </w:tcPr>
           <w:p>
             <w:pPr>
@@ -825,11 +1098,12 @@
             <w:tcBorders>
               <w:top w:val="nil"/>
               <w:left w:val="nil"/>
-              <w:bottom w:val="single" w:color="auto" w:sz="4" w:space="0"/>
-              <w:right w:val="single" w:color="auto" w:sz="4" w:space="0"/>
-            </w:tcBorders>
-            <w:noWrap/>
-            <w:vAlign w:val="center"/>
+              <w:bottom w:val="single" w:sz="4" w:space="0" w:color="auto"/>
+              <w:right w:val="single" w:sz="4" w:space="0" w:color="auto"/>
+            </w:tcBorders>
+            <w:noWrap/>
+            <w:vAlign w:val="center"/>
+            <w:hideMark/>
           </w:tcPr>
           <w:p>
             <w:pPr>
@@ -848,11 +1122,12 @@
             <w:tcBorders>
               <w:top w:val="nil"/>
               <w:left w:val="nil"/>
-              <w:bottom w:val="single" w:color="auto" w:sz="4" w:space="0"/>
-              <w:right w:val="single" w:color="auto" w:sz="4" w:space="0"/>
-            </w:tcBorders>
-            <w:noWrap/>
-            <w:vAlign w:val="center"/>
+              <w:bottom w:val="single" w:sz="4" w:space="0" w:color="auto"/>
+              <w:right w:val="single" w:sz="4" w:space="0" w:color="auto"/>
+            </w:tcBorders>
+            <w:noWrap/>
+            <w:vAlign w:val="center"/>
+            <w:hideMark/>
           </w:tcPr>
           <w:p>
             <w:pPr>
@@ -872,7 +1147,7 @@
           <w:gridAfter w:val="2"/>
           <w:wBefore w:w="153" w:type="dxa"/>
           <w:wAfter w:w="622" w:type="dxa"/>
-          <w:trHeight w:val="600" w:hRule="atLeast"/>
+          <w:trHeight w:val="600"/>
         </w:trPr>
         <w:tc>
           <w:tcPr>
@@ -880,9 +1155,9 @@
             <w:gridSpan w:val="2"/>
             <w:tcBorders>
               <w:top w:val="nil"/>
-              <w:left w:val="single" w:color="auto" w:sz="4" w:space="0"/>
-              <w:bottom w:val="single" w:color="auto" w:sz="4" w:space="0"/>
-              <w:right w:val="single" w:color="auto" w:sz="4" w:space="0"/>
+              <w:left w:val="single" w:sz="4" w:space="0" w:color="auto"/>
+              <w:bottom w:val="single" w:sz="4" w:space="0" w:color="auto"/>
+              <w:right w:val="single" w:sz="4" w:space="0" w:color="auto"/>
             </w:tcBorders>
             <w:noWrap/>
             <w:vAlign w:val="center"/>
@@ -905,11 +1180,11 @@
             <w:tcBorders>
               <w:top w:val="nil"/>
               <w:left w:val="nil"/>
-              <w:bottom w:val="single" w:color="auto" w:sz="4" w:space="0"/>
-              <w:right w:val="single" w:color="auto" w:sz="4" w:space="0"/>
-            </w:tcBorders>
-            <w:noWrap w:val="0"/>
-            <w:vAlign w:val="center"/>
+              <w:bottom w:val="single" w:sz="4" w:space="0" w:color="auto"/>
+              <w:right w:val="single" w:sz="4" w:space="0" w:color="auto"/>
+            </w:tcBorders>
+            <w:vAlign w:val="center"/>
+            <w:hideMark/>
           </w:tcPr>
           <w:p>
             <w:pPr>
@@ -936,11 +1211,12 @@
             <w:tcBorders>
               <w:top w:val="nil"/>
               <w:left w:val="nil"/>
-              <w:bottom w:val="single" w:color="auto" w:sz="4" w:space="0"/>
-              <w:right w:val="single" w:color="auto" w:sz="4" w:space="0"/>
-            </w:tcBorders>
-            <w:noWrap/>
-            <w:vAlign w:val="center"/>
+              <w:bottom w:val="single" w:sz="4" w:space="0" w:color="auto"/>
+              <w:right w:val="single" w:sz="4" w:space="0" w:color="auto"/>
+            </w:tcBorders>
+            <w:noWrap/>
+            <w:vAlign w:val="center"/>
+            <w:hideMark/>
           </w:tcPr>
           <w:p>
             <w:pPr>
@@ -967,8 +1243,8 @@
             <w:tcBorders>
               <w:top w:val="nil"/>
               <w:left w:val="nil"/>
-              <w:bottom w:val="single" w:color="auto" w:sz="4" w:space="0"/>
-              <w:right w:val="single" w:color="auto" w:sz="4" w:space="0"/>
+              <w:bottom w:val="single" w:sz="4" w:space="0" w:color="auto"/>
+              <w:right w:val="single" w:sz="4" w:space="0" w:color="auto"/>
             </w:tcBorders>
             <w:noWrap/>
             <w:vAlign w:val="center"/>
@@ -989,8 +1265,8 @@
             <w:tcBorders>
               <w:top w:val="nil"/>
               <w:left w:val="nil"/>
-              <w:bottom w:val="single" w:color="auto" w:sz="4" w:space="0"/>
-              <w:right w:val="single" w:color="auto" w:sz="4" w:space="0"/>
+              <w:bottom w:val="single" w:sz="4" w:space="0" w:color="auto"/>
+              <w:right w:val="single" w:sz="4" w:space="0" w:color="auto"/>
             </w:tcBorders>
             <w:noWrap/>
             <w:vAlign w:val="center"/>
@@ -1010,8 +1286,8 @@
             <w:tcBorders>
               <w:top w:val="nil"/>
               <w:left w:val="nil"/>
-              <w:bottom w:val="single" w:color="auto" w:sz="4" w:space="0"/>
-              <w:right w:val="single" w:color="auto" w:sz="4" w:space="0"/>
+              <w:bottom w:val="single" w:sz="4" w:space="0" w:color="auto"/>
+              <w:right w:val="single" w:sz="4" w:space="0" w:color="auto"/>
             </w:tcBorders>
             <w:noWrap/>
             <w:vAlign w:val="center"/>
@@ -1032,7 +1308,7 @@
           <w:gridAfter w:val="2"/>
           <w:wBefore w:w="153" w:type="dxa"/>
           <w:wAfter w:w="622" w:type="dxa"/>
-          <w:trHeight w:val="300" w:hRule="atLeast"/>
+          <w:trHeight w:val="300"/>
         </w:trPr>
         <w:tc>
           <w:tcPr>
@@ -1040,12 +1316,13 @@
             <w:gridSpan w:val="2"/>
             <w:tcBorders>
               <w:top w:val="nil"/>
-              <w:left w:val="single" w:color="auto" w:sz="4" w:space="0"/>
-              <w:bottom w:val="single" w:color="auto" w:sz="4" w:space="0"/>
-              <w:right w:val="single" w:color="auto" w:sz="4" w:space="0"/>
-            </w:tcBorders>
-            <w:noWrap/>
-            <w:vAlign w:val="center"/>
+              <w:left w:val="single" w:sz="4" w:space="0" w:color="auto"/>
+              <w:bottom w:val="single" w:sz="4" w:space="0" w:color="auto"/>
+              <w:right w:val="single" w:sz="4" w:space="0" w:color="auto"/>
+            </w:tcBorders>
+            <w:noWrap/>
+            <w:vAlign w:val="center"/>
+            <w:hideMark/>
           </w:tcPr>
           <w:p>
             <w:pPr>
@@ -1073,11 +1350,12 @@
             <w:tcBorders>
               <w:top w:val="nil"/>
               <w:left w:val="nil"/>
-              <w:bottom w:val="single" w:color="auto" w:sz="4" w:space="0"/>
-              <w:right w:val="single" w:color="auto" w:sz="4" w:space="0"/>
-            </w:tcBorders>
-            <w:noWrap/>
-            <w:vAlign w:val="center"/>
+              <w:bottom w:val="single" w:sz="4" w:space="0" w:color="auto"/>
+              <w:right w:val="single" w:sz="4" w:space="0" w:color="auto"/>
+            </w:tcBorders>
+            <w:noWrap/>
+            <w:vAlign w:val="center"/>
+            <w:hideMark/>
           </w:tcPr>
           <w:p>
             <w:pPr>
@@ -1104,11 +1382,12 @@
             <w:tcBorders>
               <w:top w:val="nil"/>
               <w:left w:val="nil"/>
-              <w:bottom w:val="single" w:color="auto" w:sz="4" w:space="0"/>
-              <w:right w:val="single" w:color="auto" w:sz="4" w:space="0"/>
-            </w:tcBorders>
-            <w:noWrap/>
-            <w:vAlign w:val="center"/>
+              <w:bottom w:val="single" w:sz="4" w:space="0" w:color="auto"/>
+              <w:right w:val="single" w:sz="4" w:space="0" w:color="auto"/>
+            </w:tcBorders>
+            <w:noWrap/>
+            <w:vAlign w:val="center"/>
+            <w:hideMark/>
           </w:tcPr>
           <w:p>
             <w:pPr>
@@ -1135,8 +1414,8 @@
             <w:tcBorders>
               <w:top w:val="nil"/>
               <w:left w:val="nil"/>
-              <w:bottom w:val="single" w:color="auto" w:sz="4" w:space="0"/>
-              <w:right w:val="single" w:color="auto" w:sz="4" w:space="0"/>
+              <w:bottom w:val="single" w:sz="4" w:space="0" w:color="auto"/>
+              <w:right w:val="single" w:sz="4" w:space="0" w:color="auto"/>
             </w:tcBorders>
             <w:noWrap/>
             <w:vAlign w:val="center"/>
@@ -1159,8 +1438,8 @@
             <w:tcBorders>
               <w:top w:val="nil"/>
               <w:left w:val="nil"/>
-              <w:bottom w:val="single" w:color="auto" w:sz="4" w:space="0"/>
-              <w:right w:val="single" w:color="auto" w:sz="4" w:space="0"/>
+              <w:bottom w:val="single" w:sz="4" w:space="0" w:color="auto"/>
+              <w:right w:val="single" w:sz="4" w:space="0" w:color="auto"/>
             </w:tcBorders>
             <w:noWrap/>
             <w:vAlign w:val="center"/>
@@ -1182,8 +1461,8 @@
             <w:tcBorders>
               <w:top w:val="nil"/>
               <w:left w:val="nil"/>
-              <w:bottom w:val="single" w:color="auto" w:sz="4" w:space="0"/>
-              <w:right w:val="single" w:color="auto" w:sz="4" w:space="0"/>
+              <w:bottom w:val="single" w:sz="4" w:space="0" w:color="auto"/>
+              <w:right w:val="single" w:sz="4" w:space="0" w:color="auto"/>
             </w:tcBorders>
             <w:noWrap/>
             <w:vAlign w:val="center"/>
@@ -1206,7 +1485,7 @@
           <w:gridAfter w:val="2"/>
           <w:wBefore w:w="153" w:type="dxa"/>
           <w:wAfter w:w="622" w:type="dxa"/>
-          <w:trHeight w:val="300" w:hRule="atLeast"/>
+          <w:trHeight w:val="300"/>
         </w:trPr>
         <w:tc>
           <w:tcPr>
@@ -1214,12 +1493,13 @@
             <w:gridSpan w:val="2"/>
             <w:tcBorders>
               <w:top w:val="nil"/>
-              <w:left w:val="single" w:color="auto" w:sz="4" w:space="0"/>
-              <w:bottom w:val="single" w:color="auto" w:sz="4" w:space="0"/>
-              <w:right w:val="single" w:color="auto" w:sz="4" w:space="0"/>
-            </w:tcBorders>
-            <w:noWrap/>
-            <w:vAlign w:val="center"/>
+              <w:left w:val="single" w:sz="4" w:space="0" w:color="auto"/>
+              <w:bottom w:val="single" w:sz="4" w:space="0" w:color="auto"/>
+              <w:right w:val="single" w:sz="4" w:space="0" w:color="auto"/>
+            </w:tcBorders>
+            <w:noWrap/>
+            <w:vAlign w:val="center"/>
+            <w:hideMark/>
           </w:tcPr>
           <w:p>
             <w:pPr>
@@ -1247,11 +1527,12 @@
             <w:tcBorders>
               <w:top w:val="nil"/>
               <w:left w:val="nil"/>
-              <w:bottom w:val="single" w:color="auto" w:sz="4" w:space="0"/>
-              <w:right w:val="single" w:color="auto" w:sz="4" w:space="0"/>
-            </w:tcBorders>
-            <w:noWrap/>
-            <w:vAlign w:val="center"/>
+              <w:bottom w:val="single" w:sz="4" w:space="0" w:color="auto"/>
+              <w:right w:val="single" w:sz="4" w:space="0" w:color="auto"/>
+            </w:tcBorders>
+            <w:noWrap/>
+            <w:vAlign w:val="center"/>
+            <w:hideMark/>
           </w:tcPr>
           <w:p>
             <w:pPr>
@@ -1278,11 +1559,12 @@
             <w:tcBorders>
               <w:top w:val="nil"/>
               <w:left w:val="nil"/>
-              <w:bottom w:val="single" w:color="auto" w:sz="4" w:space="0"/>
-              <w:right w:val="single" w:color="auto" w:sz="4" w:space="0"/>
-            </w:tcBorders>
-            <w:noWrap/>
-            <w:vAlign w:val="center"/>
+              <w:bottom w:val="single" w:sz="4" w:space="0" w:color="auto"/>
+              <w:right w:val="single" w:sz="4" w:space="0" w:color="auto"/>
+            </w:tcBorders>
+            <w:noWrap/>
+            <w:vAlign w:val="center"/>
+            <w:hideMark/>
           </w:tcPr>
           <w:p>
             <w:pPr>
@@ -1309,8 +1591,8 @@
             <w:tcBorders>
               <w:top w:val="nil"/>
               <w:left w:val="nil"/>
-              <w:bottom w:val="single" w:color="auto" w:sz="4" w:space="0"/>
-              <w:right w:val="single" w:color="auto" w:sz="4" w:space="0"/>
+              <w:bottom w:val="single" w:sz="4" w:space="0" w:color="auto"/>
+              <w:right w:val="single" w:sz="4" w:space="0" w:color="auto"/>
             </w:tcBorders>
             <w:noWrap/>
             <w:vAlign w:val="center"/>
@@ -1329,8 +1611,8 @@
             <w:tcBorders>
               <w:top w:val="nil"/>
               <w:left w:val="nil"/>
-              <w:bottom w:val="single" w:color="auto" w:sz="4" w:space="0"/>
-              <w:right w:val="single" w:color="auto" w:sz="4" w:space="0"/>
+              <w:bottom w:val="single" w:sz="4" w:space="0" w:color="auto"/>
+              <w:right w:val="single" w:sz="4" w:space="0" w:color="auto"/>
             </w:tcBorders>
             <w:noWrap/>
             <w:vAlign w:val="center"/>
@@ -1348,8 +1630,8 @@
             <w:tcBorders>
               <w:top w:val="nil"/>
               <w:left w:val="nil"/>
-              <w:bottom w:val="single" w:color="auto" w:sz="4" w:space="0"/>
-              <w:right w:val="single" w:color="auto" w:sz="4" w:space="0"/>
+              <w:bottom w:val="single" w:sz="4" w:space="0" w:color="auto"/>
+              <w:right w:val="single" w:sz="4" w:space="0" w:color="auto"/>
             </w:tcBorders>
             <w:noWrap/>
             <w:vAlign w:val="center"/>
@@ -1368,7 +1650,7 @@
           <w:gridAfter w:val="2"/>
           <w:wBefore w:w="153" w:type="dxa"/>
           <w:wAfter w:w="622" w:type="dxa"/>
-          <w:trHeight w:val="300" w:hRule="atLeast"/>
+          <w:trHeight w:val="300"/>
         </w:trPr>
         <w:tc>
           <w:tcPr>
@@ -1376,12 +1658,13 @@
             <w:gridSpan w:val="2"/>
             <w:tcBorders>
               <w:top w:val="nil"/>
-              <w:left w:val="single" w:color="auto" w:sz="4" w:space="0"/>
-              <w:bottom w:val="single" w:color="auto" w:sz="4" w:space="0"/>
-              <w:right w:val="single" w:color="auto" w:sz="4" w:space="0"/>
-            </w:tcBorders>
-            <w:noWrap/>
-            <w:vAlign w:val="center"/>
+              <w:left w:val="single" w:sz="4" w:space="0" w:color="auto"/>
+              <w:bottom w:val="single" w:sz="4" w:space="0" w:color="auto"/>
+              <w:right w:val="single" w:sz="4" w:space="0" w:color="auto"/>
+            </w:tcBorders>
+            <w:noWrap/>
+            <w:vAlign w:val="center"/>
+            <w:hideMark/>
           </w:tcPr>
           <w:p>
             <w:pPr>
@@ -1409,11 +1692,12 @@
             <w:tcBorders>
               <w:top w:val="nil"/>
               <w:left w:val="nil"/>
-              <w:bottom w:val="single" w:color="auto" w:sz="4" w:space="0"/>
-              <w:right w:val="single" w:color="auto" w:sz="4" w:space="0"/>
-            </w:tcBorders>
-            <w:noWrap/>
-            <w:vAlign w:val="center"/>
+              <w:bottom w:val="single" w:sz="4" w:space="0" w:color="auto"/>
+              <w:right w:val="single" w:sz="4" w:space="0" w:color="auto"/>
+            </w:tcBorders>
+            <w:noWrap/>
+            <w:vAlign w:val="center"/>
+            <w:hideMark/>
           </w:tcPr>
           <w:p>
             <w:pPr>
@@ -1440,11 +1724,12 @@
             <w:tcBorders>
               <w:top w:val="nil"/>
               <w:left w:val="nil"/>
-              <w:bottom w:val="single" w:color="auto" w:sz="4" w:space="0"/>
-              <w:right w:val="single" w:color="auto" w:sz="4" w:space="0"/>
-            </w:tcBorders>
-            <w:noWrap/>
-            <w:vAlign w:val="center"/>
+              <w:bottom w:val="single" w:sz="4" w:space="0" w:color="auto"/>
+              <w:right w:val="single" w:sz="4" w:space="0" w:color="auto"/>
+            </w:tcBorders>
+            <w:noWrap/>
+            <w:vAlign w:val="center"/>
+            <w:hideMark/>
           </w:tcPr>
           <w:p>
             <w:pPr>
@@ -1471,8 +1756,8 @@
             <w:tcBorders>
               <w:top w:val="nil"/>
               <w:left w:val="nil"/>
-              <w:bottom w:val="single" w:color="auto" w:sz="4" w:space="0"/>
-              <w:right w:val="single" w:color="auto" w:sz="4" w:space="0"/>
+              <w:bottom w:val="single" w:sz="4" w:space="0" w:color="auto"/>
+              <w:right w:val="single" w:sz="4" w:space="0" w:color="auto"/>
             </w:tcBorders>
             <w:noWrap/>
             <w:vAlign w:val="center"/>
@@ -1493,8 +1778,8 @@
             <w:tcBorders>
               <w:top w:val="nil"/>
               <w:left w:val="nil"/>
-              <w:bottom w:val="single" w:color="auto" w:sz="4" w:space="0"/>
-              <w:right w:val="single" w:color="auto" w:sz="4" w:space="0"/>
+              <w:bottom w:val="single" w:sz="4" w:space="0" w:color="auto"/>
+              <w:right w:val="single" w:sz="4" w:space="0" w:color="auto"/>
             </w:tcBorders>
             <w:noWrap/>
             <w:vAlign w:val="center"/>
@@ -1514,8 +1799,8 @@
             <w:tcBorders>
               <w:top w:val="nil"/>
               <w:left w:val="nil"/>
-              <w:bottom w:val="single" w:color="auto" w:sz="4" w:space="0"/>
-              <w:right w:val="single" w:color="auto" w:sz="4" w:space="0"/>
+              <w:bottom w:val="single" w:sz="4" w:space="0" w:color="auto"/>
+              <w:right w:val="single" w:sz="4" w:space="0" w:color="auto"/>
             </w:tcBorders>
             <w:noWrap/>
             <w:vAlign w:val="center"/>
@@ -1536,7 +1821,7 @@
           <w:gridAfter w:val="2"/>
           <w:wBefore w:w="153" w:type="dxa"/>
           <w:wAfter w:w="622" w:type="dxa"/>
-          <w:trHeight w:val="300" w:hRule="atLeast"/>
+          <w:trHeight w:val="300"/>
         </w:trPr>
         <w:tc>
           <w:tcPr>
@@ -1544,12 +1829,13 @@
             <w:gridSpan w:val="2"/>
             <w:tcBorders>
               <w:top w:val="nil"/>
-              <w:left w:val="single" w:color="auto" w:sz="4" w:space="0"/>
-              <w:bottom w:val="single" w:color="auto" w:sz="4" w:space="0"/>
-              <w:right w:val="single" w:color="auto" w:sz="4" w:space="0"/>
-            </w:tcBorders>
-            <w:noWrap/>
-            <w:vAlign w:val="center"/>
+              <w:left w:val="single" w:sz="4" w:space="0" w:color="auto"/>
+              <w:bottom w:val="single" w:sz="4" w:space="0" w:color="auto"/>
+              <w:right w:val="single" w:sz="4" w:space="0" w:color="auto"/>
+            </w:tcBorders>
+            <w:noWrap/>
+            <w:vAlign w:val="center"/>
+            <w:hideMark/>
           </w:tcPr>
           <w:p>
             <w:pPr>
@@ -1577,11 +1863,12 @@
             <w:tcBorders>
               <w:top w:val="nil"/>
               <w:left w:val="nil"/>
-              <w:bottom w:val="single" w:color="auto" w:sz="4" w:space="0"/>
-              <w:right w:val="single" w:color="auto" w:sz="4" w:space="0"/>
-            </w:tcBorders>
-            <w:noWrap/>
-            <w:vAlign w:val="center"/>
+              <w:bottom w:val="single" w:sz="4" w:space="0" w:color="auto"/>
+              <w:right w:val="single" w:sz="4" w:space="0" w:color="auto"/>
+            </w:tcBorders>
+            <w:noWrap/>
+            <w:vAlign w:val="center"/>
+            <w:hideMark/>
           </w:tcPr>
           <w:p>
             <w:pPr>
@@ -1608,11 +1895,12 @@
             <w:tcBorders>
               <w:top w:val="nil"/>
               <w:left w:val="nil"/>
-              <w:bottom w:val="single" w:color="auto" w:sz="4" w:space="0"/>
-              <w:right w:val="single" w:color="auto" w:sz="4" w:space="0"/>
-            </w:tcBorders>
-            <w:noWrap/>
-            <w:vAlign w:val="center"/>
+              <w:bottom w:val="single" w:sz="4" w:space="0" w:color="auto"/>
+              <w:right w:val="single" w:sz="4" w:space="0" w:color="auto"/>
+            </w:tcBorders>
+            <w:noWrap/>
+            <w:vAlign w:val="center"/>
+            <w:hideMark/>
           </w:tcPr>
           <w:p>
             <w:pPr>
@@ -1639,8 +1927,8 @@
             <w:tcBorders>
               <w:top w:val="nil"/>
               <w:left w:val="nil"/>
-              <w:bottom w:val="single" w:color="auto" w:sz="4" w:space="0"/>
-              <w:right w:val="single" w:color="auto" w:sz="4" w:space="0"/>
+              <w:bottom w:val="single" w:sz="4" w:space="0" w:color="auto"/>
+              <w:right w:val="single" w:sz="4" w:space="0" w:color="auto"/>
             </w:tcBorders>
             <w:noWrap/>
             <w:vAlign w:val="center"/>
@@ -1659,8 +1947,8 @@
             <w:tcBorders>
               <w:top w:val="nil"/>
               <w:left w:val="nil"/>
-              <w:bottom w:val="single" w:color="auto" w:sz="4" w:space="0"/>
-              <w:right w:val="single" w:color="auto" w:sz="4" w:space="0"/>
+              <w:bottom w:val="single" w:sz="4" w:space="0" w:color="auto"/>
+              <w:right w:val="single" w:sz="4" w:space="0" w:color="auto"/>
             </w:tcBorders>
             <w:noWrap/>
             <w:vAlign w:val="center"/>
@@ -1678,8 +1966,8 @@
             <w:tcBorders>
               <w:top w:val="nil"/>
               <w:left w:val="nil"/>
-              <w:bottom w:val="single" w:color="auto" w:sz="4" w:space="0"/>
-              <w:right w:val="single" w:color="auto" w:sz="4" w:space="0"/>
+              <w:bottom w:val="single" w:sz="4" w:space="0" w:color="auto"/>
+              <w:right w:val="single" w:sz="4" w:space="0" w:color="auto"/>
             </w:tcBorders>
             <w:noWrap/>
             <w:vAlign w:val="center"/>
@@ -1698,7 +1986,7 @@
           <w:gridAfter w:val="2"/>
           <w:wBefore w:w="153" w:type="dxa"/>
           <w:wAfter w:w="622" w:type="dxa"/>
-          <w:trHeight w:val="300" w:hRule="atLeast"/>
+          <w:trHeight w:val="300"/>
         </w:trPr>
         <w:tc>
           <w:tcPr>
@@ -1706,12 +1994,13 @@
             <w:gridSpan w:val="2"/>
             <w:tcBorders>
               <w:top w:val="nil"/>
-              <w:left w:val="single" w:color="auto" w:sz="4" w:space="0"/>
-              <w:bottom w:val="single" w:color="auto" w:sz="4" w:space="0"/>
-              <w:right w:val="single" w:color="auto" w:sz="4" w:space="0"/>
-            </w:tcBorders>
-            <w:noWrap/>
-            <w:vAlign w:val="center"/>
+              <w:left w:val="single" w:sz="4" w:space="0" w:color="auto"/>
+              <w:bottom w:val="single" w:sz="4" w:space="0" w:color="auto"/>
+              <w:right w:val="single" w:sz="4" w:space="0" w:color="auto"/>
+            </w:tcBorders>
+            <w:noWrap/>
+            <w:vAlign w:val="center"/>
+            <w:hideMark/>
           </w:tcPr>
           <w:p>
             <w:pPr>
@@ -1739,11 +2028,12 @@
             <w:tcBorders>
               <w:top w:val="nil"/>
               <w:left w:val="nil"/>
-              <w:bottom w:val="single" w:color="auto" w:sz="4" w:space="0"/>
-              <w:right w:val="single" w:color="auto" w:sz="4" w:space="0"/>
-            </w:tcBorders>
-            <w:noWrap/>
-            <w:vAlign w:val="center"/>
+              <w:bottom w:val="single" w:sz="4" w:space="0" w:color="auto"/>
+              <w:right w:val="single" w:sz="4" w:space="0" w:color="auto"/>
+            </w:tcBorders>
+            <w:noWrap/>
+            <w:vAlign w:val="center"/>
+            <w:hideMark/>
           </w:tcPr>
           <w:p>
             <w:pPr>
@@ -1770,11 +2060,12 @@
             <w:tcBorders>
               <w:top w:val="nil"/>
               <w:left w:val="nil"/>
-              <w:bottom w:val="single" w:color="auto" w:sz="4" w:space="0"/>
-              <w:right w:val="single" w:color="auto" w:sz="4" w:space="0"/>
-            </w:tcBorders>
-            <w:noWrap/>
-            <w:vAlign w:val="center"/>
+              <w:bottom w:val="single" w:sz="4" w:space="0" w:color="auto"/>
+              <w:right w:val="single" w:sz="4" w:space="0" w:color="auto"/>
+            </w:tcBorders>
+            <w:noWrap/>
+            <w:vAlign w:val="center"/>
+            <w:hideMark/>
           </w:tcPr>
           <w:p>
             <w:pPr>
@@ -1801,8 +2092,8 @@
             <w:tcBorders>
               <w:top w:val="nil"/>
               <w:left w:val="nil"/>
-              <w:bottom w:val="single" w:color="auto" w:sz="4" w:space="0"/>
-              <w:right w:val="single" w:color="auto" w:sz="4" w:space="0"/>
+              <w:bottom w:val="single" w:sz="4" w:space="0" w:color="auto"/>
+              <w:right w:val="single" w:sz="4" w:space="0" w:color="auto"/>
             </w:tcBorders>
             <w:noWrap/>
             <w:vAlign w:val="center"/>
@@ -1821,8 +2112,8 @@
             <w:tcBorders>
               <w:top w:val="nil"/>
               <w:left w:val="nil"/>
-              <w:bottom w:val="single" w:color="auto" w:sz="4" w:space="0"/>
-              <w:right w:val="single" w:color="auto" w:sz="4" w:space="0"/>
+              <w:bottom w:val="single" w:sz="4" w:space="0" w:color="auto"/>
+              <w:right w:val="single" w:sz="4" w:space="0" w:color="auto"/>
             </w:tcBorders>
             <w:noWrap/>
             <w:vAlign w:val="center"/>
@@ -1840,8 +2131,8 @@
             <w:tcBorders>
               <w:top w:val="nil"/>
               <w:left w:val="nil"/>
-              <w:bottom w:val="single" w:color="auto" w:sz="4" w:space="0"/>
-              <w:right w:val="single" w:color="auto" w:sz="4" w:space="0"/>
+              <w:bottom w:val="single" w:sz="4" w:space="0" w:color="auto"/>
+              <w:right w:val="single" w:sz="4" w:space="0" w:color="auto"/>
             </w:tcBorders>
             <w:noWrap/>
             <w:vAlign w:val="center"/>
@@ -1860,7 +2151,7 @@
           <w:gridAfter w:val="2"/>
           <w:wBefore w:w="153" w:type="dxa"/>
           <w:wAfter w:w="622" w:type="dxa"/>
-          <w:trHeight w:val="381" w:hRule="atLeast"/>
+          <w:trHeight w:val="381"/>
         </w:trPr>
         <w:tc>
           <w:tcPr>
@@ -1868,12 +2159,13 @@
             <w:gridSpan w:val="2"/>
             <w:tcBorders>
               <w:top w:val="nil"/>
-              <w:left w:val="single" w:color="auto" w:sz="4" w:space="0"/>
-              <w:bottom w:val="single" w:color="auto" w:sz="4" w:space="0"/>
-              <w:right w:val="single" w:color="auto" w:sz="4" w:space="0"/>
-            </w:tcBorders>
-            <w:noWrap/>
-            <w:vAlign w:val="center"/>
+              <w:left w:val="single" w:sz="4" w:space="0" w:color="auto"/>
+              <w:bottom w:val="single" w:sz="4" w:space="0" w:color="auto"/>
+              <w:right w:val="single" w:sz="4" w:space="0" w:color="auto"/>
+            </w:tcBorders>
+            <w:noWrap/>
+            <w:vAlign w:val="center"/>
+            <w:hideMark/>
           </w:tcPr>
           <w:p>
             <w:pPr>
@@ -1901,11 +2193,12 @@
             <w:tcBorders>
               <w:top w:val="nil"/>
               <w:left w:val="nil"/>
-              <w:bottom w:val="single" w:color="auto" w:sz="4" w:space="0"/>
-              <w:right w:val="single" w:color="auto" w:sz="4" w:space="0"/>
-            </w:tcBorders>
-            <w:noWrap/>
-            <w:vAlign w:val="center"/>
+              <w:bottom w:val="single" w:sz="4" w:space="0" w:color="auto"/>
+              <w:right w:val="single" w:sz="4" w:space="0" w:color="auto"/>
+            </w:tcBorders>
+            <w:noWrap/>
+            <w:vAlign w:val="center"/>
+            <w:hideMark/>
           </w:tcPr>
           <w:p>
             <w:pPr>
@@ -1932,11 +2225,12 @@
             <w:tcBorders>
               <w:top w:val="nil"/>
               <w:left w:val="nil"/>
-              <w:bottom w:val="single" w:color="auto" w:sz="4" w:space="0"/>
-              <w:right w:val="single" w:color="auto" w:sz="4" w:space="0"/>
-            </w:tcBorders>
-            <w:noWrap/>
-            <w:vAlign w:val="center"/>
+              <w:bottom w:val="single" w:sz="4" w:space="0" w:color="auto"/>
+              <w:right w:val="single" w:sz="4" w:space="0" w:color="auto"/>
+            </w:tcBorders>
+            <w:noWrap/>
+            <w:vAlign w:val="center"/>
+            <w:hideMark/>
           </w:tcPr>
           <w:p>
             <w:pPr>
@@ -1963,8 +2257,8 @@
             <w:tcBorders>
               <w:top w:val="nil"/>
               <w:left w:val="nil"/>
-              <w:bottom w:val="single" w:color="auto" w:sz="4" w:space="0"/>
-              <w:right w:val="single" w:color="auto" w:sz="4" w:space="0"/>
+              <w:bottom w:val="single" w:sz="4" w:space="0" w:color="auto"/>
+              <w:right w:val="single" w:sz="4" w:space="0" w:color="auto"/>
             </w:tcBorders>
             <w:noWrap/>
             <w:vAlign w:val="center"/>
@@ -1983,8 +2277,8 @@
             <w:tcBorders>
               <w:top w:val="nil"/>
               <w:left w:val="nil"/>
-              <w:bottom w:val="single" w:color="auto" w:sz="4" w:space="0"/>
-              <w:right w:val="single" w:color="auto" w:sz="4" w:space="0"/>
+              <w:bottom w:val="single" w:sz="4" w:space="0" w:color="auto"/>
+              <w:right w:val="single" w:sz="4" w:space="0" w:color="auto"/>
             </w:tcBorders>
             <w:noWrap/>
             <w:vAlign w:val="center"/>
@@ -2002,8 +2296,8 @@
             <w:tcBorders>
               <w:top w:val="nil"/>
               <w:left w:val="nil"/>
-              <w:bottom w:val="single" w:color="auto" w:sz="4" w:space="0"/>
-              <w:right w:val="single" w:color="auto" w:sz="4" w:space="0"/>
+              <w:bottom w:val="single" w:sz="4" w:space="0" w:color="auto"/>
+              <w:right w:val="single" w:sz="4" w:space="0" w:color="auto"/>
             </w:tcBorders>
             <w:noWrap/>
             <w:vAlign w:val="center"/>
@@ -2022,7 +2316,7 @@
           <w:gridAfter w:val="2"/>
           <w:wBefore w:w="153" w:type="dxa"/>
           <w:wAfter w:w="622" w:type="dxa"/>
-          <w:trHeight w:val="300" w:hRule="atLeast"/>
+          <w:trHeight w:val="300"/>
         </w:trPr>
         <w:tc>
           <w:tcPr>
@@ -2030,12 +2324,13 @@
             <w:gridSpan w:val="2"/>
             <w:tcBorders>
               <w:top w:val="nil"/>
-              <w:left w:val="single" w:color="auto" w:sz="4" w:space="0"/>
-              <w:bottom w:val="single" w:color="auto" w:sz="4" w:space="0"/>
-              <w:right w:val="single" w:color="auto" w:sz="4" w:space="0"/>
-            </w:tcBorders>
-            <w:noWrap/>
-            <w:vAlign w:val="center"/>
+              <w:left w:val="single" w:sz="4" w:space="0" w:color="auto"/>
+              <w:bottom w:val="single" w:sz="4" w:space="0" w:color="auto"/>
+              <w:right w:val="single" w:sz="4" w:space="0" w:color="auto"/>
+            </w:tcBorders>
+            <w:noWrap/>
+            <w:vAlign w:val="center"/>
+            <w:hideMark/>
           </w:tcPr>
           <w:p>
             <w:pPr>
@@ -2063,11 +2358,12 @@
             <w:tcBorders>
               <w:top w:val="nil"/>
               <w:left w:val="nil"/>
-              <w:bottom w:val="single" w:color="auto" w:sz="4" w:space="0"/>
-              <w:right w:val="single" w:color="auto" w:sz="4" w:space="0"/>
-            </w:tcBorders>
-            <w:noWrap/>
-            <w:vAlign w:val="center"/>
+              <w:bottom w:val="single" w:sz="4" w:space="0" w:color="auto"/>
+              <w:right w:val="single" w:sz="4" w:space="0" w:color="auto"/>
+            </w:tcBorders>
+            <w:noWrap/>
+            <w:vAlign w:val="center"/>
+            <w:hideMark/>
           </w:tcPr>
           <w:p>
             <w:pPr>
@@ -2094,11 +2390,12 @@
             <w:tcBorders>
               <w:top w:val="nil"/>
               <w:left w:val="nil"/>
-              <w:bottom w:val="single" w:color="auto" w:sz="4" w:space="0"/>
-              <w:right w:val="single" w:color="auto" w:sz="4" w:space="0"/>
-            </w:tcBorders>
-            <w:noWrap/>
-            <w:vAlign w:val="center"/>
+              <w:bottom w:val="single" w:sz="4" w:space="0" w:color="auto"/>
+              <w:right w:val="single" w:sz="4" w:space="0" w:color="auto"/>
+            </w:tcBorders>
+            <w:noWrap/>
+            <w:vAlign w:val="center"/>
+            <w:hideMark/>
           </w:tcPr>
           <w:p>
             <w:pPr>
@@ -2129,8 +2426,8 @@
             <w:tcBorders>
               <w:top w:val="nil"/>
               <w:left w:val="nil"/>
-              <w:bottom w:val="single" w:color="auto" w:sz="4" w:space="0"/>
-              <w:right w:val="single" w:color="auto" w:sz="4" w:space="0"/>
+              <w:bottom w:val="single" w:sz="4" w:space="0" w:color="auto"/>
+              <w:right w:val="single" w:sz="4" w:space="0" w:color="auto"/>
             </w:tcBorders>
             <w:noWrap/>
             <w:vAlign w:val="center"/>
@@ -2149,8 +2446,8 @@
             <w:tcBorders>
               <w:top w:val="nil"/>
               <w:left w:val="nil"/>
-              <w:bottom w:val="single" w:color="auto" w:sz="4" w:space="0"/>
-              <w:right w:val="single" w:color="auto" w:sz="4" w:space="0"/>
+              <w:bottom w:val="single" w:sz="4" w:space="0" w:color="auto"/>
+              <w:right w:val="single" w:sz="4" w:space="0" w:color="auto"/>
             </w:tcBorders>
             <w:noWrap/>
             <w:vAlign w:val="center"/>
@@ -2168,8 +2465,8 @@
             <w:tcBorders>
               <w:top w:val="nil"/>
               <w:left w:val="nil"/>
-              <w:bottom w:val="single" w:color="auto" w:sz="4" w:space="0"/>
-              <w:right w:val="single" w:color="auto" w:sz="4" w:space="0"/>
+              <w:bottom w:val="single" w:sz="4" w:space="0" w:color="auto"/>
+              <w:right w:val="single" w:sz="4" w:space="0" w:color="auto"/>
             </w:tcBorders>
             <w:noWrap/>
             <w:vAlign w:val="center"/>
@@ -2188,20 +2485,21 @@
           <w:gridAfter w:val="2"/>
           <w:wBefore w:w="153" w:type="dxa"/>
           <w:wAfter w:w="622" w:type="dxa"/>
-          <w:trHeight w:val="385" w:hRule="atLeast"/>
+          <w:trHeight w:val="385"/>
         </w:trPr>
         <w:tc>
           <w:tcPr>
             <w:tcW w:w="567" w:type="dxa"/>
             <w:gridSpan w:val="2"/>
             <w:tcBorders>
-              <w:top w:val="single" w:color="auto" w:sz="4" w:space="0"/>
-              <w:left w:val="single" w:color="auto" w:sz="4" w:space="0"/>
-              <w:bottom w:val="single" w:color="auto" w:sz="4" w:space="0"/>
-              <w:right w:val="single" w:color="auto" w:sz="4" w:space="0"/>
-            </w:tcBorders>
-            <w:noWrap/>
-            <w:vAlign w:val="center"/>
+              <w:top w:val="single" w:sz="4" w:space="0" w:color="auto"/>
+              <w:left w:val="single" w:sz="4" w:space="0" w:color="auto"/>
+              <w:bottom w:val="single" w:sz="4" w:space="0" w:color="auto"/>
+              <w:right w:val="single" w:sz="4" w:space="0" w:color="auto"/>
+            </w:tcBorders>
+            <w:noWrap/>
+            <w:vAlign w:val="center"/>
+            <w:hideMark/>
           </w:tcPr>
           <w:p>
             <w:pPr>
@@ -2227,13 +2525,14 @@
             <w:tcW w:w="5447" w:type="dxa"/>
             <w:gridSpan w:val="4"/>
             <w:tcBorders>
-              <w:top w:val="single" w:color="auto" w:sz="4" w:space="0"/>
-              <w:left w:val="single" w:color="auto" w:sz="4" w:space="0"/>
-              <w:bottom w:val="single" w:color="auto" w:sz="4" w:space="0"/>
-              <w:right w:val="single" w:color="auto" w:sz="4" w:space="0"/>
-            </w:tcBorders>
-            <w:noWrap/>
-            <w:vAlign w:val="center"/>
+              <w:top w:val="single" w:sz="4" w:space="0" w:color="auto"/>
+              <w:left w:val="single" w:sz="4" w:space="0" w:color="auto"/>
+              <w:bottom w:val="single" w:sz="4" w:space="0" w:color="auto"/>
+              <w:right w:val="single" w:sz="4" w:space="0" w:color="auto"/>
+            </w:tcBorders>
+            <w:noWrap/>
+            <w:vAlign w:val="center"/>
+            <w:hideMark/>
           </w:tcPr>
           <w:p>
             <w:pPr>
@@ -2257,13 +2556,14 @@
           <w:tcPr>
             <w:tcW w:w="990" w:type="dxa"/>
             <w:tcBorders>
-              <w:top w:val="single" w:color="auto" w:sz="4" w:space="0"/>
-              <w:left w:val="single" w:color="auto" w:sz="4" w:space="0"/>
-              <w:bottom w:val="single" w:color="auto" w:sz="4" w:space="0"/>
-              <w:right w:val="single" w:color="auto" w:sz="4" w:space="0"/>
-            </w:tcBorders>
-            <w:noWrap/>
-            <w:vAlign w:val="center"/>
+              <w:top w:val="single" w:sz="4" w:space="0" w:color="auto"/>
+              <w:left w:val="single" w:sz="4" w:space="0" w:color="auto"/>
+              <w:bottom w:val="single" w:sz="4" w:space="0" w:color="auto"/>
+              <w:right w:val="single" w:sz="4" w:space="0" w:color="auto"/>
+            </w:tcBorders>
+            <w:noWrap/>
+            <w:vAlign w:val="center"/>
+            <w:hideMark/>
           </w:tcPr>
           <w:p>
             <w:pPr>
@@ -2290,10 +2590,10 @@
           <w:tcPr>
             <w:tcW w:w="990" w:type="dxa"/>
             <w:tcBorders>
-              <w:top w:val="single" w:color="auto" w:sz="4" w:space="0"/>
-              <w:left w:val="single" w:color="auto" w:sz="4" w:space="0"/>
-              <w:bottom w:val="single" w:color="auto" w:sz="4" w:space="0"/>
-              <w:right w:val="single" w:color="auto" w:sz="4" w:space="0"/>
+              <w:top w:val="single" w:sz="4" w:space="0" w:color="auto"/>
+              <w:left w:val="single" w:sz="4" w:space="0" w:color="auto"/>
+              <w:bottom w:val="single" w:sz="4" w:space="0" w:color="auto"/>
+              <w:right w:val="single" w:sz="4" w:space="0" w:color="auto"/>
             </w:tcBorders>
             <w:noWrap/>
             <w:vAlign w:val="center"/>
@@ -2312,10 +2612,10 @@
             <w:tcW w:w="906" w:type="dxa"/>
             <w:gridSpan w:val="3"/>
             <w:tcBorders>
-              <w:top w:val="single" w:color="auto" w:sz="4" w:space="0"/>
-              <w:left w:val="single" w:color="auto" w:sz="4" w:space="0"/>
-              <w:bottom w:val="single" w:color="auto" w:sz="4" w:space="0"/>
-              <w:right w:val="single" w:color="auto" w:sz="4" w:space="0"/>
+              <w:top w:val="single" w:sz="4" w:space="0" w:color="auto"/>
+              <w:left w:val="single" w:sz="4" w:space="0" w:color="auto"/>
+              <w:bottom w:val="single" w:sz="4" w:space="0" w:color="auto"/>
+              <w:right w:val="single" w:sz="4" w:space="0" w:color="auto"/>
             </w:tcBorders>
             <w:noWrap/>
             <w:vAlign w:val="center"/>
@@ -2333,10 +2633,10 @@
           <w:tcPr>
             <w:tcW w:w="847" w:type="dxa"/>
             <w:tcBorders>
-              <w:top w:val="single" w:color="auto" w:sz="4" w:space="0"/>
-              <w:left w:val="single" w:color="auto" w:sz="4" w:space="0"/>
-              <w:bottom w:val="single" w:color="auto" w:sz="4" w:space="0"/>
-              <w:right w:val="single" w:color="auto" w:sz="4" w:space="0"/>
+              <w:top w:val="single" w:sz="4" w:space="0" w:color="auto"/>
+              <w:left w:val="single" w:sz="4" w:space="0" w:color="auto"/>
+              <w:bottom w:val="single" w:sz="4" w:space="0" w:color="auto"/>
+              <w:right w:val="single" w:sz="4" w:space="0" w:color="auto"/>
             </w:tcBorders>
             <w:noWrap/>
             <w:vAlign w:val="center"/>
@@ -2357,20 +2657,21 @@
           <w:gridAfter w:val="2"/>
           <w:wBefore w:w="153" w:type="dxa"/>
           <w:wAfter w:w="622" w:type="dxa"/>
-          <w:trHeight w:val="498" w:hRule="atLeast"/>
+          <w:trHeight w:val="498"/>
         </w:trPr>
         <w:tc>
           <w:tcPr>
             <w:tcW w:w="567" w:type="dxa"/>
             <w:gridSpan w:val="2"/>
             <w:tcBorders>
-              <w:top w:val="single" w:color="auto" w:sz="4" w:space="0"/>
-              <w:left w:val="single" w:color="auto" w:sz="4" w:space="0"/>
-              <w:bottom w:val="single" w:color="auto" w:sz="4" w:space="0"/>
-              <w:right w:val="single" w:color="auto" w:sz="4" w:space="0"/>
-            </w:tcBorders>
-            <w:noWrap/>
-            <w:vAlign w:val="center"/>
+              <w:top w:val="single" w:sz="4" w:space="0" w:color="auto"/>
+              <w:left w:val="single" w:sz="4" w:space="0" w:color="auto"/>
+              <w:bottom w:val="single" w:sz="4" w:space="0" w:color="auto"/>
+              <w:right w:val="single" w:sz="4" w:space="0" w:color="auto"/>
+            </w:tcBorders>
+            <w:noWrap/>
+            <w:vAlign w:val="center"/>
+            <w:hideMark/>
           </w:tcPr>
           <w:p>
             <w:pPr>
@@ -2396,13 +2697,14 @@
             <w:tcW w:w="5447" w:type="dxa"/>
             <w:gridSpan w:val="4"/>
             <w:tcBorders>
-              <w:top w:val="single" w:color="auto" w:sz="4" w:space="0"/>
-              <w:left w:val="nil"/>
-              <w:bottom w:val="single" w:color="auto" w:sz="4" w:space="0"/>
-              <w:right w:val="single" w:color="auto" w:sz="4" w:space="0"/>
-            </w:tcBorders>
-            <w:noWrap/>
-            <w:vAlign w:val="center"/>
+              <w:top w:val="single" w:sz="4" w:space="0" w:color="auto"/>
+              <w:left w:val="nil"/>
+              <w:bottom w:val="single" w:sz="4" w:space="0" w:color="auto"/>
+              <w:right w:val="single" w:sz="4" w:space="0" w:color="auto"/>
+            </w:tcBorders>
+            <w:noWrap/>
+            <w:vAlign w:val="center"/>
+            <w:hideMark/>
           </w:tcPr>
           <w:p>
             <w:pPr>
@@ -2427,13 +2729,14 @@
           <w:tcPr>
             <w:tcW w:w="990" w:type="dxa"/>
             <w:tcBorders>
-              <w:top w:val="single" w:color="auto" w:sz="4" w:space="0"/>
-              <w:left w:val="nil"/>
-              <w:bottom w:val="single" w:color="auto" w:sz="4" w:space="0"/>
-              <w:right w:val="single" w:color="auto" w:sz="4" w:space="0"/>
-            </w:tcBorders>
-            <w:noWrap/>
-            <w:vAlign w:val="center"/>
+              <w:top w:val="single" w:sz="4" w:space="0" w:color="auto"/>
+              <w:left w:val="nil"/>
+              <w:bottom w:val="single" w:sz="4" w:space="0" w:color="auto"/>
+              <w:right w:val="single" w:sz="4" w:space="0" w:color="auto"/>
+            </w:tcBorders>
+            <w:noWrap/>
+            <w:vAlign w:val="center"/>
+            <w:hideMark/>
           </w:tcPr>
           <w:p>
             <w:pPr>
@@ -2462,13 +2765,14 @@
           <w:tcPr>
             <w:tcW w:w="990" w:type="dxa"/>
             <w:tcBorders>
-              <w:top w:val="single" w:color="auto" w:sz="4" w:space="0"/>
-              <w:left w:val="nil"/>
-              <w:bottom w:val="single" w:color="auto" w:sz="4" w:space="0"/>
-              <w:right w:val="single" w:color="auto" w:sz="4" w:space="0"/>
-            </w:tcBorders>
-            <w:noWrap/>
-            <w:vAlign w:val="center"/>
+              <w:top w:val="single" w:sz="4" w:space="0" w:color="auto"/>
+              <w:left w:val="nil"/>
+              <w:bottom w:val="single" w:sz="4" w:space="0" w:color="auto"/>
+              <w:right w:val="single" w:sz="4" w:space="0" w:color="auto"/>
+            </w:tcBorders>
+            <w:noWrap/>
+            <w:vAlign w:val="center"/>
+            <w:hideMark/>
           </w:tcPr>
           <w:p>
             <w:pPr>
@@ -2488,13 +2792,14 @@
             <w:tcW w:w="906" w:type="dxa"/>
             <w:gridSpan w:val="3"/>
             <w:tcBorders>
-              <w:top w:val="single" w:color="auto" w:sz="4" w:space="0"/>
-              <w:left w:val="nil"/>
-              <w:bottom w:val="single" w:color="auto" w:sz="4" w:space="0"/>
-              <w:right w:val="single" w:color="auto" w:sz="4" w:space="0"/>
-            </w:tcBorders>
-            <w:noWrap/>
-            <w:vAlign w:val="center"/>
+              <w:top w:val="single" w:sz="4" w:space="0" w:color="auto"/>
+              <w:left w:val="nil"/>
+              <w:bottom w:val="single" w:sz="4" w:space="0" w:color="auto"/>
+              <w:right w:val="single" w:sz="4" w:space="0" w:color="auto"/>
+            </w:tcBorders>
+            <w:noWrap/>
+            <w:vAlign w:val="center"/>
+            <w:hideMark/>
           </w:tcPr>
           <w:p>
             <w:pPr>
@@ -2513,13 +2818,14 @@
           <w:tcPr>
             <w:tcW w:w="847" w:type="dxa"/>
             <w:tcBorders>
-              <w:top w:val="single" w:color="auto" w:sz="4" w:space="0"/>
-              <w:left w:val="nil"/>
-              <w:bottom w:val="single" w:color="auto" w:sz="4" w:space="0"/>
-              <w:right w:val="single" w:color="auto" w:sz="4" w:space="0"/>
-            </w:tcBorders>
-            <w:noWrap/>
-            <w:vAlign w:val="center"/>
+              <w:top w:val="single" w:sz="4" w:space="0" w:color="auto"/>
+              <w:left w:val="nil"/>
+              <w:bottom w:val="single" w:sz="4" w:space="0" w:color="auto"/>
+              <w:right w:val="single" w:sz="4" w:space="0" w:color="auto"/>
+            </w:tcBorders>
+            <w:noWrap/>
+            <w:vAlign w:val="center"/>
+            <w:hideMark/>
           </w:tcPr>
           <w:p>
             <w:pPr>
@@ -2541,7 +2847,7 @@
           <w:gridAfter w:val="2"/>
           <w:wBefore w:w="153" w:type="dxa"/>
           <w:wAfter w:w="622" w:type="dxa"/>
-          <w:trHeight w:val="662" w:hRule="atLeast"/>
+          <w:trHeight w:val="662"/>
         </w:trPr>
         <w:tc>
           <w:tcPr>
@@ -2549,12 +2855,13 @@
             <w:gridSpan w:val="2"/>
             <w:tcBorders>
               <w:top w:val="nil"/>
-              <w:left w:val="single" w:color="auto" w:sz="4" w:space="0"/>
-              <w:bottom w:val="single" w:color="auto" w:sz="4" w:space="0"/>
-              <w:right w:val="single" w:color="auto" w:sz="4" w:space="0"/>
-            </w:tcBorders>
-            <w:noWrap/>
-            <w:vAlign w:val="center"/>
+              <w:left w:val="single" w:sz="4" w:space="0" w:color="auto"/>
+              <w:bottom w:val="single" w:sz="4" w:space="0" w:color="auto"/>
+              <w:right w:val="single" w:sz="4" w:space="0" w:color="auto"/>
+            </w:tcBorders>
+            <w:noWrap/>
+            <w:vAlign w:val="center"/>
+            <w:hideMark/>
           </w:tcPr>
           <w:p>
             <w:pPr>
@@ -2582,11 +2889,12 @@
             <w:tcBorders>
               <w:top w:val="nil"/>
               <w:left w:val="nil"/>
-              <w:bottom w:val="single" w:color="auto" w:sz="4" w:space="0"/>
-              <w:right w:val="single" w:color="auto" w:sz="4" w:space="0"/>
-            </w:tcBorders>
-            <w:noWrap/>
-            <w:vAlign w:val="center"/>
+              <w:bottom w:val="single" w:sz="4" w:space="0" w:color="auto"/>
+              <w:right w:val="single" w:sz="4" w:space="0" w:color="auto"/>
+            </w:tcBorders>
+            <w:noWrap/>
+            <w:vAlign w:val="center"/>
+            <w:hideMark/>
           </w:tcPr>
           <w:p>
             <w:pPr>
@@ -2613,11 +2921,12 @@
             <w:tcBorders>
               <w:top w:val="nil"/>
               <w:left w:val="nil"/>
-              <w:bottom w:val="single" w:color="auto" w:sz="4" w:space="0"/>
-              <w:right w:val="single" w:color="auto" w:sz="4" w:space="0"/>
-            </w:tcBorders>
-            <w:noWrap/>
-            <w:vAlign w:val="center"/>
+              <w:bottom w:val="single" w:sz="4" w:space="0" w:color="auto"/>
+              <w:right w:val="single" w:sz="4" w:space="0" w:color="auto"/>
+            </w:tcBorders>
+            <w:noWrap/>
+            <w:vAlign w:val="center"/>
+            <w:hideMark/>
           </w:tcPr>
           <w:p>
             <w:pPr>
@@ -2648,11 +2957,12 @@
             <w:tcBorders>
               <w:top w:val="nil"/>
               <w:left w:val="nil"/>
-              <w:bottom w:val="single" w:color="auto" w:sz="4" w:space="0"/>
-              <w:right w:val="single" w:color="auto" w:sz="4" w:space="0"/>
-            </w:tcBorders>
-            <w:noWrap/>
-            <w:vAlign w:val="center"/>
+              <w:bottom w:val="single" w:sz="4" w:space="0" w:color="auto"/>
+              <w:right w:val="single" w:sz="4" w:space="0" w:color="auto"/>
+            </w:tcBorders>
+            <w:noWrap/>
+            <w:vAlign w:val="center"/>
+            <w:hideMark/>
           </w:tcPr>
           <w:p>
             <w:pPr>
@@ -2668,11 +2978,12 @@
             <w:tcBorders>
               <w:top w:val="nil"/>
               <w:left w:val="nil"/>
-              <w:bottom w:val="single" w:color="auto" w:sz="4" w:space="0"/>
-              <w:right w:val="single" w:color="auto" w:sz="4" w:space="0"/>
-            </w:tcBorders>
-            <w:noWrap/>
-            <w:vAlign w:val="center"/>
+              <w:bottom w:val="single" w:sz="4" w:space="0" w:color="auto"/>
+              <w:right w:val="single" w:sz="4" w:space="0" w:color="auto"/>
+            </w:tcBorders>
+            <w:noWrap/>
+            <w:vAlign w:val="center"/>
+            <w:hideMark/>
           </w:tcPr>
           <w:p>
             <w:pPr>
@@ -2687,11 +2998,12 @@
             <w:tcBorders>
               <w:top w:val="nil"/>
               <w:left w:val="nil"/>
-              <w:bottom w:val="single" w:color="auto" w:sz="4" w:space="0"/>
-              <w:right w:val="single" w:color="auto" w:sz="4" w:space="0"/>
-            </w:tcBorders>
-            <w:noWrap/>
-            <w:vAlign w:val="center"/>
+              <w:bottom w:val="single" w:sz="4" w:space="0" w:color="auto"/>
+              <w:right w:val="single" w:sz="4" w:space="0" w:color="auto"/>
+            </w:tcBorders>
+            <w:noWrap/>
+            <w:vAlign w:val="center"/>
+            <w:hideMark/>
           </w:tcPr>
           <w:p>
             <w:pPr>
@@ -2707,7 +3019,7 @@
           <w:gridAfter w:val="2"/>
           <w:wBefore w:w="153" w:type="dxa"/>
           <w:wAfter w:w="622" w:type="dxa"/>
-          <w:trHeight w:val="600" w:hRule="atLeast"/>
+          <w:trHeight w:val="600"/>
         </w:trPr>
         <w:tc>
           <w:tcPr>
@@ -2715,12 +3027,13 @@
             <w:gridSpan w:val="2"/>
             <w:tcBorders>
               <w:top w:val="nil"/>
-              <w:left w:val="single" w:color="auto" w:sz="4" w:space="0"/>
-              <w:bottom w:val="single" w:color="auto" w:sz="4" w:space="0"/>
-              <w:right w:val="single" w:color="auto" w:sz="4" w:space="0"/>
-            </w:tcBorders>
-            <w:noWrap/>
-            <w:vAlign w:val="center"/>
+              <w:left w:val="single" w:sz="4" w:space="0" w:color="auto"/>
+              <w:bottom w:val="single" w:sz="4" w:space="0" w:color="auto"/>
+              <w:right w:val="single" w:sz="4" w:space="0" w:color="auto"/>
+            </w:tcBorders>
+            <w:noWrap/>
+            <w:vAlign w:val="center"/>
+            <w:hideMark/>
           </w:tcPr>
           <w:p>
             <w:pPr>
@@ -2748,11 +3061,12 @@
             <w:tcBorders>
               <w:top w:val="nil"/>
               <w:left w:val="nil"/>
-              <w:bottom w:val="single" w:color="auto" w:sz="4" w:space="0"/>
-              <w:right w:val="single" w:color="auto" w:sz="4" w:space="0"/>
-            </w:tcBorders>
-            <w:noWrap/>
-            <w:vAlign w:val="center"/>
+              <w:bottom w:val="single" w:sz="4" w:space="0" w:color="auto"/>
+              <w:right w:val="single" w:sz="4" w:space="0" w:color="auto"/>
+            </w:tcBorders>
+            <w:noWrap/>
+            <w:vAlign w:val="center"/>
+            <w:hideMark/>
           </w:tcPr>
           <w:p>
             <w:pPr>
@@ -2779,11 +3093,12 @@
             <w:tcBorders>
               <w:top w:val="nil"/>
               <w:left w:val="nil"/>
-              <w:bottom w:val="single" w:color="auto" w:sz="4" w:space="0"/>
-              <w:right w:val="single" w:color="auto" w:sz="4" w:space="0"/>
-            </w:tcBorders>
-            <w:noWrap/>
-            <w:vAlign w:val="center"/>
+              <w:bottom w:val="single" w:sz="4" w:space="0" w:color="auto"/>
+              <w:right w:val="single" w:sz="4" w:space="0" w:color="auto"/>
+            </w:tcBorders>
+            <w:noWrap/>
+            <w:vAlign w:val="center"/>
+            <w:hideMark/>
           </w:tcPr>
           <w:p>
             <w:pPr>
@@ -2814,11 +3129,12 @@
             <w:tcBorders>
               <w:top w:val="nil"/>
               <w:left w:val="nil"/>
-              <w:bottom w:val="single" w:color="auto" w:sz="4" w:space="0"/>
-              <w:right w:val="single" w:color="auto" w:sz="4" w:space="0"/>
-            </w:tcBorders>
-            <w:noWrap/>
-            <w:vAlign w:val="center"/>
+              <w:bottom w:val="single" w:sz="4" w:space="0" w:color="auto"/>
+              <w:right w:val="single" w:sz="4" w:space="0" w:color="auto"/>
+            </w:tcBorders>
+            <w:noWrap/>
+            <w:vAlign w:val="center"/>
+            <w:hideMark/>
           </w:tcPr>
           <w:p>
             <w:pPr>
@@ -2834,11 +3150,12 @@
             <w:tcBorders>
               <w:top w:val="nil"/>
               <w:left w:val="nil"/>
-              <w:bottom w:val="single" w:color="auto" w:sz="4" w:space="0"/>
-              <w:right w:val="single" w:color="auto" w:sz="4" w:space="0"/>
-            </w:tcBorders>
-            <w:noWrap/>
-            <w:vAlign w:val="center"/>
+              <w:bottom w:val="single" w:sz="4" w:space="0" w:color="auto"/>
+              <w:right w:val="single" w:sz="4" w:space="0" w:color="auto"/>
+            </w:tcBorders>
+            <w:noWrap/>
+            <w:vAlign w:val="center"/>
+            <w:hideMark/>
           </w:tcPr>
           <w:p>
             <w:pPr>
@@ -2853,11 +3170,12 @@
             <w:tcBorders>
               <w:top w:val="nil"/>
               <w:left w:val="nil"/>
-              <w:bottom w:val="single" w:color="auto" w:sz="4" w:space="0"/>
-              <w:right w:val="single" w:color="auto" w:sz="4" w:space="0"/>
-            </w:tcBorders>
-            <w:noWrap/>
-            <w:vAlign w:val="center"/>
+              <w:bottom w:val="single" w:sz="4" w:space="0" w:color="auto"/>
+              <w:right w:val="single" w:sz="4" w:space="0" w:color="auto"/>
+            </w:tcBorders>
+            <w:noWrap/>
+            <w:vAlign w:val="center"/>
+            <w:hideMark/>
           </w:tcPr>
           <w:p>
             <w:pPr>
@@ -2873,7 +3191,7 @@
           <w:gridAfter w:val="2"/>
           <w:wBefore w:w="153" w:type="dxa"/>
           <w:wAfter w:w="622" w:type="dxa"/>
-          <w:trHeight w:val="645" w:hRule="atLeast"/>
+          <w:trHeight w:val="645"/>
         </w:trPr>
         <w:tc>
           <w:tcPr>
@@ -2881,12 +3199,13 @@
             <w:gridSpan w:val="2"/>
             <w:tcBorders>
               <w:top w:val="nil"/>
-              <w:left w:val="single" w:color="auto" w:sz="4" w:space="0"/>
-              <w:bottom w:val="single" w:color="auto" w:sz="4" w:space="0"/>
-              <w:right w:val="single" w:color="auto" w:sz="4" w:space="0"/>
-            </w:tcBorders>
-            <w:noWrap/>
-            <w:vAlign w:val="center"/>
+              <w:left w:val="single" w:sz="4" w:space="0" w:color="auto"/>
+              <w:bottom w:val="single" w:sz="4" w:space="0" w:color="auto"/>
+              <w:right w:val="single" w:sz="4" w:space="0" w:color="auto"/>
+            </w:tcBorders>
+            <w:noWrap/>
+            <w:vAlign w:val="center"/>
+            <w:hideMark/>
           </w:tcPr>
           <w:p>
             <w:pPr>
@@ -2914,11 +3233,12 @@
             <w:tcBorders>
               <w:top w:val="nil"/>
               <w:left w:val="nil"/>
-              <w:bottom w:val="single" w:color="auto" w:sz="4" w:space="0"/>
-              <w:right w:val="single" w:color="auto" w:sz="4" w:space="0"/>
-            </w:tcBorders>
-            <w:noWrap/>
-            <w:vAlign w:val="center"/>
+              <w:bottom w:val="single" w:sz="4" w:space="0" w:color="auto"/>
+              <w:right w:val="single" w:sz="4" w:space="0" w:color="auto"/>
+            </w:tcBorders>
+            <w:noWrap/>
+            <w:vAlign w:val="center"/>
+            <w:hideMark/>
           </w:tcPr>
           <w:p>
             <w:pPr>
@@ -2945,11 +3265,12 @@
             <w:tcBorders>
               <w:top w:val="nil"/>
               <w:left w:val="nil"/>
-              <w:bottom w:val="single" w:color="auto" w:sz="4" w:space="0"/>
-              <w:right w:val="single" w:color="auto" w:sz="4" w:space="0"/>
-            </w:tcBorders>
-            <w:noWrap/>
-            <w:vAlign w:val="center"/>
+              <w:bottom w:val="single" w:sz="4" w:space="0" w:color="auto"/>
+              <w:right w:val="single" w:sz="4" w:space="0" w:color="auto"/>
+            </w:tcBorders>
+            <w:noWrap/>
+            <w:vAlign w:val="center"/>
+            <w:hideMark/>
           </w:tcPr>
           <w:p>
             <w:pPr>
@@ -2980,11 +3301,12 @@
             <w:tcBorders>
               <w:top w:val="nil"/>
               <w:left w:val="nil"/>
-              <w:bottom w:val="single" w:color="auto" w:sz="4" w:space="0"/>
-              <w:right w:val="single" w:color="auto" w:sz="4" w:space="0"/>
-            </w:tcBorders>
-            <w:noWrap/>
-            <w:vAlign w:val="center"/>
+              <w:bottom w:val="single" w:sz="4" w:space="0" w:color="auto"/>
+              <w:right w:val="single" w:sz="4" w:space="0" w:color="auto"/>
+            </w:tcBorders>
+            <w:noWrap/>
+            <w:vAlign w:val="center"/>
+            <w:hideMark/>
           </w:tcPr>
           <w:p>
             <w:pPr>
@@ -3000,11 +3322,12 @@
             <w:tcBorders>
               <w:top w:val="nil"/>
               <w:left w:val="nil"/>
-              <w:bottom w:val="single" w:color="auto" w:sz="4" w:space="0"/>
-              <w:right w:val="single" w:color="auto" w:sz="4" w:space="0"/>
-            </w:tcBorders>
-            <w:noWrap/>
-            <w:vAlign w:val="center"/>
+              <w:bottom w:val="single" w:sz="4" w:space="0" w:color="auto"/>
+              <w:right w:val="single" w:sz="4" w:space="0" w:color="auto"/>
+            </w:tcBorders>
+            <w:noWrap/>
+            <w:vAlign w:val="center"/>
+            <w:hideMark/>
           </w:tcPr>
           <w:p>
             <w:pPr>
@@ -3019,11 +3342,12 @@
             <w:tcBorders>
               <w:top w:val="nil"/>
               <w:left w:val="nil"/>
-              <w:bottom w:val="single" w:color="auto" w:sz="4" w:space="0"/>
-              <w:right w:val="single" w:color="auto" w:sz="4" w:space="0"/>
-            </w:tcBorders>
-            <w:noWrap/>
-            <w:vAlign w:val="center"/>
+              <w:bottom w:val="single" w:sz="4" w:space="0" w:color="auto"/>
+              <w:right w:val="single" w:sz="4" w:space="0" w:color="auto"/>
+            </w:tcBorders>
+            <w:noWrap/>
+            <w:vAlign w:val="center"/>
+            <w:hideMark/>
           </w:tcPr>
           <w:p>
             <w:pPr>
@@ -3039,20 +3363,21 @@
           <w:gridAfter w:val="2"/>
           <w:wBefore w:w="153" w:type="dxa"/>
           <w:wAfter w:w="622" w:type="dxa"/>
-          <w:trHeight w:val="576" w:hRule="atLeast"/>
+          <w:trHeight w:val="576"/>
         </w:trPr>
         <w:tc>
           <w:tcPr>
             <w:tcW w:w="567" w:type="dxa"/>
             <w:gridSpan w:val="2"/>
             <w:tcBorders>
-              <w:top w:val="single" w:color="auto" w:sz="4" w:space="0"/>
-              <w:left w:val="single" w:color="auto" w:sz="4" w:space="0"/>
-              <w:bottom w:val="single" w:color="auto" w:sz="4" w:space="0"/>
-              <w:right w:val="single" w:color="auto" w:sz="4" w:space="0"/>
-            </w:tcBorders>
-            <w:noWrap/>
-            <w:vAlign w:val="center"/>
+              <w:top w:val="single" w:sz="4" w:space="0" w:color="auto"/>
+              <w:left w:val="single" w:sz="4" w:space="0" w:color="auto"/>
+              <w:bottom w:val="single" w:sz="4" w:space="0" w:color="auto"/>
+              <w:right w:val="single" w:sz="4" w:space="0" w:color="auto"/>
+            </w:tcBorders>
+            <w:noWrap/>
+            <w:vAlign w:val="center"/>
+            <w:hideMark/>
           </w:tcPr>
           <w:p>
             <w:pPr>
@@ -3078,13 +3403,14 @@
             <w:tcW w:w="5447" w:type="dxa"/>
             <w:gridSpan w:val="4"/>
             <w:tcBorders>
-              <w:top w:val="single" w:color="auto" w:sz="4" w:space="0"/>
-              <w:left w:val="single" w:color="auto" w:sz="4" w:space="0"/>
-              <w:bottom w:val="single" w:color="auto" w:sz="4" w:space="0"/>
-              <w:right w:val="single" w:color="auto" w:sz="4" w:space="0"/>
-            </w:tcBorders>
-            <w:noWrap/>
-            <w:vAlign w:val="center"/>
+              <w:top w:val="single" w:sz="4" w:space="0" w:color="auto"/>
+              <w:left w:val="single" w:sz="4" w:space="0" w:color="auto"/>
+              <w:bottom w:val="single" w:sz="4" w:space="0" w:color="auto"/>
+              <w:right w:val="single" w:sz="4" w:space="0" w:color="auto"/>
+            </w:tcBorders>
+            <w:noWrap/>
+            <w:vAlign w:val="center"/>
+            <w:hideMark/>
           </w:tcPr>
           <w:p>
             <w:pPr>
@@ -3109,13 +3435,14 @@
           <w:tcPr>
             <w:tcW w:w="990" w:type="dxa"/>
             <w:tcBorders>
-              <w:top w:val="single" w:color="auto" w:sz="4" w:space="0"/>
-              <w:left w:val="single" w:color="auto" w:sz="4" w:space="0"/>
-              <w:bottom w:val="single" w:color="auto" w:sz="4" w:space="0"/>
-              <w:right w:val="single" w:color="auto" w:sz="4" w:space="0"/>
-            </w:tcBorders>
-            <w:noWrap/>
-            <w:vAlign w:val="center"/>
+              <w:top w:val="single" w:sz="4" w:space="0" w:color="auto"/>
+              <w:left w:val="single" w:sz="4" w:space="0" w:color="auto"/>
+              <w:bottom w:val="single" w:sz="4" w:space="0" w:color="auto"/>
+              <w:right w:val="single" w:sz="4" w:space="0" w:color="auto"/>
+            </w:tcBorders>
+            <w:noWrap/>
+            <w:vAlign w:val="center"/>
+            <w:hideMark/>
           </w:tcPr>
           <w:p>
             <w:pPr>
@@ -3144,13 +3471,14 @@
           <w:tcPr>
             <w:tcW w:w="990" w:type="dxa"/>
             <w:tcBorders>
-              <w:top w:val="single" w:color="auto" w:sz="4" w:space="0"/>
-              <w:left w:val="single" w:color="auto" w:sz="4" w:space="0"/>
-              <w:bottom w:val="single" w:color="auto" w:sz="4" w:space="0"/>
-              <w:right w:val="single" w:color="auto" w:sz="4" w:space="0"/>
-            </w:tcBorders>
-            <w:noWrap/>
-            <w:vAlign w:val="center"/>
+              <w:top w:val="single" w:sz="4" w:space="0" w:color="auto"/>
+              <w:left w:val="single" w:sz="4" w:space="0" w:color="auto"/>
+              <w:bottom w:val="single" w:sz="4" w:space="0" w:color="auto"/>
+              <w:right w:val="single" w:sz="4" w:space="0" w:color="auto"/>
+            </w:tcBorders>
+            <w:noWrap/>
+            <w:vAlign w:val="center"/>
+            <w:hideMark/>
           </w:tcPr>
           <w:p>
             <w:pPr>
@@ -3164,13 +3492,14 @@
             <w:tcW w:w="906" w:type="dxa"/>
             <w:gridSpan w:val="3"/>
             <w:tcBorders>
-              <w:top w:val="single" w:color="auto" w:sz="4" w:space="0"/>
-              <w:left w:val="single" w:color="auto" w:sz="4" w:space="0"/>
-              <w:bottom w:val="single" w:color="auto" w:sz="4" w:space="0"/>
-              <w:right w:val="single" w:color="auto" w:sz="4" w:space="0"/>
-            </w:tcBorders>
-            <w:noWrap/>
-            <w:vAlign w:val="center"/>
+              <w:top w:val="single" w:sz="4" w:space="0" w:color="auto"/>
+              <w:left w:val="single" w:sz="4" w:space="0" w:color="auto"/>
+              <w:bottom w:val="single" w:sz="4" w:space="0" w:color="auto"/>
+              <w:right w:val="single" w:sz="4" w:space="0" w:color="auto"/>
+            </w:tcBorders>
+            <w:noWrap/>
+            <w:vAlign w:val="center"/>
+            <w:hideMark/>
           </w:tcPr>
           <w:p>
             <w:pPr>
@@ -3183,13 +3512,14 @@
           <w:tcPr>
             <w:tcW w:w="847" w:type="dxa"/>
             <w:tcBorders>
-              <w:top w:val="single" w:color="auto" w:sz="4" w:space="0"/>
-              <w:left w:val="single" w:color="auto" w:sz="4" w:space="0"/>
-              <w:bottom w:val="single" w:color="auto" w:sz="4" w:space="0"/>
-              <w:right w:val="single" w:color="auto" w:sz="4" w:space="0"/>
-            </w:tcBorders>
-            <w:noWrap/>
-            <w:vAlign w:val="center"/>
+              <w:top w:val="single" w:sz="4" w:space="0" w:color="auto"/>
+              <w:left w:val="single" w:sz="4" w:space="0" w:color="auto"/>
+              <w:bottom w:val="single" w:sz="4" w:space="0" w:color="auto"/>
+              <w:right w:val="single" w:sz="4" w:space="0" w:color="auto"/>
+            </w:tcBorders>
+            <w:noWrap/>
+            <w:vAlign w:val="center"/>
+            <w:hideMark/>
           </w:tcPr>
           <w:p>
             <w:pPr>
@@ -3205,20 +3535,21 @@
           <w:gridAfter w:val="2"/>
           <w:wBefore w:w="153" w:type="dxa"/>
           <w:wAfter w:w="622" w:type="dxa"/>
-          <w:trHeight w:val="1412" w:hRule="atLeast"/>
+          <w:trHeight w:val="1412"/>
         </w:trPr>
         <w:tc>
           <w:tcPr>
             <w:tcW w:w="567" w:type="dxa"/>
             <w:gridSpan w:val="2"/>
             <w:tcBorders>
-              <w:top w:val="single" w:color="auto" w:sz="4" w:space="0"/>
-              <w:left w:val="single" w:color="auto" w:sz="4" w:space="0"/>
-              <w:bottom w:val="single" w:color="auto" w:sz="4" w:space="0"/>
-              <w:right w:val="single" w:color="auto" w:sz="4" w:space="0"/>
-            </w:tcBorders>
-            <w:noWrap/>
-            <w:vAlign w:val="center"/>
+              <w:top w:val="single" w:sz="4" w:space="0" w:color="auto"/>
+              <w:left w:val="single" w:sz="4" w:space="0" w:color="auto"/>
+              <w:bottom w:val="single" w:sz="4" w:space="0" w:color="auto"/>
+              <w:right w:val="single" w:sz="4" w:space="0" w:color="auto"/>
+            </w:tcBorders>
+            <w:noWrap/>
+            <w:vAlign w:val="center"/>
+            <w:hideMark/>
           </w:tcPr>
           <w:p>
             <w:pPr>
@@ -3244,13 +3575,13 @@
             <w:tcW w:w="5447" w:type="dxa"/>
             <w:gridSpan w:val="4"/>
             <w:tcBorders>
-              <w:top w:val="single" w:color="auto" w:sz="4" w:space="0"/>
-              <w:left w:val="nil"/>
-              <w:bottom w:val="single" w:color="auto" w:sz="4" w:space="0"/>
-              <w:right w:val="single" w:color="auto" w:sz="4" w:space="0"/>
-            </w:tcBorders>
-            <w:noWrap w:val="0"/>
-            <w:vAlign w:val="center"/>
+              <w:top w:val="single" w:sz="4" w:space="0" w:color="auto"/>
+              <w:left w:val="nil"/>
+              <w:bottom w:val="single" w:sz="4" w:space="0" w:color="auto"/>
+              <w:right w:val="single" w:sz="4" w:space="0" w:color="auto"/>
+            </w:tcBorders>
+            <w:vAlign w:val="center"/>
+            <w:hideMark/>
           </w:tcPr>
           <w:p>
             <w:pPr>
@@ -3275,13 +3606,14 @@
           <w:tcPr>
             <w:tcW w:w="990" w:type="dxa"/>
             <w:tcBorders>
-              <w:top w:val="single" w:color="auto" w:sz="4" w:space="0"/>
-              <w:left w:val="nil"/>
-              <w:bottom w:val="single" w:color="auto" w:sz="4" w:space="0"/>
-              <w:right w:val="single" w:color="auto" w:sz="4" w:space="0"/>
-            </w:tcBorders>
-            <w:noWrap/>
-            <w:vAlign w:val="center"/>
+              <w:top w:val="single" w:sz="4" w:space="0" w:color="auto"/>
+              <w:left w:val="nil"/>
+              <w:bottom w:val="single" w:sz="4" w:space="0" w:color="auto"/>
+              <w:right w:val="single" w:sz="4" w:space="0" w:color="auto"/>
+            </w:tcBorders>
+            <w:noWrap/>
+            <w:vAlign w:val="center"/>
+            <w:hideMark/>
           </w:tcPr>
           <w:p>
             <w:pPr>
@@ -3306,10 +3638,10 @@
           <w:tcPr>
             <w:tcW w:w="990" w:type="dxa"/>
             <w:tcBorders>
-              <w:top w:val="single" w:color="auto" w:sz="4" w:space="0"/>
-              <w:left w:val="nil"/>
-              <w:bottom w:val="single" w:color="auto" w:sz="4" w:space="0"/>
-              <w:right w:val="single" w:color="auto" w:sz="4" w:space="0"/>
+              <w:top w:val="single" w:sz="4" w:space="0" w:color="auto"/>
+              <w:left w:val="nil"/>
+              <w:bottom w:val="single" w:sz="4" w:space="0" w:color="auto"/>
+              <w:right w:val="single" w:sz="4" w:space="0" w:color="auto"/>
             </w:tcBorders>
             <w:noWrap/>
             <w:vAlign w:val="center"/>
@@ -3328,10 +3660,10 @@
             <w:tcW w:w="906" w:type="dxa"/>
             <w:gridSpan w:val="3"/>
             <w:tcBorders>
-              <w:top w:val="single" w:color="auto" w:sz="4" w:space="0"/>
-              <w:left w:val="nil"/>
-              <w:bottom w:val="single" w:color="auto" w:sz="4" w:space="0"/>
-              <w:right w:val="single" w:color="auto" w:sz="4" w:space="0"/>
+              <w:top w:val="single" w:sz="4" w:space="0" w:color="auto"/>
+              <w:left w:val="nil"/>
+              <w:bottom w:val="single" w:sz="4" w:space="0" w:color="auto"/>
+              <w:right w:val="single" w:sz="4" w:space="0" w:color="auto"/>
             </w:tcBorders>
             <w:noWrap/>
             <w:vAlign w:val="center"/>
@@ -3349,10 +3681,10 @@
           <w:tcPr>
             <w:tcW w:w="847" w:type="dxa"/>
             <w:tcBorders>
-              <w:top w:val="single" w:color="auto" w:sz="4" w:space="0"/>
-              <w:left w:val="nil"/>
-              <w:bottom w:val="single" w:color="auto" w:sz="4" w:space="0"/>
-              <w:right w:val="single" w:color="auto" w:sz="4" w:space="0"/>
+              <w:top w:val="single" w:sz="4" w:space="0" w:color="auto"/>
+              <w:left w:val="nil"/>
+              <w:bottom w:val="single" w:sz="4" w:space="0" w:color="auto"/>
+              <w:right w:val="single" w:sz="4" w:space="0" w:color="auto"/>
             </w:tcBorders>
             <w:noWrap/>
             <w:vAlign w:val="center"/>
@@ -3373,7 +3705,7 @@
           <w:gridAfter w:val="2"/>
           <w:wBefore w:w="153" w:type="dxa"/>
           <w:wAfter w:w="622" w:type="dxa"/>
-          <w:trHeight w:val="233" w:hRule="atLeast"/>
+          <w:trHeight w:val="233"/>
         </w:trPr>
         <w:tc>
           <w:tcPr>
@@ -3381,12 +3713,13 @@
             <w:gridSpan w:val="2"/>
             <w:tcBorders>
               <w:top w:val="nil"/>
-              <w:left w:val="single" w:color="auto" w:sz="4" w:space="0"/>
-              <w:bottom w:val="single" w:color="auto" w:sz="4" w:space="0"/>
-              <w:right w:val="single" w:color="auto" w:sz="4" w:space="0"/>
-            </w:tcBorders>
-            <w:noWrap/>
-            <w:vAlign w:val="center"/>
+              <w:left w:val="single" w:sz="4" w:space="0" w:color="auto"/>
+              <w:bottom w:val="single" w:sz="4" w:space="0" w:color="auto"/>
+              <w:right w:val="single" w:sz="4" w:space="0" w:color="auto"/>
+            </w:tcBorders>
+            <w:noWrap/>
+            <w:vAlign w:val="center"/>
+            <w:hideMark/>
           </w:tcPr>
           <w:p>
             <w:pPr>
@@ -3414,11 +3747,11 @@
             <w:tcBorders>
               <w:top w:val="nil"/>
               <w:left w:val="nil"/>
-              <w:bottom w:val="single" w:color="auto" w:sz="4" w:space="0"/>
-              <w:right w:val="single" w:color="auto" w:sz="4" w:space="0"/>
-            </w:tcBorders>
-            <w:noWrap w:val="0"/>
-            <w:vAlign w:val="center"/>
+              <w:bottom w:val="single" w:sz="4" w:space="0" w:color="auto"/>
+              <w:right w:val="single" w:sz="4" w:space="0" w:color="auto"/>
+            </w:tcBorders>
+            <w:vAlign w:val="center"/>
+            <w:hideMark/>
           </w:tcPr>
           <w:p>
             <w:pPr>
@@ -3445,11 +3778,12 @@
             <w:tcBorders>
               <w:top w:val="nil"/>
               <w:left w:val="nil"/>
-              <w:bottom w:val="single" w:color="auto" w:sz="4" w:space="0"/>
-              <w:right w:val="single" w:color="auto" w:sz="4" w:space="0"/>
-            </w:tcBorders>
-            <w:noWrap/>
-            <w:vAlign w:val="center"/>
+              <w:bottom w:val="single" w:sz="4" w:space="0" w:color="auto"/>
+              <w:right w:val="single" w:sz="4" w:space="0" w:color="auto"/>
+            </w:tcBorders>
+            <w:noWrap/>
+            <w:vAlign w:val="center"/>
+            <w:hideMark/>
           </w:tcPr>
           <w:p>
             <w:pPr>
@@ -3476,8 +3810,8 @@
             <w:tcBorders>
               <w:top w:val="nil"/>
               <w:left w:val="nil"/>
-              <w:bottom w:val="single" w:color="auto" w:sz="4" w:space="0"/>
-              <w:right w:val="single" w:color="auto" w:sz="4" w:space="0"/>
+              <w:bottom w:val="single" w:sz="4" w:space="0" w:color="auto"/>
+              <w:right w:val="single" w:sz="4" w:space="0" w:color="auto"/>
             </w:tcBorders>
             <w:noWrap/>
             <w:vAlign w:val="center"/>
@@ -3498,8 +3832,8 @@
             <w:tcBorders>
               <w:top w:val="nil"/>
               <w:left w:val="nil"/>
-              <w:bottom w:val="single" w:color="auto" w:sz="4" w:space="0"/>
-              <w:right w:val="single" w:color="auto" w:sz="4" w:space="0"/>
+              <w:bottom w:val="single" w:sz="4" w:space="0" w:color="auto"/>
+              <w:right w:val="single" w:sz="4" w:space="0" w:color="auto"/>
             </w:tcBorders>
             <w:noWrap/>
             <w:vAlign w:val="center"/>
@@ -3517,8 +3851,8 @@
             <w:tcBorders>
               <w:top w:val="nil"/>
               <w:left w:val="nil"/>
-              <w:bottom w:val="single" w:color="auto" w:sz="4" w:space="0"/>
-              <w:right w:val="single" w:color="auto" w:sz="4" w:space="0"/>
+              <w:bottom w:val="single" w:sz="4" w:space="0" w:color="auto"/>
+              <w:right w:val="single" w:sz="4" w:space="0" w:color="auto"/>
             </w:tcBorders>
             <w:noWrap/>
             <w:vAlign w:val="center"/>
@@ -3537,7 +3871,7 @@
           <w:gridAfter w:val="2"/>
           <w:wBefore w:w="153" w:type="dxa"/>
           <w:wAfter w:w="622" w:type="dxa"/>
-          <w:trHeight w:val="195" w:hRule="atLeast"/>
+          <w:trHeight w:val="195"/>
         </w:trPr>
         <w:tc>
           <w:tcPr>
@@ -3545,12 +3879,13 @@
             <w:gridSpan w:val="2"/>
             <w:tcBorders>
               <w:top w:val="nil"/>
-              <w:left w:val="single" w:color="auto" w:sz="4" w:space="0"/>
-              <w:bottom w:val="single" w:color="auto" w:sz="4" w:space="0"/>
-              <w:right w:val="single" w:color="auto" w:sz="4" w:space="0"/>
-            </w:tcBorders>
-            <w:noWrap/>
-            <w:vAlign w:val="center"/>
+              <w:left w:val="single" w:sz="4" w:space="0" w:color="auto"/>
+              <w:bottom w:val="single" w:sz="4" w:space="0" w:color="auto"/>
+              <w:right w:val="single" w:sz="4" w:space="0" w:color="auto"/>
+            </w:tcBorders>
+            <w:noWrap/>
+            <w:vAlign w:val="center"/>
+            <w:hideMark/>
           </w:tcPr>
           <w:p>
             <w:pPr>
@@ -3578,11 +3913,11 @@
             <w:tcBorders>
               <w:top w:val="nil"/>
               <w:left w:val="nil"/>
-              <w:bottom w:val="single" w:color="auto" w:sz="4" w:space="0"/>
-              <w:right w:val="single" w:color="auto" w:sz="4" w:space="0"/>
-            </w:tcBorders>
-            <w:noWrap w:val="0"/>
-            <w:vAlign w:val="center"/>
+              <w:bottom w:val="single" w:sz="4" w:space="0" w:color="auto"/>
+              <w:right w:val="single" w:sz="4" w:space="0" w:color="auto"/>
+            </w:tcBorders>
+            <w:vAlign w:val="center"/>
+            <w:hideMark/>
           </w:tcPr>
           <w:p>
             <w:pPr>
@@ -3613,11 +3948,12 @@
             <w:tcBorders>
               <w:top w:val="nil"/>
               <w:left w:val="nil"/>
-              <w:bottom w:val="single" w:color="auto" w:sz="4" w:space="0"/>
-              <w:right w:val="single" w:color="auto" w:sz="4" w:space="0"/>
-            </w:tcBorders>
-            <w:noWrap/>
-            <w:vAlign w:val="center"/>
+              <w:bottom w:val="single" w:sz="4" w:space="0" w:color="auto"/>
+              <w:right w:val="single" w:sz="4" w:space="0" w:color="auto"/>
+            </w:tcBorders>
+            <w:noWrap/>
+            <w:vAlign w:val="center"/>
+            <w:hideMark/>
           </w:tcPr>
           <w:p>
             <w:pPr>
@@ -3648,8 +3984,8 @@
             <w:tcBorders>
               <w:top w:val="nil"/>
               <w:left w:val="nil"/>
-              <w:bottom w:val="single" w:color="auto" w:sz="4" w:space="0"/>
-              <w:right w:val="single" w:color="auto" w:sz="4" w:space="0"/>
+              <w:bottom w:val="single" w:sz="4" w:space="0" w:color="auto"/>
+              <w:right w:val="single" w:sz="4" w:space="0" w:color="auto"/>
             </w:tcBorders>
             <w:noWrap/>
             <w:vAlign w:val="center"/>
@@ -3670,8 +4006,8 @@
             <w:tcBorders>
               <w:top w:val="nil"/>
               <w:left w:val="nil"/>
-              <w:bottom w:val="single" w:color="auto" w:sz="4" w:space="0"/>
-              <w:right w:val="single" w:color="auto" w:sz="4" w:space="0"/>
+              <w:bottom w:val="single" w:sz="4" w:space="0" w:color="auto"/>
+              <w:right w:val="single" w:sz="4" w:space="0" w:color="auto"/>
             </w:tcBorders>
             <w:noWrap/>
             <w:vAlign w:val="center"/>
@@ -3691,8 +4027,8 @@
             <w:tcBorders>
               <w:top w:val="nil"/>
               <w:left w:val="nil"/>
-              <w:bottom w:val="single" w:color="auto" w:sz="4" w:space="0"/>
-              <w:right w:val="single" w:color="auto" w:sz="4" w:space="0"/>
+              <w:bottom w:val="single" w:sz="4" w:space="0" w:color="auto"/>
+              <w:right w:val="single" w:sz="4" w:space="0" w:color="auto"/>
             </w:tcBorders>
             <w:noWrap/>
             <w:vAlign w:val="center"/>
@@ -3713,17 +4049,17 @@
           <w:gridAfter w:val="2"/>
           <w:wBefore w:w="153" w:type="dxa"/>
           <w:wAfter w:w="622" w:type="dxa"/>
-          <w:trHeight w:val="300" w:hRule="atLeast"/>
+          <w:trHeight w:val="300"/>
         </w:trPr>
         <w:tc>
           <w:tcPr>
             <w:tcW w:w="9747" w:type="dxa"/>
             <w:gridSpan w:val="12"/>
             <w:tcBorders>
-              <w:top w:val="single" w:color="auto" w:sz="4" w:space="0"/>
-              <w:left w:val="single" w:color="auto" w:sz="4" w:space="0"/>
-              <w:bottom w:val="single" w:color="auto" w:sz="4" w:space="0"/>
-              <w:right w:val="single" w:color="auto" w:sz="4" w:space="0"/>
+              <w:top w:val="single" w:sz="4" w:space="0" w:color="auto"/>
+              <w:left w:val="single" w:sz="4" w:space="0" w:color="auto"/>
+              <w:bottom w:val="single" w:sz="4" w:space="0" w:color="auto"/>
+              <w:right w:val="single" w:sz="4" w:space="0" w:color="auto"/>
             </w:tcBorders>
             <w:noWrap/>
             <w:vAlign w:val="center"/>
@@ -3747,7 +4083,17 @@
                 <w:sz w:val="23"/>
                 <w:szCs w:val="23"/>
               </w:rPr>
-              <w:t>Tiêu chí 2: Đánh giá về ý thức chấp hành nội quy, quy chế, quy định của Học viện</w:t>
+              <w:t>Tiêu chí 2: Đánh</w:t>
+            </w:r>
+            <w:r>
+              <w:rPr>
+                <w:b/>
+                <w:bCs/>
+                <w:color w:val="000000"/>
+                <w:sz w:val="23"/>
+                <w:szCs w:val="23"/>
+              </w:rPr>
+              <w:t xml:space="preserve"> giá về ý thức chấp hành nội quy, quy chế, quy định của Học viện</w:t>
             </w:r>
           </w:p>
         </w:tc>
@@ -3758,20 +4104,21 @@
           <w:gridAfter w:val="2"/>
           <w:wBefore w:w="153" w:type="dxa"/>
           <w:wAfter w:w="622" w:type="dxa"/>
-          <w:trHeight w:val="678" w:hRule="atLeast"/>
+          <w:trHeight w:val="678"/>
         </w:trPr>
         <w:tc>
           <w:tcPr>
             <w:tcW w:w="567" w:type="dxa"/>
             <w:gridSpan w:val="2"/>
             <w:tcBorders>
-              <w:top w:val="single" w:color="auto" w:sz="4" w:space="0"/>
-              <w:left w:val="single" w:color="auto" w:sz="4" w:space="0"/>
-              <w:bottom w:val="single" w:color="auto" w:sz="4" w:space="0"/>
-              <w:right w:val="single" w:color="auto" w:sz="4" w:space="0"/>
-            </w:tcBorders>
-            <w:noWrap/>
-            <w:vAlign w:val="center"/>
+              <w:top w:val="single" w:sz="4" w:space="0" w:color="auto"/>
+              <w:left w:val="single" w:sz="4" w:space="0" w:color="auto"/>
+              <w:bottom w:val="single" w:sz="4" w:space="0" w:color="auto"/>
+              <w:right w:val="single" w:sz="4" w:space="0" w:color="auto"/>
+            </w:tcBorders>
+            <w:noWrap/>
+            <w:vAlign w:val="center"/>
+            <w:hideMark/>
           </w:tcPr>
           <w:p>
             <w:pPr>
@@ -3797,13 +4144,13 @@
             <w:tcW w:w="5447" w:type="dxa"/>
             <w:gridSpan w:val="4"/>
             <w:tcBorders>
-              <w:top w:val="single" w:color="auto" w:sz="4" w:space="0"/>
-              <w:left w:val="nil"/>
-              <w:bottom w:val="single" w:color="auto" w:sz="4" w:space="0"/>
-              <w:right w:val="single" w:color="auto" w:sz="4" w:space="0"/>
-            </w:tcBorders>
-            <w:noWrap w:val="0"/>
-            <w:vAlign w:val="center"/>
+              <w:top w:val="single" w:sz="4" w:space="0" w:color="auto"/>
+              <w:left w:val="nil"/>
+              <w:bottom w:val="single" w:sz="4" w:space="0" w:color="auto"/>
+              <w:right w:val="single" w:sz="4" w:space="0" w:color="auto"/>
+            </w:tcBorders>
+            <w:vAlign w:val="center"/>
+            <w:hideMark/>
           </w:tcPr>
           <w:p>
             <w:pPr>
@@ -3828,13 +4175,14 @@
           <w:tcPr>
             <w:tcW w:w="990" w:type="dxa"/>
             <w:tcBorders>
-              <w:top w:val="single" w:color="auto" w:sz="4" w:space="0"/>
-              <w:left w:val="nil"/>
-              <w:bottom w:val="single" w:color="auto" w:sz="4" w:space="0"/>
-              <w:right w:val="single" w:color="auto" w:sz="4" w:space="0"/>
-            </w:tcBorders>
-            <w:noWrap/>
-            <w:vAlign w:val="center"/>
+              <w:top w:val="single" w:sz="4" w:space="0" w:color="auto"/>
+              <w:left w:val="nil"/>
+              <w:bottom w:val="single" w:sz="4" w:space="0" w:color="auto"/>
+              <w:right w:val="single" w:sz="4" w:space="0" w:color="auto"/>
+            </w:tcBorders>
+            <w:noWrap/>
+            <w:vAlign w:val="center"/>
+            <w:hideMark/>
           </w:tcPr>
           <w:p>
             <w:pPr>
@@ -3859,10 +4207,10 @@
           <w:tcPr>
             <w:tcW w:w="990" w:type="dxa"/>
             <w:tcBorders>
-              <w:top w:val="single" w:color="auto" w:sz="4" w:space="0"/>
-              <w:left w:val="nil"/>
-              <w:bottom w:val="single" w:color="auto" w:sz="4" w:space="0"/>
-              <w:right w:val="single" w:color="auto" w:sz="4" w:space="0"/>
+              <w:top w:val="single" w:sz="4" w:space="0" w:color="auto"/>
+              <w:left w:val="nil"/>
+              <w:bottom w:val="single" w:sz="4" w:space="0" w:color="auto"/>
+              <w:right w:val="single" w:sz="4" w:space="0" w:color="auto"/>
             </w:tcBorders>
             <w:noWrap/>
             <w:vAlign w:val="center"/>
@@ -3881,10 +4229,10 @@
             <w:tcW w:w="906" w:type="dxa"/>
             <w:gridSpan w:val="3"/>
             <w:tcBorders>
-              <w:top w:val="single" w:color="auto" w:sz="4" w:space="0"/>
-              <w:left w:val="nil"/>
-              <w:bottom w:val="single" w:color="auto" w:sz="4" w:space="0"/>
-              <w:right w:val="single" w:color="auto" w:sz="4" w:space="0"/>
+              <w:top w:val="single" w:sz="4" w:space="0" w:color="auto"/>
+              <w:left w:val="nil"/>
+              <w:bottom w:val="single" w:sz="4" w:space="0" w:color="auto"/>
+              <w:right w:val="single" w:sz="4" w:space="0" w:color="auto"/>
             </w:tcBorders>
             <w:noWrap/>
             <w:vAlign w:val="center"/>
@@ -3902,10 +4250,10 @@
           <w:tcPr>
             <w:tcW w:w="847" w:type="dxa"/>
             <w:tcBorders>
-              <w:top w:val="single" w:color="auto" w:sz="4" w:space="0"/>
-              <w:left w:val="nil"/>
-              <w:bottom w:val="single" w:color="auto" w:sz="4" w:space="0"/>
-              <w:right w:val="single" w:color="auto" w:sz="4" w:space="0"/>
+              <w:top w:val="single" w:sz="4" w:space="0" w:color="auto"/>
+              <w:left w:val="nil"/>
+              <w:bottom w:val="single" w:sz="4" w:space="0" w:color="auto"/>
+              <w:right w:val="single" w:sz="4" w:space="0" w:color="auto"/>
             </w:tcBorders>
             <w:noWrap/>
             <w:vAlign w:val="center"/>
@@ -3926,7 +4274,7 @@
           <w:gridAfter w:val="2"/>
           <w:wBefore w:w="153" w:type="dxa"/>
           <w:wAfter w:w="622" w:type="dxa"/>
-          <w:trHeight w:val="379" w:hRule="atLeast"/>
+          <w:trHeight w:val="379"/>
         </w:trPr>
         <w:tc>
           <w:tcPr>
@@ -3934,12 +4282,13 @@
             <w:gridSpan w:val="2"/>
             <w:tcBorders>
               <w:top w:val="nil"/>
-              <w:left w:val="single" w:color="auto" w:sz="4" w:space="0"/>
-              <w:bottom w:val="single" w:color="auto" w:sz="4" w:space="0"/>
-              <w:right w:val="single" w:color="auto" w:sz="4" w:space="0"/>
-            </w:tcBorders>
-            <w:noWrap/>
-            <w:vAlign w:val="center"/>
+              <w:left w:val="single" w:sz="4" w:space="0" w:color="auto"/>
+              <w:bottom w:val="single" w:sz="4" w:space="0" w:color="auto"/>
+              <w:right w:val="single" w:sz="4" w:space="0" w:color="auto"/>
+            </w:tcBorders>
+            <w:noWrap/>
+            <w:vAlign w:val="center"/>
+            <w:hideMark/>
           </w:tcPr>
           <w:p>
             <w:pPr>
@@ -3960,6 +4309,7 @@
                 <w:sz w:val="23"/>
                 <w:szCs w:val="23"/>
               </w:rPr>
+              <w:lastRenderedPageBreak/>
               <w:t> </w:t>
             </w:r>
           </w:p>
@@ -3971,11 +4321,12 @@
             <w:tcBorders>
               <w:top w:val="nil"/>
               <w:left w:val="nil"/>
-              <w:bottom w:val="single" w:color="auto" w:sz="4" w:space="0"/>
-              <w:right w:val="single" w:color="auto" w:sz="4" w:space="0"/>
-            </w:tcBorders>
-            <w:noWrap/>
-            <w:vAlign w:val="center"/>
+              <w:bottom w:val="single" w:sz="4" w:space="0" w:color="auto"/>
+              <w:right w:val="single" w:sz="4" w:space="0" w:color="auto"/>
+            </w:tcBorders>
+            <w:noWrap/>
+            <w:vAlign w:val="center"/>
+            <w:hideMark/>
           </w:tcPr>
           <w:p>
             <w:pPr>
@@ -4002,11 +4353,12 @@
             <w:tcBorders>
               <w:top w:val="nil"/>
               <w:left w:val="nil"/>
-              <w:bottom w:val="single" w:color="auto" w:sz="4" w:space="0"/>
-              <w:right w:val="single" w:color="auto" w:sz="4" w:space="0"/>
-            </w:tcBorders>
-            <w:noWrap/>
-            <w:vAlign w:val="center"/>
+              <w:bottom w:val="single" w:sz="4" w:space="0" w:color="auto"/>
+              <w:right w:val="single" w:sz="4" w:space="0" w:color="auto"/>
+            </w:tcBorders>
+            <w:noWrap/>
+            <w:vAlign w:val="center"/>
+            <w:hideMark/>
           </w:tcPr>
           <w:p>
             <w:pPr>
@@ -4037,8 +4389,8 @@
             <w:tcBorders>
               <w:top w:val="nil"/>
               <w:left w:val="nil"/>
-              <w:bottom w:val="single" w:color="auto" w:sz="4" w:space="0"/>
-              <w:right w:val="single" w:color="auto" w:sz="4" w:space="0"/>
+              <w:bottom w:val="single" w:sz="4" w:space="0" w:color="auto"/>
+              <w:right w:val="single" w:sz="4" w:space="0" w:color="auto"/>
             </w:tcBorders>
             <w:noWrap/>
             <w:vAlign w:val="center"/>
@@ -4063,8 +4415,8 @@
             <w:tcBorders>
               <w:top w:val="nil"/>
               <w:left w:val="nil"/>
-              <w:bottom w:val="single" w:color="auto" w:sz="4" w:space="0"/>
-              <w:right w:val="single" w:color="auto" w:sz="4" w:space="0"/>
+              <w:bottom w:val="single" w:sz="4" w:space="0" w:color="auto"/>
+              <w:right w:val="single" w:sz="4" w:space="0" w:color="auto"/>
             </w:tcBorders>
             <w:noWrap/>
             <w:vAlign w:val="center"/>
@@ -4088,8 +4440,8 @@
             <w:tcBorders>
               <w:top w:val="nil"/>
               <w:left w:val="nil"/>
-              <w:bottom w:val="single" w:color="auto" w:sz="4" w:space="0"/>
-              <w:right w:val="single" w:color="auto" w:sz="4" w:space="0"/>
+              <w:bottom w:val="single" w:sz="4" w:space="0" w:color="auto"/>
+              <w:right w:val="single" w:sz="4" w:space="0" w:color="auto"/>
             </w:tcBorders>
             <w:noWrap/>
             <w:vAlign w:val="center"/>
@@ -4114,7 +4466,7 @@
           <w:gridAfter w:val="2"/>
           <w:wBefore w:w="153" w:type="dxa"/>
           <w:wAfter w:w="622" w:type="dxa"/>
-          <w:trHeight w:val="300" w:hRule="atLeast"/>
+          <w:trHeight w:val="300"/>
         </w:trPr>
         <w:tc>
           <w:tcPr>
@@ -4122,12 +4474,13 @@
             <w:gridSpan w:val="2"/>
             <w:tcBorders>
               <w:top w:val="nil"/>
-              <w:left w:val="single" w:color="auto" w:sz="4" w:space="0"/>
-              <w:bottom w:val="single" w:color="auto" w:sz="4" w:space="0"/>
-              <w:right w:val="single" w:color="auto" w:sz="4" w:space="0"/>
-            </w:tcBorders>
-            <w:noWrap/>
-            <w:vAlign w:val="center"/>
+              <w:left w:val="single" w:sz="4" w:space="0" w:color="auto"/>
+              <w:bottom w:val="single" w:sz="4" w:space="0" w:color="auto"/>
+              <w:right w:val="single" w:sz="4" w:space="0" w:color="auto"/>
+            </w:tcBorders>
+            <w:noWrap/>
+            <w:vAlign w:val="center"/>
+            <w:hideMark/>
           </w:tcPr>
           <w:p>
             <w:pPr>
@@ -4159,11 +4512,12 @@
             <w:tcBorders>
               <w:top w:val="nil"/>
               <w:left w:val="nil"/>
-              <w:bottom w:val="single" w:color="auto" w:sz="4" w:space="0"/>
-              <w:right w:val="single" w:color="auto" w:sz="4" w:space="0"/>
-            </w:tcBorders>
-            <w:noWrap/>
-            <w:vAlign w:val="center"/>
+              <w:bottom w:val="single" w:sz="4" w:space="0" w:color="auto"/>
+              <w:right w:val="single" w:sz="4" w:space="0" w:color="auto"/>
+            </w:tcBorders>
+            <w:noWrap/>
+            <w:vAlign w:val="center"/>
+            <w:hideMark/>
           </w:tcPr>
           <w:p>
             <w:pPr>
@@ -4190,11 +4544,12 @@
             <w:tcBorders>
               <w:top w:val="nil"/>
               <w:left w:val="nil"/>
-              <w:bottom w:val="single" w:color="auto" w:sz="4" w:space="0"/>
-              <w:right w:val="single" w:color="auto" w:sz="4" w:space="0"/>
-            </w:tcBorders>
-            <w:noWrap/>
-            <w:vAlign w:val="center"/>
+              <w:bottom w:val="single" w:sz="4" w:space="0" w:color="auto"/>
+              <w:right w:val="single" w:sz="4" w:space="0" w:color="auto"/>
+            </w:tcBorders>
+            <w:noWrap/>
+            <w:vAlign w:val="center"/>
+            <w:hideMark/>
           </w:tcPr>
           <w:p>
             <w:pPr>
@@ -4225,8 +4580,8 @@
             <w:tcBorders>
               <w:top w:val="nil"/>
               <w:left w:val="nil"/>
-              <w:bottom w:val="single" w:color="auto" w:sz="4" w:space="0"/>
-              <w:right w:val="single" w:color="auto" w:sz="4" w:space="0"/>
+              <w:bottom w:val="single" w:sz="4" w:space="0" w:color="auto"/>
+              <w:right w:val="single" w:sz="4" w:space="0" w:color="auto"/>
             </w:tcBorders>
             <w:noWrap/>
             <w:vAlign w:val="center"/>
@@ -4245,8 +4600,8 @@
             <w:tcBorders>
               <w:top w:val="nil"/>
               <w:left w:val="nil"/>
-              <w:bottom w:val="single" w:color="auto" w:sz="4" w:space="0"/>
-              <w:right w:val="single" w:color="auto" w:sz="4" w:space="0"/>
+              <w:bottom w:val="single" w:sz="4" w:space="0" w:color="auto"/>
+              <w:right w:val="single" w:sz="4" w:space="0" w:color="auto"/>
             </w:tcBorders>
             <w:noWrap/>
             <w:vAlign w:val="center"/>
@@ -4264,8 +4619,8 @@
             <w:tcBorders>
               <w:top w:val="nil"/>
               <w:left w:val="nil"/>
-              <w:bottom w:val="single" w:color="auto" w:sz="4" w:space="0"/>
-              <w:right w:val="single" w:color="auto" w:sz="4" w:space="0"/>
+              <w:bottom w:val="single" w:sz="4" w:space="0" w:color="auto"/>
+              <w:right w:val="single" w:sz="4" w:space="0" w:color="auto"/>
             </w:tcBorders>
             <w:noWrap/>
             <w:vAlign w:val="center"/>
@@ -4284,7 +4639,7 @@
           <w:gridAfter w:val="2"/>
           <w:wBefore w:w="153" w:type="dxa"/>
           <w:wAfter w:w="622" w:type="dxa"/>
-          <w:trHeight w:val="600" w:hRule="atLeast"/>
+          <w:trHeight w:val="600"/>
         </w:trPr>
         <w:tc>
           <w:tcPr>
@@ -4292,12 +4647,12 @@
             <w:gridSpan w:val="2"/>
             <w:tcBorders>
               <w:top w:val="nil"/>
-              <w:left w:val="single" w:color="auto" w:sz="4" w:space="0"/>
-              <w:bottom w:val="single" w:color="auto" w:sz="4" w:space="0"/>
-              <w:right w:val="single" w:color="auto" w:sz="4" w:space="0"/>
-            </w:tcBorders>
-            <w:noWrap w:val="0"/>
-            <w:vAlign w:val="center"/>
+              <w:left w:val="single" w:sz="4" w:space="0" w:color="auto"/>
+              <w:bottom w:val="single" w:sz="4" w:space="0" w:color="auto"/>
+              <w:right w:val="single" w:sz="4" w:space="0" w:color="auto"/>
+            </w:tcBorders>
+            <w:vAlign w:val="center"/>
+            <w:hideMark/>
           </w:tcPr>
           <w:p>
             <w:pPr>
@@ -4325,11 +4680,12 @@
             <w:tcBorders>
               <w:top w:val="nil"/>
               <w:left w:val="nil"/>
-              <w:bottom w:val="single" w:color="auto" w:sz="4" w:space="0"/>
-              <w:right w:val="single" w:color="auto" w:sz="4" w:space="0"/>
-            </w:tcBorders>
-            <w:noWrap/>
-            <w:vAlign w:val="center"/>
+              <w:bottom w:val="single" w:sz="4" w:space="0" w:color="auto"/>
+              <w:right w:val="single" w:sz="4" w:space="0" w:color="auto"/>
+            </w:tcBorders>
+            <w:noWrap/>
+            <w:vAlign w:val="center"/>
+            <w:hideMark/>
           </w:tcPr>
           <w:p>
             <w:pPr>
@@ -4356,11 +4712,12 @@
             <w:tcBorders>
               <w:top w:val="nil"/>
               <w:left w:val="nil"/>
-              <w:bottom w:val="single" w:color="auto" w:sz="4" w:space="0"/>
-              <w:right w:val="single" w:color="auto" w:sz="4" w:space="0"/>
-            </w:tcBorders>
-            <w:noWrap/>
-            <w:vAlign w:val="center"/>
+              <w:bottom w:val="single" w:sz="4" w:space="0" w:color="auto"/>
+              <w:right w:val="single" w:sz="4" w:space="0" w:color="auto"/>
+            </w:tcBorders>
+            <w:noWrap/>
+            <w:vAlign w:val="center"/>
+            <w:hideMark/>
           </w:tcPr>
           <w:p>
             <w:pPr>
@@ -4391,8 +4748,8 @@
             <w:tcBorders>
               <w:top w:val="nil"/>
               <w:left w:val="nil"/>
-              <w:bottom w:val="single" w:color="auto" w:sz="4" w:space="0"/>
-              <w:right w:val="single" w:color="auto" w:sz="4" w:space="0"/>
+              <w:bottom w:val="single" w:sz="4" w:space="0" w:color="auto"/>
+              <w:right w:val="single" w:sz="4" w:space="0" w:color="auto"/>
             </w:tcBorders>
             <w:noWrap/>
             <w:vAlign w:val="center"/>
@@ -4411,8 +4768,8 @@
             <w:tcBorders>
               <w:top w:val="nil"/>
               <w:left w:val="nil"/>
-              <w:bottom w:val="single" w:color="auto" w:sz="4" w:space="0"/>
-              <w:right w:val="single" w:color="auto" w:sz="4" w:space="0"/>
+              <w:bottom w:val="single" w:sz="4" w:space="0" w:color="auto"/>
+              <w:right w:val="single" w:sz="4" w:space="0" w:color="auto"/>
             </w:tcBorders>
             <w:noWrap/>
             <w:vAlign w:val="center"/>
@@ -4430,8 +4787,8 @@
             <w:tcBorders>
               <w:top w:val="nil"/>
               <w:left w:val="nil"/>
-              <w:bottom w:val="single" w:color="auto" w:sz="4" w:space="0"/>
-              <w:right w:val="single" w:color="auto" w:sz="4" w:space="0"/>
+              <w:bottom w:val="single" w:sz="4" w:space="0" w:color="auto"/>
+              <w:right w:val="single" w:sz="4" w:space="0" w:color="auto"/>
             </w:tcBorders>
             <w:noWrap/>
             <w:vAlign w:val="center"/>
@@ -4450,7 +4807,7 @@
           <w:gridAfter w:val="2"/>
           <w:wBefore w:w="153" w:type="dxa"/>
           <w:wAfter w:w="622" w:type="dxa"/>
-          <w:trHeight w:val="1230" w:hRule="atLeast"/>
+          <w:trHeight w:val="1230"/>
         </w:trPr>
         <w:tc>
           <w:tcPr>
@@ -4458,13 +4815,14 @@
             <w:gridSpan w:val="2"/>
             <w:vMerge w:val="restart"/>
             <w:tcBorders>
-              <w:top w:val="single" w:color="auto" w:sz="4" w:space="0"/>
-              <w:left w:val="single" w:color="auto" w:sz="4" w:space="0"/>
-              <w:bottom w:val="single" w:color="auto" w:sz="4" w:space="0"/>
-              <w:right w:val="single" w:color="auto" w:sz="4" w:space="0"/>
-            </w:tcBorders>
-            <w:noWrap/>
-            <w:vAlign w:val="center"/>
+              <w:top w:val="single" w:sz="4" w:space="0" w:color="auto"/>
+              <w:left w:val="single" w:sz="4" w:space="0" w:color="auto"/>
+              <w:bottom w:val="single" w:sz="4" w:space="0" w:color="auto"/>
+              <w:right w:val="single" w:sz="4" w:space="0" w:color="auto"/>
+            </w:tcBorders>
+            <w:noWrap/>
+            <w:vAlign w:val="center"/>
+            <w:hideMark/>
           </w:tcPr>
           <w:p>
             <w:pPr>
@@ -4490,13 +4848,13 @@
             <w:tcW w:w="5447" w:type="dxa"/>
             <w:gridSpan w:val="4"/>
             <w:tcBorders>
-              <w:top w:val="single" w:color="auto" w:sz="4" w:space="0"/>
-              <w:left w:val="single" w:color="auto" w:sz="4" w:space="0"/>
-              <w:bottom w:val="single" w:color="auto" w:sz="4" w:space="0"/>
-              <w:right w:val="single" w:color="auto" w:sz="4" w:space="0"/>
-            </w:tcBorders>
-            <w:noWrap w:val="0"/>
-            <w:vAlign w:val="center"/>
+              <w:top w:val="single" w:sz="4" w:space="0" w:color="auto"/>
+              <w:left w:val="single" w:sz="4" w:space="0" w:color="auto"/>
+              <w:bottom w:val="single" w:sz="4" w:space="0" w:color="auto"/>
+              <w:right w:val="single" w:sz="4" w:space="0" w:color="auto"/>
+            </w:tcBorders>
+            <w:vAlign w:val="center"/>
+            <w:hideMark/>
           </w:tcPr>
           <w:p>
             <w:pPr>
@@ -4521,13 +4879,13 @@
           <w:tcPr>
             <w:tcW w:w="990" w:type="dxa"/>
             <w:tcBorders>
-              <w:top w:val="single" w:color="auto" w:sz="4" w:space="0"/>
-              <w:left w:val="single" w:color="auto" w:sz="4" w:space="0"/>
-              <w:bottom w:val="single" w:color="auto" w:sz="4" w:space="0"/>
-              <w:right w:val="single" w:color="auto" w:sz="4" w:space="0"/>
-            </w:tcBorders>
-            <w:noWrap w:val="0"/>
-            <w:vAlign w:val="center"/>
+              <w:top w:val="single" w:sz="4" w:space="0" w:color="auto"/>
+              <w:left w:val="single" w:sz="4" w:space="0" w:color="auto"/>
+              <w:bottom w:val="single" w:sz="4" w:space="0" w:color="auto"/>
+              <w:right w:val="single" w:sz="4" w:space="0" w:color="auto"/>
+            </w:tcBorders>
+            <w:vAlign w:val="center"/>
+            <w:hideMark/>
           </w:tcPr>
           <w:p>
             <w:pPr>
@@ -4552,12 +4910,11 @@
           <w:tcPr>
             <w:tcW w:w="990" w:type="dxa"/>
             <w:tcBorders>
-              <w:top w:val="single" w:color="auto" w:sz="4" w:space="0"/>
-              <w:left w:val="single" w:color="auto" w:sz="4" w:space="0"/>
-              <w:bottom w:val="single" w:color="auto" w:sz="4" w:space="0"/>
-              <w:right w:val="single" w:color="auto" w:sz="4" w:space="0"/>
-            </w:tcBorders>
-            <w:noWrap w:val="0"/>
+              <w:top w:val="single" w:sz="4" w:space="0" w:color="auto"/>
+              <w:left w:val="single" w:sz="4" w:space="0" w:color="auto"/>
+              <w:bottom w:val="single" w:sz="4" w:space="0" w:color="auto"/>
+              <w:right w:val="single" w:sz="4" w:space="0" w:color="auto"/>
+            </w:tcBorders>
             <w:vAlign w:val="center"/>
           </w:tcPr>
           <w:p>
@@ -4574,12 +4931,11 @@
             <w:tcW w:w="906" w:type="dxa"/>
             <w:gridSpan w:val="3"/>
             <w:tcBorders>
-              <w:top w:val="single" w:color="auto" w:sz="4" w:space="0"/>
-              <w:left w:val="single" w:color="auto" w:sz="4" w:space="0"/>
-              <w:bottom w:val="single" w:color="auto" w:sz="4" w:space="0"/>
-              <w:right w:val="single" w:color="auto" w:sz="4" w:space="0"/>
-            </w:tcBorders>
-            <w:noWrap w:val="0"/>
+              <w:top w:val="single" w:sz="4" w:space="0" w:color="auto"/>
+              <w:left w:val="single" w:sz="4" w:space="0" w:color="auto"/>
+              <w:bottom w:val="single" w:sz="4" w:space="0" w:color="auto"/>
+              <w:right w:val="single" w:sz="4" w:space="0" w:color="auto"/>
+            </w:tcBorders>
             <w:vAlign w:val="center"/>
           </w:tcPr>
           <w:p>
@@ -4595,12 +4951,11 @@
           <w:tcPr>
             <w:tcW w:w="847" w:type="dxa"/>
             <w:tcBorders>
-              <w:top w:val="single" w:color="auto" w:sz="4" w:space="0"/>
-              <w:left w:val="single" w:color="auto" w:sz="4" w:space="0"/>
-              <w:bottom w:val="single" w:color="auto" w:sz="4" w:space="0"/>
-              <w:right w:val="single" w:color="auto" w:sz="4" w:space="0"/>
-            </w:tcBorders>
-            <w:noWrap w:val="0"/>
+              <w:top w:val="single" w:sz="4" w:space="0" w:color="auto"/>
+              <w:left w:val="single" w:sz="4" w:space="0" w:color="auto"/>
+              <w:bottom w:val="single" w:sz="4" w:space="0" w:color="auto"/>
+              <w:right w:val="single" w:sz="4" w:space="0" w:color="auto"/>
+            </w:tcBorders>
             <w:vAlign w:val="center"/>
           </w:tcPr>
           <w:p>
@@ -4619,21 +4974,21 @@
           <w:gridAfter w:val="2"/>
           <w:wBefore w:w="153" w:type="dxa"/>
           <w:wAfter w:w="622" w:type="dxa"/>
-          <w:trHeight w:val="600" w:hRule="atLeast"/>
+          <w:trHeight w:val="600"/>
         </w:trPr>
         <w:tc>
           <w:tcPr>
             <w:tcW w:w="567" w:type="dxa"/>
             <w:gridSpan w:val="2"/>
-            <w:vMerge w:val="continue"/>
-            <w:tcBorders>
-              <w:top w:val="single" w:color="auto" w:sz="4" w:space="0"/>
-              <w:left w:val="single" w:color="auto" w:sz="4" w:space="0"/>
-              <w:bottom w:val="single" w:color="auto" w:sz="4" w:space="0"/>
-              <w:right w:val="single" w:color="auto" w:sz="4" w:space="0"/>
-            </w:tcBorders>
-            <w:noWrap w:val="0"/>
-            <w:vAlign w:val="center"/>
+            <w:vMerge/>
+            <w:tcBorders>
+              <w:top w:val="single" w:sz="4" w:space="0" w:color="auto"/>
+              <w:left w:val="single" w:sz="4" w:space="0" w:color="auto"/>
+              <w:bottom w:val="single" w:sz="4" w:space="0" w:color="auto"/>
+              <w:right w:val="single" w:sz="4" w:space="0" w:color="auto"/>
+            </w:tcBorders>
+            <w:vAlign w:val="center"/>
+            <w:hideMark/>
           </w:tcPr>
           <w:p>
             <w:pPr>
@@ -4650,13 +5005,13 @@
             <w:tcW w:w="5447" w:type="dxa"/>
             <w:gridSpan w:val="4"/>
             <w:tcBorders>
-              <w:top w:val="single" w:color="auto" w:sz="4" w:space="0"/>
-              <w:left w:val="nil"/>
-              <w:bottom w:val="single" w:color="auto" w:sz="4" w:space="0"/>
-              <w:right w:val="single" w:color="auto" w:sz="4" w:space="0"/>
-            </w:tcBorders>
-            <w:noWrap w:val="0"/>
-            <w:vAlign w:val="center"/>
+              <w:top w:val="single" w:sz="4" w:space="0" w:color="auto"/>
+              <w:left w:val="nil"/>
+              <w:bottom w:val="single" w:sz="4" w:space="0" w:color="auto"/>
+              <w:right w:val="single" w:sz="4" w:space="0" w:color="auto"/>
+            </w:tcBorders>
+            <w:vAlign w:val="center"/>
+            <w:hideMark/>
           </w:tcPr>
           <w:p>
             <w:pPr>
@@ -4681,13 +5036,13 @@
           <w:tcPr>
             <w:tcW w:w="990" w:type="dxa"/>
             <w:tcBorders>
-              <w:top w:val="single" w:color="auto" w:sz="4" w:space="0"/>
-              <w:left w:val="nil"/>
-              <w:bottom w:val="single" w:color="auto" w:sz="4" w:space="0"/>
-              <w:right w:val="single" w:color="auto" w:sz="4" w:space="0"/>
-            </w:tcBorders>
-            <w:noWrap w:val="0"/>
-            <w:vAlign w:val="center"/>
+              <w:top w:val="single" w:sz="4" w:space="0" w:color="auto"/>
+              <w:left w:val="nil"/>
+              <w:bottom w:val="single" w:sz="4" w:space="0" w:color="auto"/>
+              <w:right w:val="single" w:sz="4" w:space="0" w:color="auto"/>
+            </w:tcBorders>
+            <w:vAlign w:val="center"/>
+            <w:hideMark/>
           </w:tcPr>
           <w:p>
             <w:pPr>
@@ -4712,12 +5067,11 @@
           <w:tcPr>
             <w:tcW w:w="990" w:type="dxa"/>
             <w:tcBorders>
-              <w:top w:val="single" w:color="auto" w:sz="4" w:space="0"/>
-              <w:left w:val="nil"/>
-              <w:bottom w:val="single" w:color="auto" w:sz="4" w:space="0"/>
-              <w:right w:val="single" w:color="auto" w:sz="4" w:space="0"/>
-            </w:tcBorders>
-            <w:noWrap w:val="0"/>
+              <w:top w:val="single" w:sz="4" w:space="0" w:color="auto"/>
+              <w:left w:val="nil"/>
+              <w:bottom w:val="single" w:sz="4" w:space="0" w:color="auto"/>
+              <w:right w:val="single" w:sz="4" w:space="0" w:color="auto"/>
+            </w:tcBorders>
             <w:vAlign w:val="center"/>
           </w:tcPr>
           <w:p>
@@ -4732,12 +5086,11 @@
             <w:tcW w:w="906" w:type="dxa"/>
             <w:gridSpan w:val="3"/>
             <w:tcBorders>
-              <w:top w:val="single" w:color="auto" w:sz="4" w:space="0"/>
-              <w:left w:val="nil"/>
-              <w:bottom w:val="single" w:color="auto" w:sz="4" w:space="0"/>
-              <w:right w:val="single" w:color="auto" w:sz="4" w:space="0"/>
-            </w:tcBorders>
-            <w:noWrap w:val="0"/>
+              <w:top w:val="single" w:sz="4" w:space="0" w:color="auto"/>
+              <w:left w:val="nil"/>
+              <w:bottom w:val="single" w:sz="4" w:space="0" w:color="auto"/>
+              <w:right w:val="single" w:sz="4" w:space="0" w:color="auto"/>
+            </w:tcBorders>
             <w:vAlign w:val="center"/>
           </w:tcPr>
           <w:p>
@@ -4751,12 +5104,11 @@
           <w:tcPr>
             <w:tcW w:w="847" w:type="dxa"/>
             <w:tcBorders>
-              <w:top w:val="single" w:color="auto" w:sz="4" w:space="0"/>
-              <w:left w:val="nil"/>
-              <w:bottom w:val="single" w:color="auto" w:sz="4" w:space="0"/>
-              <w:right w:val="single" w:color="auto" w:sz="4" w:space="0"/>
-            </w:tcBorders>
-            <w:noWrap w:val="0"/>
+              <w:top w:val="single" w:sz="4" w:space="0" w:color="auto"/>
+              <w:left w:val="nil"/>
+              <w:bottom w:val="single" w:sz="4" w:space="0" w:color="auto"/>
+              <w:right w:val="single" w:sz="4" w:space="0" w:color="auto"/>
+            </w:tcBorders>
             <w:vAlign w:val="center"/>
           </w:tcPr>
           <w:p>
@@ -4773,7 +5125,7 @@
           <w:gridAfter w:val="2"/>
           <w:wBefore w:w="153" w:type="dxa"/>
           <w:wAfter w:w="622" w:type="dxa"/>
-          <w:trHeight w:val="1132" w:hRule="atLeast"/>
+          <w:trHeight w:val="1132"/>
         </w:trPr>
         <w:tc>
           <w:tcPr>
@@ -4782,12 +5134,13 @@
             <w:vMerge w:val="restart"/>
             <w:tcBorders>
               <w:top w:val="nil"/>
-              <w:left w:val="single" w:color="auto" w:sz="4" w:space="0"/>
-              <w:bottom w:val="single" w:color="auto" w:sz="4" w:space="0"/>
-              <w:right w:val="single" w:color="auto" w:sz="4" w:space="0"/>
-            </w:tcBorders>
-            <w:noWrap/>
-            <w:vAlign w:val="center"/>
+              <w:left w:val="single" w:sz="4" w:space="0" w:color="auto"/>
+              <w:bottom w:val="single" w:sz="4" w:space="0" w:color="auto"/>
+              <w:right w:val="single" w:sz="4" w:space="0" w:color="auto"/>
+            </w:tcBorders>
+            <w:noWrap/>
+            <w:vAlign w:val="center"/>
+            <w:hideMark/>
           </w:tcPr>
           <w:p>
             <w:pPr>
@@ -4815,11 +5168,11 @@
             <w:tcBorders>
               <w:top w:val="nil"/>
               <w:left w:val="nil"/>
-              <w:bottom w:val="single" w:color="auto" w:sz="4" w:space="0"/>
-              <w:right w:val="single" w:color="auto" w:sz="4" w:space="0"/>
-            </w:tcBorders>
-            <w:noWrap w:val="0"/>
-            <w:vAlign w:val="center"/>
+              <w:bottom w:val="single" w:sz="4" w:space="0" w:color="auto"/>
+              <w:right w:val="single" w:sz="4" w:space="0" w:color="auto"/>
+            </w:tcBorders>
+            <w:vAlign w:val="center"/>
+            <w:hideMark/>
           </w:tcPr>
           <w:p>
             <w:pPr>
@@ -4846,11 +5199,11 @@
             <w:tcBorders>
               <w:top w:val="nil"/>
               <w:left w:val="nil"/>
-              <w:bottom w:val="single" w:color="auto" w:sz="4" w:space="0"/>
-              <w:right w:val="single" w:color="auto" w:sz="4" w:space="0"/>
-            </w:tcBorders>
-            <w:noWrap w:val="0"/>
-            <w:vAlign w:val="center"/>
+              <w:bottom w:val="single" w:sz="4" w:space="0" w:color="auto"/>
+              <w:right w:val="single" w:sz="4" w:space="0" w:color="auto"/>
+            </w:tcBorders>
+            <w:vAlign w:val="center"/>
+            <w:hideMark/>
           </w:tcPr>
           <w:p>
             <w:pPr>
@@ -4877,10 +5230,9 @@
             <w:tcBorders>
               <w:top w:val="nil"/>
               <w:left w:val="nil"/>
-              <w:bottom w:val="single" w:color="auto" w:sz="4" w:space="0"/>
-              <w:right w:val="single" w:color="auto" w:sz="4" w:space="0"/>
-            </w:tcBorders>
-            <w:noWrap w:val="0"/>
+              <w:bottom w:val="single" w:sz="4" w:space="0" w:color="auto"/>
+              <w:right w:val="single" w:sz="4" w:space="0" w:color="auto"/>
+            </w:tcBorders>
             <w:vAlign w:val="center"/>
           </w:tcPr>
           <w:p>
@@ -4899,10 +5251,9 @@
             <w:tcBorders>
               <w:top w:val="nil"/>
               <w:left w:val="nil"/>
-              <w:bottom w:val="single" w:color="auto" w:sz="4" w:space="0"/>
-              <w:right w:val="single" w:color="auto" w:sz="4" w:space="0"/>
-            </w:tcBorders>
-            <w:noWrap w:val="0"/>
+              <w:bottom w:val="single" w:sz="4" w:space="0" w:color="auto"/>
+              <w:right w:val="single" w:sz="4" w:space="0" w:color="auto"/>
+            </w:tcBorders>
             <w:vAlign w:val="center"/>
           </w:tcPr>
           <w:p>
@@ -4920,10 +5271,9 @@
             <w:tcBorders>
               <w:top w:val="nil"/>
               <w:left w:val="nil"/>
-              <w:bottom w:val="single" w:color="auto" w:sz="4" w:space="0"/>
-              <w:right w:val="single" w:color="auto" w:sz="4" w:space="0"/>
-            </w:tcBorders>
-            <w:noWrap w:val="0"/>
+              <w:bottom w:val="single" w:sz="4" w:space="0" w:color="auto"/>
+              <w:right w:val="single" w:sz="4" w:space="0" w:color="auto"/>
+            </w:tcBorders>
             <w:vAlign w:val="center"/>
           </w:tcPr>
           <w:p>
@@ -4942,21 +5292,21 @@
           <w:gridAfter w:val="2"/>
           <w:wBefore w:w="153" w:type="dxa"/>
           <w:wAfter w:w="622" w:type="dxa"/>
-          <w:trHeight w:val="405" w:hRule="atLeast"/>
+          <w:trHeight w:val="405"/>
         </w:trPr>
         <w:tc>
           <w:tcPr>
             <w:tcW w:w="567" w:type="dxa"/>
             <w:gridSpan w:val="2"/>
-            <w:vMerge w:val="continue"/>
-            <w:tcBorders>
-              <w:top w:val="nil"/>
-              <w:left w:val="single" w:color="auto" w:sz="4" w:space="0"/>
-              <w:bottom w:val="single" w:color="auto" w:sz="4" w:space="0"/>
-              <w:right w:val="single" w:color="auto" w:sz="4" w:space="0"/>
-            </w:tcBorders>
-            <w:noWrap w:val="0"/>
-            <w:vAlign w:val="center"/>
+            <w:vMerge/>
+            <w:tcBorders>
+              <w:top w:val="nil"/>
+              <w:left w:val="single" w:sz="4" w:space="0" w:color="auto"/>
+              <w:bottom w:val="single" w:sz="4" w:space="0" w:color="auto"/>
+              <w:right w:val="single" w:sz="4" w:space="0" w:color="auto"/>
+            </w:tcBorders>
+            <w:vAlign w:val="center"/>
+            <w:hideMark/>
           </w:tcPr>
           <w:p>
             <w:pPr>
@@ -4975,11 +5325,11 @@
             <w:tcBorders>
               <w:top w:val="nil"/>
               <w:left w:val="nil"/>
-              <w:bottom w:val="single" w:color="auto" w:sz="4" w:space="0"/>
-              <w:right w:val="single" w:color="auto" w:sz="4" w:space="0"/>
-            </w:tcBorders>
-            <w:noWrap w:val="0"/>
-            <w:vAlign w:val="center"/>
+              <w:bottom w:val="single" w:sz="4" w:space="0" w:color="auto"/>
+              <w:right w:val="single" w:sz="4" w:space="0" w:color="auto"/>
+            </w:tcBorders>
+            <w:vAlign w:val="center"/>
+            <w:hideMark/>
           </w:tcPr>
           <w:p>
             <w:pPr>
@@ -5006,11 +5356,11 @@
             <w:tcBorders>
               <w:top w:val="nil"/>
               <w:left w:val="nil"/>
-              <w:bottom w:val="single" w:color="auto" w:sz="4" w:space="0"/>
-              <w:right w:val="single" w:color="auto" w:sz="4" w:space="0"/>
-            </w:tcBorders>
-            <w:noWrap w:val="0"/>
-            <w:vAlign w:val="center"/>
+              <w:bottom w:val="single" w:sz="4" w:space="0" w:color="auto"/>
+              <w:right w:val="single" w:sz="4" w:space="0" w:color="auto"/>
+            </w:tcBorders>
+            <w:vAlign w:val="center"/>
+            <w:hideMark/>
           </w:tcPr>
           <w:p>
             <w:pPr>
@@ -5037,10 +5387,9 @@
             <w:tcBorders>
               <w:top w:val="nil"/>
               <w:left w:val="nil"/>
-              <w:bottom w:val="single" w:color="auto" w:sz="4" w:space="0"/>
-              <w:right w:val="single" w:color="auto" w:sz="4" w:space="0"/>
-            </w:tcBorders>
-            <w:noWrap w:val="0"/>
+              <w:bottom w:val="single" w:sz="4" w:space="0" w:color="auto"/>
+              <w:right w:val="single" w:sz="4" w:space="0" w:color="auto"/>
+            </w:tcBorders>
             <w:vAlign w:val="center"/>
           </w:tcPr>
           <w:p>
@@ -5059,10 +5408,9 @@
             <w:tcBorders>
               <w:top w:val="nil"/>
               <w:left w:val="nil"/>
-              <w:bottom w:val="single" w:color="auto" w:sz="4" w:space="0"/>
-              <w:right w:val="single" w:color="auto" w:sz="4" w:space="0"/>
-            </w:tcBorders>
-            <w:noWrap w:val="0"/>
+              <w:bottom w:val="single" w:sz="4" w:space="0" w:color="auto"/>
+              <w:right w:val="single" w:sz="4" w:space="0" w:color="auto"/>
+            </w:tcBorders>
             <w:vAlign w:val="center"/>
           </w:tcPr>
           <w:p>
@@ -5078,10 +5426,9 @@
             <w:tcBorders>
               <w:top w:val="nil"/>
               <w:left w:val="nil"/>
-              <w:bottom w:val="single" w:color="auto" w:sz="4" w:space="0"/>
-              <w:right w:val="single" w:color="auto" w:sz="4" w:space="0"/>
-            </w:tcBorders>
-            <w:noWrap w:val="0"/>
+              <w:bottom w:val="single" w:sz="4" w:space="0" w:color="auto"/>
+              <w:right w:val="single" w:sz="4" w:space="0" w:color="auto"/>
+            </w:tcBorders>
             <w:vAlign w:val="center"/>
           </w:tcPr>
           <w:p>
@@ -5098,7 +5445,7 @@
           <w:gridAfter w:val="2"/>
           <w:wBefore w:w="153" w:type="dxa"/>
           <w:wAfter w:w="622" w:type="dxa"/>
-          <w:trHeight w:val="300" w:hRule="atLeast"/>
+          <w:trHeight w:val="300"/>
         </w:trPr>
         <w:tc>
           <w:tcPr>
@@ -5106,12 +5453,13 @@
             <w:gridSpan w:val="2"/>
             <w:tcBorders>
               <w:top w:val="nil"/>
-              <w:left w:val="single" w:color="auto" w:sz="4" w:space="0"/>
-              <w:bottom w:val="single" w:color="auto" w:sz="4" w:space="0"/>
-              <w:right w:val="single" w:color="auto" w:sz="4" w:space="0"/>
-            </w:tcBorders>
-            <w:noWrap/>
-            <w:vAlign w:val="center"/>
+              <w:left w:val="single" w:sz="4" w:space="0" w:color="auto"/>
+              <w:bottom w:val="single" w:sz="4" w:space="0" w:color="auto"/>
+              <w:right w:val="single" w:sz="4" w:space="0" w:color="auto"/>
+            </w:tcBorders>
+            <w:noWrap/>
+            <w:vAlign w:val="center"/>
+            <w:hideMark/>
           </w:tcPr>
           <w:p>
             <w:pPr>
@@ -5139,11 +5487,11 @@
             <w:tcBorders>
               <w:top w:val="nil"/>
               <w:left w:val="nil"/>
-              <w:bottom w:val="single" w:color="auto" w:sz="4" w:space="0"/>
-              <w:right w:val="single" w:color="auto" w:sz="4" w:space="0"/>
-            </w:tcBorders>
-            <w:noWrap w:val="0"/>
-            <w:vAlign w:val="center"/>
+              <w:bottom w:val="single" w:sz="4" w:space="0" w:color="auto"/>
+              <w:right w:val="single" w:sz="4" w:space="0" w:color="auto"/>
+            </w:tcBorders>
+            <w:vAlign w:val="center"/>
+            <w:hideMark/>
           </w:tcPr>
           <w:p>
             <w:pPr>
@@ -5174,11 +5522,12 @@
             <w:tcBorders>
               <w:top w:val="nil"/>
               <w:left w:val="nil"/>
-              <w:bottom w:val="single" w:color="auto" w:sz="4" w:space="0"/>
-              <w:right w:val="single" w:color="auto" w:sz="4" w:space="0"/>
-            </w:tcBorders>
-            <w:noWrap/>
-            <w:vAlign w:val="center"/>
+              <w:bottom w:val="single" w:sz="4" w:space="0" w:color="auto"/>
+              <w:right w:val="single" w:sz="4" w:space="0" w:color="auto"/>
+            </w:tcBorders>
+            <w:noWrap/>
+            <w:vAlign w:val="center"/>
+            <w:hideMark/>
           </w:tcPr>
           <w:p>
             <w:pPr>
@@ -5209,8 +5558,8 @@
             <w:tcBorders>
               <w:top w:val="nil"/>
               <w:left w:val="nil"/>
-              <w:bottom w:val="single" w:color="auto" w:sz="4" w:space="0"/>
-              <w:right w:val="single" w:color="auto" w:sz="4" w:space="0"/>
+              <w:bottom w:val="single" w:sz="4" w:space="0" w:color="auto"/>
+              <w:right w:val="single" w:sz="4" w:space="0" w:color="auto"/>
             </w:tcBorders>
             <w:noWrap/>
             <w:vAlign w:val="center"/>
@@ -5231,8 +5580,8 @@
             <w:tcBorders>
               <w:top w:val="nil"/>
               <w:left w:val="nil"/>
-              <w:bottom w:val="single" w:color="auto" w:sz="4" w:space="0"/>
-              <w:right w:val="single" w:color="auto" w:sz="4" w:space="0"/>
+              <w:bottom w:val="single" w:sz="4" w:space="0" w:color="auto"/>
+              <w:right w:val="single" w:sz="4" w:space="0" w:color="auto"/>
             </w:tcBorders>
             <w:noWrap/>
             <w:vAlign w:val="center"/>
@@ -5252,8 +5601,8 @@
             <w:tcBorders>
               <w:top w:val="nil"/>
               <w:left w:val="nil"/>
-              <w:bottom w:val="single" w:color="auto" w:sz="4" w:space="0"/>
-              <w:right w:val="single" w:color="auto" w:sz="4" w:space="0"/>
+              <w:bottom w:val="single" w:sz="4" w:space="0" w:color="auto"/>
+              <w:right w:val="single" w:sz="4" w:space="0" w:color="auto"/>
             </w:tcBorders>
             <w:noWrap/>
             <w:vAlign w:val="center"/>
@@ -5274,20 +5623,20 @@
           <w:gridAfter w:val="2"/>
           <w:wBefore w:w="153" w:type="dxa"/>
           <w:wAfter w:w="622" w:type="dxa"/>
-          <w:trHeight w:val="676" w:hRule="atLeast"/>
+          <w:trHeight w:val="676"/>
         </w:trPr>
         <w:tc>
           <w:tcPr>
             <w:tcW w:w="9747" w:type="dxa"/>
             <w:gridSpan w:val="12"/>
             <w:tcBorders>
-              <w:top w:val="single" w:color="auto" w:sz="4" w:space="0"/>
-              <w:left w:val="single" w:color="auto" w:sz="4" w:space="0"/>
-              <w:bottom w:val="single" w:color="auto" w:sz="4" w:space="0"/>
-              <w:right w:val="single" w:color="auto" w:sz="4" w:space="0"/>
-            </w:tcBorders>
-            <w:noWrap w:val="0"/>
-            <w:vAlign w:val="center"/>
+              <w:top w:val="single" w:sz="4" w:space="0" w:color="auto"/>
+              <w:left w:val="single" w:sz="4" w:space="0" w:color="auto"/>
+              <w:bottom w:val="single" w:sz="4" w:space="0" w:color="auto"/>
+              <w:right w:val="single" w:sz="4" w:space="0" w:color="auto"/>
+            </w:tcBorders>
+            <w:vAlign w:val="center"/>
+            <w:hideMark/>
           </w:tcPr>
           <w:p>
             <w:pPr>
@@ -5312,7 +5661,33 @@
                 <w:sz w:val="23"/>
                 <w:szCs w:val="23"/>
               </w:rPr>
-              <w:t xml:space="preserve">Tiêu chí 3. Đánh giá về ý thức và kết quả tham gia hoạt động chính trị- xã hội, văn hóa, văn nghệ, thể thao, phòng chống tội phạm và  các tệ nạn xã hội </w:t>
+              <w:t xml:space="preserve">Tiêu chí 3. Đánh giá về ý thức và kết quả tham gia hoạt động chính trị- xã hội, văn hóa, văn nghệ, thể thao, phòng chống tội phạm </w:t>
+            </w:r>
+            <w:proofErr w:type="gramStart"/>
+            <w:r>
+              <w:rPr>
+                <w:b/>
+                <w:bCs/>
+                <w:i/>
+                <w:iCs/>
+                <w:color w:val="000000"/>
+                <w:sz w:val="23"/>
+                <w:szCs w:val="23"/>
+              </w:rPr>
+              <w:t>và  các</w:t>
+            </w:r>
+            <w:proofErr w:type="gramEnd"/>
+            <w:r>
+              <w:rPr>
+                <w:b/>
+                <w:bCs/>
+                <w:i/>
+                <w:iCs/>
+                <w:color w:val="000000"/>
+                <w:sz w:val="23"/>
+                <w:szCs w:val="23"/>
+              </w:rPr>
+              <w:t xml:space="preserve"> tệ nạn xã hội </w:t>
             </w:r>
           </w:p>
         </w:tc>
@@ -5323,7 +5698,7 @@
           <w:gridAfter w:val="2"/>
           <w:wBefore w:w="153" w:type="dxa"/>
           <w:wAfter w:w="622" w:type="dxa"/>
-          <w:trHeight w:val="1401" w:hRule="atLeast"/>
+          <w:trHeight w:val="1401"/>
         </w:trPr>
         <w:tc>
           <w:tcPr>
@@ -5331,12 +5706,12 @@
             <w:gridSpan w:val="2"/>
             <w:tcBorders>
               <w:top w:val="nil"/>
-              <w:left w:val="single" w:color="auto" w:sz="4" w:space="0"/>
-              <w:bottom w:val="single" w:color="auto" w:sz="4" w:space="0"/>
-              <w:right w:val="single" w:color="auto" w:sz="4" w:space="0"/>
-            </w:tcBorders>
-            <w:noWrap w:val="0"/>
-            <w:vAlign w:val="center"/>
+              <w:left w:val="single" w:sz="4" w:space="0" w:color="auto"/>
+              <w:bottom w:val="single" w:sz="4" w:space="0" w:color="auto"/>
+              <w:right w:val="single" w:sz="4" w:space="0" w:color="auto"/>
+            </w:tcBorders>
+            <w:vAlign w:val="center"/>
+            <w:hideMark/>
           </w:tcPr>
           <w:p>
             <w:pPr>
@@ -5364,11 +5739,11 @@
             <w:tcBorders>
               <w:top w:val="nil"/>
               <w:left w:val="nil"/>
-              <w:bottom w:val="single" w:color="auto" w:sz="4" w:space="0"/>
-              <w:right w:val="single" w:color="auto" w:sz="4" w:space="0"/>
-            </w:tcBorders>
-            <w:noWrap w:val="0"/>
-            <w:vAlign w:val="center"/>
+              <w:bottom w:val="single" w:sz="4" w:space="0" w:color="auto"/>
+              <w:right w:val="single" w:sz="4" w:space="0" w:color="auto"/>
+            </w:tcBorders>
+            <w:vAlign w:val="center"/>
+            <w:hideMark/>
           </w:tcPr>
           <w:p>
             <w:pPr>
@@ -5385,7 +5760,25 @@
                 <w:sz w:val="23"/>
                 <w:szCs w:val="23"/>
               </w:rPr>
-              <w:t>Tham gia đầy đủ các hoạt động chính trị, xã hội, các hoạt động văn hóa, văn nghệ, thể thao, phong trào tình nguyện, các buổi sinh hoạt chuyên đề do Học viện, lớp/chi đoàn, địa phương nơi cư trú  tổ chức  (2 điểm/1 hoạt động, tổng điểm không vượt quá 10 điểm)</w:t>
+              <w:t xml:space="preserve">Tham gia đầy đủ các hoạt động chính trị, xã hội, các hoạt động văn hóa, văn nghệ, thể thao, phong trào tình nguyện, các buổi sinh hoạt chuyên đề do Học viện, lớp/chi đoàn, địa phương nơi cư </w:t>
+            </w:r>
+            <w:proofErr w:type="gramStart"/>
+            <w:r>
+              <w:rPr>
+                <w:color w:val="000000"/>
+                <w:sz w:val="23"/>
+                <w:szCs w:val="23"/>
+              </w:rPr>
+              <w:t>trú  tổ</w:t>
+            </w:r>
+            <w:proofErr w:type="gramEnd"/>
+            <w:r>
+              <w:rPr>
+                <w:color w:val="000000"/>
+                <w:sz w:val="23"/>
+                <w:szCs w:val="23"/>
+              </w:rPr>
+              <w:t xml:space="preserve"> chức  (2 điểm/1 hoạt động, tổng điểm không vượt quá 10 điểm)</w:t>
             </w:r>
           </w:p>
         </w:tc>
@@ -5395,11 +5788,11 @@
             <w:tcBorders>
               <w:top w:val="nil"/>
               <w:left w:val="nil"/>
-              <w:bottom w:val="single" w:color="auto" w:sz="4" w:space="0"/>
-              <w:right w:val="single" w:color="auto" w:sz="4" w:space="0"/>
-            </w:tcBorders>
-            <w:noWrap w:val="0"/>
-            <w:vAlign w:val="center"/>
+              <w:bottom w:val="single" w:sz="4" w:space="0" w:color="auto"/>
+              <w:right w:val="single" w:sz="4" w:space="0" w:color="auto"/>
+            </w:tcBorders>
+            <w:vAlign w:val="center"/>
+            <w:hideMark/>
           </w:tcPr>
           <w:p>
             <w:pPr>
@@ -5426,10 +5819,9 @@
             <w:tcBorders>
               <w:top w:val="nil"/>
               <w:left w:val="nil"/>
-              <w:bottom w:val="single" w:color="auto" w:sz="4" w:space="0"/>
-              <w:right w:val="single" w:color="auto" w:sz="4" w:space="0"/>
-            </w:tcBorders>
-            <w:noWrap w:val="0"/>
+              <w:bottom w:val="single" w:sz="4" w:space="0" w:color="auto"/>
+              <w:right w:val="single" w:sz="4" w:space="0" w:color="auto"/>
+            </w:tcBorders>
             <w:vAlign w:val="center"/>
           </w:tcPr>
           <w:p>
@@ -5448,10 +5840,9 @@
             <w:tcBorders>
               <w:top w:val="nil"/>
               <w:left w:val="nil"/>
-              <w:bottom w:val="single" w:color="auto" w:sz="4" w:space="0"/>
-              <w:right w:val="single" w:color="auto" w:sz="4" w:space="0"/>
-            </w:tcBorders>
-            <w:noWrap w:val="0"/>
+              <w:bottom w:val="single" w:sz="4" w:space="0" w:color="auto"/>
+              <w:right w:val="single" w:sz="4" w:space="0" w:color="auto"/>
+            </w:tcBorders>
             <w:vAlign w:val="center"/>
           </w:tcPr>
           <w:p>
@@ -5470,10 +5861,9 @@
             <w:tcBorders>
               <w:top w:val="nil"/>
               <w:left w:val="nil"/>
-              <w:bottom w:val="single" w:color="auto" w:sz="4" w:space="0"/>
-              <w:right w:val="single" w:color="auto" w:sz="4" w:space="0"/>
-            </w:tcBorders>
-            <w:noWrap w:val="0"/>
+              <w:bottom w:val="single" w:sz="4" w:space="0" w:color="auto"/>
+              <w:right w:val="single" w:sz="4" w:space="0" w:color="auto"/>
+            </w:tcBorders>
             <w:vAlign w:val="center"/>
           </w:tcPr>
           <w:p>
@@ -5492,7 +5882,7 @@
           <w:gridAfter w:val="2"/>
           <w:wBefore w:w="153" w:type="dxa"/>
           <w:wAfter w:w="622" w:type="dxa"/>
-          <w:trHeight w:val="1112" w:hRule="atLeast"/>
+          <w:trHeight w:val="1112"/>
         </w:trPr>
         <w:tc>
           <w:tcPr>
@@ -5500,12 +5890,12 @@
             <w:gridSpan w:val="2"/>
             <w:tcBorders>
               <w:top w:val="nil"/>
-              <w:left w:val="single" w:color="auto" w:sz="4" w:space="0"/>
-              <w:bottom w:val="single" w:color="auto" w:sz="4" w:space="0"/>
-              <w:right w:val="single" w:color="auto" w:sz="4" w:space="0"/>
-            </w:tcBorders>
-            <w:noWrap w:val="0"/>
-            <w:vAlign w:val="center"/>
+              <w:left w:val="single" w:sz="4" w:space="0" w:color="auto"/>
+              <w:bottom w:val="single" w:sz="4" w:space="0" w:color="auto"/>
+              <w:right w:val="single" w:sz="4" w:space="0" w:color="auto"/>
+            </w:tcBorders>
+            <w:vAlign w:val="center"/>
+            <w:hideMark/>
           </w:tcPr>
           <w:p>
             <w:pPr>
@@ -5533,11 +5923,11 @@
             <w:tcBorders>
               <w:top w:val="nil"/>
               <w:left w:val="nil"/>
-              <w:bottom w:val="single" w:color="auto" w:sz="4" w:space="0"/>
-              <w:right w:val="single" w:color="auto" w:sz="4" w:space="0"/>
-            </w:tcBorders>
-            <w:noWrap w:val="0"/>
-            <w:vAlign w:val="center"/>
+              <w:bottom w:val="single" w:sz="4" w:space="0" w:color="auto"/>
+              <w:right w:val="single" w:sz="4" w:space="0" w:color="auto"/>
+            </w:tcBorders>
+            <w:vAlign w:val="center"/>
+            <w:hideMark/>
           </w:tcPr>
           <w:p>
             <w:pPr>
@@ -5564,11 +5954,11 @@
             <w:tcBorders>
               <w:top w:val="nil"/>
               <w:left w:val="nil"/>
-              <w:bottom w:val="single" w:color="auto" w:sz="4" w:space="0"/>
-              <w:right w:val="single" w:color="auto" w:sz="4" w:space="0"/>
-            </w:tcBorders>
-            <w:noWrap w:val="0"/>
-            <w:vAlign w:val="center"/>
+              <w:bottom w:val="single" w:sz="4" w:space="0" w:color="auto"/>
+              <w:right w:val="single" w:sz="4" w:space="0" w:color="auto"/>
+            </w:tcBorders>
+            <w:vAlign w:val="center"/>
+            <w:hideMark/>
           </w:tcPr>
           <w:p>
             <w:pPr>
@@ -5595,10 +5985,9 @@
             <w:tcBorders>
               <w:top w:val="nil"/>
               <w:left w:val="nil"/>
-              <w:bottom w:val="single" w:color="auto" w:sz="4" w:space="0"/>
-              <w:right w:val="single" w:color="auto" w:sz="4" w:space="0"/>
-            </w:tcBorders>
-            <w:noWrap w:val="0"/>
+              <w:bottom w:val="single" w:sz="4" w:space="0" w:color="auto"/>
+              <w:right w:val="single" w:sz="4" w:space="0" w:color="auto"/>
+            </w:tcBorders>
             <w:vAlign w:val="center"/>
           </w:tcPr>
           <w:p>
@@ -5617,10 +6006,9 @@
             <w:tcBorders>
               <w:top w:val="nil"/>
               <w:left w:val="nil"/>
-              <w:bottom w:val="single" w:color="auto" w:sz="4" w:space="0"/>
-              <w:right w:val="single" w:color="auto" w:sz="4" w:space="0"/>
-            </w:tcBorders>
-            <w:noWrap w:val="0"/>
+              <w:bottom w:val="single" w:sz="4" w:space="0" w:color="auto"/>
+              <w:right w:val="single" w:sz="4" w:space="0" w:color="auto"/>
+            </w:tcBorders>
             <w:vAlign w:val="center"/>
           </w:tcPr>
           <w:p>
@@ -5639,10 +6027,9 @@
             <w:tcBorders>
               <w:top w:val="nil"/>
               <w:left w:val="nil"/>
-              <w:bottom w:val="single" w:color="auto" w:sz="4" w:space="0"/>
-              <w:right w:val="single" w:color="auto" w:sz="4" w:space="0"/>
-            </w:tcBorders>
-            <w:noWrap w:val="0"/>
+              <w:bottom w:val="single" w:sz="4" w:space="0" w:color="auto"/>
+              <w:right w:val="single" w:sz="4" w:space="0" w:color="auto"/>
+            </w:tcBorders>
             <w:vAlign w:val="center"/>
           </w:tcPr>
           <w:p>
@@ -5661,20 +6048,20 @@
           <w:gridAfter w:val="2"/>
           <w:wBefore w:w="153" w:type="dxa"/>
           <w:wAfter w:w="622" w:type="dxa"/>
-          <w:trHeight w:val="928" w:hRule="atLeast"/>
+          <w:trHeight w:val="928"/>
         </w:trPr>
         <w:tc>
           <w:tcPr>
             <w:tcW w:w="567" w:type="dxa"/>
             <w:gridSpan w:val="2"/>
             <w:tcBorders>
-              <w:top w:val="single" w:color="auto" w:sz="4" w:space="0"/>
-              <w:left w:val="single" w:color="auto" w:sz="4" w:space="0"/>
-              <w:bottom w:val="single" w:color="auto" w:sz="4" w:space="0"/>
-              <w:right w:val="single" w:color="auto" w:sz="4" w:space="0"/>
-            </w:tcBorders>
-            <w:noWrap w:val="0"/>
-            <w:vAlign w:val="center"/>
+              <w:top w:val="single" w:sz="4" w:space="0" w:color="auto"/>
+              <w:left w:val="single" w:sz="4" w:space="0" w:color="auto"/>
+              <w:bottom w:val="single" w:sz="4" w:space="0" w:color="auto"/>
+              <w:right w:val="single" w:sz="4" w:space="0" w:color="auto"/>
+            </w:tcBorders>
+            <w:vAlign w:val="center"/>
+            <w:hideMark/>
           </w:tcPr>
           <w:p>
             <w:pPr>
@@ -5700,13 +6087,13 @@
             <w:tcW w:w="5447" w:type="dxa"/>
             <w:gridSpan w:val="4"/>
             <w:tcBorders>
-              <w:top w:val="single" w:color="auto" w:sz="4" w:space="0"/>
-              <w:left w:val="single" w:color="auto" w:sz="4" w:space="0"/>
-              <w:bottom w:val="single" w:color="auto" w:sz="4" w:space="0"/>
-              <w:right w:val="single" w:color="auto" w:sz="4" w:space="0"/>
-            </w:tcBorders>
-            <w:noWrap w:val="0"/>
-            <w:vAlign w:val="center"/>
+              <w:top w:val="single" w:sz="4" w:space="0" w:color="auto"/>
+              <w:left w:val="single" w:sz="4" w:space="0" w:color="auto"/>
+              <w:bottom w:val="single" w:sz="4" w:space="0" w:color="auto"/>
+              <w:right w:val="single" w:sz="4" w:space="0" w:color="auto"/>
+            </w:tcBorders>
+            <w:vAlign w:val="center"/>
+            <w:hideMark/>
           </w:tcPr>
           <w:p>
             <w:pPr>
@@ -5731,13 +6118,13 @@
           <w:tcPr>
             <w:tcW w:w="990" w:type="dxa"/>
             <w:tcBorders>
-              <w:top w:val="single" w:color="auto" w:sz="4" w:space="0"/>
-              <w:left w:val="single" w:color="auto" w:sz="4" w:space="0"/>
-              <w:bottom w:val="single" w:color="auto" w:sz="4" w:space="0"/>
-              <w:right w:val="single" w:color="auto" w:sz="4" w:space="0"/>
-            </w:tcBorders>
-            <w:noWrap w:val="0"/>
-            <w:vAlign w:val="center"/>
+              <w:top w:val="single" w:sz="4" w:space="0" w:color="auto"/>
+              <w:left w:val="single" w:sz="4" w:space="0" w:color="auto"/>
+              <w:bottom w:val="single" w:sz="4" w:space="0" w:color="auto"/>
+              <w:right w:val="single" w:sz="4" w:space="0" w:color="auto"/>
+            </w:tcBorders>
+            <w:vAlign w:val="center"/>
+            <w:hideMark/>
           </w:tcPr>
           <w:p>
             <w:pPr>
@@ -5762,12 +6149,11 @@
           <w:tcPr>
             <w:tcW w:w="990" w:type="dxa"/>
             <w:tcBorders>
-              <w:top w:val="single" w:color="auto" w:sz="4" w:space="0"/>
-              <w:left w:val="single" w:color="auto" w:sz="4" w:space="0"/>
-              <w:bottom w:val="single" w:color="auto" w:sz="4" w:space="0"/>
-              <w:right w:val="single" w:color="auto" w:sz="4" w:space="0"/>
-            </w:tcBorders>
-            <w:noWrap w:val="0"/>
+              <w:top w:val="single" w:sz="4" w:space="0" w:color="auto"/>
+              <w:left w:val="single" w:sz="4" w:space="0" w:color="auto"/>
+              <w:bottom w:val="single" w:sz="4" w:space="0" w:color="auto"/>
+              <w:right w:val="single" w:sz="4" w:space="0" w:color="auto"/>
+            </w:tcBorders>
             <w:vAlign w:val="center"/>
           </w:tcPr>
           <w:p>
@@ -5784,12 +6170,11 @@
             <w:tcW w:w="900" w:type="dxa"/>
             <w:gridSpan w:val="2"/>
             <w:tcBorders>
-              <w:top w:val="single" w:color="auto" w:sz="4" w:space="0"/>
-              <w:left w:val="single" w:color="auto" w:sz="4" w:space="0"/>
-              <w:bottom w:val="single" w:color="auto" w:sz="4" w:space="0"/>
-              <w:right w:val="single" w:color="auto" w:sz="4" w:space="0"/>
-            </w:tcBorders>
-            <w:noWrap w:val="0"/>
+              <w:top w:val="single" w:sz="4" w:space="0" w:color="auto"/>
+              <w:left w:val="single" w:sz="4" w:space="0" w:color="auto"/>
+              <w:bottom w:val="single" w:sz="4" w:space="0" w:color="auto"/>
+              <w:right w:val="single" w:sz="4" w:space="0" w:color="auto"/>
+            </w:tcBorders>
             <w:vAlign w:val="center"/>
           </w:tcPr>
           <w:p>
@@ -5806,12 +6191,11 @@
             <w:tcW w:w="853" w:type="dxa"/>
             <w:gridSpan w:val="2"/>
             <w:tcBorders>
-              <w:top w:val="single" w:color="auto" w:sz="4" w:space="0"/>
-              <w:left w:val="single" w:color="auto" w:sz="4" w:space="0"/>
-              <w:bottom w:val="single" w:color="auto" w:sz="4" w:space="0"/>
-              <w:right w:val="single" w:color="auto" w:sz="4" w:space="0"/>
-            </w:tcBorders>
-            <w:noWrap w:val="0"/>
+              <w:top w:val="single" w:sz="4" w:space="0" w:color="auto"/>
+              <w:left w:val="single" w:sz="4" w:space="0" w:color="auto"/>
+              <w:bottom w:val="single" w:sz="4" w:space="0" w:color="auto"/>
+              <w:right w:val="single" w:sz="4" w:space="0" w:color="auto"/>
+            </w:tcBorders>
             <w:vAlign w:val="center"/>
           </w:tcPr>
           <w:p>
@@ -5830,20 +6214,20 @@
           <w:gridAfter w:val="2"/>
           <w:wBefore w:w="153" w:type="dxa"/>
           <w:wAfter w:w="622" w:type="dxa"/>
-          <w:trHeight w:val="560" w:hRule="atLeast"/>
+          <w:trHeight w:val="560"/>
         </w:trPr>
         <w:tc>
           <w:tcPr>
             <w:tcW w:w="567" w:type="dxa"/>
             <w:gridSpan w:val="2"/>
             <w:tcBorders>
-              <w:top w:val="single" w:color="auto" w:sz="4" w:space="0"/>
-              <w:left w:val="single" w:color="auto" w:sz="4" w:space="0"/>
-              <w:bottom w:val="single" w:color="auto" w:sz="4" w:space="0"/>
-              <w:right w:val="single" w:color="auto" w:sz="4" w:space="0"/>
-            </w:tcBorders>
-            <w:noWrap w:val="0"/>
-            <w:vAlign w:val="center"/>
+              <w:top w:val="single" w:sz="4" w:space="0" w:color="auto"/>
+              <w:left w:val="single" w:sz="4" w:space="0" w:color="auto"/>
+              <w:bottom w:val="single" w:sz="4" w:space="0" w:color="auto"/>
+              <w:right w:val="single" w:sz="4" w:space="0" w:color="auto"/>
+            </w:tcBorders>
+            <w:vAlign w:val="center"/>
+            <w:hideMark/>
           </w:tcPr>
           <w:p>
             <w:pPr>
@@ -5869,13 +6253,13 @@
             <w:tcW w:w="5447" w:type="dxa"/>
             <w:gridSpan w:val="4"/>
             <w:tcBorders>
-              <w:top w:val="single" w:color="auto" w:sz="4" w:space="0"/>
-              <w:left w:val="nil"/>
-              <w:bottom w:val="single" w:color="auto" w:sz="4" w:space="0"/>
-              <w:right w:val="single" w:color="auto" w:sz="4" w:space="0"/>
-            </w:tcBorders>
-            <w:noWrap w:val="0"/>
-            <w:vAlign w:val="center"/>
+              <w:top w:val="single" w:sz="4" w:space="0" w:color="auto"/>
+              <w:left w:val="nil"/>
+              <w:bottom w:val="single" w:sz="4" w:space="0" w:color="auto"/>
+              <w:right w:val="single" w:sz="4" w:space="0" w:color="auto"/>
+            </w:tcBorders>
+            <w:vAlign w:val="center"/>
+            <w:hideMark/>
           </w:tcPr>
           <w:p>
             <w:pPr>
@@ -5900,13 +6284,13 @@
           <w:tcPr>
             <w:tcW w:w="990" w:type="dxa"/>
             <w:tcBorders>
-              <w:top w:val="single" w:color="auto" w:sz="4" w:space="0"/>
-              <w:left w:val="nil"/>
-              <w:bottom w:val="single" w:color="auto" w:sz="4" w:space="0"/>
-              <w:right w:val="single" w:color="auto" w:sz="4" w:space="0"/>
-            </w:tcBorders>
-            <w:noWrap w:val="0"/>
-            <w:vAlign w:val="center"/>
+              <w:top w:val="single" w:sz="4" w:space="0" w:color="auto"/>
+              <w:left w:val="nil"/>
+              <w:bottom w:val="single" w:sz="4" w:space="0" w:color="auto"/>
+              <w:right w:val="single" w:sz="4" w:space="0" w:color="auto"/>
+            </w:tcBorders>
+            <w:vAlign w:val="center"/>
+            <w:hideMark/>
           </w:tcPr>
           <w:p>
             <w:pPr>
@@ -5931,12 +6315,11 @@
           <w:tcPr>
             <w:tcW w:w="990" w:type="dxa"/>
             <w:tcBorders>
-              <w:top w:val="single" w:color="auto" w:sz="4" w:space="0"/>
-              <w:left w:val="nil"/>
-              <w:bottom w:val="single" w:color="auto" w:sz="4" w:space="0"/>
-              <w:right w:val="single" w:color="auto" w:sz="4" w:space="0"/>
-            </w:tcBorders>
-            <w:noWrap w:val="0"/>
+              <w:top w:val="single" w:sz="4" w:space="0" w:color="auto"/>
+              <w:left w:val="nil"/>
+              <w:bottom w:val="single" w:sz="4" w:space="0" w:color="auto"/>
+              <w:right w:val="single" w:sz="4" w:space="0" w:color="auto"/>
+            </w:tcBorders>
             <w:vAlign w:val="center"/>
           </w:tcPr>
           <w:p>
@@ -5953,12 +6336,11 @@
             <w:tcW w:w="900" w:type="dxa"/>
             <w:gridSpan w:val="2"/>
             <w:tcBorders>
-              <w:top w:val="single" w:color="auto" w:sz="4" w:space="0"/>
-              <w:left w:val="nil"/>
-              <w:bottom w:val="single" w:color="auto" w:sz="4" w:space="0"/>
-              <w:right w:val="single" w:color="auto" w:sz="4" w:space="0"/>
-            </w:tcBorders>
-            <w:noWrap w:val="0"/>
+              <w:top w:val="single" w:sz="4" w:space="0" w:color="auto"/>
+              <w:left w:val="nil"/>
+              <w:bottom w:val="single" w:sz="4" w:space="0" w:color="auto"/>
+              <w:right w:val="single" w:sz="4" w:space="0" w:color="auto"/>
+            </w:tcBorders>
             <w:vAlign w:val="center"/>
           </w:tcPr>
           <w:p>
@@ -5975,12 +6357,11 @@
             <w:tcW w:w="853" w:type="dxa"/>
             <w:gridSpan w:val="2"/>
             <w:tcBorders>
-              <w:top w:val="single" w:color="auto" w:sz="4" w:space="0"/>
-              <w:left w:val="nil"/>
-              <w:bottom w:val="single" w:color="auto" w:sz="4" w:space="0"/>
-              <w:right w:val="single" w:color="auto" w:sz="4" w:space="0"/>
-            </w:tcBorders>
-            <w:noWrap w:val="0"/>
+              <w:top w:val="single" w:sz="4" w:space="0" w:color="auto"/>
+              <w:left w:val="nil"/>
+              <w:bottom w:val="single" w:sz="4" w:space="0" w:color="auto"/>
+              <w:right w:val="single" w:sz="4" w:space="0" w:color="auto"/>
+            </w:tcBorders>
             <w:vAlign w:val="center"/>
           </w:tcPr>
           <w:p>
@@ -5999,20 +6380,20 @@
           <w:gridAfter w:val="2"/>
           <w:wBefore w:w="153" w:type="dxa"/>
           <w:wAfter w:w="622" w:type="dxa"/>
-          <w:trHeight w:val="758" w:hRule="atLeast"/>
+          <w:trHeight w:val="758"/>
         </w:trPr>
         <w:tc>
           <w:tcPr>
             <w:tcW w:w="567" w:type="dxa"/>
             <w:gridSpan w:val="2"/>
             <w:tcBorders>
-              <w:top w:val="single" w:color="auto" w:sz="4" w:space="0"/>
-              <w:left w:val="single" w:color="auto" w:sz="4" w:space="0"/>
-              <w:bottom w:val="single" w:color="auto" w:sz="4" w:space="0"/>
-              <w:right w:val="single" w:color="auto" w:sz="4" w:space="0"/>
-            </w:tcBorders>
-            <w:noWrap w:val="0"/>
-            <w:vAlign w:val="center"/>
+              <w:top w:val="single" w:sz="4" w:space="0" w:color="auto"/>
+              <w:left w:val="single" w:sz="4" w:space="0" w:color="auto"/>
+              <w:bottom w:val="single" w:sz="4" w:space="0" w:color="auto"/>
+              <w:right w:val="single" w:sz="4" w:space="0" w:color="auto"/>
+            </w:tcBorders>
+            <w:vAlign w:val="center"/>
+            <w:hideMark/>
           </w:tcPr>
           <w:p>
             <w:pPr>
@@ -6038,13 +6419,13 @@
             <w:tcW w:w="5447" w:type="dxa"/>
             <w:gridSpan w:val="4"/>
             <w:tcBorders>
-              <w:top w:val="single" w:color="auto" w:sz="4" w:space="0"/>
-              <w:left w:val="nil"/>
-              <w:bottom w:val="single" w:color="auto" w:sz="4" w:space="0"/>
-              <w:right w:val="single" w:color="auto" w:sz="4" w:space="0"/>
-            </w:tcBorders>
-            <w:noWrap w:val="0"/>
-            <w:vAlign w:val="center"/>
+              <w:top w:val="single" w:sz="4" w:space="0" w:color="auto"/>
+              <w:left w:val="nil"/>
+              <w:bottom w:val="single" w:sz="4" w:space="0" w:color="auto"/>
+              <w:right w:val="single" w:sz="4" w:space="0" w:color="auto"/>
+            </w:tcBorders>
+            <w:vAlign w:val="center"/>
+            <w:hideMark/>
           </w:tcPr>
           <w:p>
             <w:pPr>
@@ -6069,13 +6450,13 @@
           <w:tcPr>
             <w:tcW w:w="990" w:type="dxa"/>
             <w:tcBorders>
-              <w:top w:val="single" w:color="auto" w:sz="4" w:space="0"/>
-              <w:left w:val="nil"/>
-              <w:bottom w:val="single" w:color="auto" w:sz="4" w:space="0"/>
-              <w:right w:val="single" w:color="auto" w:sz="4" w:space="0"/>
-            </w:tcBorders>
-            <w:noWrap w:val="0"/>
-            <w:vAlign w:val="center"/>
+              <w:top w:val="single" w:sz="4" w:space="0" w:color="auto"/>
+              <w:left w:val="nil"/>
+              <w:bottom w:val="single" w:sz="4" w:space="0" w:color="auto"/>
+              <w:right w:val="single" w:sz="4" w:space="0" w:color="auto"/>
+            </w:tcBorders>
+            <w:vAlign w:val="center"/>
+            <w:hideMark/>
           </w:tcPr>
           <w:p>
             <w:pPr>
@@ -6100,12 +6481,11 @@
           <w:tcPr>
             <w:tcW w:w="990" w:type="dxa"/>
             <w:tcBorders>
-              <w:top w:val="single" w:color="auto" w:sz="4" w:space="0"/>
-              <w:left w:val="nil"/>
-              <w:bottom w:val="single" w:color="auto" w:sz="4" w:space="0"/>
-              <w:right w:val="single" w:color="auto" w:sz="4" w:space="0"/>
-            </w:tcBorders>
-            <w:noWrap w:val="0"/>
+              <w:top w:val="single" w:sz="4" w:space="0" w:color="auto"/>
+              <w:left w:val="nil"/>
+              <w:bottom w:val="single" w:sz="4" w:space="0" w:color="auto"/>
+              <w:right w:val="single" w:sz="4" w:space="0" w:color="auto"/>
+            </w:tcBorders>
             <w:vAlign w:val="center"/>
           </w:tcPr>
           <w:p>
@@ -6122,12 +6502,11 @@
             <w:tcW w:w="900" w:type="dxa"/>
             <w:gridSpan w:val="2"/>
             <w:tcBorders>
-              <w:top w:val="single" w:color="auto" w:sz="4" w:space="0"/>
-              <w:left w:val="nil"/>
-              <w:bottom w:val="single" w:color="auto" w:sz="4" w:space="0"/>
-              <w:right w:val="single" w:color="auto" w:sz="4" w:space="0"/>
-            </w:tcBorders>
-            <w:noWrap w:val="0"/>
+              <w:top w:val="single" w:sz="4" w:space="0" w:color="auto"/>
+              <w:left w:val="nil"/>
+              <w:bottom w:val="single" w:sz="4" w:space="0" w:color="auto"/>
+              <w:right w:val="single" w:sz="4" w:space="0" w:color="auto"/>
+            </w:tcBorders>
             <w:vAlign w:val="center"/>
           </w:tcPr>
           <w:p>
@@ -6142,12 +6521,11 @@
             <w:tcW w:w="853" w:type="dxa"/>
             <w:gridSpan w:val="2"/>
             <w:tcBorders>
-              <w:top w:val="single" w:color="auto" w:sz="4" w:space="0"/>
-              <w:left w:val="nil"/>
-              <w:bottom w:val="single" w:color="auto" w:sz="4" w:space="0"/>
-              <w:right w:val="single" w:color="auto" w:sz="4" w:space="0"/>
-            </w:tcBorders>
-            <w:noWrap w:val="0"/>
+              <w:top w:val="single" w:sz="4" w:space="0" w:color="auto"/>
+              <w:left w:val="nil"/>
+              <w:bottom w:val="single" w:sz="4" w:space="0" w:color="auto"/>
+              <w:right w:val="single" w:sz="4" w:space="0" w:color="auto"/>
+            </w:tcBorders>
             <w:vAlign w:val="center"/>
           </w:tcPr>
           <w:p>
@@ -6164,7 +6542,7 @@
           <w:gridAfter w:val="2"/>
           <w:wBefore w:w="153" w:type="dxa"/>
           <w:wAfter w:w="622" w:type="dxa"/>
-          <w:trHeight w:val="300" w:hRule="atLeast"/>
+          <w:trHeight w:val="300"/>
         </w:trPr>
         <w:tc>
           <w:tcPr>
@@ -6172,12 +6550,13 @@
             <w:gridSpan w:val="2"/>
             <w:tcBorders>
               <w:top w:val="nil"/>
-              <w:left w:val="single" w:color="auto" w:sz="4" w:space="0"/>
-              <w:bottom w:val="single" w:color="auto" w:sz="4" w:space="0"/>
-              <w:right w:val="single" w:color="auto" w:sz="4" w:space="0"/>
-            </w:tcBorders>
-            <w:noWrap/>
-            <w:vAlign w:val="center"/>
+              <w:left w:val="single" w:sz="4" w:space="0" w:color="auto"/>
+              <w:bottom w:val="single" w:sz="4" w:space="0" w:color="auto"/>
+              <w:right w:val="single" w:sz="4" w:space="0" w:color="auto"/>
+            </w:tcBorders>
+            <w:noWrap/>
+            <w:vAlign w:val="center"/>
+            <w:hideMark/>
           </w:tcPr>
           <w:p>
             <w:pPr>
@@ -6205,11 +6584,11 @@
             <w:tcBorders>
               <w:top w:val="nil"/>
               <w:left w:val="nil"/>
-              <w:bottom w:val="single" w:color="auto" w:sz="4" w:space="0"/>
-              <w:right w:val="single" w:color="auto" w:sz="4" w:space="0"/>
-            </w:tcBorders>
-            <w:noWrap w:val="0"/>
-            <w:vAlign w:val="center"/>
+              <w:bottom w:val="single" w:sz="4" w:space="0" w:color="auto"/>
+              <w:right w:val="single" w:sz="4" w:space="0" w:color="auto"/>
+            </w:tcBorders>
+            <w:vAlign w:val="center"/>
+            <w:hideMark/>
           </w:tcPr>
           <w:p>
             <w:pPr>
@@ -6240,11 +6619,12 @@
             <w:tcBorders>
               <w:top w:val="nil"/>
               <w:left w:val="nil"/>
-              <w:bottom w:val="single" w:color="auto" w:sz="4" w:space="0"/>
-              <w:right w:val="single" w:color="auto" w:sz="4" w:space="0"/>
-            </w:tcBorders>
-            <w:noWrap/>
-            <w:vAlign w:val="center"/>
+              <w:bottom w:val="single" w:sz="4" w:space="0" w:color="auto"/>
+              <w:right w:val="single" w:sz="4" w:space="0" w:color="auto"/>
+            </w:tcBorders>
+            <w:noWrap/>
+            <w:vAlign w:val="center"/>
+            <w:hideMark/>
           </w:tcPr>
           <w:p>
             <w:pPr>
@@ -6275,8 +6655,8 @@
             <w:tcBorders>
               <w:top w:val="nil"/>
               <w:left w:val="nil"/>
-              <w:bottom w:val="single" w:color="auto" w:sz="4" w:space="0"/>
-              <w:right w:val="single" w:color="auto" w:sz="4" w:space="0"/>
+              <w:bottom w:val="single" w:sz="4" w:space="0" w:color="auto"/>
+              <w:right w:val="single" w:sz="4" w:space="0" w:color="auto"/>
             </w:tcBorders>
             <w:noWrap/>
             <w:vAlign w:val="center"/>
@@ -6297,8 +6677,8 @@
             <w:tcBorders>
               <w:top w:val="nil"/>
               <w:left w:val="nil"/>
-              <w:bottom w:val="single" w:color="auto" w:sz="4" w:space="0"/>
-              <w:right w:val="single" w:color="auto" w:sz="4" w:space="0"/>
+              <w:bottom w:val="single" w:sz="4" w:space="0" w:color="auto"/>
+              <w:right w:val="single" w:sz="4" w:space="0" w:color="auto"/>
             </w:tcBorders>
             <w:noWrap/>
             <w:vAlign w:val="center"/>
@@ -6319,8 +6699,8 @@
             <w:tcBorders>
               <w:top w:val="nil"/>
               <w:left w:val="nil"/>
-              <w:bottom w:val="single" w:color="auto" w:sz="4" w:space="0"/>
-              <w:right w:val="single" w:color="auto" w:sz="4" w:space="0"/>
+              <w:bottom w:val="single" w:sz="4" w:space="0" w:color="auto"/>
+              <w:right w:val="single" w:sz="4" w:space="0" w:color="auto"/>
             </w:tcBorders>
             <w:noWrap/>
             <w:vAlign w:val="center"/>
@@ -6341,20 +6721,21 @@
           <w:gridAfter w:val="2"/>
           <w:wBefore w:w="153" w:type="dxa"/>
           <w:wAfter w:w="622" w:type="dxa"/>
-          <w:trHeight w:val="300" w:hRule="atLeast"/>
+          <w:trHeight w:val="300"/>
         </w:trPr>
         <w:tc>
           <w:tcPr>
             <w:tcW w:w="9747" w:type="dxa"/>
             <w:gridSpan w:val="12"/>
             <w:tcBorders>
-              <w:top w:val="single" w:color="auto" w:sz="4" w:space="0"/>
-              <w:left w:val="single" w:color="auto" w:sz="4" w:space="0"/>
-              <w:bottom w:val="single" w:color="auto" w:sz="4" w:space="0"/>
-              <w:right w:val="single" w:color="auto" w:sz="4" w:space="0"/>
-            </w:tcBorders>
-            <w:noWrap/>
-            <w:vAlign w:val="center"/>
+              <w:top w:val="single" w:sz="4" w:space="0" w:color="auto"/>
+              <w:left w:val="single" w:sz="4" w:space="0" w:color="auto"/>
+              <w:bottom w:val="single" w:sz="4" w:space="0" w:color="auto"/>
+              <w:right w:val="single" w:sz="4" w:space="0" w:color="auto"/>
+            </w:tcBorders>
+            <w:noWrap/>
+            <w:vAlign w:val="center"/>
+            <w:hideMark/>
           </w:tcPr>
           <w:p>
             <w:pPr>
@@ -6390,7 +6771,7 @@
           <w:gridAfter w:val="2"/>
           <w:wBefore w:w="153" w:type="dxa"/>
           <w:wAfter w:w="622" w:type="dxa"/>
-          <w:trHeight w:val="752" w:hRule="atLeast"/>
+          <w:trHeight w:val="752"/>
         </w:trPr>
         <w:tc>
           <w:tcPr>
@@ -6398,12 +6779,12 @@
             <w:gridSpan w:val="2"/>
             <w:tcBorders>
               <w:top w:val="nil"/>
-              <w:left w:val="single" w:color="auto" w:sz="4" w:space="0"/>
-              <w:bottom w:val="single" w:color="auto" w:sz="4" w:space="0"/>
-              <w:right w:val="single" w:color="auto" w:sz="4" w:space="0"/>
-            </w:tcBorders>
-            <w:noWrap w:val="0"/>
-            <w:vAlign w:val="center"/>
+              <w:left w:val="single" w:sz="4" w:space="0" w:color="auto"/>
+              <w:bottom w:val="single" w:sz="4" w:space="0" w:color="auto"/>
+              <w:right w:val="single" w:sz="4" w:space="0" w:color="auto"/>
+            </w:tcBorders>
+            <w:vAlign w:val="center"/>
+            <w:hideMark/>
           </w:tcPr>
           <w:p>
             <w:pPr>
@@ -6431,11 +6812,11 @@
             <w:tcBorders>
               <w:top w:val="nil"/>
               <w:left w:val="nil"/>
-              <w:bottom w:val="single" w:color="auto" w:sz="4" w:space="0"/>
-              <w:right w:val="single" w:color="auto" w:sz="4" w:space="0"/>
-            </w:tcBorders>
-            <w:noWrap w:val="0"/>
-            <w:vAlign w:val="center"/>
+              <w:bottom w:val="single" w:sz="4" w:space="0" w:color="auto"/>
+              <w:right w:val="single" w:sz="4" w:space="0" w:color="auto"/>
+            </w:tcBorders>
+            <w:vAlign w:val="center"/>
+            <w:hideMark/>
           </w:tcPr>
           <w:p>
             <w:pPr>
@@ -6462,11 +6843,12 @@
             <w:tcBorders>
               <w:top w:val="nil"/>
               <w:left w:val="nil"/>
-              <w:bottom w:val="single" w:color="auto" w:sz="4" w:space="0"/>
-              <w:right w:val="single" w:color="auto" w:sz="4" w:space="0"/>
-            </w:tcBorders>
-            <w:noWrap/>
-            <w:vAlign w:val="center"/>
+              <w:bottom w:val="single" w:sz="4" w:space="0" w:color="auto"/>
+              <w:right w:val="single" w:sz="4" w:space="0" w:color="auto"/>
+            </w:tcBorders>
+            <w:noWrap/>
+            <w:vAlign w:val="center"/>
+            <w:hideMark/>
           </w:tcPr>
           <w:p>
             <w:pPr>
@@ -6493,8 +6875,8 @@
             <w:tcBorders>
               <w:top w:val="nil"/>
               <w:left w:val="nil"/>
-              <w:bottom w:val="single" w:color="auto" w:sz="4" w:space="0"/>
-              <w:right w:val="single" w:color="auto" w:sz="4" w:space="0"/>
+              <w:bottom w:val="single" w:sz="4" w:space="0" w:color="auto"/>
+              <w:right w:val="single" w:sz="4" w:space="0" w:color="auto"/>
             </w:tcBorders>
             <w:noWrap/>
             <w:vAlign w:val="center"/>
@@ -6515,8 +6897,8 @@
             <w:tcBorders>
               <w:top w:val="nil"/>
               <w:left w:val="nil"/>
-              <w:bottom w:val="single" w:color="auto" w:sz="4" w:space="0"/>
-              <w:right w:val="single" w:color="auto" w:sz="4" w:space="0"/>
+              <w:bottom w:val="single" w:sz="4" w:space="0" w:color="auto"/>
+              <w:right w:val="single" w:sz="4" w:space="0" w:color="auto"/>
             </w:tcBorders>
             <w:noWrap/>
             <w:vAlign w:val="center"/>
@@ -6537,8 +6919,8 @@
             <w:tcBorders>
               <w:top w:val="nil"/>
               <w:left w:val="nil"/>
-              <w:bottom w:val="single" w:color="auto" w:sz="4" w:space="0"/>
-              <w:right w:val="single" w:color="auto" w:sz="4" w:space="0"/>
+              <w:bottom w:val="single" w:sz="4" w:space="0" w:color="auto"/>
+              <w:right w:val="single" w:sz="4" w:space="0" w:color="auto"/>
             </w:tcBorders>
             <w:noWrap/>
             <w:vAlign w:val="center"/>
@@ -6559,7 +6941,7 @@
           <w:gridAfter w:val="2"/>
           <w:wBefore w:w="153" w:type="dxa"/>
           <w:wAfter w:w="622" w:type="dxa"/>
-          <w:trHeight w:val="1090" w:hRule="atLeast"/>
+          <w:trHeight w:val="1090"/>
         </w:trPr>
         <w:tc>
           <w:tcPr>
@@ -6567,12 +6949,12 @@
             <w:gridSpan w:val="2"/>
             <w:tcBorders>
               <w:top w:val="nil"/>
-              <w:left w:val="single" w:color="auto" w:sz="4" w:space="0"/>
-              <w:bottom w:val="single" w:color="auto" w:sz="4" w:space="0"/>
-              <w:right w:val="single" w:color="auto" w:sz="4" w:space="0"/>
-            </w:tcBorders>
-            <w:noWrap w:val="0"/>
-            <w:vAlign w:val="center"/>
+              <w:left w:val="single" w:sz="4" w:space="0" w:color="auto"/>
+              <w:bottom w:val="single" w:sz="4" w:space="0" w:color="auto"/>
+              <w:right w:val="single" w:sz="4" w:space="0" w:color="auto"/>
+            </w:tcBorders>
+            <w:vAlign w:val="center"/>
+            <w:hideMark/>
           </w:tcPr>
           <w:p>
             <w:pPr>
@@ -6600,11 +6982,11 @@
             <w:tcBorders>
               <w:top w:val="nil"/>
               <w:left w:val="nil"/>
-              <w:bottom w:val="single" w:color="auto" w:sz="4" w:space="0"/>
-              <w:right w:val="single" w:color="auto" w:sz="4" w:space="0"/>
-            </w:tcBorders>
-            <w:noWrap w:val="0"/>
-            <w:vAlign w:val="center"/>
+              <w:bottom w:val="single" w:sz="4" w:space="0" w:color="auto"/>
+              <w:right w:val="single" w:sz="4" w:space="0" w:color="auto"/>
+            </w:tcBorders>
+            <w:vAlign w:val="center"/>
+            <w:hideMark/>
           </w:tcPr>
           <w:p>
             <w:pPr>
@@ -6621,7 +7003,25 @@
                 <w:sz w:val="23"/>
                 <w:szCs w:val="23"/>
               </w:rPr>
-              <w:t>Tích cực tham gia tuyên truyền chủ trương của Đảng, chính sách, pháp luật của Nhà nước, Học viện  và quy định của địa phương nơi cư trú; có ý thức thực hiện giữ gìn vệ sinh chung</w:t>
+              <w:t xml:space="preserve">Tích cực tham gia tuyên truyền chủ trương của Đảng, chính sách, pháp luật của Nhà nước, Học </w:t>
+            </w:r>
+            <w:proofErr w:type="gramStart"/>
+            <w:r>
+              <w:rPr>
+                <w:color w:val="000000"/>
+                <w:sz w:val="23"/>
+                <w:szCs w:val="23"/>
+              </w:rPr>
+              <w:t>viện  và</w:t>
+            </w:r>
+            <w:proofErr w:type="gramEnd"/>
+            <w:r>
+              <w:rPr>
+                <w:color w:val="000000"/>
+                <w:sz w:val="23"/>
+                <w:szCs w:val="23"/>
+              </w:rPr>
+              <w:t xml:space="preserve"> quy định của địa phương nơi cư trú; có ý thức thực hiện giữ gìn vệ sinh chung</w:t>
             </w:r>
           </w:p>
         </w:tc>
@@ -6631,11 +7031,12 @@
             <w:tcBorders>
               <w:top w:val="nil"/>
               <w:left w:val="nil"/>
-              <w:bottom w:val="single" w:color="auto" w:sz="4" w:space="0"/>
-              <w:right w:val="single" w:color="auto" w:sz="4" w:space="0"/>
-            </w:tcBorders>
-            <w:noWrap/>
-            <w:vAlign w:val="center"/>
+              <w:bottom w:val="single" w:sz="4" w:space="0" w:color="auto"/>
+              <w:right w:val="single" w:sz="4" w:space="0" w:color="auto"/>
+            </w:tcBorders>
+            <w:noWrap/>
+            <w:vAlign w:val="center"/>
+            <w:hideMark/>
           </w:tcPr>
           <w:p>
             <w:pPr>
@@ -6662,8 +7063,8 @@
             <w:tcBorders>
               <w:top w:val="nil"/>
               <w:left w:val="nil"/>
-              <w:bottom w:val="single" w:color="auto" w:sz="4" w:space="0"/>
-              <w:right w:val="single" w:color="auto" w:sz="4" w:space="0"/>
+              <w:bottom w:val="single" w:sz="4" w:space="0" w:color="auto"/>
+              <w:right w:val="single" w:sz="4" w:space="0" w:color="auto"/>
             </w:tcBorders>
             <w:noWrap/>
             <w:vAlign w:val="center"/>
@@ -6684,8 +7085,8 @@
             <w:tcBorders>
               <w:top w:val="nil"/>
               <w:left w:val="nil"/>
-              <w:bottom w:val="single" w:color="auto" w:sz="4" w:space="0"/>
-              <w:right w:val="single" w:color="auto" w:sz="4" w:space="0"/>
+              <w:bottom w:val="single" w:sz="4" w:space="0" w:color="auto"/>
+              <w:right w:val="single" w:sz="4" w:space="0" w:color="auto"/>
             </w:tcBorders>
             <w:noWrap/>
             <w:vAlign w:val="center"/>
@@ -6706,8 +7107,8 @@
             <w:tcBorders>
               <w:top w:val="nil"/>
               <w:left w:val="nil"/>
-              <w:bottom w:val="single" w:color="auto" w:sz="4" w:space="0"/>
-              <w:right w:val="single" w:color="auto" w:sz="4" w:space="0"/>
+              <w:bottom w:val="single" w:sz="4" w:space="0" w:color="auto"/>
+              <w:right w:val="single" w:sz="4" w:space="0" w:color="auto"/>
             </w:tcBorders>
             <w:noWrap/>
             <w:vAlign w:val="center"/>
@@ -6728,7 +7129,7 @@
           <w:gridAfter w:val="2"/>
           <w:wBefore w:w="153" w:type="dxa"/>
           <w:wAfter w:w="622" w:type="dxa"/>
-          <w:trHeight w:val="600" w:hRule="atLeast"/>
+          <w:trHeight w:val="600"/>
         </w:trPr>
         <w:tc>
           <w:tcPr>
@@ -6736,12 +7137,12 @@
             <w:gridSpan w:val="2"/>
             <w:tcBorders>
               <w:top w:val="nil"/>
-              <w:left w:val="single" w:color="auto" w:sz="4" w:space="0"/>
-              <w:bottom w:val="single" w:color="auto" w:sz="4" w:space="0"/>
-              <w:right w:val="single" w:color="auto" w:sz="4" w:space="0"/>
-            </w:tcBorders>
-            <w:noWrap w:val="0"/>
-            <w:vAlign w:val="center"/>
+              <w:left w:val="single" w:sz="4" w:space="0" w:color="auto"/>
+              <w:bottom w:val="single" w:sz="4" w:space="0" w:color="auto"/>
+              <w:right w:val="single" w:sz="4" w:space="0" w:color="auto"/>
+            </w:tcBorders>
+            <w:vAlign w:val="center"/>
+            <w:hideMark/>
           </w:tcPr>
           <w:p>
             <w:pPr>
@@ -6769,11 +7170,11 @@
             <w:tcBorders>
               <w:top w:val="nil"/>
               <w:left w:val="nil"/>
-              <w:bottom w:val="single" w:color="auto" w:sz="4" w:space="0"/>
-              <w:right w:val="single" w:color="auto" w:sz="4" w:space="0"/>
-            </w:tcBorders>
-            <w:noWrap w:val="0"/>
-            <w:vAlign w:val="center"/>
+              <w:bottom w:val="single" w:sz="4" w:space="0" w:color="auto"/>
+              <w:right w:val="single" w:sz="4" w:space="0" w:color="auto"/>
+            </w:tcBorders>
+            <w:vAlign w:val="center"/>
+            <w:hideMark/>
           </w:tcPr>
           <w:p>
             <w:pPr>
@@ -6800,11 +7201,12 @@
             <w:tcBorders>
               <w:top w:val="nil"/>
               <w:left w:val="nil"/>
-              <w:bottom w:val="single" w:color="auto" w:sz="4" w:space="0"/>
-              <w:right w:val="single" w:color="auto" w:sz="4" w:space="0"/>
-            </w:tcBorders>
-            <w:noWrap/>
-            <w:vAlign w:val="center"/>
+              <w:bottom w:val="single" w:sz="4" w:space="0" w:color="auto"/>
+              <w:right w:val="single" w:sz="4" w:space="0" w:color="auto"/>
+            </w:tcBorders>
+            <w:noWrap/>
+            <w:vAlign w:val="center"/>
+            <w:hideMark/>
           </w:tcPr>
           <w:p>
             <w:pPr>
@@ -6831,8 +7233,8 @@
             <w:tcBorders>
               <w:top w:val="nil"/>
               <w:left w:val="nil"/>
-              <w:bottom w:val="single" w:color="auto" w:sz="4" w:space="0"/>
-              <w:right w:val="single" w:color="auto" w:sz="4" w:space="0"/>
+              <w:bottom w:val="single" w:sz="4" w:space="0" w:color="auto"/>
+              <w:right w:val="single" w:sz="4" w:space="0" w:color="auto"/>
             </w:tcBorders>
             <w:noWrap/>
             <w:vAlign w:val="center"/>
@@ -6853,8 +7255,8 @@
             <w:tcBorders>
               <w:top w:val="nil"/>
               <w:left w:val="nil"/>
-              <w:bottom w:val="single" w:color="auto" w:sz="4" w:space="0"/>
-              <w:right w:val="single" w:color="auto" w:sz="4" w:space="0"/>
+              <w:bottom w:val="single" w:sz="4" w:space="0" w:color="auto"/>
+              <w:right w:val="single" w:sz="4" w:space="0" w:color="auto"/>
             </w:tcBorders>
             <w:noWrap/>
             <w:vAlign w:val="center"/>
@@ -6875,8 +7277,8 @@
             <w:tcBorders>
               <w:top w:val="nil"/>
               <w:left w:val="nil"/>
-              <w:bottom w:val="single" w:color="auto" w:sz="4" w:space="0"/>
-              <w:right w:val="single" w:color="auto" w:sz="4" w:space="0"/>
+              <w:bottom w:val="single" w:sz="4" w:space="0" w:color="auto"/>
+              <w:right w:val="single" w:sz="4" w:space="0" w:color="auto"/>
             </w:tcBorders>
             <w:noWrap/>
             <w:vAlign w:val="center"/>
@@ -6897,7 +7299,7 @@
           <w:gridAfter w:val="2"/>
           <w:wBefore w:w="153" w:type="dxa"/>
           <w:wAfter w:w="622" w:type="dxa"/>
-          <w:trHeight w:val="940" w:hRule="atLeast"/>
+          <w:trHeight w:val="940"/>
         </w:trPr>
         <w:tc>
           <w:tcPr>
@@ -6905,28 +7307,29 @@
             <w:gridSpan w:val="2"/>
             <w:tcBorders>
               <w:top w:val="nil"/>
-              <w:left w:val="single" w:color="auto" w:sz="4" w:space="0"/>
-              <w:bottom w:val="single" w:color="auto" w:sz="4" w:space="0"/>
-              <w:right w:val="single" w:color="auto" w:sz="4" w:space="0"/>
-            </w:tcBorders>
-            <w:noWrap w:val="0"/>
-            <w:vAlign w:val="center"/>
-          </w:tcPr>
-          <w:p>
-            <w:pPr>
-              <w:jc w:val="center"/>
-              <w:rPr>
-                <w:color w:val="000000"/>
-                <w:sz w:val="23"/>
-                <w:szCs w:val="23"/>
-              </w:rPr>
-            </w:pPr>
-            <w:r>
-              <w:rPr>
-                <w:color w:val="000000"/>
-                <w:sz w:val="23"/>
-                <w:szCs w:val="23"/>
-              </w:rPr>
+              <w:left w:val="single" w:sz="4" w:space="0" w:color="auto"/>
+              <w:bottom w:val="single" w:sz="4" w:space="0" w:color="auto"/>
+              <w:right w:val="single" w:sz="4" w:space="0" w:color="auto"/>
+            </w:tcBorders>
+            <w:vAlign w:val="center"/>
+            <w:hideMark/>
+          </w:tcPr>
+          <w:p>
+            <w:pPr>
+              <w:jc w:val="center"/>
+              <w:rPr>
+                <w:color w:val="000000"/>
+                <w:sz w:val="23"/>
+                <w:szCs w:val="23"/>
+              </w:rPr>
+            </w:pPr>
+            <w:r>
+              <w:rPr>
+                <w:color w:val="000000"/>
+                <w:sz w:val="23"/>
+                <w:szCs w:val="23"/>
+              </w:rPr>
+              <w:lastRenderedPageBreak/>
               <w:t>4.4</w:t>
             </w:r>
           </w:p>
@@ -6938,11 +7341,11 @@
             <w:tcBorders>
               <w:top w:val="nil"/>
               <w:left w:val="nil"/>
-              <w:bottom w:val="single" w:color="auto" w:sz="4" w:space="0"/>
-              <w:right w:val="single" w:color="auto" w:sz="4" w:space="0"/>
-            </w:tcBorders>
-            <w:noWrap w:val="0"/>
-            <w:vAlign w:val="center"/>
+              <w:bottom w:val="single" w:sz="4" w:space="0" w:color="auto"/>
+              <w:right w:val="single" w:sz="4" w:space="0" w:color="auto"/>
+            </w:tcBorders>
+            <w:vAlign w:val="center"/>
+            <w:hideMark/>
           </w:tcPr>
           <w:p>
             <w:pPr>
@@ -6969,11 +7372,12 @@
             <w:tcBorders>
               <w:top w:val="nil"/>
               <w:left w:val="nil"/>
-              <w:bottom w:val="single" w:color="auto" w:sz="4" w:space="0"/>
-              <w:right w:val="single" w:color="auto" w:sz="4" w:space="0"/>
-            </w:tcBorders>
-            <w:noWrap/>
-            <w:vAlign w:val="center"/>
+              <w:bottom w:val="single" w:sz="4" w:space="0" w:color="auto"/>
+              <w:right w:val="single" w:sz="4" w:space="0" w:color="auto"/>
+            </w:tcBorders>
+            <w:noWrap/>
+            <w:vAlign w:val="center"/>
+            <w:hideMark/>
           </w:tcPr>
           <w:p>
             <w:pPr>
@@ -7000,8 +7404,8 @@
             <w:tcBorders>
               <w:top w:val="nil"/>
               <w:left w:val="nil"/>
-              <w:bottom w:val="single" w:color="auto" w:sz="4" w:space="0"/>
-              <w:right w:val="single" w:color="auto" w:sz="4" w:space="0"/>
+              <w:bottom w:val="single" w:sz="4" w:space="0" w:color="auto"/>
+              <w:right w:val="single" w:sz="4" w:space="0" w:color="auto"/>
             </w:tcBorders>
             <w:noWrap/>
             <w:vAlign w:val="center"/>
@@ -7022,8 +7426,8 @@
             <w:tcBorders>
               <w:top w:val="nil"/>
               <w:left w:val="nil"/>
-              <w:bottom w:val="single" w:color="auto" w:sz="4" w:space="0"/>
-              <w:right w:val="single" w:color="auto" w:sz="4" w:space="0"/>
+              <w:bottom w:val="single" w:sz="4" w:space="0" w:color="auto"/>
+              <w:right w:val="single" w:sz="4" w:space="0" w:color="auto"/>
             </w:tcBorders>
             <w:noWrap/>
             <w:vAlign w:val="center"/>
@@ -7044,8 +7448,8 @@
             <w:tcBorders>
               <w:top w:val="nil"/>
               <w:left w:val="nil"/>
-              <w:bottom w:val="single" w:color="auto" w:sz="4" w:space="0"/>
-              <w:right w:val="single" w:color="auto" w:sz="4" w:space="0"/>
+              <w:bottom w:val="single" w:sz="4" w:space="0" w:color="auto"/>
+              <w:right w:val="single" w:sz="4" w:space="0" w:color="auto"/>
             </w:tcBorders>
             <w:noWrap/>
             <w:vAlign w:val="center"/>
@@ -7066,7 +7470,7 @@
           <w:gridAfter w:val="2"/>
           <w:wBefore w:w="153" w:type="dxa"/>
           <w:wAfter w:w="622" w:type="dxa"/>
-          <w:trHeight w:val="699" w:hRule="atLeast"/>
+          <w:trHeight w:val="699"/>
         </w:trPr>
         <w:tc>
           <w:tcPr>
@@ -7074,12 +7478,12 @@
             <w:gridSpan w:val="2"/>
             <w:tcBorders>
               <w:top w:val="nil"/>
-              <w:left w:val="single" w:color="auto" w:sz="4" w:space="0"/>
-              <w:bottom w:val="single" w:color="auto" w:sz="4" w:space="0"/>
-              <w:right w:val="single" w:color="auto" w:sz="4" w:space="0"/>
-            </w:tcBorders>
-            <w:noWrap w:val="0"/>
-            <w:vAlign w:val="center"/>
+              <w:left w:val="single" w:sz="4" w:space="0" w:color="auto"/>
+              <w:bottom w:val="single" w:sz="4" w:space="0" w:color="auto"/>
+              <w:right w:val="single" w:sz="4" w:space="0" w:color="auto"/>
+            </w:tcBorders>
+            <w:vAlign w:val="center"/>
+            <w:hideMark/>
           </w:tcPr>
           <w:p>
             <w:pPr>
@@ -7107,11 +7511,11 @@
             <w:tcBorders>
               <w:top w:val="nil"/>
               <w:left w:val="nil"/>
-              <w:bottom w:val="single" w:color="auto" w:sz="4" w:space="0"/>
-              <w:right w:val="single" w:color="auto" w:sz="4" w:space="0"/>
-            </w:tcBorders>
-            <w:noWrap w:val="0"/>
-            <w:vAlign w:val="center"/>
+              <w:bottom w:val="single" w:sz="4" w:space="0" w:color="auto"/>
+              <w:right w:val="single" w:sz="4" w:space="0" w:color="auto"/>
+            </w:tcBorders>
+            <w:vAlign w:val="center"/>
+            <w:hideMark/>
           </w:tcPr>
           <w:p>
             <w:pPr>
@@ -7138,11 +7542,12 @@
             <w:tcBorders>
               <w:top w:val="nil"/>
               <w:left w:val="nil"/>
-              <w:bottom w:val="single" w:color="auto" w:sz="4" w:space="0"/>
-              <w:right w:val="single" w:color="auto" w:sz="4" w:space="0"/>
-            </w:tcBorders>
-            <w:noWrap/>
-            <w:vAlign w:val="center"/>
+              <w:bottom w:val="single" w:sz="4" w:space="0" w:color="auto"/>
+              <w:right w:val="single" w:sz="4" w:space="0" w:color="auto"/>
+            </w:tcBorders>
+            <w:noWrap/>
+            <w:vAlign w:val="center"/>
+            <w:hideMark/>
           </w:tcPr>
           <w:p>
             <w:pPr>
@@ -7169,8 +7574,8 @@
             <w:tcBorders>
               <w:top w:val="nil"/>
               <w:left w:val="nil"/>
-              <w:bottom w:val="single" w:color="auto" w:sz="4" w:space="0"/>
-              <w:right w:val="single" w:color="auto" w:sz="4" w:space="0"/>
+              <w:bottom w:val="single" w:sz="4" w:space="0" w:color="auto"/>
+              <w:right w:val="single" w:sz="4" w:space="0" w:color="auto"/>
             </w:tcBorders>
             <w:noWrap/>
             <w:vAlign w:val="center"/>
@@ -7191,8 +7596,8 @@
             <w:tcBorders>
               <w:top w:val="nil"/>
               <w:left w:val="nil"/>
-              <w:bottom w:val="single" w:color="auto" w:sz="4" w:space="0"/>
-              <w:right w:val="single" w:color="auto" w:sz="4" w:space="0"/>
+              <w:bottom w:val="single" w:sz="4" w:space="0" w:color="auto"/>
+              <w:right w:val="single" w:sz="4" w:space="0" w:color="auto"/>
             </w:tcBorders>
             <w:noWrap/>
             <w:vAlign w:val="center"/>
@@ -7211,8 +7616,8 @@
             <w:tcBorders>
               <w:top w:val="nil"/>
               <w:left w:val="nil"/>
-              <w:bottom w:val="single" w:color="auto" w:sz="4" w:space="0"/>
-              <w:right w:val="single" w:color="auto" w:sz="4" w:space="0"/>
+              <w:bottom w:val="single" w:sz="4" w:space="0" w:color="auto"/>
+              <w:right w:val="single" w:sz="4" w:space="0" w:color="auto"/>
             </w:tcBorders>
             <w:noWrap/>
             <w:vAlign w:val="center"/>
@@ -7231,7 +7636,7 @@
           <w:gridAfter w:val="2"/>
           <w:wBefore w:w="153" w:type="dxa"/>
           <w:wAfter w:w="622" w:type="dxa"/>
-          <w:trHeight w:val="603" w:hRule="atLeast"/>
+          <w:trHeight w:val="603"/>
         </w:trPr>
         <w:tc>
           <w:tcPr>
@@ -7239,12 +7644,12 @@
             <w:gridSpan w:val="2"/>
             <w:tcBorders>
               <w:top w:val="nil"/>
-              <w:left w:val="single" w:color="auto" w:sz="4" w:space="0"/>
-              <w:bottom w:val="single" w:color="auto" w:sz="4" w:space="0"/>
-              <w:right w:val="single" w:color="auto" w:sz="4" w:space="0"/>
-            </w:tcBorders>
-            <w:noWrap w:val="0"/>
-            <w:vAlign w:val="center"/>
+              <w:left w:val="single" w:sz="4" w:space="0" w:color="auto"/>
+              <w:bottom w:val="single" w:sz="4" w:space="0" w:color="auto"/>
+              <w:right w:val="single" w:sz="4" w:space="0" w:color="auto"/>
+            </w:tcBorders>
+            <w:vAlign w:val="center"/>
+            <w:hideMark/>
           </w:tcPr>
           <w:p>
             <w:pPr>
@@ -7272,11 +7677,11 @@
             <w:tcBorders>
               <w:top w:val="nil"/>
               <w:left w:val="nil"/>
-              <w:bottom w:val="single" w:color="auto" w:sz="4" w:space="0"/>
-              <w:right w:val="single" w:color="auto" w:sz="4" w:space="0"/>
-            </w:tcBorders>
-            <w:noWrap w:val="0"/>
-            <w:vAlign w:val="center"/>
+              <w:bottom w:val="single" w:sz="4" w:space="0" w:color="auto"/>
+              <w:right w:val="single" w:sz="4" w:space="0" w:color="auto"/>
+            </w:tcBorders>
+            <w:vAlign w:val="center"/>
+            <w:hideMark/>
           </w:tcPr>
           <w:p>
             <w:pPr>
@@ -7293,7 +7698,25 @@
                 <w:sz w:val="23"/>
                 <w:szCs w:val="23"/>
               </w:rPr>
-              <w:t>Vi phạm an ninh, trật tự xã hội; an toàn giao thông (có giấy báo của các cơ quan hữu quan)</w:t>
+              <w:t xml:space="preserve">Vi phạm an ninh, trật tự xã hội; </w:t>
+            </w:r>
+            <w:proofErr w:type="gramStart"/>
+            <w:r>
+              <w:rPr>
+                <w:color w:val="000000"/>
+                <w:sz w:val="23"/>
+                <w:szCs w:val="23"/>
+              </w:rPr>
+              <w:t>an</w:t>
+            </w:r>
+            <w:proofErr w:type="gramEnd"/>
+            <w:r>
+              <w:rPr>
+                <w:color w:val="000000"/>
+                <w:sz w:val="23"/>
+                <w:szCs w:val="23"/>
+              </w:rPr>
+              <w:t xml:space="preserve"> toàn giao thông (có giấy báo của các cơ quan hữu quan)</w:t>
             </w:r>
           </w:p>
         </w:tc>
@@ -7303,11 +7726,12 @@
             <w:tcBorders>
               <w:top w:val="nil"/>
               <w:left w:val="nil"/>
-              <w:bottom w:val="single" w:color="auto" w:sz="4" w:space="0"/>
-              <w:right w:val="single" w:color="auto" w:sz="4" w:space="0"/>
-            </w:tcBorders>
-            <w:noWrap/>
-            <w:vAlign w:val="center"/>
+              <w:bottom w:val="single" w:sz="4" w:space="0" w:color="auto"/>
+              <w:right w:val="single" w:sz="4" w:space="0" w:color="auto"/>
+            </w:tcBorders>
+            <w:noWrap/>
+            <w:vAlign w:val="center"/>
+            <w:hideMark/>
           </w:tcPr>
           <w:p>
             <w:pPr>
@@ -7334,8 +7758,8 @@
             <w:tcBorders>
               <w:top w:val="nil"/>
               <w:left w:val="nil"/>
-              <w:bottom w:val="single" w:color="auto" w:sz="4" w:space="0"/>
-              <w:right w:val="single" w:color="auto" w:sz="4" w:space="0"/>
+              <w:bottom w:val="single" w:sz="4" w:space="0" w:color="auto"/>
+              <w:right w:val="single" w:sz="4" w:space="0" w:color="auto"/>
             </w:tcBorders>
             <w:noWrap/>
             <w:vAlign w:val="center"/>
@@ -7354,8 +7778,8 @@
             <w:tcBorders>
               <w:top w:val="nil"/>
               <w:left w:val="nil"/>
-              <w:bottom w:val="single" w:color="auto" w:sz="4" w:space="0"/>
-              <w:right w:val="single" w:color="auto" w:sz="4" w:space="0"/>
+              <w:bottom w:val="single" w:sz="4" w:space="0" w:color="auto"/>
+              <w:right w:val="single" w:sz="4" w:space="0" w:color="auto"/>
             </w:tcBorders>
             <w:noWrap/>
             <w:vAlign w:val="center"/>
@@ -7374,8 +7798,8 @@
             <w:tcBorders>
               <w:top w:val="nil"/>
               <w:left w:val="nil"/>
-              <w:bottom w:val="single" w:color="auto" w:sz="4" w:space="0"/>
-              <w:right w:val="single" w:color="auto" w:sz="4" w:space="0"/>
+              <w:bottom w:val="single" w:sz="4" w:space="0" w:color="auto"/>
+              <w:right w:val="single" w:sz="4" w:space="0" w:color="auto"/>
             </w:tcBorders>
             <w:noWrap/>
             <w:vAlign w:val="center"/>
@@ -7394,7 +7818,7 @@
           <w:gridAfter w:val="2"/>
           <w:wBefore w:w="153" w:type="dxa"/>
           <w:wAfter w:w="622" w:type="dxa"/>
-          <w:trHeight w:val="300" w:hRule="atLeast"/>
+          <w:trHeight w:val="300"/>
         </w:trPr>
         <w:tc>
           <w:tcPr>
@@ -7402,12 +7826,13 @@
             <w:gridSpan w:val="2"/>
             <w:tcBorders>
               <w:top w:val="nil"/>
-              <w:left w:val="single" w:color="auto" w:sz="4" w:space="0"/>
-              <w:bottom w:val="single" w:color="auto" w:sz="4" w:space="0"/>
-              <w:right w:val="single" w:color="auto" w:sz="4" w:space="0"/>
-            </w:tcBorders>
-            <w:noWrap/>
-            <w:vAlign w:val="center"/>
+              <w:left w:val="single" w:sz="4" w:space="0" w:color="auto"/>
+              <w:bottom w:val="single" w:sz="4" w:space="0" w:color="auto"/>
+              <w:right w:val="single" w:sz="4" w:space="0" w:color="auto"/>
+            </w:tcBorders>
+            <w:noWrap/>
+            <w:vAlign w:val="center"/>
+            <w:hideMark/>
           </w:tcPr>
           <w:p>
             <w:pPr>
@@ -7439,11 +7864,11 @@
             <w:tcBorders>
               <w:top w:val="nil"/>
               <w:left w:val="nil"/>
-              <w:bottom w:val="single" w:color="auto" w:sz="4" w:space="0"/>
-              <w:right w:val="single" w:color="auto" w:sz="4" w:space="0"/>
-            </w:tcBorders>
-            <w:noWrap w:val="0"/>
-            <w:vAlign w:val="center"/>
+              <w:bottom w:val="single" w:sz="4" w:space="0" w:color="auto"/>
+              <w:right w:val="single" w:sz="4" w:space="0" w:color="auto"/>
+            </w:tcBorders>
+            <w:vAlign w:val="center"/>
+            <w:hideMark/>
           </w:tcPr>
           <w:p>
             <w:pPr>
@@ -7474,11 +7899,12 @@
             <w:tcBorders>
               <w:top w:val="nil"/>
               <w:left w:val="nil"/>
-              <w:bottom w:val="single" w:color="auto" w:sz="4" w:space="0"/>
-              <w:right w:val="single" w:color="auto" w:sz="4" w:space="0"/>
-            </w:tcBorders>
-            <w:noWrap/>
-            <w:vAlign w:val="center"/>
+              <w:bottom w:val="single" w:sz="4" w:space="0" w:color="auto"/>
+              <w:right w:val="single" w:sz="4" w:space="0" w:color="auto"/>
+            </w:tcBorders>
+            <w:noWrap/>
+            <w:vAlign w:val="center"/>
+            <w:hideMark/>
           </w:tcPr>
           <w:p>
             <w:pPr>
@@ -7509,8 +7935,8 @@
             <w:tcBorders>
               <w:top w:val="nil"/>
               <w:left w:val="nil"/>
-              <w:bottom w:val="single" w:color="auto" w:sz="4" w:space="0"/>
-              <w:right w:val="single" w:color="auto" w:sz="4" w:space="0"/>
+              <w:bottom w:val="single" w:sz="4" w:space="0" w:color="auto"/>
+              <w:right w:val="single" w:sz="4" w:space="0" w:color="auto"/>
             </w:tcBorders>
             <w:noWrap/>
             <w:vAlign w:val="center"/>
@@ -7531,8 +7957,8 @@
             <w:tcBorders>
               <w:top w:val="nil"/>
               <w:left w:val="nil"/>
-              <w:bottom w:val="single" w:color="auto" w:sz="4" w:space="0"/>
-              <w:right w:val="single" w:color="auto" w:sz="4" w:space="0"/>
+              <w:bottom w:val="single" w:sz="4" w:space="0" w:color="auto"/>
+              <w:right w:val="single" w:sz="4" w:space="0" w:color="auto"/>
             </w:tcBorders>
             <w:noWrap/>
             <w:vAlign w:val="center"/>
@@ -7553,8 +7979,8 @@
             <w:tcBorders>
               <w:top w:val="nil"/>
               <w:left w:val="nil"/>
-              <w:bottom w:val="single" w:color="auto" w:sz="4" w:space="0"/>
-              <w:right w:val="single" w:color="auto" w:sz="4" w:space="0"/>
+              <w:bottom w:val="single" w:sz="4" w:space="0" w:color="auto"/>
+              <w:right w:val="single" w:sz="4" w:space="0" w:color="auto"/>
             </w:tcBorders>
             <w:noWrap/>
             <w:vAlign w:val="center"/>
@@ -7575,20 +8001,20 @@
           <w:gridAfter w:val="2"/>
           <w:wBefore w:w="153" w:type="dxa"/>
           <w:wAfter w:w="622" w:type="dxa"/>
-          <w:trHeight w:val="615" w:hRule="atLeast"/>
+          <w:trHeight w:val="615"/>
         </w:trPr>
         <w:tc>
           <w:tcPr>
             <w:tcW w:w="9747" w:type="dxa"/>
             <w:gridSpan w:val="12"/>
             <w:tcBorders>
-              <w:top w:val="single" w:color="auto" w:sz="4" w:space="0"/>
-              <w:left w:val="single" w:color="auto" w:sz="4" w:space="0"/>
-              <w:bottom w:val="single" w:color="auto" w:sz="4" w:space="0"/>
-              <w:right w:val="single" w:color="auto" w:sz="4" w:space="0"/>
-            </w:tcBorders>
-            <w:noWrap w:val="0"/>
-            <w:vAlign w:val="center"/>
+              <w:top w:val="single" w:sz="4" w:space="0" w:color="auto"/>
+              <w:left w:val="single" w:sz="4" w:space="0" w:color="auto"/>
+              <w:bottom w:val="single" w:sz="4" w:space="0" w:color="auto"/>
+              <w:right w:val="single" w:sz="4" w:space="0" w:color="auto"/>
+            </w:tcBorders>
+            <w:vAlign w:val="center"/>
+            <w:hideMark/>
           </w:tcPr>
           <w:p>
             <w:pPr>
@@ -7620,20 +8046,20 @@
           <w:gridAfter w:val="2"/>
           <w:wBefore w:w="153" w:type="dxa"/>
           <w:wAfter w:w="622" w:type="dxa"/>
-          <w:trHeight w:val="1661" w:hRule="atLeast"/>
+          <w:trHeight w:val="1661"/>
         </w:trPr>
         <w:tc>
           <w:tcPr>
             <w:tcW w:w="567" w:type="dxa"/>
             <w:gridSpan w:val="2"/>
             <w:tcBorders>
-              <w:top w:val="single" w:color="auto" w:sz="4" w:space="0"/>
-              <w:left w:val="single" w:color="auto" w:sz="4" w:space="0"/>
-              <w:bottom w:val="single" w:color="auto" w:sz="4" w:space="0"/>
-              <w:right w:val="single" w:color="auto" w:sz="4" w:space="0"/>
-            </w:tcBorders>
-            <w:noWrap w:val="0"/>
-            <w:vAlign w:val="center"/>
+              <w:top w:val="single" w:sz="4" w:space="0" w:color="auto"/>
+              <w:left w:val="single" w:sz="4" w:space="0" w:color="auto"/>
+              <w:bottom w:val="single" w:sz="4" w:space="0" w:color="auto"/>
+              <w:right w:val="single" w:sz="4" w:space="0" w:color="auto"/>
+            </w:tcBorders>
+            <w:vAlign w:val="center"/>
+            <w:hideMark/>
           </w:tcPr>
           <w:p>
             <w:pPr>
@@ -7659,13 +8085,13 @@
             <w:tcW w:w="5447" w:type="dxa"/>
             <w:gridSpan w:val="4"/>
             <w:tcBorders>
-              <w:top w:val="single" w:color="auto" w:sz="4" w:space="0"/>
-              <w:left w:val="nil"/>
-              <w:bottom w:val="single" w:color="auto" w:sz="4" w:space="0"/>
-              <w:right w:val="single" w:color="auto" w:sz="4" w:space="0"/>
-            </w:tcBorders>
-            <w:noWrap w:val="0"/>
-            <w:vAlign w:val="center"/>
+              <w:top w:val="single" w:sz="4" w:space="0" w:color="auto"/>
+              <w:left w:val="nil"/>
+              <w:bottom w:val="single" w:sz="4" w:space="0" w:color="auto"/>
+              <w:right w:val="single" w:sz="4" w:space="0" w:color="auto"/>
+            </w:tcBorders>
+            <w:vAlign w:val="center"/>
+            <w:hideMark/>
           </w:tcPr>
           <w:p>
             <w:pPr>
@@ -7690,13 +8116,13 @@
           <w:tcPr>
             <w:tcW w:w="990" w:type="dxa"/>
             <w:tcBorders>
-              <w:top w:val="single" w:color="auto" w:sz="4" w:space="0"/>
-              <w:left w:val="nil"/>
-              <w:bottom w:val="single" w:color="auto" w:sz="4" w:space="0"/>
-              <w:right w:val="single" w:color="auto" w:sz="4" w:space="0"/>
-            </w:tcBorders>
-            <w:noWrap w:val="0"/>
-            <w:vAlign w:val="center"/>
+              <w:top w:val="single" w:sz="4" w:space="0" w:color="auto"/>
+              <w:left w:val="nil"/>
+              <w:bottom w:val="single" w:sz="4" w:space="0" w:color="auto"/>
+              <w:right w:val="single" w:sz="4" w:space="0" w:color="auto"/>
+            </w:tcBorders>
+            <w:vAlign w:val="center"/>
+            <w:hideMark/>
           </w:tcPr>
           <w:p>
             <w:pPr>
@@ -7721,12 +8147,11 @@
           <w:tcPr>
             <w:tcW w:w="990" w:type="dxa"/>
             <w:tcBorders>
-              <w:top w:val="single" w:color="auto" w:sz="4" w:space="0"/>
-              <w:left w:val="nil"/>
-              <w:bottom w:val="single" w:color="auto" w:sz="4" w:space="0"/>
-              <w:right w:val="single" w:color="auto" w:sz="4" w:space="0"/>
-            </w:tcBorders>
-            <w:noWrap w:val="0"/>
+              <w:top w:val="single" w:sz="4" w:space="0" w:color="auto"/>
+              <w:left w:val="nil"/>
+              <w:bottom w:val="single" w:sz="4" w:space="0" w:color="auto"/>
+              <w:right w:val="single" w:sz="4" w:space="0" w:color="auto"/>
+            </w:tcBorders>
             <w:vAlign w:val="center"/>
           </w:tcPr>
           <w:p>
@@ -7741,12 +8166,11 @@
             <w:tcW w:w="900" w:type="dxa"/>
             <w:gridSpan w:val="2"/>
             <w:tcBorders>
-              <w:top w:val="single" w:color="auto" w:sz="4" w:space="0"/>
-              <w:left w:val="nil"/>
-              <w:bottom w:val="single" w:color="auto" w:sz="4" w:space="0"/>
-              <w:right w:val="single" w:color="auto" w:sz="4" w:space="0"/>
-            </w:tcBorders>
-            <w:noWrap w:val="0"/>
+              <w:top w:val="single" w:sz="4" w:space="0" w:color="auto"/>
+              <w:left w:val="nil"/>
+              <w:bottom w:val="single" w:sz="4" w:space="0" w:color="auto"/>
+              <w:right w:val="single" w:sz="4" w:space="0" w:color="auto"/>
+            </w:tcBorders>
             <w:vAlign w:val="center"/>
           </w:tcPr>
           <w:p>
@@ -7761,12 +8185,11 @@
             <w:tcW w:w="853" w:type="dxa"/>
             <w:gridSpan w:val="2"/>
             <w:tcBorders>
-              <w:top w:val="single" w:color="auto" w:sz="4" w:space="0"/>
-              <w:left w:val="nil"/>
-              <w:bottom w:val="single" w:color="auto" w:sz="4" w:space="0"/>
-              <w:right w:val="single" w:color="auto" w:sz="4" w:space="0"/>
-            </w:tcBorders>
-            <w:noWrap w:val="0"/>
+              <w:top w:val="single" w:sz="4" w:space="0" w:color="auto"/>
+              <w:left w:val="nil"/>
+              <w:bottom w:val="single" w:sz="4" w:space="0" w:color="auto"/>
+              <w:right w:val="single" w:sz="4" w:space="0" w:color="auto"/>
+            </w:tcBorders>
             <w:vAlign w:val="center"/>
           </w:tcPr>
           <w:p>
@@ -7783,20 +8206,20 @@
           <w:gridAfter w:val="2"/>
           <w:wBefore w:w="153" w:type="dxa"/>
           <w:wAfter w:w="622" w:type="dxa"/>
-          <w:trHeight w:val="1691" w:hRule="atLeast"/>
+          <w:trHeight w:val="1691"/>
         </w:trPr>
         <w:tc>
           <w:tcPr>
             <w:tcW w:w="567" w:type="dxa"/>
             <w:gridSpan w:val="2"/>
             <w:tcBorders>
-              <w:top w:val="single" w:color="auto" w:sz="4" w:space="0"/>
-              <w:left w:val="single" w:color="auto" w:sz="4" w:space="0"/>
-              <w:bottom w:val="single" w:color="auto" w:sz="4" w:space="0"/>
-              <w:right w:val="single" w:color="auto" w:sz="4" w:space="0"/>
-            </w:tcBorders>
-            <w:noWrap w:val="0"/>
-            <w:vAlign w:val="center"/>
+              <w:top w:val="single" w:sz="4" w:space="0" w:color="auto"/>
+              <w:left w:val="single" w:sz="4" w:space="0" w:color="auto"/>
+              <w:bottom w:val="single" w:sz="4" w:space="0" w:color="auto"/>
+              <w:right w:val="single" w:sz="4" w:space="0" w:color="auto"/>
+            </w:tcBorders>
+            <w:vAlign w:val="center"/>
+            <w:hideMark/>
           </w:tcPr>
           <w:p>
             <w:pPr>
@@ -7822,13 +8245,13 @@
             <w:tcW w:w="5447" w:type="dxa"/>
             <w:gridSpan w:val="4"/>
             <w:tcBorders>
-              <w:top w:val="single" w:color="auto" w:sz="4" w:space="0"/>
-              <w:left w:val="single" w:color="auto" w:sz="4" w:space="0"/>
-              <w:bottom w:val="single" w:color="auto" w:sz="4" w:space="0"/>
-              <w:right w:val="single" w:color="auto" w:sz="4" w:space="0"/>
-            </w:tcBorders>
-            <w:noWrap w:val="0"/>
-            <w:vAlign w:val="center"/>
+              <w:top w:val="single" w:sz="4" w:space="0" w:color="auto"/>
+              <w:left w:val="single" w:sz="4" w:space="0" w:color="auto"/>
+              <w:bottom w:val="single" w:sz="4" w:space="0" w:color="auto"/>
+              <w:right w:val="single" w:sz="4" w:space="0" w:color="auto"/>
+            </w:tcBorders>
+            <w:vAlign w:val="center"/>
+            <w:hideMark/>
           </w:tcPr>
           <w:p>
             <w:pPr>
@@ -7853,13 +8276,13 @@
           <w:tcPr>
             <w:tcW w:w="990" w:type="dxa"/>
             <w:tcBorders>
-              <w:top w:val="single" w:color="auto" w:sz="4" w:space="0"/>
-              <w:left w:val="single" w:color="auto" w:sz="4" w:space="0"/>
-              <w:bottom w:val="single" w:color="auto" w:sz="4" w:space="0"/>
-              <w:right w:val="single" w:color="auto" w:sz="4" w:space="0"/>
-            </w:tcBorders>
-            <w:noWrap w:val="0"/>
-            <w:vAlign w:val="center"/>
+              <w:top w:val="single" w:sz="4" w:space="0" w:color="auto"/>
+              <w:left w:val="single" w:sz="4" w:space="0" w:color="auto"/>
+              <w:bottom w:val="single" w:sz="4" w:space="0" w:color="auto"/>
+              <w:right w:val="single" w:sz="4" w:space="0" w:color="auto"/>
+            </w:tcBorders>
+            <w:vAlign w:val="center"/>
+            <w:hideMark/>
           </w:tcPr>
           <w:p>
             <w:pPr>
@@ -7884,12 +8307,11 @@
           <w:tcPr>
             <w:tcW w:w="990" w:type="dxa"/>
             <w:tcBorders>
-              <w:top w:val="single" w:color="auto" w:sz="4" w:space="0"/>
-              <w:left w:val="single" w:color="auto" w:sz="4" w:space="0"/>
-              <w:bottom w:val="single" w:color="auto" w:sz="4" w:space="0"/>
-              <w:right w:val="single" w:color="auto" w:sz="4" w:space="0"/>
-            </w:tcBorders>
-            <w:noWrap w:val="0"/>
+              <w:top w:val="single" w:sz="4" w:space="0" w:color="auto"/>
+              <w:left w:val="single" w:sz="4" w:space="0" w:color="auto"/>
+              <w:bottom w:val="single" w:sz="4" w:space="0" w:color="auto"/>
+              <w:right w:val="single" w:sz="4" w:space="0" w:color="auto"/>
+            </w:tcBorders>
             <w:vAlign w:val="center"/>
           </w:tcPr>
           <w:p>
@@ -7904,12 +8326,11 @@
             <w:tcW w:w="900" w:type="dxa"/>
             <w:gridSpan w:val="2"/>
             <w:tcBorders>
-              <w:top w:val="single" w:color="auto" w:sz="4" w:space="0"/>
-              <w:left w:val="single" w:color="auto" w:sz="4" w:space="0"/>
-              <w:bottom w:val="single" w:color="auto" w:sz="4" w:space="0"/>
-              <w:right w:val="single" w:color="auto" w:sz="4" w:space="0"/>
-            </w:tcBorders>
-            <w:noWrap w:val="0"/>
+              <w:top w:val="single" w:sz="4" w:space="0" w:color="auto"/>
+              <w:left w:val="single" w:sz="4" w:space="0" w:color="auto"/>
+              <w:bottom w:val="single" w:sz="4" w:space="0" w:color="auto"/>
+              <w:right w:val="single" w:sz="4" w:space="0" w:color="auto"/>
+            </w:tcBorders>
             <w:vAlign w:val="center"/>
           </w:tcPr>
           <w:p>
@@ -7924,12 +8345,11 @@
             <w:tcW w:w="853" w:type="dxa"/>
             <w:gridSpan w:val="2"/>
             <w:tcBorders>
-              <w:top w:val="single" w:color="auto" w:sz="4" w:space="0"/>
-              <w:left w:val="single" w:color="auto" w:sz="4" w:space="0"/>
-              <w:bottom w:val="single" w:color="auto" w:sz="4" w:space="0"/>
-              <w:right w:val="single" w:color="auto" w:sz="4" w:space="0"/>
-            </w:tcBorders>
-            <w:noWrap w:val="0"/>
+              <w:top w:val="single" w:sz="4" w:space="0" w:color="auto"/>
+              <w:left w:val="single" w:sz="4" w:space="0" w:color="auto"/>
+              <w:bottom w:val="single" w:sz="4" w:space="0" w:color="auto"/>
+              <w:right w:val="single" w:sz="4" w:space="0" w:color="auto"/>
+            </w:tcBorders>
             <w:vAlign w:val="center"/>
           </w:tcPr>
           <w:p>
@@ -7946,7 +8366,7 @@
           <w:gridAfter w:val="2"/>
           <w:wBefore w:w="153" w:type="dxa"/>
           <w:wAfter w:w="622" w:type="dxa"/>
-          <w:trHeight w:val="622" w:hRule="atLeast"/>
+          <w:trHeight w:val="622"/>
         </w:trPr>
         <w:tc>
           <w:tcPr>
@@ -7954,12 +8374,11 @@
             <w:gridSpan w:val="2"/>
             <w:vMerge w:val="restart"/>
             <w:tcBorders>
-              <w:top w:val="single" w:color="auto" w:sz="4" w:space="0"/>
-              <w:left w:val="single" w:color="auto" w:sz="4" w:space="0"/>
-              <w:bottom w:val="single" w:color="auto" w:sz="4" w:space="0"/>
-              <w:right w:val="single" w:color="auto" w:sz="4" w:space="0"/>
-            </w:tcBorders>
-            <w:noWrap w:val="0"/>
+              <w:top w:val="single" w:sz="4" w:space="0" w:color="auto"/>
+              <w:left w:val="single" w:sz="4" w:space="0" w:color="auto"/>
+              <w:bottom w:val="single" w:sz="4" w:space="0" w:color="auto"/>
+              <w:right w:val="single" w:sz="4" w:space="0" w:color="auto"/>
+            </w:tcBorders>
             <w:vAlign w:val="center"/>
           </w:tcPr>
           <w:p>
@@ -8046,13 +8465,13 @@
             <w:tcW w:w="5447" w:type="dxa"/>
             <w:gridSpan w:val="4"/>
             <w:tcBorders>
-              <w:top w:val="single" w:color="auto" w:sz="4" w:space="0"/>
-              <w:left w:val="nil"/>
-              <w:bottom w:val="single" w:color="auto" w:sz="4" w:space="0"/>
-              <w:right w:val="single" w:color="auto" w:sz="4" w:space="0"/>
-            </w:tcBorders>
-            <w:noWrap w:val="0"/>
-            <w:vAlign w:val="center"/>
+              <w:top w:val="single" w:sz="4" w:space="0" w:color="auto"/>
+              <w:left w:val="nil"/>
+              <w:bottom w:val="single" w:sz="4" w:space="0" w:color="auto"/>
+              <w:right w:val="single" w:sz="4" w:space="0" w:color="auto"/>
+            </w:tcBorders>
+            <w:vAlign w:val="center"/>
+            <w:hideMark/>
           </w:tcPr>
           <w:p>
             <w:pPr>
@@ -8078,12 +8497,11 @@
             <w:tcW w:w="990" w:type="dxa"/>
             <w:vMerge w:val="restart"/>
             <w:tcBorders>
-              <w:top w:val="single" w:color="auto" w:sz="4" w:space="0"/>
-              <w:left w:val="single" w:color="auto" w:sz="4" w:space="0"/>
-              <w:bottom w:val="single" w:color="auto" w:sz="4" w:space="0"/>
-              <w:right w:val="single" w:color="auto" w:sz="4" w:space="0"/>
-            </w:tcBorders>
-            <w:noWrap w:val="0"/>
+              <w:top w:val="single" w:sz="4" w:space="0" w:color="auto"/>
+              <w:left w:val="single" w:sz="4" w:space="0" w:color="auto"/>
+              <w:bottom w:val="single" w:sz="4" w:space="0" w:color="auto"/>
+              <w:right w:val="single" w:sz="4" w:space="0" w:color="auto"/>
+            </w:tcBorders>
             <w:vAlign w:val="center"/>
           </w:tcPr>
           <w:p>
@@ -8160,12 +8578,11 @@
             <w:tcW w:w="990" w:type="dxa"/>
             <w:vMerge w:val="restart"/>
             <w:tcBorders>
-              <w:top w:val="single" w:color="auto" w:sz="4" w:space="0"/>
-              <w:left w:val="nil"/>
-              <w:bottom w:val="single" w:color="auto" w:sz="4" w:space="0"/>
-              <w:right w:val="single" w:color="auto" w:sz="4" w:space="0"/>
-            </w:tcBorders>
-            <w:noWrap w:val="0"/>
+              <w:top w:val="single" w:sz="4" w:space="0" w:color="auto"/>
+              <w:left w:val="nil"/>
+              <w:bottom w:val="single" w:sz="4" w:space="0" w:color="auto"/>
+              <w:right w:val="single" w:sz="4" w:space="0" w:color="auto"/>
+            </w:tcBorders>
             <w:vAlign w:val="center"/>
           </w:tcPr>
           <w:p>
@@ -8181,12 +8598,11 @@
             <w:gridSpan w:val="2"/>
             <w:vMerge w:val="restart"/>
             <w:tcBorders>
-              <w:top w:val="single" w:color="auto" w:sz="4" w:space="0"/>
-              <w:left w:val="nil"/>
-              <w:bottom w:val="single" w:color="auto" w:sz="4" w:space="0"/>
-              <w:right w:val="single" w:color="auto" w:sz="4" w:space="0"/>
-            </w:tcBorders>
-            <w:noWrap w:val="0"/>
+              <w:top w:val="single" w:sz="4" w:space="0" w:color="auto"/>
+              <w:left w:val="nil"/>
+              <w:bottom w:val="single" w:sz="4" w:space="0" w:color="auto"/>
+              <w:right w:val="single" w:sz="4" w:space="0" w:color="auto"/>
+            </w:tcBorders>
             <w:vAlign w:val="center"/>
           </w:tcPr>
           <w:p>
@@ -8202,12 +8618,11 @@
             <w:gridSpan w:val="2"/>
             <w:vMerge w:val="restart"/>
             <w:tcBorders>
-              <w:top w:val="single" w:color="auto" w:sz="4" w:space="0"/>
-              <w:left w:val="nil"/>
-              <w:bottom w:val="single" w:color="auto" w:sz="4" w:space="0"/>
-              <w:right w:val="single" w:color="auto" w:sz="4" w:space="0"/>
-            </w:tcBorders>
-            <w:noWrap w:val="0"/>
+              <w:top w:val="single" w:sz="4" w:space="0" w:color="auto"/>
+              <w:left w:val="nil"/>
+              <w:bottom w:val="single" w:sz="4" w:space="0" w:color="auto"/>
+              <w:right w:val="single" w:sz="4" w:space="0" w:color="auto"/>
+            </w:tcBorders>
             <w:vAlign w:val="center"/>
           </w:tcPr>
           <w:p>
@@ -8224,21 +8639,21 @@
           <w:gridAfter w:val="2"/>
           <w:wBefore w:w="153" w:type="dxa"/>
           <w:wAfter w:w="622" w:type="dxa"/>
-          <w:trHeight w:val="531" w:hRule="atLeast"/>
+          <w:trHeight w:val="531"/>
         </w:trPr>
         <w:tc>
           <w:tcPr>
             <w:tcW w:w="567" w:type="dxa"/>
             <w:gridSpan w:val="2"/>
-            <w:vMerge w:val="continue"/>
-            <w:tcBorders>
-              <w:top w:val="single" w:color="auto" w:sz="4" w:space="0"/>
-              <w:left w:val="single" w:color="auto" w:sz="4" w:space="0"/>
-              <w:bottom w:val="single" w:color="auto" w:sz="4" w:space="0"/>
-              <w:right w:val="single" w:color="auto" w:sz="4" w:space="0"/>
-            </w:tcBorders>
-            <w:noWrap w:val="0"/>
-            <w:vAlign w:val="center"/>
+            <w:vMerge/>
+            <w:tcBorders>
+              <w:top w:val="single" w:sz="4" w:space="0" w:color="auto"/>
+              <w:left w:val="single" w:sz="4" w:space="0" w:color="auto"/>
+              <w:bottom w:val="single" w:sz="4" w:space="0" w:color="auto"/>
+              <w:right w:val="single" w:sz="4" w:space="0" w:color="auto"/>
+            </w:tcBorders>
+            <w:vAlign w:val="center"/>
+            <w:hideMark/>
           </w:tcPr>
           <w:p>
             <w:pPr>
@@ -8255,13 +8670,13 @@
             <w:tcW w:w="5447" w:type="dxa"/>
             <w:gridSpan w:val="4"/>
             <w:tcBorders>
-              <w:top w:val="single" w:color="auto" w:sz="4" w:space="0"/>
-              <w:left w:val="nil"/>
-              <w:bottom w:val="single" w:color="auto" w:sz="4" w:space="0"/>
-              <w:right w:val="single" w:color="auto" w:sz="4" w:space="0"/>
-            </w:tcBorders>
-            <w:noWrap w:val="0"/>
-            <w:vAlign w:val="center"/>
+              <w:top w:val="single" w:sz="4" w:space="0" w:color="auto"/>
+              <w:left w:val="nil"/>
+              <w:bottom w:val="single" w:sz="4" w:space="0" w:color="auto"/>
+              <w:right w:val="single" w:sz="4" w:space="0" w:color="auto"/>
+            </w:tcBorders>
+            <w:vAlign w:val="center"/>
+            <w:hideMark/>
           </w:tcPr>
           <w:p>
             <w:pPr>
@@ -8285,15 +8700,15 @@
         <w:tc>
           <w:tcPr>
             <w:tcW w:w="990" w:type="dxa"/>
-            <w:vMerge w:val="continue"/>
-            <w:tcBorders>
-              <w:top w:val="single" w:color="auto" w:sz="4" w:space="0"/>
-              <w:left w:val="single" w:color="auto" w:sz="4" w:space="0"/>
+            <w:vMerge/>
+            <w:tcBorders>
+              <w:top w:val="single" w:sz="4" w:space="0" w:color="auto"/>
+              <w:left w:val="single" w:sz="4" w:space="0" w:color="auto"/>
               <w:bottom w:val="nil"/>
-              <w:right w:val="single" w:color="auto" w:sz="4" w:space="0"/>
-            </w:tcBorders>
-            <w:noWrap w:val="0"/>
-            <w:vAlign w:val="center"/>
+              <w:right w:val="single" w:sz="4" w:space="0" w:color="auto"/>
+            </w:tcBorders>
+            <w:vAlign w:val="center"/>
+            <w:hideMark/>
           </w:tcPr>
           <w:p>
             <w:pPr>
@@ -8308,14 +8723,13 @@
         <w:tc>
           <w:tcPr>
             <w:tcW w:w="990" w:type="dxa"/>
-            <w:vMerge w:val="continue"/>
-            <w:tcBorders>
-              <w:top w:val="single" w:color="auto" w:sz="4" w:space="0"/>
-              <w:left w:val="nil"/>
-              <w:bottom w:val="single" w:color="auto" w:sz="4" w:space="0"/>
-              <w:right w:val="single" w:color="auto" w:sz="4" w:space="0"/>
-            </w:tcBorders>
-            <w:noWrap w:val="0"/>
+            <w:vMerge/>
+            <w:tcBorders>
+              <w:top w:val="single" w:sz="4" w:space="0" w:color="auto"/>
+              <w:left w:val="nil"/>
+              <w:bottom w:val="single" w:sz="4" w:space="0" w:color="auto"/>
+              <w:right w:val="single" w:sz="4" w:space="0" w:color="auto"/>
+            </w:tcBorders>
             <w:vAlign w:val="center"/>
           </w:tcPr>
           <w:p>
@@ -8333,14 +8747,13 @@
           <w:tcPr>
             <w:tcW w:w="900" w:type="dxa"/>
             <w:gridSpan w:val="2"/>
-            <w:vMerge w:val="continue"/>
-            <w:tcBorders>
-              <w:top w:val="single" w:color="auto" w:sz="4" w:space="0"/>
-              <w:left w:val="nil"/>
-              <w:bottom w:val="single" w:color="auto" w:sz="4" w:space="0"/>
-              <w:right w:val="single" w:color="auto" w:sz="4" w:space="0"/>
-            </w:tcBorders>
-            <w:noWrap w:val="0"/>
+            <w:vMerge/>
+            <w:tcBorders>
+              <w:top w:val="single" w:sz="4" w:space="0" w:color="auto"/>
+              <w:left w:val="nil"/>
+              <w:bottom w:val="single" w:sz="4" w:space="0" w:color="auto"/>
+              <w:right w:val="single" w:sz="4" w:space="0" w:color="auto"/>
+            </w:tcBorders>
             <w:vAlign w:val="center"/>
           </w:tcPr>
           <w:p>
@@ -8358,14 +8771,13 @@
           <w:tcPr>
             <w:tcW w:w="853" w:type="dxa"/>
             <w:gridSpan w:val="2"/>
-            <w:vMerge w:val="continue"/>
-            <w:tcBorders>
-              <w:top w:val="single" w:color="auto" w:sz="4" w:space="0"/>
-              <w:left w:val="nil"/>
-              <w:bottom w:val="single" w:color="auto" w:sz="4" w:space="0"/>
-              <w:right w:val="single" w:color="auto" w:sz="4" w:space="0"/>
-            </w:tcBorders>
-            <w:noWrap w:val="0"/>
+            <w:vMerge/>
+            <w:tcBorders>
+              <w:top w:val="single" w:sz="4" w:space="0" w:color="auto"/>
+              <w:left w:val="nil"/>
+              <w:bottom w:val="single" w:sz="4" w:space="0" w:color="auto"/>
+              <w:right w:val="single" w:sz="4" w:space="0" w:color="auto"/>
+            </w:tcBorders>
             <w:vAlign w:val="center"/>
           </w:tcPr>
           <w:p>
@@ -8386,21 +8798,21 @@
           <w:gridAfter w:val="2"/>
           <w:wBefore w:w="153" w:type="dxa"/>
           <w:wAfter w:w="622" w:type="dxa"/>
-          <w:trHeight w:val="852" w:hRule="atLeast"/>
+          <w:trHeight w:val="852"/>
         </w:trPr>
         <w:tc>
           <w:tcPr>
             <w:tcW w:w="567" w:type="dxa"/>
             <w:gridSpan w:val="2"/>
-            <w:vMerge w:val="continue"/>
-            <w:tcBorders>
-              <w:top w:val="nil"/>
-              <w:left w:val="single" w:color="auto" w:sz="4" w:space="0"/>
-              <w:bottom w:val="single" w:color="auto" w:sz="4" w:space="0"/>
-              <w:right w:val="single" w:color="auto" w:sz="4" w:space="0"/>
-            </w:tcBorders>
-            <w:noWrap w:val="0"/>
-            <w:vAlign w:val="center"/>
+            <w:vMerge/>
+            <w:tcBorders>
+              <w:top w:val="nil"/>
+              <w:left w:val="single" w:sz="4" w:space="0" w:color="auto"/>
+              <w:bottom w:val="single" w:sz="4" w:space="0" w:color="auto"/>
+              <w:right w:val="single" w:sz="4" w:space="0" w:color="auto"/>
+            </w:tcBorders>
+            <w:vAlign w:val="center"/>
+            <w:hideMark/>
           </w:tcPr>
           <w:p>
             <w:pPr>
@@ -8417,13 +8829,13 @@
             <w:tcW w:w="5447" w:type="dxa"/>
             <w:gridSpan w:val="4"/>
             <w:tcBorders>
-              <w:top w:val="single" w:color="auto" w:sz="4" w:space="0"/>
-              <w:left w:val="single" w:color="auto" w:sz="4" w:space="0"/>
-              <w:bottom w:val="single" w:color="auto" w:sz="4" w:space="0"/>
-              <w:right w:val="single" w:color="auto" w:sz="4" w:space="0"/>
-            </w:tcBorders>
-            <w:noWrap w:val="0"/>
-            <w:vAlign w:val="center"/>
+              <w:top w:val="single" w:sz="4" w:space="0" w:color="auto"/>
+              <w:left w:val="single" w:sz="4" w:space="0" w:color="auto"/>
+              <w:bottom w:val="single" w:sz="4" w:space="0" w:color="auto"/>
+              <w:right w:val="single" w:sz="4" w:space="0" w:color="auto"/>
+            </w:tcBorders>
+            <w:vAlign w:val="center"/>
+            <w:hideMark/>
           </w:tcPr>
           <w:p>
             <w:pPr>
@@ -8447,15 +8859,15 @@
         <w:tc>
           <w:tcPr>
             <w:tcW w:w="990" w:type="dxa"/>
-            <w:vMerge w:val="continue"/>
-            <w:tcBorders>
-              <w:top w:val="nil"/>
-              <w:left w:val="single" w:color="auto" w:sz="4" w:space="0"/>
-              <w:bottom w:val="single" w:color="auto" w:sz="4" w:space="0"/>
-              <w:right w:val="single" w:color="auto" w:sz="4" w:space="0"/>
-            </w:tcBorders>
-            <w:noWrap w:val="0"/>
-            <w:vAlign w:val="center"/>
+            <w:vMerge/>
+            <w:tcBorders>
+              <w:top w:val="nil"/>
+              <w:left w:val="single" w:sz="4" w:space="0" w:color="auto"/>
+              <w:bottom w:val="single" w:sz="4" w:space="0" w:color="auto"/>
+              <w:right w:val="single" w:sz="4" w:space="0" w:color="auto"/>
+            </w:tcBorders>
+            <w:vAlign w:val="center"/>
+            <w:hideMark/>
           </w:tcPr>
           <w:p>
             <w:pPr>
@@ -8470,14 +8882,13 @@
         <w:tc>
           <w:tcPr>
             <w:tcW w:w="990" w:type="dxa"/>
-            <w:vMerge w:val="continue"/>
-            <w:tcBorders>
-              <w:top w:val="nil"/>
-              <w:left w:val="nil"/>
-              <w:bottom w:val="single" w:color="auto" w:sz="4" w:space="0"/>
-              <w:right w:val="single" w:color="auto" w:sz="4" w:space="0"/>
-            </w:tcBorders>
-            <w:noWrap w:val="0"/>
+            <w:vMerge/>
+            <w:tcBorders>
+              <w:top w:val="nil"/>
+              <w:left w:val="nil"/>
+              <w:bottom w:val="single" w:sz="4" w:space="0" w:color="auto"/>
+              <w:right w:val="single" w:sz="4" w:space="0" w:color="auto"/>
+            </w:tcBorders>
             <w:vAlign w:val="center"/>
           </w:tcPr>
           <w:p>
@@ -8495,14 +8906,13 @@
           <w:tcPr>
             <w:tcW w:w="900" w:type="dxa"/>
             <w:gridSpan w:val="2"/>
-            <w:vMerge w:val="continue"/>
-            <w:tcBorders>
-              <w:top w:val="nil"/>
-              <w:left w:val="nil"/>
-              <w:bottom w:val="single" w:color="auto" w:sz="4" w:space="0"/>
-              <w:right w:val="single" w:color="auto" w:sz="4" w:space="0"/>
-            </w:tcBorders>
-            <w:noWrap w:val="0"/>
+            <w:vMerge/>
+            <w:tcBorders>
+              <w:top w:val="nil"/>
+              <w:left w:val="nil"/>
+              <w:bottom w:val="single" w:sz="4" w:space="0" w:color="auto"/>
+              <w:right w:val="single" w:sz="4" w:space="0" w:color="auto"/>
+            </w:tcBorders>
             <w:vAlign w:val="center"/>
           </w:tcPr>
           <w:p>
@@ -8520,14 +8930,13 @@
           <w:tcPr>
             <w:tcW w:w="853" w:type="dxa"/>
             <w:gridSpan w:val="2"/>
-            <w:vMerge w:val="continue"/>
-            <w:tcBorders>
-              <w:top w:val="single" w:color="auto" w:sz="4" w:space="0"/>
-              <w:left w:val="nil"/>
-              <w:bottom w:val="single" w:color="auto" w:sz="4" w:space="0"/>
-              <w:right w:val="single" w:color="auto" w:sz="4" w:space="0"/>
-            </w:tcBorders>
-            <w:noWrap w:val="0"/>
+            <w:vMerge/>
+            <w:tcBorders>
+              <w:top w:val="single" w:sz="4" w:space="0" w:color="auto"/>
+              <w:left w:val="nil"/>
+              <w:bottom w:val="single" w:sz="4" w:space="0" w:color="auto"/>
+              <w:right w:val="single" w:sz="4" w:space="0" w:color="auto"/>
+            </w:tcBorders>
             <w:vAlign w:val="center"/>
           </w:tcPr>
           <w:p>
@@ -8548,20 +8957,20 @@
           <w:gridAfter w:val="2"/>
           <w:wBefore w:w="153" w:type="dxa"/>
           <w:wAfter w:w="622" w:type="dxa"/>
-          <w:trHeight w:val="369" w:hRule="atLeast"/>
+          <w:trHeight w:val="369"/>
         </w:trPr>
         <w:tc>
           <w:tcPr>
             <w:tcW w:w="567" w:type="dxa"/>
             <w:gridSpan w:val="2"/>
             <w:tcBorders>
-              <w:top w:val="single" w:color="auto" w:sz="4" w:space="0"/>
-              <w:left w:val="single" w:color="auto" w:sz="4" w:space="0"/>
-              <w:bottom w:val="single" w:color="auto" w:sz="4" w:space="0"/>
-              <w:right w:val="single" w:color="auto" w:sz="4" w:space="0"/>
-            </w:tcBorders>
-            <w:noWrap w:val="0"/>
-            <w:vAlign w:val="center"/>
+              <w:top w:val="single" w:sz="4" w:space="0" w:color="auto"/>
+              <w:left w:val="single" w:sz="4" w:space="0" w:color="auto"/>
+              <w:bottom w:val="single" w:sz="4" w:space="0" w:color="auto"/>
+              <w:right w:val="single" w:sz="4" w:space="0" w:color="auto"/>
+            </w:tcBorders>
+            <w:vAlign w:val="center"/>
+            <w:hideMark/>
           </w:tcPr>
           <w:p>
             <w:pPr>
@@ -8591,13 +9000,13 @@
             <w:tcW w:w="5447" w:type="dxa"/>
             <w:gridSpan w:val="4"/>
             <w:tcBorders>
-              <w:top w:val="single" w:color="auto" w:sz="4" w:space="0"/>
-              <w:left w:val="nil"/>
-              <w:bottom w:val="single" w:color="auto" w:sz="4" w:space="0"/>
-              <w:right w:val="single" w:color="auto" w:sz="4" w:space="0"/>
-            </w:tcBorders>
-            <w:noWrap w:val="0"/>
-            <w:vAlign w:val="center"/>
+              <w:top w:val="single" w:sz="4" w:space="0" w:color="auto"/>
+              <w:left w:val="nil"/>
+              <w:bottom w:val="single" w:sz="4" w:space="0" w:color="auto"/>
+              <w:right w:val="single" w:sz="4" w:space="0" w:color="auto"/>
+            </w:tcBorders>
+            <w:vAlign w:val="center"/>
+            <w:hideMark/>
           </w:tcPr>
           <w:p>
             <w:pPr>
@@ -8626,13 +9035,14 @@
           <w:tcPr>
             <w:tcW w:w="990" w:type="dxa"/>
             <w:tcBorders>
-              <w:top w:val="single" w:color="auto" w:sz="4" w:space="0"/>
-              <w:left w:val="nil"/>
-              <w:bottom w:val="single" w:color="auto" w:sz="4" w:space="0"/>
-              <w:right w:val="single" w:color="auto" w:sz="4" w:space="0"/>
-            </w:tcBorders>
-            <w:noWrap/>
-            <w:vAlign w:val="center"/>
+              <w:top w:val="single" w:sz="4" w:space="0" w:color="auto"/>
+              <w:left w:val="nil"/>
+              <w:bottom w:val="single" w:sz="4" w:space="0" w:color="auto"/>
+              <w:right w:val="single" w:sz="4" w:space="0" w:color="auto"/>
+            </w:tcBorders>
+            <w:noWrap/>
+            <w:vAlign w:val="center"/>
+            <w:hideMark/>
           </w:tcPr>
           <w:p>
             <w:pPr>
@@ -8661,10 +9071,10 @@
           <w:tcPr>
             <w:tcW w:w="990" w:type="dxa"/>
             <w:tcBorders>
-              <w:top w:val="single" w:color="auto" w:sz="4" w:space="0"/>
-              <w:left w:val="nil"/>
-              <w:bottom w:val="single" w:color="auto" w:sz="4" w:space="0"/>
-              <w:right w:val="single" w:color="auto" w:sz="4" w:space="0"/>
+              <w:top w:val="single" w:sz="4" w:space="0" w:color="auto"/>
+              <w:left w:val="nil"/>
+              <w:bottom w:val="single" w:sz="4" w:space="0" w:color="auto"/>
+              <w:right w:val="single" w:sz="4" w:space="0" w:color="auto"/>
             </w:tcBorders>
             <w:noWrap/>
             <w:vAlign w:val="center"/>
@@ -8683,10 +9093,10 @@
             <w:tcW w:w="900" w:type="dxa"/>
             <w:gridSpan w:val="2"/>
             <w:tcBorders>
-              <w:top w:val="single" w:color="auto" w:sz="4" w:space="0"/>
-              <w:left w:val="nil"/>
-              <w:bottom w:val="single" w:color="auto" w:sz="4" w:space="0"/>
-              <w:right w:val="single" w:color="auto" w:sz="4" w:space="0"/>
+              <w:top w:val="single" w:sz="4" w:space="0" w:color="auto"/>
+              <w:left w:val="nil"/>
+              <w:bottom w:val="single" w:sz="4" w:space="0" w:color="auto"/>
+              <w:right w:val="single" w:sz="4" w:space="0" w:color="auto"/>
             </w:tcBorders>
             <w:noWrap/>
             <w:vAlign w:val="center"/>
@@ -8705,10 +9115,10 @@
             <w:tcW w:w="853" w:type="dxa"/>
             <w:gridSpan w:val="2"/>
             <w:tcBorders>
-              <w:top w:val="single" w:color="auto" w:sz="4" w:space="0"/>
-              <w:left w:val="nil"/>
-              <w:bottom w:val="single" w:color="auto" w:sz="4" w:space="0"/>
-              <w:right w:val="single" w:color="auto" w:sz="4" w:space="0"/>
+              <w:top w:val="single" w:sz="4" w:space="0" w:color="auto"/>
+              <w:left w:val="nil"/>
+              <w:bottom w:val="single" w:sz="4" w:space="0" w:color="auto"/>
+              <w:right w:val="single" w:sz="4" w:space="0" w:color="auto"/>
             </w:tcBorders>
             <w:noWrap/>
             <w:vAlign w:val="center"/>
@@ -8729,7 +9139,7 @@
           <w:gridAfter w:val="2"/>
           <w:wBefore w:w="153" w:type="dxa"/>
           <w:wAfter w:w="622" w:type="dxa"/>
-          <w:trHeight w:val="300" w:hRule="atLeast"/>
+          <w:trHeight w:val="300"/>
         </w:trPr>
         <w:tc>
           <w:tcPr>
@@ -8737,12 +9147,13 @@
             <w:gridSpan w:val="2"/>
             <w:tcBorders>
               <w:top w:val="nil"/>
-              <w:left w:val="single" w:color="auto" w:sz="4" w:space="0"/>
-              <w:bottom w:val="single" w:color="auto" w:sz="4" w:space="0"/>
-              <w:right w:val="single" w:color="auto" w:sz="4" w:space="0"/>
-            </w:tcBorders>
-            <w:noWrap/>
-            <w:vAlign w:val="center"/>
+              <w:left w:val="single" w:sz="4" w:space="0" w:color="auto"/>
+              <w:bottom w:val="single" w:sz="4" w:space="0" w:color="auto"/>
+              <w:right w:val="single" w:sz="4" w:space="0" w:color="auto"/>
+            </w:tcBorders>
+            <w:noWrap/>
+            <w:vAlign w:val="center"/>
+            <w:hideMark/>
           </w:tcPr>
           <w:p>
             <w:pPr>
@@ -8770,11 +9181,12 @@
             <w:tcBorders>
               <w:top w:val="nil"/>
               <w:left w:val="nil"/>
-              <w:bottom w:val="single" w:color="auto" w:sz="4" w:space="0"/>
-              <w:right w:val="single" w:color="auto" w:sz="4" w:space="0"/>
-            </w:tcBorders>
-            <w:noWrap/>
-            <w:vAlign w:val="center"/>
+              <w:bottom w:val="single" w:sz="4" w:space="0" w:color="auto"/>
+              <w:right w:val="single" w:sz="4" w:space="0" w:color="auto"/>
+            </w:tcBorders>
+            <w:noWrap/>
+            <w:vAlign w:val="center"/>
+            <w:hideMark/>
           </w:tcPr>
           <w:p>
             <w:pPr>
@@ -8805,11 +9217,12 @@
             <w:tcBorders>
               <w:top w:val="nil"/>
               <w:left w:val="nil"/>
-              <w:bottom w:val="single" w:color="auto" w:sz="4" w:space="0"/>
-              <w:right w:val="single" w:color="auto" w:sz="4" w:space="0"/>
-            </w:tcBorders>
-            <w:noWrap/>
-            <w:vAlign w:val="center"/>
+              <w:bottom w:val="single" w:sz="4" w:space="0" w:color="auto"/>
+              <w:right w:val="single" w:sz="4" w:space="0" w:color="auto"/>
+            </w:tcBorders>
+            <w:noWrap/>
+            <w:vAlign w:val="center"/>
+            <w:hideMark/>
           </w:tcPr>
           <w:p>
             <w:pPr>
@@ -8840,8 +9253,8 @@
             <w:tcBorders>
               <w:top w:val="nil"/>
               <w:left w:val="nil"/>
-              <w:bottom w:val="single" w:color="auto" w:sz="4" w:space="0"/>
-              <w:right w:val="single" w:color="auto" w:sz="4" w:space="0"/>
+              <w:bottom w:val="single" w:sz="4" w:space="0" w:color="auto"/>
+              <w:right w:val="single" w:sz="4" w:space="0" w:color="auto"/>
             </w:tcBorders>
             <w:noWrap/>
             <w:vAlign w:val="center"/>
@@ -8862,11 +9275,10 @@
             <w:tcBorders>
               <w:top w:val="nil"/>
               <w:left w:val="nil"/>
-              <w:bottom w:val="single" w:color="auto" w:sz="4" w:space="0"/>
-              <w:right w:val="single" w:color="auto" w:sz="4" w:space="0"/>
-            </w:tcBorders>
-            <w:noWrap/>
-            <w:vAlign w:val="top"/>
+              <w:bottom w:val="single" w:sz="4" w:space="0" w:color="auto"/>
+              <w:right w:val="single" w:sz="4" w:space="0" w:color="auto"/>
+            </w:tcBorders>
+            <w:noWrap/>
           </w:tcPr>
           <w:p>
             <w:pPr>
@@ -8884,11 +9296,10 @@
             <w:tcBorders>
               <w:top w:val="nil"/>
               <w:left w:val="nil"/>
-              <w:bottom w:val="single" w:color="auto" w:sz="4" w:space="0"/>
-              <w:right w:val="single" w:color="auto" w:sz="4" w:space="0"/>
-            </w:tcBorders>
-            <w:noWrap/>
-            <w:vAlign w:val="top"/>
+              <w:bottom w:val="single" w:sz="4" w:space="0" w:color="auto"/>
+              <w:right w:val="single" w:sz="4" w:space="0" w:color="auto"/>
+            </w:tcBorders>
+            <w:noWrap/>
           </w:tcPr>
           <w:p>
             <w:pPr>
@@ -8900,42 +9311,6 @@
           </w:p>
         </w:tc>
       </w:tr>
-    </w:tbl>
-    <w:p>
-      <w:pPr>
-        <w:spacing w:before="0" w:after="0"/>
-      </w:pPr>
-    </w:p>
-    <w:tbl>
-      <w:tblPr>
-        <w:tblStyle w:val="6"/>
-        <w:tblW w:w="10522" w:type="dxa"/>
-        <w:tblInd w:w="-612" w:type="dxa"/>
-        <w:tblLayout w:type="fixed"/>
-        <w:tblCellMar>
-          <w:top w:w="0" w:type="dxa"/>
-          <w:left w:w="108" w:type="dxa"/>
-          <w:bottom w:w="0" w:type="dxa"/>
-          <w:right w:w="108" w:type="dxa"/>
-        </w:tblCellMar>
-      </w:tblPr>
-      <w:tblGrid>
-        <w:gridCol w:w="153"/>
-        <w:gridCol w:w="159"/>
-        <w:gridCol w:w="408"/>
-        <w:gridCol w:w="2006"/>
-        <w:gridCol w:w="2528"/>
-        <w:gridCol w:w="165"/>
-        <w:gridCol w:w="748"/>
-        <w:gridCol w:w="990"/>
-        <w:gridCol w:w="990"/>
-        <w:gridCol w:w="107"/>
-        <w:gridCol w:w="793"/>
-        <w:gridCol w:w="6"/>
-        <w:gridCol w:w="847"/>
-        <w:gridCol w:w="128"/>
-        <w:gridCol w:w="494"/>
-      </w:tblGrid>
       <w:tr>
         <w:trPr>
           <w:gridBefore w:val="2"/>
@@ -8947,8 +9322,6 @@
           <w:tcPr>
             <w:tcW w:w="4942" w:type="dxa"/>
             <w:gridSpan w:val="3"/>
-            <w:noWrap w:val="0"/>
-            <w:vAlign w:val="top"/>
           </w:tcPr>
           <w:p>
             <w:pPr>
@@ -8961,8 +9334,7 @@
           <w:tcPr>
             <w:tcW w:w="4774" w:type="dxa"/>
             <w:gridSpan w:val="9"/>
-            <w:noWrap w:val="0"/>
-            <w:vAlign w:val="top"/>
+            <w:hideMark/>
           </w:tcPr>
           <w:p>
             <w:pPr>
@@ -8980,21 +9352,132 @@
                 <w:sz w:val="26"/>
                 <w:szCs w:val="26"/>
               </w:rPr>
-              <w:t>TP. HCM, ngày 1 tháng 8 năm 2026</w:t>
+              <w:t>TP.</w:t>
+            </w:r>
+            <w:r>
+              <w:rPr>
+                <w:i/>
+                <w:sz w:val="26"/>
+                <w:szCs w:val="26"/>
+              </w:rPr>
+              <w:t xml:space="preserve"> </w:t>
+            </w:r>
+            <w:r>
+              <w:rPr>
+                <w:i/>
+                <w:sz w:val="26"/>
+                <w:szCs w:val="26"/>
+              </w:rPr>
+              <w:t xml:space="preserve">HCM, </w:t>
+            </w:r>
+            <w:r>
+              <w:rPr>
+                <w:i/>
+                <w:sz w:val="26"/>
+                <w:szCs w:val="26"/>
+              </w:rPr>
+              <w:t>n</w:t>
+            </w:r>
+            <w:r>
+              <w:rPr>
+                <w:i/>
+                <w:sz w:val="26"/>
+                <w:szCs w:val="26"/>
+              </w:rPr>
+              <w:t>gày</w:t>
+            </w:r>
+            <w:r>
+              <w:rPr>
+                <w:i/>
+                <w:sz w:val="26"/>
+                <w:szCs w:val="26"/>
+              </w:rPr>
+              <w:t xml:space="preserve"> </w:t>
+            </w:r>
+            <w:r>
+              <w:rPr>
+                <w:i/>
+                <w:sz w:val="26"/>
+                <w:szCs w:val="26"/>
+              </w:rPr>
+              <w:t>1</w:t>
+            </w:r>
+            <w:r>
+              <w:rPr>
+                <w:i/>
+                <w:sz w:val="26"/>
+                <w:szCs w:val="26"/>
+              </w:rPr>
+              <w:t xml:space="preserve"> </w:t>
+            </w:r>
+            <w:r>
+              <w:rPr>
+                <w:i/>
+                <w:sz w:val="26"/>
+                <w:szCs w:val="26"/>
+              </w:rPr>
+              <w:t>tháng</w:t>
+            </w:r>
+            <w:r>
+              <w:rPr>
+                <w:i/>
+                <w:sz w:val="26"/>
+                <w:szCs w:val="26"/>
+              </w:rPr>
+              <w:t xml:space="preserve"> </w:t>
+            </w:r>
+            <w:r>
+              <w:rPr>
+                <w:i/>
+                <w:sz w:val="26"/>
+                <w:szCs w:val="26"/>
+              </w:rPr>
+              <w:t>8</w:t>
+            </w:r>
+            <w:r>
+              <w:rPr>
+                <w:i/>
+                <w:sz w:val="26"/>
+                <w:szCs w:val="26"/>
+              </w:rPr>
+              <w:t xml:space="preserve"> </w:t>
+            </w:r>
+            <w:r>
+              <w:rPr>
+                <w:i/>
+                <w:sz w:val="26"/>
+                <w:szCs w:val="26"/>
+              </w:rPr>
+              <w:t>năm</w:t>
+            </w:r>
+            <w:r>
+              <w:rPr>
+                <w:i/>
+                <w:sz w:val="26"/>
+                <w:szCs w:val="26"/>
+              </w:rPr>
+              <w:t xml:space="preserve"> 202</w:t>
+            </w:r>
+            <w:r>
+              <w:rPr>
+                <w:i/>
+                <w:sz w:val="26"/>
+                <w:szCs w:val="26"/>
+              </w:rPr>
+              <w:t>6</w:t>
             </w:r>
           </w:p>
         </w:tc>
       </w:tr>
       <w:tr>
         <w:trPr>
-          <w:trHeight w:val="859" w:hRule="atLeast"/>
+          <w:trHeight w:val="859"/>
         </w:trPr>
         <w:tc>
           <w:tcPr>
             <w:tcW w:w="2726" w:type="dxa"/>
             <w:gridSpan w:val="4"/>
-            <w:noWrap w:val="0"/>
-            <w:vAlign w:val="top"/>
+            <w:hideMark/>
           </w:tcPr>
           <w:p>
             <w:pPr>
@@ -9044,7 +9527,7 @@
                 <w:sz w:val="26"/>
                 <w:szCs w:val="26"/>
               </w:rPr>
-              <w:br w:type="textWrapping"/>
+              <w:br/>
             </w:r>
           </w:p>
         </w:tc>
@@ -9052,8 +9535,7 @@
           <w:tcPr>
             <w:tcW w:w="2693" w:type="dxa"/>
             <w:gridSpan w:val="2"/>
-            <w:noWrap w:val="0"/>
-            <w:vAlign w:val="top"/>
+            <w:hideMark/>
           </w:tcPr>
           <w:p>
             <w:pPr>
@@ -9082,46 +9564,46 @@
                 <w:sz w:val="26"/>
                 <w:szCs w:val="26"/>
               </w:rPr>
-              <w:br w:type="textWrapping"/>
-            </w:r>
-            <w:r>
+              <w:br/>
+              <w:t>LỚP TRƯỞNG</w:t>
+            </w:r>
+            <w:r>
+              <w:rPr>
+                <w:i/>
+                <w:iCs/>
+                <w:sz w:val="26"/>
+                <w:szCs w:val="26"/>
+              </w:rPr>
+              <w:br/>
+            </w:r>
+          </w:p>
+        </w:tc>
+        <w:tc>
+          <w:tcPr>
+            <w:tcW w:w="2835" w:type="dxa"/>
+            <w:gridSpan w:val="4"/>
+            <w:hideMark/>
+          </w:tcPr>
+          <w:p>
+            <w:pPr>
+              <w:spacing w:before="60" w:after="60" w:line="340" w:lineRule="exact"/>
+              <w:jc w:val="center"/>
               <w:rPr>
                 <w:b/>
                 <w:bCs/>
                 <w:sz w:val="26"/>
                 <w:szCs w:val="26"/>
               </w:rPr>
-              <w:t>LỚP TRƯỞNG</w:t>
-            </w:r>
-            <w:r>
-              <w:rPr>
-                <w:i/>
-                <w:iCs/>
-                <w:sz w:val="26"/>
-                <w:szCs w:val="26"/>
-              </w:rPr>
-              <w:br w:type="textWrapping"/>
-            </w:r>
-          </w:p>
-        </w:tc>
-        <w:tc>
-          <w:tcPr>
-            <w:tcW w:w="2835" w:type="dxa"/>
-            <w:gridSpan w:val="4"/>
-            <w:noWrap w:val="0"/>
-            <w:vAlign w:val="top"/>
-          </w:tcPr>
-          <w:p>
-            <w:pPr>
-              <w:spacing w:before="60" w:after="60" w:line="340" w:lineRule="exact"/>
-              <w:jc w:val="center"/>
+            </w:pPr>
+            <w:r>
               <w:rPr>
                 <w:b/>
                 <w:bCs/>
                 <w:sz w:val="26"/>
                 <w:szCs w:val="26"/>
               </w:rPr>
-            </w:pPr>
+              <w:t>TM. BCH CHI ĐOÀN</w:t>
+            </w:r>
             <w:r>
               <w:rPr>
                 <w:b/>
@@ -9129,7 +9611,8 @@
                 <w:sz w:val="26"/>
                 <w:szCs w:val="26"/>
               </w:rPr>
-              <w:t>TM. BCH CHI ĐOÀN</w:t>
+              <w:br/>
+              <w:t xml:space="preserve">BÍ THƯ </w:t>
             </w:r>
             <w:r>
               <w:rPr>
@@ -9138,17 +9621,26 @@
                 <w:sz w:val="26"/>
                 <w:szCs w:val="26"/>
               </w:rPr>
-              <w:br w:type="textWrapping"/>
-            </w:r>
-            <w:r>
+              <w:br/>
+            </w:r>
+          </w:p>
+        </w:tc>
+        <w:tc>
+          <w:tcPr>
+            <w:tcW w:w="2268" w:type="dxa"/>
+            <w:gridSpan w:val="5"/>
+            <w:hideMark/>
+          </w:tcPr>
+          <w:p>
+            <w:pPr>
+              <w:spacing w:before="60" w:after="60" w:line="340" w:lineRule="exact"/>
               <w:rPr>
                 <w:b/>
                 <w:bCs/>
                 <w:sz w:val="26"/>
                 <w:szCs w:val="26"/>
               </w:rPr>
-              <w:t xml:space="preserve">BÍ THƯ </w:t>
-            </w:r>
+            </w:pPr>
             <w:r>
               <w:rPr>
                 <w:b/>
@@ -9156,641 +9648,1518 @@
                 <w:sz w:val="26"/>
                 <w:szCs w:val="26"/>
               </w:rPr>
-              <w:br w:type="textWrapping"/>
-            </w:r>
-          </w:p>
-        </w:tc>
-        <w:tc>
-          <w:tcPr>
-            <w:tcW w:w="2268" w:type="dxa"/>
-            <w:gridSpan w:val="5"/>
-            <w:noWrap w:val="0"/>
-            <w:vAlign w:val="top"/>
-          </w:tcPr>
-          <w:p>
-            <w:pPr>
-              <w:spacing w:before="60" w:after="60" w:line="340" w:lineRule="exact"/>
+              <w:t>SINH VIÊN</w:t>
+            </w:r>
+            <w:r>
               <w:rPr>
                 <w:b/>
                 <w:bCs/>
                 <w:sz w:val="26"/>
                 <w:szCs w:val="26"/>
               </w:rPr>
-            </w:pPr>
-            <w:r>
-              <w:rPr>
-                <w:b/>
-                <w:bCs/>
-                <w:sz w:val="26"/>
-                <w:szCs w:val="26"/>
-              </w:rPr>
-              <w:t>SINH VIÊN</w:t>
-            </w:r>
-            <w:r>
-              <w:rPr>
-                <w:b/>
-                <w:bCs/>
-                <w:sz w:val="26"/>
-                <w:szCs w:val="26"/>
-              </w:rPr>
-              <w:br w:type="textWrapping"/>
-            </w:r>
-          </w:p>
-        </w:tc>
-      </w:tr>
-      <w:tr>
-        <w:trPr>
-          <w:trHeight w:val="720" w:hRule="atLeast"/>
-        </w:trPr>
-        <w:tc>
-          <w:tcPr>
-            <w:tcW w:type="dxa" w:w="2726"/>
-            <w:gridSpan w:val="4"/>
-            <w:tcBorders>
-              <w:top w:val="none"/>
-              <w:left w:val="none"/>
-              <w:bottom w:val="none"/>
-              <w:right w:val="none"/>
-              <w:insideH w:val="none"/>
-              <w:insideV w:val="none"/>
-            </w:tcBorders>
-            <w:tcMar>
-              <w:top w:w="0" w:type="dxa"/>
-              <w:left w:w="0" w:type="dxa"/>
-              <w:bottom w:w="0" w:type="dxa"/>
-              <w:right w:w="0" w:type="dxa"/>
-            </w:tcMar>
-          </w:tcPr>
-          <w:p>
-            <w:pPr>
-              <w:spacing w:before="0" w:after="0" w:line="240" w:lineRule="auto"/>
-            </w:pPr>
-            <w:r/>
-          </w:p>
-        </w:tc>
-        <w:tc>
-          <w:tcPr>
-            <w:tcW w:type="dxa" w:w="2693"/>
-            <w:gridSpan w:val="2"/>
-            <w:tcBorders>
-              <w:top w:val="none"/>
-              <w:left w:val="none"/>
-              <w:bottom w:val="none"/>
-              <w:right w:val="none"/>
-              <w:insideH w:val="none"/>
-              <w:insideV w:val="none"/>
-            </w:tcBorders>
-            <w:tcMar>
-              <w:top w:w="0" w:type="dxa"/>
-              <w:left w:w="0" w:type="dxa"/>
-              <w:bottom w:w="0" w:type="dxa"/>
-              <w:right w:w="0" w:type="dxa"/>
-            </w:tcMar>
-          </w:tcPr>
-          <w:p>
-            <w:pPr>
-              <w:spacing w:before="0" w:after="0" w:line="240" w:lineRule="auto"/>
-            </w:pPr>
-            <w:r/>
-          </w:p>
-        </w:tc>
-        <w:tc>
-          <w:tcPr>
-            <w:tcW w:type="dxa" w:w="2835"/>
-            <w:gridSpan w:val="4"/>
-            <w:tcBorders>
-              <w:top w:val="none"/>
-              <w:left w:val="none"/>
-              <w:bottom w:val="none"/>
-              <w:right w:val="none"/>
-              <w:insideH w:val="none"/>
-              <w:insideV w:val="none"/>
-            </w:tcBorders>
-            <w:tcMar>
-              <w:top w:w="0" w:type="dxa"/>
-              <w:left w:w="0" w:type="dxa"/>
-              <w:bottom w:w="0" w:type="dxa"/>
-              <w:right w:w="0" w:type="dxa"/>
-            </w:tcMar>
-          </w:tcPr>
-          <w:p>
-            <w:pPr>
-              <w:spacing w:before="0" w:after="0" w:line="240" w:lineRule="auto"/>
-            </w:pPr>
-            <w:r/>
-          </w:p>
-        </w:tc>
-        <w:tc>
-          <w:tcPr>
-            <w:tcW w:type="dxa" w:w="2268"/>
-            <w:gridSpan w:val="5"/>
-            <w:tcBorders>
-              <w:top w:val="none"/>
-              <w:left w:val="none"/>
-              <w:bottom w:val="none"/>
-              <w:right w:val="none"/>
-              <w:insideH w:val="none"/>
-              <w:insideV w:val="none"/>
-            </w:tcBorders>
-            <w:tcMar>
-              <w:top w:w="0" w:type="dxa"/>
-              <w:left w:w="0" w:type="dxa"/>
-              <w:bottom w:w="0" w:type="dxa"/>
-              <w:right w:w="0" w:type="dxa"/>
-            </w:tcMar>
-          </w:tcPr>
-          <w:p>
-            <w:pPr>
-              <w:spacing w:before="0" w:after="0" w:line="240" w:lineRule="auto"/>
-            </w:pPr>
-            <w:r/>
-          </w:p>
-        </w:tc>
-      </w:tr>
-      <w:tr>
-        <w:tc>
-          <w:tcPr>
-            <w:tcW w:type="dxa" w:w="2726"/>
-            <w:gridSpan w:val="4"/>
-            <w:tcBorders>
-              <w:top w:val="none"/>
-              <w:left w:val="none"/>
-              <w:bottom w:val="none"/>
-              <w:right w:val="none"/>
-              <w:insideH w:val="none"/>
-              <w:insideV w:val="none"/>
-            </w:tcBorders>
-            <w:tcMar>
-              <w:top w:w="0" w:type="dxa"/>
-              <w:left w:w="0" w:type="dxa"/>
-              <w:bottom w:w="0" w:type="dxa"/>
-              <w:right w:w="0" w:type="dxa"/>
-            </w:tcMar>
-          </w:tcPr>
-          <w:p>
-            <w:pPr>
-              <w:spacing w:before="0" w:after="0" w:line="240" w:lineRule="auto"/>
-              <w:jc w:val="center"/>
-            </w:pPr>
-            <w:r/>
-            <w:r>
-              <w:drawing>
-                <wp:inline xmlns:a="http://schemas.openxmlformats.org/drawingml/2006/main" xmlns:pic="http://schemas.openxmlformats.org/drawingml/2006/picture">
-                  <wp:extent cx="1296000" cy="223200"/>
-                  <wp:docPr id="5" name="Picture 5"/>
-                  <wp:cNvGraphicFramePr>
-                    <a:graphicFrameLocks noChangeAspect="1"/>
-                  </wp:cNvGraphicFramePr>
-                  <a:graphic>
-                    <a:graphicData uri="http://schemas.openxmlformats.org/drawingml/2006/picture">
-                      <pic:pic>
-                        <pic:nvPicPr>
-                          <pic:cNvPr id="0" name="image.png"/>
-                          <pic:cNvPicPr/>
-                        </pic:nvPicPr>
-                        <pic:blipFill>
-                          <a:blip r:embed="rId5"/>
-                          <a:stretch>
-                            <a:fillRect/>
-                          </a:stretch>
-                        </pic:blipFill>
-                        <pic:spPr>
-                          <a:xfrm>
-                            <a:off x="0" y="0"/>
-                            <a:ext cx="1296000" cy="223200"/>
-                          </a:xfrm>
-                          <a:prstGeom prst="rect"/>
-                        </pic:spPr>
-                      </pic:pic>
-                    </a:graphicData>
-                  </a:graphic>
-                </wp:inline>
-              </w:drawing>
-            </w:r>
-          </w:p>
-        </w:tc>
-        <w:tc>
-          <w:tcPr>
-            <w:tcW w:type="dxa" w:w="2693"/>
-            <w:gridSpan w:val="2"/>
-            <w:tcBorders>
-              <w:top w:val="none"/>
-              <w:left w:val="none"/>
-              <w:bottom w:val="none"/>
-              <w:right w:val="none"/>
-              <w:insideH w:val="none"/>
-              <w:insideV w:val="none"/>
-            </w:tcBorders>
-            <w:tcMar>
-              <w:top w:w="0" w:type="dxa"/>
-              <w:left w:w="0" w:type="dxa"/>
-              <w:bottom w:w="0" w:type="dxa"/>
-              <w:right w:w="0" w:type="dxa"/>
-            </w:tcMar>
-          </w:tcPr>
-          <w:p>
-            <w:pPr>
-              <w:spacing w:before="0" w:after="0" w:line="240" w:lineRule="auto"/>
-              <w:jc w:val="center"/>
-            </w:pPr>
-            <w:r/>
-            <w:r>
-              <w:rPr>
-                <w:rFonts w:ascii="Times New Roman" w:hAnsi="Times New Roman"/>
-                <w:sz w:val="26"/>
-              </w:rPr>
-              <w:t>Ngô Trí Long</w:t>
-            </w:r>
-          </w:p>
-        </w:tc>
-        <w:tc>
-          <w:tcPr>
-            <w:tcW w:type="dxa" w:w="2835"/>
-            <w:gridSpan w:val="4"/>
-            <w:tcBorders>
-              <w:top w:val="none"/>
-              <w:left w:val="none"/>
-              <w:bottom w:val="none"/>
-              <w:right w:val="none"/>
-              <w:insideH w:val="none"/>
-              <w:insideV w:val="none"/>
-            </w:tcBorders>
-            <w:tcMar>
-              <w:top w:w="0" w:type="dxa"/>
-              <w:left w:w="0" w:type="dxa"/>
-              <w:bottom w:w="0" w:type="dxa"/>
-              <w:right w:w="0" w:type="dxa"/>
-            </w:tcMar>
-          </w:tcPr>
-          <w:p>
-            <w:pPr>
-              <w:spacing w:before="0" w:after="0" w:line="240" w:lineRule="auto"/>
-              <w:jc w:val="center"/>
-            </w:pPr>
-            <w:r/>
-            <w:r>
-              <w:drawing>
-                <wp:inline xmlns:a="http://schemas.openxmlformats.org/drawingml/2006/main" xmlns:pic="http://schemas.openxmlformats.org/drawingml/2006/picture">
-                  <wp:extent cx="1007999" cy="417600"/>
-                  <wp:docPr id="6" name="Picture 6"/>
-                  <wp:cNvGraphicFramePr>
-                    <a:graphicFrameLocks noChangeAspect="1"/>
-                  </wp:cNvGraphicFramePr>
-                  <a:graphic>
-                    <a:graphicData uri="http://schemas.openxmlformats.org/drawingml/2006/picture">
-                      <pic:pic>
-                        <pic:nvPicPr>
-                          <pic:cNvPr id="0" name="image.png"/>
-                          <pic:cNvPicPr/>
-                        </pic:nvPicPr>
-                        <pic:blipFill>
-                          <a:blip r:embed="rId4"/>
-                          <a:stretch>
-                            <a:fillRect/>
-                          </a:stretch>
-                        </pic:blipFill>
-                        <pic:spPr>
-                          <a:xfrm>
-                            <a:off x="0" y="0"/>
-                            <a:ext cx="1007999" cy="417600"/>
-                          </a:xfrm>
-                          <a:prstGeom prst="rect"/>
-                        </pic:spPr>
-                      </pic:pic>
-                    </a:graphicData>
-                  </a:graphic>
-                </wp:inline>
-              </w:drawing>
-            </w:r>
-          </w:p>
-        </w:tc>
-        <w:tc>
-          <w:tcPr>
-            <w:tcW w:type="dxa" w:w="2268"/>
-            <w:gridSpan w:val="5"/>
-            <w:tcBorders>
-              <w:top w:val="none"/>
-              <w:left w:val="none"/>
-              <w:bottom w:val="none"/>
-              <w:right w:val="none"/>
-              <w:insideH w:val="none"/>
-              <w:insideV w:val="none"/>
-            </w:tcBorders>
-            <w:tcMar>
-              <w:top w:w="0" w:type="dxa"/>
-              <w:left w:w="0" w:type="dxa"/>
-              <w:bottom w:w="0" w:type="dxa"/>
-              <w:right w:w="0" w:type="dxa"/>
-            </w:tcMar>
-          </w:tcPr>
-          <w:p>
-            <w:pPr>
-              <w:spacing w:before="0" w:after="0" w:line="240" w:lineRule="auto"/>
-              <w:jc w:val="center"/>
-            </w:pPr>
-            <w:r/>
-            <w:r>
-              <w:rPr>
-                <w:rFonts w:ascii="Times New Roman" w:hAnsi="Times New Roman"/>
-                <w:sz w:val="26"/>
-              </w:rPr>
-              <w:t>Thẩm Trường</w:t>
               <w:br/>
-              <w:t>Giang</w:t>
             </w:r>
           </w:p>
         </w:tc>
       </w:tr>
     </w:tbl>
+    <w:p>
+      <w:pPr>
+        <w:rPr>
+          <w:b/>
+          <w:bCs/>
+          <w:sz w:val="26"/>
+          <w:szCs w:val="26"/>
+          <w:u w:val="single"/>
+          <w:lang w:val="de-DE"/>
+        </w:rPr>
+      </w:pPr>
+    </w:p>
+    <w:p>
+      <w:pPr>
+        <w:rPr>
+          <w:b/>
+          <w:bCs/>
+          <w:sz w:val="26"/>
+          <w:szCs w:val="26"/>
+          <w:u w:val="single"/>
+          <w:lang w:val="de-DE"/>
+        </w:rPr>
+      </w:pPr>
+    </w:p>
+    <w:p>
+      <w:pPr>
+        <w:rPr>
+          <w:b/>
+          <w:bCs/>
+          <w:sz w:val="26"/>
+          <w:szCs w:val="26"/>
+          <w:u w:val="single"/>
+          <w:lang w:val="de-DE"/>
+        </w:rPr>
+      </w:pPr>
+    </w:p>
+    <w:p>
+      <w:pPr>
+        <w:rPr>
+          <w:b/>
+          <w:bCs/>
+          <w:sz w:val="26"/>
+          <w:szCs w:val="26"/>
+          <w:u w:val="single"/>
+          <w:lang w:val="de-DE"/>
+        </w:rPr>
+      </w:pPr>
+      <w:r>
+        <w:rPr>
+          <w:bCs/>
+          <w:noProof/>
+          <w:sz w:val="26"/>
+          <w:szCs w:val="26"/>
+          <w:lang w:val="de-DE"/>
+        </w:rPr>
+        <mc:AlternateContent>
+          <mc:Choice Requires="wps">
+            <w:drawing>
+              <wp:anchor distT="45720" distB="45720" distL="114300" distR="114300" simplePos="0" relativeHeight="251662336" behindDoc="1" locked="0" layoutInCell="1" allowOverlap="1" wp14:anchorId="7C4B4169" wp14:editId="2525D89F">
+                <wp:simplePos x="0" y="0"/>
+                <wp:positionH relativeFrom="page">
+                  <wp:align>right</wp:align>
+                </wp:positionH>
+                <wp:positionV relativeFrom="paragraph">
+                  <wp:posOffset>111760</wp:posOffset>
+                </wp:positionV>
+                <wp:extent cx="1859280" cy="1404620"/>
+                <wp:effectExtent l="0" t="0" r="7620" b="0"/>
+                <wp:wrapNone/>
+                <wp:docPr id="4" name="Text Box 2"/>
+                <wp:cNvGraphicFramePr>
+                  <a:graphicFrameLocks xmlns:a="http://schemas.openxmlformats.org/drawingml/2006/main"/>
+                </wp:cNvGraphicFramePr>
+                <a:graphic xmlns:a="http://schemas.openxmlformats.org/drawingml/2006/main">
+                  <a:graphicData uri="http://schemas.microsoft.com/office/word/2010/wordprocessingShape">
+                    <wps:wsp>
+                      <wps:cNvSpPr txBox="1">
+                        <a:spLocks noChangeArrowheads="1"/>
+                      </wps:cNvSpPr>
+                      <wps:spPr bwMode="auto">
+                        <a:xfrm>
+                          <a:off x="0" y="0"/>
+                          <a:ext cx="1859280" cy="1404620"/>
+                        </a:xfrm>
+                        <a:prstGeom prst="rect">
+                          <a:avLst/>
+                        </a:prstGeom>
+                        <a:solidFill>
+                          <a:srgbClr val="FFFFFF"/>
+                        </a:solidFill>
+                        <a:ln w="9525">
+                          <a:noFill/>
+                          <a:miter lim="800000"/>
+                          <a:headEnd/>
+                          <a:tailEnd/>
+                        </a:ln>
+                      </wps:spPr>
+                      <wps:txbx>
+                        <w:txbxContent>
+                          <w:p>
+                            <w:pPr>
+                              <w:jc w:val="center"/>
+                              <w:rPr>
+                                <w:sz w:val="26"/>
+                              </w:rPr>
+                            </w:pPr>
+                            <w:r>
+                              <w:rPr>
+                                <w:sz w:val="26"/>
+                              </w:rPr>
+                              <w:t>Thẩm Trường</w:t>
+                            </w:r>
+                          </w:p>
+                          <w:p>
+                            <w:pPr>
+                              <w:jc w:val="center"/>
+                              <w:rPr>
+                                <w:sz w:val="26"/>
+                              </w:rPr>
+                            </w:pPr>
+                            <w:r>
+                              <w:rPr>
+                                <w:sz w:val="26"/>
+                              </w:rPr>
+                              <w:t>Giang</w:t>
+                            </w:r>
+                          </w:p>
+                          <w:p>
+                            <w:pPr>
+                              <w:jc w:val="center"/>
+                            </w:pPr>
+                          </w:p>
+                        </w:txbxContent>
+                      </wps:txbx>
+                      <wps:bodyPr rot="0" vert="horz" wrap="square" lIns="91440" tIns="45720" rIns="91440" bIns="45720" anchor="t" anchorCtr="0">
+                        <a:spAutoFit/>
+                      </wps:bodyPr>
+                    </wps:wsp>
+                  </a:graphicData>
+                </a:graphic>
+                <wp14:sizeRelH relativeFrom="margin">
+                  <wp14:pctWidth>0</wp14:pctWidth>
+                </wp14:sizeRelH>
+                <wp14:sizeRelV relativeFrom="margin">
+                  <wp14:pctHeight>20000</wp14:pctHeight>
+                </wp14:sizeRelV>
+              </wp:anchor>
+            </w:drawing>
+          </mc:Choice>
+          <mc:Fallback>
+            <w:pict>
+              <v:shapetype w14:anchorId="7C4B4169" id="_x0000_t202" coordsize="21600,21600" o:spt="202" path="m,l,21600r21600,l21600,xe">
+                <v:stroke joinstyle="miter"/>
+                <v:path gradientshapeok="t" o:connecttype="rect"/>
+              </v:shapetype>
+              <v:shape id="Text Box 2" o:spid="_x0000_s1026" type="#_x0000_t202" style="position:absolute;margin-left:95.2pt;margin-top:8.8pt;width:146.4pt;height:110.6pt;z-index:-251654144;visibility:visible;mso-wrap-style:square;mso-width-percent:0;mso-height-percent:200;mso-wrap-distance-left:9pt;mso-wrap-distance-top:3.6pt;mso-wrap-distance-right:9pt;mso-wrap-distance-bottom:3.6pt;mso-position-horizontal:right;mso-position-horizontal-relative:page;mso-position-vertical:absolute;mso-position-vertical-relative:text;mso-width-percent:0;mso-height-percent:200;mso-width-relative:margin;mso-height-relative:margin;v-text-anchor:top" o:gfxdata="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" stroked="f">
+                <v:textbox style="mso-fit-shape-to-text:t">
+                  <w:txbxContent>
+                    <w:p>
+                      <w:pPr>
+                        <w:jc w:val="center"/>
+                        <w:rPr>
+                          <w:sz w:val="26"/>
+                        </w:rPr>
+                      </w:pPr>
+                      <w:r>
+                        <w:rPr>
+                          <w:sz w:val="26"/>
+                        </w:rPr>
+                        <w:t>Thẩm Trường</w:t>
+                      </w:r>
+                    </w:p>
+                    <w:p>
+                      <w:pPr>
+                        <w:jc w:val="center"/>
+                        <w:rPr>
+                          <w:sz w:val="26"/>
+                        </w:rPr>
+                      </w:pPr>
+                      <w:r>
+                        <w:rPr>
+                          <w:sz w:val="26"/>
+                        </w:rPr>
+                        <w:t>Giang</w:t>
+                      </w:r>
+                    </w:p>
+                    <w:p>
+                      <w:pPr>
+                        <w:jc w:val="center"/>
+                      </w:pPr>
+                    </w:p>
+                  </w:txbxContent>
+                </v:textbox>
+                <w10:wrap anchorx="page"/>
+              </v:shape>
+            </w:pict>
+          </mc:Fallback>
+        </mc:AlternateContent>
+      </w:r>
+      <w:r>
+        <w:rPr>
+          <w:bCs/>
+          <w:noProof/>
+          <w:sz w:val="26"/>
+          <w:szCs w:val="26"/>
+          <w:lang w:val="de-DE"/>
+        </w:rPr>
+        <w:drawing>
+          <wp:anchor distT="0" distB="0" distL="114300" distR="114300" simplePos="0" relativeHeight="251659264" behindDoc="1" locked="0" layoutInCell="1" allowOverlap="1" wp14:anchorId="579617AA" wp14:editId="0CB11DDC">
+            <wp:simplePos x="0" y="0"/>
+            <wp:positionH relativeFrom="column">
+              <wp:posOffset>3163570</wp:posOffset>
+            </wp:positionH>
+            <wp:positionV relativeFrom="paragraph">
+              <wp:posOffset>90805</wp:posOffset>
+            </wp:positionV>
+            <wp:extent cx="1280160" cy="533400"/>
+            <wp:effectExtent l="0" t="0" r="0" b="0"/>
+            <wp:wrapNone/>
+            <wp:docPr id="39" name="Picture 39"/>
+            <wp:cNvGraphicFramePr>
+              <a:graphicFrameLocks xmlns:a="http://schemas.openxmlformats.org/drawingml/2006/main" noChangeAspect="1"/>
+            </wp:cNvGraphicFramePr>
+            <a:graphic xmlns:a="http://schemas.openxmlformats.org/drawingml/2006/main">
+              <a:graphicData uri="http://schemas.openxmlformats.org/drawingml/2006/picture">
+                <pic:pic xmlns:pic="http://schemas.openxmlformats.org/drawingml/2006/picture">
+                  <pic:nvPicPr>
+                    <pic:cNvPr id="0" name="Picture 39"/>
+                    <pic:cNvPicPr>
+                      <a:picLocks noChangeAspect="1" noChangeArrowheads="1"/>
+                    </pic:cNvPicPr>
+                  </pic:nvPicPr>
+                  <pic:blipFill>
+                    <a:blip r:embed="rId7">
+                      <a:extLst>
+                        <a:ext uri="{28A0092B-C50C-407E-A947-70E740481C1C}">
+                          <a14:useLocalDpi xmlns:a14="http://schemas.microsoft.com/office/drawing/2010/main" val="0"/>
+                        </a:ext>
+                      </a:extLst>
+                    </a:blip>
+                    <a:srcRect/>
+                    <a:stretch>
+                      <a:fillRect/>
+                    </a:stretch>
+                  </pic:blipFill>
+                  <pic:spPr bwMode="auto">
+                    <a:xfrm>
+                      <a:off x="0" y="0"/>
+                      <a:ext cx="1280160" cy="533400"/>
+                    </a:xfrm>
+                    <a:prstGeom prst="rect">
+                      <a:avLst/>
+                    </a:prstGeom>
+                    <a:noFill/>
+                  </pic:spPr>
+                </pic:pic>
+              </a:graphicData>
+            </a:graphic>
+            <wp14:sizeRelH relativeFrom="page">
+              <wp14:pctWidth>0</wp14:pctWidth>
+            </wp14:sizeRelH>
+            <wp14:sizeRelV relativeFrom="page">
+              <wp14:pctHeight>0</wp14:pctHeight>
+            </wp14:sizeRelV>
+          </wp:anchor>
+        </w:drawing>
+      </w:r>
+      <w:r>
+        <w:rPr>
+          <w:bCs/>
+          <w:noProof/>
+          <w:sz w:val="26"/>
+          <w:szCs w:val="26"/>
+          <w:lang w:val="de-DE"/>
+        </w:rPr>
+        <w:drawing>
+          <wp:anchor distT="0" distB="0" distL="114300" distR="114300" simplePos="0" relativeHeight="251657216" behindDoc="0" locked="0" layoutInCell="1" allowOverlap="1" wp14:anchorId="3416C1EE" wp14:editId="4CC76C12">
+            <wp:simplePos x="0" y="0"/>
+            <wp:positionH relativeFrom="column">
+              <wp:posOffset>-304800</wp:posOffset>
+            </wp:positionH>
+            <wp:positionV relativeFrom="paragraph">
+              <wp:posOffset>128905</wp:posOffset>
+            </wp:positionV>
+            <wp:extent cx="1676400" cy="289560"/>
+            <wp:effectExtent l="0" t="0" r="0" b="0"/>
+            <wp:wrapNone/>
+            <wp:docPr id="36" name="Picture 36"/>
+            <wp:cNvGraphicFramePr>
+              <a:graphicFrameLocks xmlns:a="http://schemas.openxmlformats.org/drawingml/2006/main" noChangeAspect="1"/>
+            </wp:cNvGraphicFramePr>
+            <a:graphic xmlns:a="http://schemas.openxmlformats.org/drawingml/2006/main">
+              <a:graphicData uri="http://schemas.openxmlformats.org/drawingml/2006/picture">
+                <pic:pic xmlns:pic="http://schemas.openxmlformats.org/drawingml/2006/picture">
+                  <pic:nvPicPr>
+                    <pic:cNvPr id="0" name="Picture 36"/>
+                    <pic:cNvPicPr>
+                      <a:picLocks noChangeAspect="1" noChangeArrowheads="1"/>
+                    </pic:cNvPicPr>
+                  </pic:nvPicPr>
+                  <pic:blipFill>
+                    <a:blip r:embed="rId8">
+                      <a:extLst>
+                        <a:ext uri="{28A0092B-C50C-407E-A947-70E740481C1C}">
+                          <a14:useLocalDpi xmlns:a14="http://schemas.microsoft.com/office/drawing/2010/main" val="0"/>
+                        </a:ext>
+                      </a:extLst>
+                    </a:blip>
+                    <a:srcRect/>
+                    <a:stretch>
+                      <a:fillRect/>
+                    </a:stretch>
+                  </pic:blipFill>
+                  <pic:spPr bwMode="auto">
+                    <a:xfrm>
+                      <a:off x="0" y="0"/>
+                      <a:ext cx="1676400" cy="289560"/>
+                    </a:xfrm>
+                    <a:prstGeom prst="rect">
+                      <a:avLst/>
+                    </a:prstGeom>
+                    <a:noFill/>
+                  </pic:spPr>
+                </pic:pic>
+              </a:graphicData>
+            </a:graphic>
+            <wp14:sizeRelH relativeFrom="page">
+              <wp14:pctWidth>0</wp14:pctWidth>
+            </wp14:sizeRelH>
+            <wp14:sizeRelV relativeFrom="page">
+              <wp14:pctHeight>0</wp14:pctHeight>
+            </wp14:sizeRelV>
+          </wp:anchor>
+        </w:drawing>
+      </w:r>
+    </w:p>
+    <w:p>
+      <w:pPr>
+        <w:rPr>
+          <w:bCs/>
+          <w:sz w:val="26"/>
+          <w:szCs w:val="26"/>
+          <w:lang w:val="de-DE"/>
+        </w:rPr>
+      </w:pPr>
+      <w:r>
+        <w:rPr>
+          <w:noProof/>
+        </w:rPr>
+        <mc:AlternateContent>
+          <mc:Choice Requires="wps">
+            <w:drawing>
+              <wp:anchor distT="45720" distB="45720" distL="114300" distR="114300" simplePos="0" relativeHeight="251660288" behindDoc="1" locked="0" layoutInCell="1" allowOverlap="1" wp14:anchorId="681A93E3" wp14:editId="16262C43">
+                <wp:simplePos x="0" y="0"/>
+                <wp:positionH relativeFrom="column">
+                  <wp:posOffset>4503420</wp:posOffset>
+                </wp:positionH>
+                <wp:positionV relativeFrom="paragraph">
+                  <wp:posOffset>8793480</wp:posOffset>
+                </wp:positionV>
+                <wp:extent cx="1280160" cy="525780"/>
+                <wp:effectExtent l="0" t="0" r="0" b="0"/>
+                <wp:wrapNone/>
+                <wp:docPr id="1" name="Text Box 2"/>
+                <wp:cNvGraphicFramePr>
+                  <a:graphicFrameLocks xmlns:a="http://schemas.openxmlformats.org/drawingml/2006/main"/>
+                </wp:cNvGraphicFramePr>
+                <a:graphic xmlns:a="http://schemas.openxmlformats.org/drawingml/2006/main">
+                  <a:graphicData uri="http://schemas.microsoft.com/office/word/2010/wordprocessingShape">
+                    <wps:wsp>
+                      <wps:cNvSpPr txBox="1">
+                        <a:spLocks noChangeArrowheads="1"/>
+                      </wps:cNvSpPr>
+                      <wps:spPr bwMode="auto">
+                        <a:xfrm>
+                          <a:off x="0" y="0"/>
+                          <a:ext cx="1280160" cy="525780"/>
+                        </a:xfrm>
+                        <a:prstGeom prst="rect">
+                          <a:avLst/>
+                        </a:prstGeom>
+                        <a:noFill/>
+                        <a:ln>
+                          <a:noFill/>
+                        </a:ln>
+                        <a:effectLst/>
+                      </wps:spPr>
+                      <wps:txbx>
+                        <w:txbxContent>
+                          <w:p>
+                            <w:pPr>
+                              <w:jc w:val="center"/>
+                              <w:rPr>
+                                <w:sz w:val="26"/>
+                                <w:szCs w:val="26"/>
+                                <w:lang w:val="en-AS"/>
+                              </w:rPr>
+                            </w:pPr>
+                            <w:r>
+                              <w:rPr>
+                                <w:sz w:val="26"/>
+                                <w:szCs w:val="26"/>
+                                <w:lang w:val="en-AS"/>
+                              </w:rPr>
+                              <w:t>Nguyễn Phương</w:t>
+                            </w:r>
+                          </w:p>
+                          <w:p>
+                            <w:pPr>
+                              <w:jc w:val="center"/>
+                            </w:pPr>
+                            <w:r>
+                              <w:rPr>
+                                <w:sz w:val="26"/>
+                                <w:szCs w:val="26"/>
+                                <w:lang w:val="en-AS"/>
+                              </w:rPr>
+                              <w:t>Quốc Vương</w:t>
+                            </w:r>
+                          </w:p>
+                        </w:txbxContent>
+                      </wps:txbx>
+                      <wps:bodyPr rot="0" vert="horz" wrap="square" lIns="91440" tIns="45720" rIns="91440" bIns="45720" anchor="t" anchorCtr="0">
+                        <a:noAutofit/>
+                      </wps:bodyPr>
+                    </wps:wsp>
+                  </a:graphicData>
+                </a:graphic>
+                <wp14:sizeRelH relativeFrom="margin">
+                  <wp14:pctWidth>0</wp14:pctWidth>
+                </wp14:sizeRelH>
+                <wp14:sizeRelV relativeFrom="margin">
+                  <wp14:pctHeight>0</wp14:pctHeight>
+                </wp14:sizeRelV>
+              </wp:anchor>
+            </w:drawing>
+          </mc:Choice>
+          <mc:Fallback>
+            <w:pict>
+              <v:shapetype w14:anchorId="681A93E3" id="_x0000_t202" coordsize="21600,21600" o:spt="202" path="m,l,21600r21600,l21600,xe">
+                <v:stroke joinstyle="miter"/>
+                <v:path gradientshapeok="t" o:connecttype="rect"/>
+              </v:shapetype>
+              <v:shape id="Text Box 2" o:spid="_x0000_s1026" type="#_x0000_t202" style="position:absolute;margin-left:354.6pt;margin-top:692.4pt;width:100.8pt;height:41.4pt;z-index:-251656192;visibility:visible;mso-wrap-style:square;mso-width-percent:0;mso-height-percent:0;mso-wrap-distance-left:9pt;mso-wrap-distance-top:3.6pt;mso-wrap-distance-right:9pt;mso-wrap-distance-bottom:3.6pt;mso-position-horizontal:absolute;mso-position-horizontal-relative:text;mso-position-vertical:absolute;mso-position-vertical-relative:text;mso-width-percent:0;mso-height-percent:0;mso-width-relative:margin;mso-height-relative:margin;v-text-anchor:top" o:gfxdata="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" filled="f" stroked="f">
+                <v:textbox>
+                  <w:txbxContent>
+                    <w:p>
+                      <w:pPr>
+                        <w:jc w:val="center"/>
+                        <w:rPr>
+                          <w:sz w:val="26"/>
+                          <w:szCs w:val="26"/>
+                          <w:lang w:val="en-AS"/>
+                        </w:rPr>
+                      </w:pPr>
+                      <w:r>
+                        <w:rPr>
+                          <w:sz w:val="26"/>
+                          <w:szCs w:val="26"/>
+                          <w:lang w:val="en-AS"/>
+                        </w:rPr>
+                        <w:t>Nguyễn Phương</w:t>
+                      </w:r>
+                    </w:p>
+                    <w:p>
+                      <w:pPr>
+                        <w:jc w:val="center"/>
+                      </w:pPr>
+                      <w:r>
+                        <w:rPr>
+                          <w:sz w:val="26"/>
+                          <w:szCs w:val="26"/>
+                          <w:lang w:val="en-AS"/>
+                        </w:rPr>
+                        <w:t>Quốc Vương</w:t>
+                      </w:r>
+                    </w:p>
+                  </w:txbxContent>
+                </v:textbox>
+              </v:shape>
+            </w:pict>
+          </mc:Fallback>
+        </mc:AlternateContent>
+      </w:r>
+      <w:r>
+        <w:rPr>
+          <w:noProof/>
+        </w:rPr>
+        <mc:AlternateContent>
+          <mc:Choice Requires="wps">
+            <w:drawing>
+              <wp:anchor distT="45720" distB="45720" distL="114300" distR="114300" simplePos="0" relativeHeight="251658240" behindDoc="1" locked="0" layoutInCell="1" allowOverlap="1" wp14:anchorId="5EA84FCB" wp14:editId="70858942">
+                <wp:simplePos x="0" y="0"/>
+                <wp:positionH relativeFrom="column">
+                  <wp:posOffset>4503420</wp:posOffset>
+                </wp:positionH>
+                <wp:positionV relativeFrom="paragraph">
+                  <wp:posOffset>8793480</wp:posOffset>
+                </wp:positionV>
+                <wp:extent cx="1280160" cy="525780"/>
+                <wp:effectExtent l="0" t="0" r="0" b="0"/>
+                <wp:wrapNone/>
+                <wp:docPr id="217" name="Text Box 2"/>
+                <wp:cNvGraphicFramePr>
+                  <a:graphicFrameLocks xmlns:a="http://schemas.openxmlformats.org/drawingml/2006/main"/>
+                </wp:cNvGraphicFramePr>
+                <a:graphic xmlns:a="http://schemas.openxmlformats.org/drawingml/2006/main">
+                  <a:graphicData uri="http://schemas.microsoft.com/office/word/2010/wordprocessingShape">
+                    <wps:wsp>
+                      <wps:cNvSpPr txBox="1">
+                        <a:spLocks noChangeArrowheads="1"/>
+                      </wps:cNvSpPr>
+                      <wps:spPr bwMode="auto">
+                        <a:xfrm>
+                          <a:off x="0" y="0"/>
+                          <a:ext cx="1280160" cy="525780"/>
+                        </a:xfrm>
+                        <a:prstGeom prst="rect">
+                          <a:avLst/>
+                        </a:prstGeom>
+                        <a:noFill/>
+                        <a:ln>
+                          <a:noFill/>
+                        </a:ln>
+                        <a:effectLst/>
+                      </wps:spPr>
+                      <wps:txbx>
+                        <w:txbxContent>
+                          <w:p>
+                            <w:pPr>
+                              <w:jc w:val="center"/>
+                              <w:rPr>
+                                <w:sz w:val="26"/>
+                                <w:szCs w:val="26"/>
+                                <w:lang w:val="en-AS"/>
+                              </w:rPr>
+                            </w:pPr>
+                            <w:r>
+                              <w:rPr>
+                                <w:sz w:val="26"/>
+                                <w:szCs w:val="26"/>
+                                <w:lang w:val="en-AS"/>
+                              </w:rPr>
+                              <w:t>Nguyễn Phương</w:t>
+                            </w:r>
+                          </w:p>
+                          <w:p>
+                            <w:pPr>
+                              <w:jc w:val="center"/>
+                            </w:pPr>
+                            <w:r>
+                              <w:rPr>
+                                <w:sz w:val="26"/>
+                                <w:szCs w:val="26"/>
+                                <w:lang w:val="en-AS"/>
+                              </w:rPr>
+                              <w:t>Quốc Vương</w:t>
+                            </w:r>
+                          </w:p>
+                        </w:txbxContent>
+                      </wps:txbx>
+                      <wps:bodyPr rot="0" vert="horz" wrap="square" lIns="91440" tIns="45720" rIns="91440" bIns="45720" anchor="t" anchorCtr="0">
+                        <a:noAutofit/>
+                      </wps:bodyPr>
+                    </wps:wsp>
+                  </a:graphicData>
+                </a:graphic>
+                <wp14:sizeRelH relativeFrom="margin">
+                  <wp14:pctWidth>0</wp14:pctWidth>
+                </wp14:sizeRelH>
+                <wp14:sizeRelV relativeFrom="margin">
+                  <wp14:pctHeight>0</wp14:pctHeight>
+                </wp14:sizeRelV>
+              </wp:anchor>
+            </w:drawing>
+          </mc:Choice>
+          <mc:Fallback>
+            <w:pict>
+              <v:shape w14:anchorId="5EA84FCB" id="_x0000_s1027" type="#_x0000_t202" style="position:absolute;margin-left:354.6pt;margin-top:692.4pt;width:100.8pt;height:41.4pt;z-index:-251658240;visibility:visible;mso-wrap-style:square;mso-width-percent:0;mso-height-percent:0;mso-wrap-distance-left:9pt;mso-wrap-distance-top:3.6pt;mso-wrap-distance-right:9pt;mso-wrap-distance-bottom:3.6pt;mso-position-horizontal:absolute;mso-position-horizontal-relative:text;mso-position-vertical:absolute;mso-position-vertical-relative:text;mso-width-percent:0;mso-height-percent:0;mso-width-relative:margin;mso-height-relative:margin;v-text-anchor:top" o:gfxdata="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" filled="f" stroked="f">
+                <v:textbox>
+                  <w:txbxContent>
+                    <w:p>
+                      <w:pPr>
+                        <w:jc w:val="center"/>
+                        <w:rPr>
+                          <w:sz w:val="26"/>
+                          <w:szCs w:val="26"/>
+                          <w:lang w:val="en-AS"/>
+                        </w:rPr>
+                      </w:pPr>
+                      <w:r>
+                        <w:rPr>
+                          <w:sz w:val="26"/>
+                          <w:szCs w:val="26"/>
+                          <w:lang w:val="en-AS"/>
+                        </w:rPr>
+                        <w:t>Nguyễn Phương</w:t>
+                      </w:r>
+                    </w:p>
+                    <w:p>
+                      <w:pPr>
+                        <w:jc w:val="center"/>
+                      </w:pPr>
+                      <w:r>
+                        <w:rPr>
+                          <w:sz w:val="26"/>
+                          <w:szCs w:val="26"/>
+                          <w:lang w:val="en-AS"/>
+                        </w:rPr>
+                        <w:t>Quốc Vương</w:t>
+                      </w:r>
+                    </w:p>
+                  </w:txbxContent>
+                </v:textbox>
+              </v:shape>
+            </w:pict>
+          </mc:Fallback>
+        </mc:AlternateContent>
+      </w:r>
+      <w:r>
+        <w:rPr>
+          <w:bCs/>
+          <w:sz w:val="26"/>
+          <w:szCs w:val="26"/>
+          <w:lang w:val="de-DE"/>
+        </w:rPr>
+        <w:t>....</w:t>
+      </w:r>
+      <w:r>
+        <w:rPr>
+          <w:bCs/>
+          <w:sz w:val="26"/>
+          <w:szCs w:val="26"/>
+          <w:lang w:val="de-DE"/>
+        </w:rPr>
+        <w:t>........</w:t>
+      </w:r>
+      <w:r>
+        <w:rPr>
+          <w:bCs/>
+          <w:sz w:val="26"/>
+          <w:szCs w:val="26"/>
+          <w:lang w:val="de-DE"/>
+        </w:rPr>
+        <w:t>............</w:t>
+      </w:r>
+      <w:r>
+        <w:rPr>
+          <w:bCs/>
+          <w:sz w:val="26"/>
+          <w:szCs w:val="26"/>
+          <w:lang w:val="de-DE"/>
+        </w:rPr>
+        <w:tab/>
+      </w:r>
+      <w:r>
+        <w:rPr>
+          <w:bCs/>
+          <w:sz w:val="26"/>
+          <w:szCs w:val="26"/>
+          <w:lang w:val="de-DE"/>
+        </w:rPr>
+        <w:t xml:space="preserve">       Ngô Trí Long</w:t>
+      </w:r>
+      <w:r>
+        <w:rPr>
+          <w:bCs/>
+          <w:sz w:val="26"/>
+          <w:szCs w:val="26"/>
+          <w:lang w:val="de-DE"/>
+        </w:rPr>
+        <w:tab/>
+      </w:r>
+      <w:r>
+        <w:rPr>
+          <w:bCs/>
+          <w:sz w:val="26"/>
+          <w:szCs w:val="26"/>
+          <w:lang w:val="de-DE"/>
+        </w:rPr>
+        <w:t xml:space="preserve">          </w:t>
+      </w:r>
+      <w:r>
+        <w:rPr>
+          <w:bCs/>
+          <w:sz w:val="26"/>
+          <w:szCs w:val="26"/>
+          <w:lang w:val="de-DE"/>
+        </w:rPr>
+        <w:tab/>
+      </w:r>
+      <w:r>
+        <w:rPr>
+          <w:bCs/>
+          <w:sz w:val="26"/>
+          <w:szCs w:val="26"/>
+          <w:lang w:val="de-DE"/>
+        </w:rPr>
+        <w:tab/>
+      </w:r>
+      <w:r>
+        <w:rPr>
+          <w:bCs/>
+          <w:sz w:val="26"/>
+          <w:szCs w:val="26"/>
+          <w:lang w:val="de-DE"/>
+        </w:rPr>
+        <w:tab/>
+      </w:r>
+      <w:r>
+        <w:rPr>
+          <w:bCs/>
+          <w:sz w:val="26"/>
+          <w:szCs w:val="26"/>
+          <w:lang w:val="de-DE"/>
+        </w:rPr>
+        <w:tab/>
+      </w:r>
+    </w:p>
     <w:sectPr>
-      <w:pgSz w:w="11907" w:h="16840"/>
+      <w:pgSz w:w="11907" w:h="16840" w:code="9"/>
       <w:pgMar w:top="567" w:right="657" w:bottom="284" w:left="1980" w:header="567" w:footer="720" w:gutter="0"/>
       <w:pgNumType w:start="1"/>
-      <w:cols w:space="720" w:num="1"/>
-      <w:docGrid w:linePitch="360" w:charSpace="0"/>
+      <w:cols w:space="720"/>
+      <w:docGrid w:linePitch="360"/>
     </w:sectPr>
   </w:body>
 </w:document>
 </file>
 
+<file path=word/endnotes.xml><?xml version="1.0" encoding="utf-8"?>
+<w:endnotes xmlns:wpc="http://schemas.microsoft.com/office/word/2010/wordprocessingCanvas" xmlns:cx="http://schemas.microsoft.com/office/drawing/2014/chartex" xmlns:cx1="http://schemas.microsoft.com/office/drawing/2015/9/8/chartex" xmlns:cx2="http://schemas.microsoft.com/office/drawing/2015/10/21/chartex" xmlns:cx3="http://schemas.microsoft.com/office/drawing/2016/5/9/chartex" xmlns:cx4="http://schemas.microsoft.com/office/drawing/2016/5/10/chartex" xmlns:cx5="http://schemas.microsoft.com/office/drawing/2016/5/11/chartex" xmlns:cx6="http://schemas.microsoft.com/office/drawing/2016/5/12/chartex" xmlns:cx7="http://schemas.microsoft.com/office/drawing/2016/5/13/chartex" xmlns:cx8="http://schemas.microsoft.com/office/drawing/2016/5/14/chartex" xmlns:mc="http://schemas.openxmlformats.org/markup-compatibility/2006" xmlns:aink="http://schemas.microsoft.com/office/drawing/2016/ink" xmlns:am3d="http://schemas.microsoft.com/office/drawing/2017/model3d" xmlns:o="urn:schemas-microsoft-com:office:office" xmlns:r="http://schemas.openxmlformats.org/officeDocument/2006/relationships" xmlns:m="http://schemas.openxmlformats.org/officeDocument/2006/math" xmlns:v="urn:schemas-microsoft-com:vml" xmlns:wp14="http://schemas.microsoft.com/office/word/2010/wordprocessingDrawing" xmlns:wp="http://schemas.openxmlformats.org/drawingml/2006/wordprocessingDrawing" xmlns:w10="urn:schemas-microsoft-com:office:word" xmlns:w="http://schemas.openxmlformats.org/wordprocessingml/2006/main" xmlns:w14="http://schemas.microsoft.com/office/word/2010/wordml" xmlns:w15="http://schemas.microsoft.com/office/word/2012/wordml" xmlns:w16cex="http://schemas.microsoft.com/office/word/2018/wordml/cex" xmlns:w16cid="http://schemas.microsoft.com/office/word/2016/wordml/cid" xmlns:w16="http://schemas.microsoft.com/office/word/2018/wordml" xmlns:w16se="http://schemas.microsoft.com/office/word/2015/wordml/symex" xmlns:wpg="http://schemas.microsoft.com/office/word/2010/wordprocessingGroup" xmlns:wpi="http://schemas.microsoft.com/office/word/2010/wordprocessingInk" xmlns:wne="http://schemas.microsoft.com/office/word/2006/wordml" xmlns:wps="http://schemas.microsoft.com/office/word/2010/wordprocessingShape" mc:Ignorable="w14 w15 w16se w16cid w16 w16cex wp14">
+  <w:endnote w:type="separator" w:id="-1">
+    <w:p>
+      <w:r>
+        <w:separator/>
+      </w:r>
+    </w:p>
+  </w:endnote>
+  <w:endnote w:type="continuationSeparator" w:id="0">
+    <w:p>
+      <w:r>
+        <w:continuationSeparator/>
+      </w:r>
+    </w:p>
+  </w:endnote>
+</w:endnotes>
+</file>
+
+<file path=word/footnotes.xml><?xml version="1.0" encoding="utf-8"?>
+<w:footnotes xmlns:wpc="http://schemas.microsoft.com/office/word/2010/wordprocessingCanvas" xmlns:cx="http://schemas.microsoft.com/office/drawing/2014/chartex" xmlns:cx1="http://schemas.microsoft.com/office/drawing/2015/9/8/chartex" xmlns:cx2="http://schemas.microsoft.com/office/drawing/2015/10/21/chartex" xmlns:cx3="http://schemas.microsoft.com/office/drawing/2016/5/9/chartex" xmlns:cx4="http://schemas.microsoft.com/office/drawing/2016/5/10/chartex" xmlns:cx5="http://schemas.microsoft.com/office/drawing/2016/5/11/chartex" xmlns:cx6="http://schemas.microsoft.com/office/drawing/2016/5/12/chartex" xmlns:cx7="http://schemas.microsoft.com/office/drawing/2016/5/13/chartex" xmlns:cx8="http://schemas.microsoft.com/office/drawing/2016/5/14/chartex" xmlns:mc="http://schemas.openxmlformats.org/markup-compatibility/2006" xmlns:aink="http://schemas.microsoft.com/office/drawing/2016/ink" xmlns:am3d="http://schemas.microsoft.com/office/drawing/2017/model3d" xmlns:o="urn:schemas-microsoft-com:office:office" xmlns:r="http://schemas.openxmlformats.org/officeDocument/2006/relationships" xmlns:m="http://schemas.openxmlformats.org/officeDocument/2006/math" xmlns:v="urn:schemas-microsoft-com:vml" xmlns:wp14="http://schemas.microsoft.com/office/word/2010/wordprocessingDrawing" xmlns:wp="http://schemas.openxmlformats.org/drawingml/2006/wordprocessingDrawing" xmlns:w10="urn:schemas-microsoft-com:office:word" xmlns:w="http://schemas.openxmlformats.org/wordprocessingml/2006/main" xmlns:w14="http://schemas.microsoft.com/office/word/2010/wordml" xmlns:w15="http://schemas.microsoft.com/office/word/2012/wordml" xmlns:w16cex="http://schemas.microsoft.com/office/word/2018/wordml/cex" xmlns:w16cid="http://schemas.microsoft.com/office/word/2016/wordml/cid" xmlns:w16="http://schemas.microsoft.com/office/word/2018/wordml" xmlns:w16se="http://schemas.microsoft.com/office/word/2015/wordml/symex" xmlns:wpg="http://schemas.microsoft.com/office/word/2010/wordprocessingGroup" xmlns:wpi="http://schemas.microsoft.com/office/word/2010/wordprocessingInk" xmlns:wne="http://schemas.microsoft.com/office/word/2006/wordml" xmlns:wps="http://schemas.microsoft.com/office/word/2010/wordprocessingShape" mc:Ignorable="w14 w15 w16se w16cid w16 w16cex wp14">
+  <w:footnote w:type="separator" w:id="-1">
+    <w:p>
+      <w:r>
+        <w:separator/>
+      </w:r>
+    </w:p>
+  </w:footnote>
+  <w:footnote w:type="continuationSeparator" w:id="0">
+    <w:p>
+      <w:r>
+        <w:continuationSeparator/>
+      </w:r>
+    </w:p>
+  </w:footnote>
+</w:footnotes>
+</file>
+
+<file path=word/numbering.xml><?xml version="1.0" encoding="utf-8"?>
+<w:numbering xmlns:wpc="http://schemas.microsoft.com/office/word/2010/wordprocessingCanvas" xmlns:cx="http://schemas.microsoft.com/office/drawing/2014/chartex" xmlns:cx1="http://schemas.microsoft.com/office/drawing/2015/9/8/chartex" xmlns:cx2="http://schemas.microsoft.com/office/drawing/2015/10/21/chartex" xmlns:cx3="http://schemas.microsoft.com/office/drawing/2016/5/9/chartex" xmlns:cx4="http://schemas.microsoft.com/office/drawing/2016/5/10/chartex" xmlns:cx5="http://schemas.microsoft.com/office/drawing/2016/5/11/chartex" xmlns:cx6="http://schemas.microsoft.com/office/drawing/2016/5/12/chartex" xmlns:cx7="http://schemas.microsoft.com/office/drawing/2016/5/13/chartex" xmlns:cx8="http://schemas.microsoft.com/office/drawing/2016/5/14/chartex" xmlns:mc="http://schemas.openxmlformats.org/markup-compatibility/2006" xmlns:aink="http://schemas.microsoft.com/office/drawing/2016/ink" xmlns:am3d="http://schemas.microsoft.com/office/drawing/2017/model3d" xmlns:o="urn:schemas-microsoft-com:office:office" xmlns:r="http://schemas.openxmlformats.org/officeDocument/2006/relationships" xmlns:m="http://schemas.openxmlformats.org/officeDocument/2006/math" xmlns:v="urn:schemas-microsoft-com:vml" xmlns:wp14="http://schemas.microsoft.com/office/word/2010/wordprocessingDrawing" xmlns:wp="http://schemas.openxmlformats.org/drawingml/2006/wordprocessingDrawing" xmlns:w10="urn:schemas-microsoft-com:office:word" xmlns:w="http://schemas.openxmlformats.org/wordprocessingml/2006/main" xmlns:w14="http://schemas.microsoft.com/office/word/2010/wordml" xmlns:w15="http://schemas.microsoft.com/office/word/2012/wordml" xmlns:w16cex="http://schemas.microsoft.com/office/word/2018/wordml/cex" xmlns:w16cid="http://schemas.microsoft.com/office/word/2016/wordml/cid" xmlns:w16="http://schemas.microsoft.com/office/word/2018/wordml" xmlns:w16se="http://schemas.microsoft.com/office/word/2015/wordml/symex" xmlns:wpg="http://schemas.microsoft.com/office/word/2010/wordprocessingGroup" xmlns:wpi="http://schemas.microsoft.com/office/word/2010/wordprocessingInk" xmlns:wne="http://schemas.microsoft.com/office/word/2006/wordml" xmlns:wps="http://schemas.microsoft.com/office/word/2010/wordprocessingShape" mc:Ignorable="w14 w15 w16se w16cid w16 w16cex wp14">
+  <w:abstractNum w:abstractNumId="0" w15:restartNumberingAfterBreak="0">
+    <w:nsid w:val="00197596"/>
+    <w:multiLevelType w:val="hybridMultilevel"/>
+    <w:tmpl w:val="307C511E"/>
+    <w:lvl w:ilvl="0" w:tplc="B06A4C0E">
+      <w:start w:val="1"/>
+      <w:numFmt w:val="upperRoman"/>
+      <w:lvlText w:val="%1."/>
+      <w:lvlJc w:val="left"/>
+      <w:pPr>
+        <w:ind w:left="1259" w:hanging="720"/>
+      </w:pPr>
+      <w:rPr>
+        <w:rFonts w:hint="default"/>
+      </w:rPr>
+    </w:lvl>
+    <w:lvl w:ilvl="1" w:tplc="04090019" w:tentative="1">
+      <w:start w:val="1"/>
+      <w:numFmt w:val="lowerLetter"/>
+      <w:lvlText w:val="%2."/>
+      <w:lvlJc w:val="left"/>
+      <w:pPr>
+        <w:ind w:left="1619" w:hanging="360"/>
+      </w:pPr>
+    </w:lvl>
+    <w:lvl w:ilvl="2" w:tplc="0409001B" w:tentative="1">
+      <w:start w:val="1"/>
+      <w:numFmt w:val="lowerRoman"/>
+      <w:lvlText w:val="%3."/>
+      <w:lvlJc w:val="right"/>
+      <w:pPr>
+        <w:ind w:left="2339" w:hanging="180"/>
+      </w:pPr>
+    </w:lvl>
+    <w:lvl w:ilvl="3" w:tplc="0409000F" w:tentative="1">
+      <w:start w:val="1"/>
+      <w:numFmt w:val="decimal"/>
+      <w:lvlText w:val="%4."/>
+      <w:lvlJc w:val="left"/>
+      <w:pPr>
+        <w:ind w:left="3059" w:hanging="360"/>
+      </w:pPr>
+    </w:lvl>
+    <w:lvl w:ilvl="4" w:tplc="04090019" w:tentative="1">
+      <w:start w:val="1"/>
+      <w:numFmt w:val="lowerLetter"/>
+      <w:lvlText w:val="%5."/>
+      <w:lvlJc w:val="left"/>
+      <w:pPr>
+        <w:ind w:left="3779" w:hanging="360"/>
+      </w:pPr>
+    </w:lvl>
+    <w:lvl w:ilvl="5" w:tplc="0409001B" w:tentative="1">
+      <w:start w:val="1"/>
+      <w:numFmt w:val="lowerRoman"/>
+      <w:lvlText w:val="%6."/>
+      <w:lvlJc w:val="right"/>
+      <w:pPr>
+        <w:ind w:left="4499" w:hanging="180"/>
+      </w:pPr>
+    </w:lvl>
+    <w:lvl w:ilvl="6" w:tplc="0409000F" w:tentative="1">
+      <w:start w:val="1"/>
+      <w:numFmt w:val="decimal"/>
+      <w:lvlText w:val="%7."/>
+      <w:lvlJc w:val="left"/>
+      <w:pPr>
+        <w:ind w:left="5219" w:hanging="360"/>
+      </w:pPr>
+    </w:lvl>
+    <w:lvl w:ilvl="7" w:tplc="04090019" w:tentative="1">
+      <w:start w:val="1"/>
+      <w:numFmt w:val="lowerLetter"/>
+      <w:lvlText w:val="%8."/>
+      <w:lvlJc w:val="left"/>
+      <w:pPr>
+        <w:ind w:left="5939" w:hanging="360"/>
+      </w:pPr>
+    </w:lvl>
+    <w:lvl w:ilvl="8" w:tplc="0409001B" w:tentative="1">
+      <w:start w:val="1"/>
+      <w:numFmt w:val="lowerRoman"/>
+      <w:lvlText w:val="%9."/>
+      <w:lvlJc w:val="right"/>
+      <w:pPr>
+        <w:ind w:left="6659" w:hanging="180"/>
+      </w:pPr>
+    </w:lvl>
+  </w:abstractNum>
+  <w:abstractNum w:abstractNumId="1" w15:restartNumberingAfterBreak="0">
+    <w:nsid w:val="0A323E6F"/>
+    <w:multiLevelType w:val="hybridMultilevel"/>
+    <w:tmpl w:val="5A10A5BA"/>
+    <w:lvl w:ilvl="0" w:tplc="0409000F">
+      <w:start w:val="1"/>
+      <w:numFmt w:val="decimal"/>
+      <w:lvlText w:val="%1."/>
+      <w:lvlJc w:val="left"/>
+      <w:pPr>
+        <w:ind w:left="720" w:hanging="360"/>
+      </w:pPr>
+      <w:rPr>
+        <w:rFonts w:hint="default"/>
+      </w:rPr>
+    </w:lvl>
+    <w:lvl w:ilvl="1" w:tplc="04090019" w:tentative="1">
+      <w:start w:val="1"/>
+      <w:numFmt w:val="lowerLetter"/>
+      <w:lvlText w:val="%2."/>
+      <w:lvlJc w:val="left"/>
+      <w:pPr>
+        <w:ind w:left="1440" w:hanging="360"/>
+      </w:pPr>
+    </w:lvl>
+    <w:lvl w:ilvl="2" w:tplc="0409001B" w:tentative="1">
+      <w:start w:val="1"/>
+      <w:numFmt w:val="lowerRoman"/>
+      <w:lvlText w:val="%3."/>
+      <w:lvlJc w:val="right"/>
+      <w:pPr>
+        <w:ind w:left="2160" w:hanging="180"/>
+      </w:pPr>
+    </w:lvl>
+    <w:lvl w:ilvl="3" w:tplc="0409000F" w:tentative="1">
+      <w:start w:val="1"/>
+      <w:numFmt w:val="decimal"/>
+      <w:lvlText w:val="%4."/>
+      <w:lvlJc w:val="left"/>
+      <w:pPr>
+        <w:ind w:left="2880" w:hanging="360"/>
+      </w:pPr>
+    </w:lvl>
+    <w:lvl w:ilvl="4" w:tplc="04090019" w:tentative="1">
+      <w:start w:val="1"/>
+      <w:numFmt w:val="lowerLetter"/>
+      <w:lvlText w:val="%5."/>
+      <w:lvlJc w:val="left"/>
+      <w:pPr>
+        <w:ind w:left="3600" w:hanging="360"/>
+      </w:pPr>
+    </w:lvl>
+    <w:lvl w:ilvl="5" w:tplc="0409001B" w:tentative="1">
+      <w:start w:val="1"/>
+      <w:numFmt w:val="lowerRoman"/>
+      <w:lvlText w:val="%6."/>
+      <w:lvlJc w:val="right"/>
+      <w:pPr>
+        <w:ind w:left="4320" w:hanging="180"/>
+      </w:pPr>
+    </w:lvl>
+    <w:lvl w:ilvl="6" w:tplc="0409000F" w:tentative="1">
+      <w:start w:val="1"/>
+      <w:numFmt w:val="decimal"/>
+      <w:lvlText w:val="%7."/>
+      <w:lvlJc w:val="left"/>
+      <w:pPr>
+        <w:ind w:left="5040" w:hanging="360"/>
+      </w:pPr>
+    </w:lvl>
+    <w:lvl w:ilvl="7" w:tplc="04090019" w:tentative="1">
+      <w:start w:val="1"/>
+      <w:numFmt w:val="lowerLetter"/>
+      <w:lvlText w:val="%8."/>
+      <w:lvlJc w:val="left"/>
+      <w:pPr>
+        <w:ind w:left="5760" w:hanging="360"/>
+      </w:pPr>
+    </w:lvl>
+    <w:lvl w:ilvl="8" w:tplc="0409001B" w:tentative="1">
+      <w:start w:val="1"/>
+      <w:numFmt w:val="lowerRoman"/>
+      <w:lvlText w:val="%9."/>
+      <w:lvlJc w:val="right"/>
+      <w:pPr>
+        <w:ind w:left="6480" w:hanging="180"/>
+      </w:pPr>
+    </w:lvl>
+  </w:abstractNum>
+  <w:abstractNum w:abstractNumId="2" w15:restartNumberingAfterBreak="0">
+    <w:nsid w:val="4DE33450"/>
+    <w:multiLevelType w:val="hybridMultilevel"/>
+    <w:tmpl w:val="78E092F4"/>
+    <w:lvl w:ilvl="0" w:tplc="249C0276">
+      <w:start w:val="1"/>
+      <w:numFmt w:val="decimal"/>
+      <w:lvlText w:val="%1."/>
+      <w:lvlJc w:val="left"/>
+      <w:pPr>
+        <w:ind w:left="810" w:hanging="360"/>
+      </w:pPr>
+      <w:rPr>
+        <w:rFonts w:ascii="Times New Roman" w:eastAsia="Times New Roman" w:hAnsi="Times New Roman" w:cs="Times New Roman"/>
+      </w:rPr>
+    </w:lvl>
+    <w:lvl w:ilvl="1" w:tplc="04090003" w:tentative="1">
+      <w:start w:val="1"/>
+      <w:numFmt w:val="bullet"/>
+      <w:lvlText w:val="o"/>
+      <w:lvlJc w:val="left"/>
+      <w:pPr>
+        <w:ind w:left="1530" w:hanging="360"/>
+      </w:pPr>
+      <w:rPr>
+        <w:rFonts w:ascii="Courier New" w:hAnsi="Courier New" w:cs="Courier New" w:hint="default"/>
+      </w:rPr>
+    </w:lvl>
+    <w:lvl w:ilvl="2" w:tplc="04090005" w:tentative="1">
+      <w:start w:val="1"/>
+      <w:numFmt w:val="bullet"/>
+      <w:lvlText w:val=""/>
+      <w:lvlJc w:val="left"/>
+      <w:pPr>
+        <w:ind w:left="2250" w:hanging="360"/>
+      </w:pPr>
+      <w:rPr>
+        <w:rFonts w:ascii="Wingdings" w:hAnsi="Wingdings" w:hint="default"/>
+      </w:rPr>
+    </w:lvl>
+    <w:lvl w:ilvl="3" w:tplc="04090001" w:tentative="1">
+      <w:start w:val="1"/>
+      <w:numFmt w:val="bullet"/>
+      <w:lvlText w:val=""/>
+      <w:lvlJc w:val="left"/>
+      <w:pPr>
+        <w:ind w:left="2970" w:hanging="360"/>
+      </w:pPr>
+      <w:rPr>
+        <w:rFonts w:ascii="Symbol" w:hAnsi="Symbol" w:hint="default"/>
+      </w:rPr>
+    </w:lvl>
+    <w:lvl w:ilvl="4" w:tplc="04090003" w:tentative="1">
+      <w:start w:val="1"/>
+      <w:numFmt w:val="bullet"/>
+      <w:lvlText w:val="o"/>
+      <w:lvlJc w:val="left"/>
+      <w:pPr>
+        <w:ind w:left="3690" w:hanging="360"/>
+      </w:pPr>
+      <w:rPr>
+        <w:rFonts w:ascii="Courier New" w:hAnsi="Courier New" w:cs="Courier New" w:hint="default"/>
+      </w:rPr>
+    </w:lvl>
+    <w:lvl w:ilvl="5" w:tplc="04090005" w:tentative="1">
+      <w:start w:val="1"/>
+      <w:numFmt w:val="bullet"/>
+      <w:lvlText w:val=""/>
+      <w:lvlJc w:val="left"/>
+      <w:pPr>
+        <w:ind w:left="4410" w:hanging="360"/>
+      </w:pPr>
+      <w:rPr>
+        <w:rFonts w:ascii="Wingdings" w:hAnsi="Wingdings" w:hint="default"/>
+      </w:rPr>
+    </w:lvl>
+    <w:lvl w:ilvl="6" w:tplc="04090001" w:tentative="1">
+      <w:start w:val="1"/>
+      <w:numFmt w:val="bullet"/>
+      <w:lvlText w:val=""/>
+      <w:lvlJc w:val="left"/>
+      <w:pPr>
+        <w:ind w:left="5130" w:hanging="360"/>
+      </w:pPr>
+      <w:rPr>
+        <w:rFonts w:ascii="Symbol" w:hAnsi="Symbol" w:hint="default"/>
+      </w:rPr>
+    </w:lvl>
+    <w:lvl w:ilvl="7" w:tplc="04090003" w:tentative="1">
+      <w:start w:val="1"/>
+      <w:numFmt w:val="bullet"/>
+      <w:lvlText w:val="o"/>
+      <w:lvlJc w:val="left"/>
+      <w:pPr>
+        <w:ind w:left="5850" w:hanging="360"/>
+      </w:pPr>
+      <w:rPr>
+        <w:rFonts w:ascii="Courier New" w:hAnsi="Courier New" w:cs="Courier New" w:hint="default"/>
+      </w:rPr>
+    </w:lvl>
+    <w:lvl w:ilvl="8" w:tplc="04090005" w:tentative="1">
+      <w:start w:val="1"/>
+      <w:numFmt w:val="bullet"/>
+      <w:lvlText w:val=""/>
+      <w:lvlJc w:val="left"/>
+      <w:pPr>
+        <w:ind w:left="6570" w:hanging="360"/>
+      </w:pPr>
+      <w:rPr>
+        <w:rFonts w:ascii="Wingdings" w:hAnsi="Wingdings" w:hint="default"/>
+      </w:rPr>
+    </w:lvl>
+  </w:abstractNum>
+  <w:abstractNum w:abstractNumId="3" w15:restartNumberingAfterBreak="0">
+    <w:nsid w:val="709143F9"/>
+    <w:multiLevelType w:val="hybridMultilevel"/>
+    <w:tmpl w:val="8D28BAD2"/>
+    <w:lvl w:ilvl="0" w:tplc="B052E06E">
+      <w:numFmt w:val="bullet"/>
+      <w:lvlText w:val="-"/>
+      <w:lvlJc w:val="left"/>
+      <w:pPr>
+        <w:ind w:left="1845" w:hanging="360"/>
+      </w:pPr>
+      <w:rPr>
+        <w:rFonts w:ascii="Times New Roman" w:eastAsia="Times New Roman" w:hAnsi="Times New Roman" w:cs="Times New Roman" w:hint="default"/>
+      </w:rPr>
+    </w:lvl>
+    <w:lvl w:ilvl="1" w:tplc="04090003" w:tentative="1">
+      <w:start w:val="1"/>
+      <w:numFmt w:val="bullet"/>
+      <w:lvlText w:val="o"/>
+      <w:lvlJc w:val="left"/>
+      <w:pPr>
+        <w:ind w:left="2565" w:hanging="360"/>
+      </w:pPr>
+      <w:rPr>
+        <w:rFonts w:ascii="Courier New" w:hAnsi="Courier New" w:cs="Courier New" w:hint="default"/>
+      </w:rPr>
+    </w:lvl>
+    <w:lvl w:ilvl="2" w:tplc="04090005" w:tentative="1">
+      <w:start w:val="1"/>
+      <w:numFmt w:val="bullet"/>
+      <w:lvlText w:val=""/>
+      <w:lvlJc w:val="left"/>
+      <w:pPr>
+        <w:ind w:left="3285" w:hanging="360"/>
+      </w:pPr>
+      <w:rPr>
+        <w:rFonts w:ascii="Wingdings" w:hAnsi="Wingdings" w:hint="default"/>
+      </w:rPr>
+    </w:lvl>
+    <w:lvl w:ilvl="3" w:tplc="04090001" w:tentative="1">
+      <w:start w:val="1"/>
+      <w:numFmt w:val="bullet"/>
+      <w:lvlText w:val=""/>
+      <w:lvlJc w:val="left"/>
+      <w:pPr>
+        <w:ind w:left="4005" w:hanging="360"/>
+      </w:pPr>
+      <w:rPr>
+        <w:rFonts w:ascii="Symbol" w:hAnsi="Symbol" w:hint="default"/>
+      </w:rPr>
+    </w:lvl>
+    <w:lvl w:ilvl="4" w:tplc="04090003" w:tentative="1">
+      <w:start w:val="1"/>
+      <w:numFmt w:val="bullet"/>
+      <w:lvlText w:val="o"/>
+      <w:lvlJc w:val="left"/>
+      <w:pPr>
+        <w:ind w:left="4725" w:hanging="360"/>
+      </w:pPr>
+      <w:rPr>
+        <w:rFonts w:ascii="Courier New" w:hAnsi="Courier New" w:cs="Courier New" w:hint="default"/>
+      </w:rPr>
+    </w:lvl>
+    <w:lvl w:ilvl="5" w:tplc="04090005" w:tentative="1">
+      <w:start w:val="1"/>
+      <w:numFmt w:val="bullet"/>
+      <w:lvlText w:val=""/>
+      <w:lvlJc w:val="left"/>
+      <w:pPr>
+        <w:ind w:left="5445" w:hanging="360"/>
+      </w:pPr>
+      <w:rPr>
+        <w:rFonts w:ascii="Wingdings" w:hAnsi="Wingdings" w:hint="default"/>
+      </w:rPr>
+    </w:lvl>
+    <w:lvl w:ilvl="6" w:tplc="04090001" w:tentative="1">
+      <w:start w:val="1"/>
+      <w:numFmt w:val="bullet"/>
+      <w:lvlText w:val=""/>
+      <w:lvlJc w:val="left"/>
+      <w:pPr>
+        <w:ind w:left="6165" w:hanging="360"/>
+      </w:pPr>
+      <w:rPr>
+        <w:rFonts w:ascii="Symbol" w:hAnsi="Symbol" w:hint="default"/>
+      </w:rPr>
+    </w:lvl>
+    <w:lvl w:ilvl="7" w:tplc="04090003" w:tentative="1">
+      <w:start w:val="1"/>
+      <w:numFmt w:val="bullet"/>
+      <w:lvlText w:val="o"/>
+      <w:lvlJc w:val="left"/>
+      <w:pPr>
+        <w:ind w:left="6885" w:hanging="360"/>
+      </w:pPr>
+      <w:rPr>
+        <w:rFonts w:ascii="Courier New" w:hAnsi="Courier New" w:cs="Courier New" w:hint="default"/>
+      </w:rPr>
+    </w:lvl>
+    <w:lvl w:ilvl="8" w:tplc="04090005" w:tentative="1">
+      <w:start w:val="1"/>
+      <w:numFmt w:val="bullet"/>
+      <w:lvlText w:val=""/>
+      <w:lvlJc w:val="left"/>
+      <w:pPr>
+        <w:ind w:left="7605" w:hanging="360"/>
+      </w:pPr>
+      <w:rPr>
+        <w:rFonts w:ascii="Wingdings" w:hAnsi="Wingdings" w:hint="default"/>
+      </w:rPr>
+    </w:lvl>
+  </w:abstractNum>
+  <w:num w:numId="1">
+    <w:abstractNumId w:val="2"/>
+  </w:num>
+  <w:num w:numId="2">
+    <w:abstractNumId w:val="1"/>
+  </w:num>
+  <w:num w:numId="3">
+    <w:abstractNumId w:val="3"/>
+  </w:num>
+  <w:num w:numId="4">
+    <w:abstractNumId w:val="0"/>
+  </w:num>
+</w:numbering>
+</file>
+
 <file path=word/styles.xml><?xml version="1.0" encoding="utf-8"?>
-<w:styles xmlns:mc="http://schemas.openxmlformats.org/markup-compatibility/2006" xmlns:o="urn:schemas-microsoft-com:office:office" xmlns:r="http://schemas.openxmlformats.org/officeDocument/2006/relationships" xmlns:m="http://schemas.openxmlformats.org/officeDocument/2006/math" xmlns:v="urn:schemas-microsoft-com:vml" xmlns:w="http://schemas.openxmlformats.org/wordprocessingml/2006/main" xmlns:w14="http://schemas.microsoft.com/office/word/2010/wordml" xmlns:w10="urn:schemas-microsoft-com:office:word" xmlns:sl="http://schemas.openxmlformats.org/schemaLibrary/2006/main" xmlns:wpsCustomData="http://www.wps.cn/officeDocument/2013/wpsCustomData" mc:Ignorable="w14">
+<w:styles xmlns:mc="http://schemas.openxmlformats.org/markup-compatibility/2006" xmlns:r="http://schemas.openxmlformats.org/officeDocument/2006/relationships" xmlns:w="http://schemas.openxmlformats.org/wordprocessingml/2006/main" xmlns:w14="http://schemas.microsoft.com/office/word/2010/wordml" xmlns:w15="http://schemas.microsoft.com/office/word/2012/wordml" xmlns:w16cex="http://schemas.microsoft.com/office/word/2018/wordml/cex" xmlns:w16cid="http://schemas.microsoft.com/office/word/2016/wordml/cid" xmlns:w16="http://schemas.microsoft.com/office/word/2018/wordml" xmlns:w16se="http://schemas.microsoft.com/office/word/2015/wordml/symex" mc:Ignorable="w14 w15 w16se w16cid w16 w16cex">
   <w:docDefaults>
     <w:rPrDefault>
       <w:rPr>
-        <w:rFonts w:ascii="Times New Roman" w:hAnsi="Times New Roman" w:eastAsia="Times New Roman" w:cs="Times New Roman"/>
+        <w:rFonts w:ascii="Times New Roman" w:eastAsia="Times New Roman" w:hAnsi="Times New Roman" w:cs="Times New Roman"/>
+        <w:lang w:val="en-US" w:eastAsia="en-US" w:bidi="ar-SA"/>
       </w:rPr>
     </w:rPrDefault>
     <w:pPrDefault/>
   </w:docDefaults>
-  <w:latentStyles w:count="260" w:defQFormat="0" w:defUnhideWhenUsed="1" w:defSemiHidden="1" w:defUIPriority="99" w:defLockedState="0">
-    <w:lsdException w:qFormat="1" w:unhideWhenUsed="0" w:uiPriority="0" w:semiHidden="0" w:name="Normal"/>
-    <w:lsdException w:qFormat="1" w:unhideWhenUsed="0" w:uiPriority="0" w:semiHidden="0" w:name="heading 1"/>
-    <w:lsdException w:qFormat="1" w:unhideWhenUsed="0" w:uiPriority="0" w:semiHidden="0" w:name="heading 2"/>
-    <w:lsdException w:qFormat="1" w:uiPriority="0" w:name="heading 3"/>
-    <w:lsdException w:qFormat="1" w:uiPriority="0" w:name="heading 4"/>
-    <w:lsdException w:qFormat="1" w:uiPriority="0" w:name="heading 5"/>
-    <w:lsdException w:qFormat="1" w:uiPriority="0" w:name="heading 6"/>
-    <w:lsdException w:qFormat="1" w:uiPriority="0" w:name="heading 7"/>
-    <w:lsdException w:qFormat="1" w:unhideWhenUsed="0" w:uiPriority="0" w:semiHidden="0" w:name="heading 8"/>
-    <w:lsdException w:qFormat="1" w:uiPriority="0" w:name="heading 9"/>
-    <w:lsdException w:unhideWhenUsed="0" w:uiPriority="0" w:semiHidden="0" w:name="index 1"/>
-    <w:lsdException w:unhideWhenUsed="0" w:uiPriority="0" w:semiHidden="0" w:name="index 2"/>
-    <w:lsdException w:unhideWhenUsed="0" w:uiPriority="0" w:semiHidden="0" w:name="index 3"/>
-    <w:lsdException w:unhideWhenUsed="0" w:uiPriority="0" w:semiHidden="0" w:name="index 4"/>
-    <w:lsdException w:unhideWhenUsed="0" w:uiPriority="0" w:semiHidden="0" w:name="index 5"/>
-    <w:lsdException w:unhideWhenUsed="0" w:uiPriority="0" w:semiHidden="0" w:name="index 6"/>
-    <w:lsdException w:unhideWhenUsed="0" w:uiPriority="0" w:semiHidden="0" w:name="index 7"/>
-    <w:lsdException w:unhideWhenUsed="0" w:uiPriority="0" w:semiHidden="0" w:name="index 8"/>
-    <w:lsdException w:unhideWhenUsed="0" w:uiPriority="0" w:semiHidden="0" w:name="index 9"/>
-    <w:lsdException w:unhideWhenUsed="0" w:uiPriority="0" w:semiHidden="0" w:name="toc 1"/>
-    <w:lsdException w:unhideWhenUsed="0" w:uiPriority="0" w:semiHidden="0" w:name="toc 2"/>
-    <w:lsdException w:unhideWhenUsed="0" w:uiPriority="0" w:semiHidden="0" w:name="toc 3"/>
-    <w:lsdException w:unhideWhenUsed="0" w:uiPriority="0" w:semiHidden="0" w:name="toc 4"/>
-    <w:lsdException w:unhideWhenUsed="0" w:uiPriority="0" w:semiHidden="0" w:name="toc 5"/>
-    <w:lsdException w:unhideWhenUsed="0" w:uiPriority="0" w:semiHidden="0" w:name="toc 6"/>
-    <w:lsdException w:unhideWhenUsed="0" w:uiPriority="0" w:semiHidden="0" w:name="toc 7"/>
-    <w:lsdException w:unhideWhenUsed="0" w:uiPriority="0" w:semiHidden="0" w:name="toc 8"/>
-    <w:lsdException w:unhideWhenUsed="0" w:uiPriority="0" w:semiHidden="0" w:name="toc 9"/>
-    <w:lsdException w:unhideWhenUsed="0" w:uiPriority="0" w:semiHidden="0" w:name="Normal Indent"/>
-    <w:lsdException w:unhideWhenUsed="0" w:uiPriority="0" w:semiHidden="0" w:name="footnote text"/>
-    <w:lsdException w:unhideWhenUsed="0" w:uiPriority="0" w:semiHidden="0" w:name="annotation text"/>
-    <w:lsdException w:qFormat="1" w:unhideWhenUsed="0" w:uiPriority="0" w:semiHidden="0" w:name="header"/>
-    <w:lsdException w:qFormat="1" w:unhideWhenUsed="0" w:uiPriority="99" w:semiHidden="0" w:name="footer"/>
-    <w:lsdException w:unhideWhenUsed="0" w:uiPriority="0" w:semiHidden="0" w:name="index heading"/>
-    <w:lsdException w:qFormat="1" w:uiPriority="0" w:name="caption"/>
-    <w:lsdException w:unhideWhenUsed="0" w:uiPriority="0" w:semiHidden="0" w:name="table of figures"/>
-    <w:lsdException w:unhideWhenUsed="0" w:uiPriority="0" w:semiHidden="0" w:name="envelope address"/>
-    <w:lsdException w:unhideWhenUsed="0" w:uiPriority="0" w:semiHidden="0" w:name="envelope return"/>
-    <w:lsdException w:unhideWhenUsed="0" w:uiPriority="0" w:semiHidden="0" w:name="footnote reference"/>
-    <w:lsdException w:unhideWhenUsed="0" w:uiPriority="0" w:semiHidden="0" w:name="annotation reference"/>
-    <w:lsdException w:unhideWhenUsed="0" w:uiPriority="0" w:semiHidden="0" w:name="line number"/>
-    <w:lsdException w:qFormat="1" w:unhideWhenUsed="0" w:uiPriority="0" w:semiHidden="0" w:name="page number"/>
-    <w:lsdException w:unhideWhenUsed="0" w:uiPriority="0" w:semiHidden="0" w:name="endnote reference"/>
-    <w:lsdException w:unhideWhenUsed="0" w:uiPriority="0" w:semiHidden="0" w:name="endnote text"/>
-    <w:lsdException w:unhideWhenUsed="0" w:uiPriority="0" w:semiHidden="0" w:name="table of authorities"/>
-    <w:lsdException w:unhideWhenUsed="0" w:uiPriority="0" w:semiHidden="0" w:name="macro"/>
-    <w:lsdException w:unhideWhenUsed="0" w:uiPriority="0" w:semiHidden="0" w:name="toa heading"/>
-    <w:lsdException w:unhideWhenUsed="0" w:uiPriority="0" w:semiHidden="0" w:name="List"/>
-    <w:lsdException w:unhideWhenUsed="0" w:uiPriority="0" w:semiHidden="0" w:name="List Bullet"/>
-    <w:lsdException w:unhideWhenUsed="0" w:uiPriority="0" w:semiHidden="0" w:name="List Number"/>
-    <w:lsdException w:unhideWhenUsed="0" w:uiPriority="0" w:semiHidden="0" w:name="List 2"/>
-    <w:lsdException w:unhideWhenUsed="0" w:uiPriority="0" w:semiHidden="0" w:name="List 3"/>
-    <w:lsdException w:unhideWhenUsed="0" w:uiPriority="0" w:semiHidden="0" w:name="List 4"/>
-    <w:lsdException w:unhideWhenUsed="0" w:uiPriority="0" w:semiHidden="0" w:name="List 5"/>
-    <w:lsdException w:unhideWhenUsed="0" w:uiPriority="0" w:semiHidden="0" w:name="List Bullet 2"/>
-    <w:lsdException w:unhideWhenUsed="0" w:uiPriority="0" w:semiHidden="0" w:name="List Bullet 3"/>
-    <w:lsdException w:unhideWhenUsed="0" w:uiPriority="0" w:semiHidden="0" w:name="List Bullet 4"/>
-    <w:lsdException w:unhideWhenUsed="0" w:uiPriority="0" w:semiHidden="0" w:name="List Bullet 5"/>
-    <w:lsdException w:unhideWhenUsed="0" w:uiPriority="0" w:semiHidden="0" w:name="List Number 2"/>
-    <w:lsdException w:unhideWhenUsed="0" w:uiPriority="0" w:semiHidden="0" w:name="List Number 3"/>
-    <w:lsdException w:unhideWhenUsed="0" w:uiPriority="0" w:semiHidden="0" w:name="List Number 4"/>
-    <w:lsdException w:unhideWhenUsed="0" w:uiPriority="0" w:semiHidden="0" w:name="List Number 5"/>
-    <w:lsdException w:qFormat="1" w:unhideWhenUsed="0" w:uiPriority="0" w:semiHidden="0" w:name="Title"/>
-    <w:lsdException w:unhideWhenUsed="0" w:uiPriority="0" w:semiHidden="0" w:name="Closing"/>
-    <w:lsdException w:unhideWhenUsed="0" w:uiPriority="0" w:semiHidden="0" w:name="Signature"/>
-    <w:lsdException w:qFormat="1" w:unhideWhenUsed="0" w:uiPriority="0" w:name="Default Paragraph Font"/>
-    <w:lsdException w:qFormat="1" w:unhideWhenUsed="0" w:uiPriority="0" w:semiHidden="0" w:name="Body Text"/>
-    <w:lsdException w:qFormat="1" w:unhideWhenUsed="0" w:uiPriority="0" w:semiHidden="0" w:name="Body Text Indent"/>
-    <w:lsdException w:unhideWhenUsed="0" w:uiPriority="0" w:semiHidden="0" w:name="List Continue"/>
-    <w:lsdException w:unhideWhenUsed="0" w:uiPriority="0" w:semiHidden="0" w:name="List Continue 2"/>
-    <w:lsdException w:unhideWhenUsed="0" w:uiPriority="0" w:semiHidden="0" w:name="List Continue 3"/>
-    <w:lsdException w:unhideWhenUsed="0" w:uiPriority="0" w:semiHidden="0" w:name="List Continue 4"/>
-    <w:lsdException w:unhideWhenUsed="0" w:uiPriority="0" w:semiHidden="0" w:name="List Continue 5"/>
-    <w:lsdException w:unhideWhenUsed="0" w:uiPriority="0" w:semiHidden="0" w:name="Message Header"/>
-    <w:lsdException w:qFormat="1" w:unhideWhenUsed="0" w:uiPriority="0" w:semiHidden="0" w:name="Subtitle"/>
-    <w:lsdException w:unhideWhenUsed="0" w:uiPriority="0" w:semiHidden="0" w:name="Salutation"/>
-    <w:lsdException w:unhideWhenUsed="0" w:uiPriority="0" w:semiHidden="0" w:name="Date"/>
-    <w:lsdException w:unhideWhenUsed="0" w:uiPriority="0" w:semiHidden="0" w:name="Body Text First Indent"/>
-    <w:lsdException w:unhideWhenUsed="0" w:uiPriority="0" w:semiHidden="0" w:name="Body Text First Indent 2"/>
-    <w:lsdException w:unhideWhenUsed="0" w:uiPriority="0" w:semiHidden="0" w:name="Note Heading"/>
-    <w:lsdException w:unhideWhenUsed="0" w:uiPriority="0" w:semiHidden="0" w:name="Body Text 2"/>
-    <w:lsdException w:unhideWhenUsed="0" w:uiPriority="0" w:semiHidden="0" w:name="Body Text 3"/>
-    <w:lsdException w:qFormat="1" w:unhideWhenUsed="0" w:uiPriority="0" w:semiHidden="0" w:name="Body Text Indent 2"/>
-    <w:lsdException w:qFormat="1" w:unhideWhenUsed="0" w:uiPriority="0" w:semiHidden="0" w:name="Body Text Indent 3"/>
-    <w:lsdException w:unhideWhenUsed="0" w:uiPriority="0" w:semiHidden="0" w:name="Block Text"/>
-    <w:lsdException w:qFormat="1" w:unhideWhenUsed="0" w:uiPriority="0" w:semiHidden="0" w:name="Hyperlink"/>
-    <w:lsdException w:unhideWhenUsed="0" w:uiPriority="0" w:semiHidden="0" w:name="FollowedHyperlink"/>
-    <w:lsdException w:qFormat="1" w:unhideWhenUsed="0" w:uiPriority="0" w:semiHidden="0" w:name="Strong"/>
-    <w:lsdException w:qFormat="1" w:unhideWhenUsed="0" w:uiPriority="0" w:semiHidden="0" w:name="Emphasis"/>
-    <w:lsdException w:unhideWhenUsed="0" w:uiPriority="0" w:semiHidden="0" w:name="Document Map"/>
-    <w:lsdException w:unhideWhenUsed="0" w:uiPriority="0" w:semiHidden="0" w:name="Plain Text"/>
-    <w:lsdException w:unhideWhenUsed="0" w:uiPriority="0" w:semiHidden="0" w:name="E-mail Signature"/>
-    <w:lsdException w:qFormat="1" w:unhideWhenUsed="0" w:uiPriority="0" w:semiHidden="0" w:name="Normal (Web)"/>
-    <w:lsdException w:unhideWhenUsed="0" w:uiPriority="0" w:semiHidden="0" w:name="HTML Acronym"/>
-    <w:lsdException w:unhideWhenUsed="0" w:uiPriority="0" w:semiHidden="0" w:name="HTML Address"/>
-    <w:lsdException w:unhideWhenUsed="0" w:uiPriority="0" w:semiHidden="0" w:name="HTML Cite"/>
-    <w:lsdException w:unhideWhenUsed="0" w:uiPriority="0" w:semiHidden="0" w:name="HTML Code"/>
-    <w:lsdException w:unhideWhenUsed="0" w:uiPriority="0" w:semiHidden="0" w:name="HTML Definition"/>
-    <w:lsdException w:unhideWhenUsed="0" w:uiPriority="0" w:semiHidden="0" w:name="HTML Keyboard"/>
-    <w:lsdException w:unhideWhenUsed="0" w:uiPriority="0" w:semiHidden="0" w:name="HTML Preformatted"/>
-    <w:lsdException w:unhideWhenUsed="0" w:uiPriority="0" w:semiHidden="0" w:name="HTML Sample"/>
-    <w:lsdException w:unhideWhenUsed="0" w:uiPriority="0" w:semiHidden="0" w:name="HTML Typewriter"/>
-    <w:lsdException w:unhideWhenUsed="0" w:uiPriority="0" w:semiHidden="0" w:name="HTML Variable"/>
-    <w:lsdException w:qFormat="1" w:unhideWhenUsed="0" w:uiPriority="0" w:name="Normal Table"/>
-    <w:lsdException w:unhideWhenUsed="0" w:uiPriority="0" w:semiHidden="0" w:name="annotation subject"/>
-    <w:lsdException w:unhideWhenUsed="0" w:uiPriority="0" w:semiHidden="0" w:name="Table Simple 1"/>
-    <w:lsdException w:unhideWhenUsed="0" w:uiPriority="0" w:semiHidden="0" w:name="Table Simple 2"/>
-    <w:lsdException w:unhideWhenUsed="0" w:uiPriority="0" w:semiHidden="0" w:name="Table Simple 3"/>
-    <w:lsdException w:unhideWhenUsed="0" w:uiPriority="0" w:semiHidden="0" w:name="Table Classic 1"/>
-    <w:lsdException w:unhideWhenUsed="0" w:uiPriority="0" w:semiHidden="0" w:name="Table Classic 2"/>
-    <w:lsdException w:unhideWhenUsed="0" w:uiPriority="0" w:semiHidden="0" w:name="Table Classic 3"/>
-    <w:lsdException w:unhideWhenUsed="0" w:uiPriority="0" w:semiHidden="0" w:name="Table Classic 4"/>
-    <w:lsdException w:unhideWhenUsed="0" w:uiPriority="0" w:semiHidden="0" w:name="Table Colorful 1"/>
-    <w:lsdException w:unhideWhenUsed="0" w:uiPriority="0" w:semiHidden="0" w:name="Table Colorful 2"/>
-    <w:lsdException w:unhideWhenUsed="0" w:uiPriority="0" w:semiHidden="0" w:name="Table Colorful 3"/>
-    <w:lsdException w:unhideWhenUsed="0" w:uiPriority="0" w:semiHidden="0" w:name="Table Columns 1"/>
-    <w:lsdException w:unhideWhenUsed="0" w:uiPriority="0" w:semiHidden="0" w:name="Table Columns 2"/>
-    <w:lsdException w:unhideWhenUsed="0" w:uiPriority="0" w:semiHidden="0" w:name="Table Columns 3"/>
-    <w:lsdException w:unhideWhenUsed="0" w:uiPriority="0" w:semiHidden="0" w:name="Table Columns 4"/>
-    <w:lsdException w:unhideWhenUsed="0" w:uiPriority="0" w:semiHidden="0" w:name="Table Columns 5"/>
-    <w:lsdException w:unhideWhenUsed="0" w:uiPriority="0" w:semiHidden="0" w:name="Table Grid 1"/>
-    <w:lsdException w:unhideWhenUsed="0" w:uiPriority="0" w:semiHidden="0" w:name="Table Grid 2"/>
-    <w:lsdException w:unhideWhenUsed="0" w:uiPriority="0" w:semiHidden="0" w:name="Table Grid 3"/>
-    <w:lsdException w:unhideWhenUsed="0" w:uiPriority="0" w:semiHidden="0" w:name="Table Grid 4"/>
-    <w:lsdException w:unhideWhenUsed="0" w:uiPriority="0" w:semiHidden="0" w:name="Table Grid 5"/>
-    <w:lsdException w:unhideWhenUsed="0" w:uiPriority="0" w:semiHidden="0" w:name="Table Grid 6"/>
-    <w:lsdException w:unhideWhenUsed="0" w:uiPriority="0" w:semiHidden="0" w:name="Table Grid 7"/>
-    <w:lsdException w:unhideWhenUsed="0" w:uiPriority="0" w:semiHidden="0" w:name="Table Grid 8"/>
-    <w:lsdException w:unhideWhenUsed="0" w:uiPriority="0" w:semiHidden="0" w:name="Table List 1"/>
-    <w:lsdException w:unhideWhenUsed="0" w:uiPriority="0" w:semiHidden="0" w:name="Table List 2"/>
-    <w:lsdException w:unhideWhenUsed="0" w:uiPriority="0" w:semiHidden="0" w:name="Table List 3"/>
-    <w:lsdException w:unhideWhenUsed="0" w:uiPriority="0" w:semiHidden="0" w:name="Table List 4"/>
-    <w:lsdException w:unhideWhenUsed="0" w:uiPriority="0" w:semiHidden="0" w:name="Table List 5"/>
-    <w:lsdException w:unhideWhenUsed="0" w:uiPriority="0" w:semiHidden="0" w:name="Table List 6"/>
-    <w:lsdException w:unhideWhenUsed="0" w:uiPriority="0" w:semiHidden="0" w:name="Table List 7"/>
-    <w:lsdException w:unhideWhenUsed="0" w:uiPriority="0" w:semiHidden="0" w:name="Table List 8"/>
-    <w:lsdException w:unhideWhenUsed="0" w:uiPriority="0" w:semiHidden="0" w:name="Table 3D effects 1"/>
-    <w:lsdException w:unhideWhenUsed="0" w:uiPriority="0" w:semiHidden="0" w:name="Table 3D effects 2"/>
-    <w:lsdException w:unhideWhenUsed="0" w:uiPriority="0" w:semiHidden="0" w:name="Table 3D effects 3"/>
-    <w:lsdException w:unhideWhenUsed="0" w:uiPriority="0" w:semiHidden="0" w:name="Table Contemporary"/>
-    <w:lsdException w:unhideWhenUsed="0" w:uiPriority="0" w:semiHidden="0" w:name="Table Elegant"/>
-    <w:lsdException w:unhideWhenUsed="0" w:uiPriority="0" w:semiHidden="0" w:name="Table Professional"/>
-    <w:lsdException w:unhideWhenUsed="0" w:uiPriority="0" w:semiHidden="0" w:name="Table Subtle 1"/>
-    <w:lsdException w:unhideWhenUsed="0" w:uiPriority="0" w:semiHidden="0" w:name="Table Subtle 2"/>
-    <w:lsdException w:unhideWhenUsed="0" w:uiPriority="0" w:semiHidden="0" w:name="Table Web 1"/>
-    <w:lsdException w:unhideWhenUsed="0" w:uiPriority="0" w:semiHidden="0" w:name="Table Web 2"/>
-    <w:lsdException w:unhideWhenUsed="0" w:uiPriority="0" w:semiHidden="0" w:name="Table Web 3"/>
-    <w:lsdException w:qFormat="1" w:unhideWhenUsed="0" w:uiPriority="0" w:semiHidden="0" w:name="Balloon Text"/>
-    <w:lsdException w:qFormat="1" w:unhideWhenUsed="0" w:uiPriority="0" w:semiHidden="0" w:name="Table Grid"/>
-    <w:lsdException w:unhideWhenUsed="0" w:uiPriority="0" w:semiHidden="0" w:name="Table Theme"/>
-    <w:lsdException w:unhideWhenUsed="0" w:uiPriority="60" w:semiHidden="0" w:name="Light Shading"/>
-    <w:lsdException w:unhideWhenUsed="0" w:uiPriority="61" w:semiHidden="0" w:name="Light List"/>
-    <w:lsdException w:unhideWhenUsed="0" w:uiPriority="62" w:semiHidden="0" w:name="Light Grid"/>
-    <w:lsdException w:unhideWhenUsed="0" w:uiPriority="63" w:semiHidden="0" w:name="Medium Shading 1"/>
-    <w:lsdException w:unhideWhenUsed="0" w:uiPriority="64" w:semiHidden="0" w:name="Medium Shading 2"/>
-    <w:lsdException w:unhideWhenUsed="0" w:uiPriority="65" w:semiHidden="0" w:name="Medium List 1"/>
-    <w:lsdException w:unhideWhenUsed="0" w:uiPriority="66" w:semiHidden="0" w:name="Medium List 2"/>
-    <w:lsdException w:unhideWhenUsed="0" w:uiPriority="67" w:semiHidden="0" w:name="Medium Grid 1"/>
-    <w:lsdException w:unhideWhenUsed="0" w:uiPriority="68" w:semiHidden="0" w:name="Medium Grid 2"/>
-    <w:lsdException w:unhideWhenUsed="0" w:uiPriority="69" w:semiHidden="0" w:name="Medium Grid 3"/>
-    <w:lsdException w:unhideWhenUsed="0" w:uiPriority="70" w:semiHidden="0" w:name="Dark List"/>
-    <w:lsdException w:unhideWhenUsed="0" w:uiPriority="71" w:semiHidden="0" w:name="Colorful Shading"/>
-    <w:lsdException w:unhideWhenUsed="0" w:uiPriority="72" w:semiHidden="0" w:name="Colorful List"/>
-    <w:lsdException w:unhideWhenUsed="0" w:uiPriority="73" w:semiHidden="0" w:name="Colorful Grid"/>
-    <w:lsdException w:unhideWhenUsed="0" w:uiPriority="60" w:semiHidden="0" w:name="Light Shading Accent 1"/>
-    <w:lsdException w:unhideWhenUsed="0" w:uiPriority="61" w:semiHidden="0" w:name="Light List Accent 1"/>
-    <w:lsdException w:unhideWhenUsed="0" w:uiPriority="62" w:semiHidden="0" w:name="Light Grid Accent 1"/>
-    <w:lsdException w:unhideWhenUsed="0" w:uiPriority="63" w:semiHidden="0" w:name="Medium Shading 1 Accent 1"/>
-    <w:lsdException w:unhideWhenUsed="0" w:uiPriority="64" w:semiHidden="0" w:name="Medium Shading 2 Accent 1"/>
-    <w:lsdException w:unhideWhenUsed="0" w:uiPriority="65" w:semiHidden="0" w:name="Medium List 1 Accent 1"/>
-    <w:lsdException w:unhideWhenUsed="0" w:uiPriority="66" w:semiHidden="0" w:name="Medium List 2 Accent 1"/>
-    <w:lsdException w:unhideWhenUsed="0" w:uiPriority="67" w:semiHidden="0" w:name="Medium Grid 1 Accent 1"/>
-    <w:lsdException w:unhideWhenUsed="0" w:uiPriority="68" w:semiHidden="0" w:name="Medium Grid 2 Accent 1"/>
-    <w:lsdException w:unhideWhenUsed="0" w:uiPriority="69" w:semiHidden="0" w:name="Medium Grid 3 Accent 1"/>
-    <w:lsdException w:unhideWhenUsed="0" w:uiPriority="70" w:semiHidden="0" w:name="Dark List Accent 1"/>
-    <w:lsdException w:unhideWhenUsed="0" w:uiPriority="71" w:semiHidden="0" w:name="Colorful Shading Accent 1"/>
-    <w:lsdException w:unhideWhenUsed="0" w:uiPriority="72" w:semiHidden="0" w:name="Colorful List Accent 1"/>
-    <w:lsdException w:unhideWhenUsed="0" w:uiPriority="73" w:semiHidden="0" w:name="Colorful Grid Accent 1"/>
-    <w:lsdException w:unhideWhenUsed="0" w:uiPriority="60" w:semiHidden="0" w:name="Light Shading Accent 2"/>
-    <w:lsdException w:unhideWhenUsed="0" w:uiPriority="61" w:semiHidden="0" w:name="Light List Accent 2"/>
-    <w:lsdException w:unhideWhenUsed="0" w:uiPriority="62" w:semiHidden="0" w:name="Light Grid Accent 2"/>
-    <w:lsdException w:unhideWhenUsed="0" w:uiPriority="63" w:semiHidden="0" w:name="Medium Shading 1 Accent 2"/>
-    <w:lsdException w:unhideWhenUsed="0" w:uiPriority="64" w:semiHidden="0" w:name="Medium Shading 2 Accent 2"/>
-    <w:lsdException w:unhideWhenUsed="0" w:uiPriority="65" w:semiHidden="0" w:name="Medium List 1 Accent 2"/>
-    <w:lsdException w:unhideWhenUsed="0" w:uiPriority="66" w:semiHidden="0" w:name="Medium List 2 Accent 2"/>
-    <w:lsdException w:unhideWhenUsed="0" w:uiPriority="67" w:semiHidden="0" w:name="Medium Grid 1 Accent 2"/>
-    <w:lsdException w:unhideWhenUsed="0" w:uiPriority="68" w:semiHidden="0" w:name="Medium Grid 2 Accent 2"/>
-    <w:lsdException w:unhideWhenUsed="0" w:uiPriority="69" w:semiHidden="0" w:name="Medium Grid 3 Accent 2"/>
-    <w:lsdException w:unhideWhenUsed="0" w:uiPriority="70" w:semiHidden="0" w:name="Dark List Accent 2"/>
-    <w:lsdException w:unhideWhenUsed="0" w:uiPriority="71" w:semiHidden="0" w:name="Colorful Shading Accent 2"/>
-    <w:lsdException w:unhideWhenUsed="0" w:uiPriority="72" w:semiHidden="0" w:name="Colorful List Accent 2"/>
-    <w:lsdException w:unhideWhenUsed="0" w:uiPriority="73" w:semiHidden="0" w:name="Colorful Grid Accent 2"/>
-    <w:lsdException w:unhideWhenUsed="0" w:uiPriority="60" w:semiHidden="0" w:name="Light Shading Accent 3"/>
-    <w:lsdException w:unhideWhenUsed="0" w:uiPriority="61" w:semiHidden="0" w:name="Light List Accent 3"/>
-    <w:lsdException w:unhideWhenUsed="0" w:uiPriority="62" w:semiHidden="0" w:name="Light Grid Accent 3"/>
-    <w:lsdException w:unhideWhenUsed="0" w:uiPriority="63" w:semiHidden="0" w:name="Medium Shading 1 Accent 3"/>
-    <w:lsdException w:unhideWhenUsed="0" w:uiPriority="64" w:semiHidden="0" w:name="Medium Shading 2 Accent 3"/>
-    <w:lsdException w:unhideWhenUsed="0" w:uiPriority="65" w:semiHidden="0" w:name="Medium List 1 Accent 3"/>
-    <w:lsdException w:unhideWhenUsed="0" w:uiPriority="66" w:semiHidden="0" w:name="Medium List 2 Accent 3"/>
-    <w:lsdException w:unhideWhenUsed="0" w:uiPriority="67" w:semiHidden="0" w:name="Medium Grid 1 Accent 3"/>
-    <w:lsdException w:unhideWhenUsed="0" w:uiPriority="68" w:semiHidden="0" w:name="Medium Grid 2 Accent 3"/>
-    <w:lsdException w:unhideWhenUsed="0" w:uiPriority="69" w:semiHidden="0" w:name="Medium Grid 3 Accent 3"/>
-    <w:lsdException w:unhideWhenUsed="0" w:uiPriority="70" w:semiHidden="0" w:name="Dark List Accent 3"/>
-    <w:lsdException w:unhideWhenUsed="0" w:uiPriority="71" w:semiHidden="0" w:name="Colorful Shading Accent 3"/>
-    <w:lsdException w:unhideWhenUsed="0" w:uiPriority="72" w:semiHidden="0" w:name="Colorful List Accent 3"/>
-    <w:lsdException w:unhideWhenUsed="0" w:uiPriority="73" w:semiHidden="0" w:name="Colorful Grid Accent 3"/>
-    <w:lsdException w:unhideWhenUsed="0" w:uiPriority="60" w:semiHidden="0" w:name="Light Shading Accent 4"/>
-    <w:lsdException w:unhideWhenUsed="0" w:uiPriority="61" w:semiHidden="0" w:name="Light List Accent 4"/>
-    <w:lsdException w:unhideWhenUsed="0" w:uiPriority="62" w:semiHidden="0" w:name="Light Grid Accent 4"/>
-    <w:lsdException w:unhideWhenUsed="0" w:uiPriority="63" w:semiHidden="0" w:name="Medium Shading 1 Accent 4"/>
-    <w:lsdException w:unhideWhenUsed="0" w:uiPriority="64" w:semiHidden="0" w:name="Medium Shading 2 Accent 4"/>
-    <w:lsdException w:unhideWhenUsed="0" w:uiPriority="65" w:semiHidden="0" w:name="Medium List 1 Accent 4"/>
-    <w:lsdException w:unhideWhenUsed="0" w:uiPriority="66" w:semiHidden="0" w:name="Medium List 2 Accent 4"/>
-    <w:lsdException w:unhideWhenUsed="0" w:uiPriority="67" w:semiHidden="0" w:name="Medium Grid 1 Accent 4"/>
-    <w:lsdException w:unhideWhenUsed="0" w:uiPriority="68" w:semiHidden="0" w:name="Medium Grid 2 Accent 4"/>
-    <w:lsdException w:unhideWhenUsed="0" w:uiPriority="69" w:semiHidden="0" w:name="Medium Grid 3 Accent 4"/>
-    <w:lsdException w:unhideWhenUsed="0" w:uiPriority="70" w:semiHidden="0" w:name="Dark List Accent 4"/>
-    <w:lsdException w:unhideWhenUsed="0" w:uiPriority="71" w:semiHidden="0" w:name="Colorful Shading Accent 4"/>
-    <w:lsdException w:unhideWhenUsed="0" w:uiPriority="72" w:semiHidden="0" w:name="Colorful List Accent 4"/>
-    <w:lsdException w:unhideWhenUsed="0" w:uiPriority="73" w:semiHidden="0" w:name="Colorful Grid Accent 4"/>
-    <w:lsdException w:unhideWhenUsed="0" w:uiPriority="60" w:semiHidden="0" w:name="Light Shading Accent 5"/>
-    <w:lsdException w:unhideWhenUsed="0" w:uiPriority="61" w:semiHidden="0" w:name="Light List Accent 5"/>
-    <w:lsdException w:unhideWhenUsed="0" w:uiPriority="62" w:semiHidden="0" w:name="Light Grid Accent 5"/>
-    <w:lsdException w:unhideWhenUsed="0" w:uiPriority="63" w:semiHidden="0" w:name="Medium Shading 1 Accent 5"/>
-    <w:lsdException w:unhideWhenUsed="0" w:uiPriority="64" w:semiHidden="0" w:name="Medium Shading 2 Accent 5"/>
-    <w:lsdException w:unhideWhenUsed="0" w:uiPriority="65" w:semiHidden="0" w:name="Medium List 1 Accent 5"/>
-    <w:lsdException w:unhideWhenUsed="0" w:uiPriority="66" w:semiHidden="0" w:name="Medium List 2 Accent 5"/>
-    <w:lsdException w:unhideWhenUsed="0" w:uiPriority="67" w:semiHidden="0" w:name="Medium Grid 1 Accent 5"/>
-    <w:lsdException w:unhideWhenUsed="0" w:uiPriority="68" w:semiHidden="0" w:name="Medium Grid 2 Accent 5"/>
-    <w:lsdException w:unhideWhenUsed="0" w:uiPriority="69" w:semiHidden="0" w:name="Medium Grid 3 Accent 5"/>
-    <w:lsdException w:unhideWhenUsed="0" w:uiPriority="70" w:semiHidden="0" w:name="Dark List Accent 5"/>
-    <w:lsdException w:unhideWhenUsed="0" w:uiPriority="71" w:semiHidden="0" w:name="Colorful Shading Accent 5"/>
-    <w:lsdException w:unhideWhenUsed="0" w:uiPriority="72" w:semiHidden="0" w:name="Colorful List Accent 5"/>
-    <w:lsdException w:unhideWhenUsed="0" w:uiPriority="73" w:semiHidden="0" w:name="Colorful Grid Accent 5"/>
-    <w:lsdException w:unhideWhenUsed="0" w:uiPriority="60" w:semiHidden="0" w:name="Light Shading Accent 6"/>
-    <w:lsdException w:unhideWhenUsed="0" w:uiPriority="61" w:semiHidden="0" w:name="Light List Accent 6"/>
-    <w:lsdException w:unhideWhenUsed="0" w:uiPriority="62" w:semiHidden="0" w:name="Light Grid Accent 6"/>
-    <w:lsdException w:unhideWhenUsed="0" w:uiPriority="63" w:semiHidden="0" w:name="Medium Shading 1 Accent 6"/>
-    <w:lsdException w:unhideWhenUsed="0" w:uiPriority="64" w:semiHidden="0" w:name="Medium Shading 2 Accent 6"/>
-    <w:lsdException w:unhideWhenUsed="0" w:uiPriority="65" w:semiHidden="0" w:name="Medium List 1 Accent 6"/>
-    <w:lsdException w:unhideWhenUsed="0" w:uiPriority="66" w:semiHidden="0" w:name="Medium List 2 Accent 6"/>
-    <w:lsdException w:unhideWhenUsed="0" w:uiPriority="67" w:semiHidden="0" w:name="Medium Grid 1 Accent 6"/>
-    <w:lsdException w:unhideWhenUsed="0" w:uiPriority="68" w:semiHidden="0" w:name="Medium Grid 2 Accent 6"/>
-    <w:lsdException w:unhideWhenUsed="0" w:uiPriority="69" w:semiHidden="0" w:name="Medium Grid 3 Accent 6"/>
-    <w:lsdException w:unhideWhenUsed="0" w:uiPriority="70" w:semiHidden="0" w:name="Dark List Accent 6"/>
-    <w:lsdException w:unhideWhenUsed="0" w:uiPriority="71" w:semiHidden="0" w:name="Colorful Shading Accent 6"/>
-    <w:lsdException w:unhideWhenUsed="0" w:uiPriority="72" w:semiHidden="0" w:name="Colorful List Accent 6"/>
-    <w:lsdException w:unhideWhenUsed="0" w:uiPriority="73" w:semiHidden="0" w:name="Colorful Grid Accent 6"/>
+  <w:latentStyles w:defLockedState="0" w:defUIPriority="0" w:defSemiHidden="0" w:defUnhideWhenUsed="0" w:defQFormat="0" w:count="376">
+    <w:lsdException w:name="Normal" w:qFormat="1"/>
+    <w:lsdException w:name="heading 1" w:qFormat="1"/>
+    <w:lsdException w:name="heading 2" w:qFormat="1"/>
+    <w:lsdException w:name="heading 3" w:semiHidden="1" w:unhideWhenUsed="1" w:qFormat="1"/>
+    <w:lsdException w:name="heading 4" w:semiHidden="1" w:unhideWhenUsed="1" w:qFormat="1"/>
+    <w:lsdException w:name="heading 5" w:semiHidden="1" w:unhideWhenUsed="1" w:qFormat="1"/>
+    <w:lsdException w:name="heading 6" w:semiHidden="1" w:unhideWhenUsed="1" w:qFormat="1"/>
+    <w:lsdException w:name="heading 7" w:semiHidden="1" w:unhideWhenUsed="1" w:qFormat="1"/>
+    <w:lsdException w:name="heading 8" w:qFormat="1"/>
+    <w:lsdException w:name="heading 9" w:semiHidden="1" w:unhideWhenUsed="1" w:qFormat="1"/>
+    <w:lsdException w:name="footer" w:uiPriority="99"/>
+    <w:lsdException w:name="caption" w:semiHidden="1" w:unhideWhenUsed="1" w:qFormat="1"/>
+    <w:lsdException w:name="Title" w:qFormat="1"/>
+    <w:lsdException w:name="Subtitle" w:qFormat="1"/>
+    <w:lsdException w:name="Strong" w:qFormat="1"/>
+    <w:lsdException w:name="Emphasis" w:qFormat="1"/>
+    <w:lsdException w:name="Normal Table" w:semiHidden="1" w:unhideWhenUsed="1"/>
+    <w:lsdException w:name="Table Simple 1" w:semiHidden="1" w:unhideWhenUsed="1"/>
+    <w:lsdException w:name="Table Simple 2" w:semiHidden="1" w:unhideWhenUsed="1"/>
+    <w:lsdException w:name="Table Simple 3" w:semiHidden="1" w:unhideWhenUsed="1"/>
+    <w:lsdException w:name="Table Classic 1" w:semiHidden="1" w:unhideWhenUsed="1"/>
+    <w:lsdException w:name="Table Classic 2" w:semiHidden="1" w:unhideWhenUsed="1"/>
+    <w:lsdException w:name="Table Classic 3" w:semiHidden="1" w:unhideWhenUsed="1"/>
+    <w:lsdException w:name="Table Classic 4" w:semiHidden="1" w:unhideWhenUsed="1"/>
+    <w:lsdException w:name="Table Colorful 1" w:semiHidden="1" w:unhideWhenUsed="1"/>
+    <w:lsdException w:name="Table Colorful 2" w:semiHidden="1" w:unhideWhenUsed="1"/>
+    <w:lsdException w:name="Table Colorful 3" w:semiHidden="1" w:unhideWhenUsed="1"/>
+    <w:lsdException w:name="Table Columns 1" w:semiHidden="1" w:unhideWhenUsed="1"/>
+    <w:lsdException w:name="Table Columns 2" w:semiHidden="1" w:unhideWhenUsed="1"/>
+    <w:lsdException w:name="Table Columns 3" w:semiHidden="1" w:unhideWhenUsed="1"/>
+    <w:lsdException w:name="Table Columns 4" w:semiHidden="1" w:unhideWhenUsed="1"/>
+    <w:lsdException w:name="Table Columns 5" w:semiHidden="1" w:unhideWhenUsed="1"/>
+    <w:lsdException w:name="Table Grid 1" w:semiHidden="1" w:unhideWhenUsed="1"/>
+    <w:lsdException w:name="Table Grid 2" w:semiHidden="1" w:unhideWhenUsed="1"/>
+    <w:lsdException w:name="Table Grid 3" w:semiHidden="1" w:unhideWhenUsed="1"/>
+    <w:lsdException w:name="Table Grid 4" w:semiHidden="1" w:unhideWhenUsed="1"/>
+    <w:lsdException w:name="Table Grid 5" w:semiHidden="1" w:unhideWhenUsed="1"/>
+    <w:lsdException w:name="Table Grid 6" w:semiHidden="1" w:unhideWhenUsed="1"/>
+    <w:lsdException w:name="Table Grid 7" w:semiHidden="1" w:unhideWhenUsed="1"/>
+    <w:lsdException w:name="Table Grid 8" w:semiHidden="1" w:unhideWhenUsed="1"/>
+    <w:lsdException w:name="Table List 1" w:semiHidden="1" w:unhideWhenUsed="1"/>
+    <w:lsdException w:name="Table List 2" w:semiHidden="1" w:unhideWhenUsed="1"/>
+    <w:lsdException w:name="Table List 3" w:semiHidden="1" w:unhideWhenUsed="1"/>
+    <w:lsdException w:name="Table List 4" w:semiHidden="1" w:unhideWhenUsed="1"/>
+    <w:lsdException w:name="Table List 5" w:semiHidden="1" w:unhideWhenUsed="1"/>
+    <w:lsdException w:name="Table List 6" w:semiHidden="1" w:unhideWhenUsed="1"/>
+    <w:lsdException w:name="Table List 7" w:semiHidden="1" w:unhideWhenUsed="1"/>
+    <w:lsdException w:name="Table List 8" w:semiHidden="1" w:unhideWhenUsed="1"/>
+    <w:lsdException w:name="Table 3D effects 1" w:semiHidden="1" w:unhideWhenUsed="1"/>
+    <w:lsdException w:name="Table 3D effects 2" w:semiHidden="1" w:unhideWhenUsed="1"/>
+    <w:lsdException w:name="Table 3D effects 3" w:semiHidden="1" w:unhideWhenUsed="1"/>
+    <w:lsdException w:name="Table Contemporary" w:semiHidden="1" w:unhideWhenUsed="1"/>
+    <w:lsdException w:name="Table Elegant" w:semiHidden="1" w:unhideWhenUsed="1"/>
+    <w:lsdException w:name="Table Professional" w:semiHidden="1" w:unhideWhenUsed="1"/>
+    <w:lsdException w:name="Table Subtle 1" w:semiHidden="1" w:unhideWhenUsed="1"/>
+    <w:lsdException w:name="Table Subtle 2" w:semiHidden="1" w:unhideWhenUsed="1"/>
+    <w:lsdException w:name="Table Web 1" w:semiHidden="1" w:unhideWhenUsed="1"/>
+    <w:lsdException w:name="Table Web 2" w:semiHidden="1" w:unhideWhenUsed="1"/>
+    <w:lsdException w:name="Table Web 3" w:semiHidden="1" w:unhideWhenUsed="1"/>
+    <w:lsdException w:name="Table Theme" w:semiHidden="1" w:unhideWhenUsed="1"/>
+    <w:lsdException w:name="Placeholder Text" w:semiHidden="1" w:uiPriority="99"/>
+    <w:lsdException w:name="No Spacing" w:uiPriority="1" w:qFormat="1"/>
+    <w:lsdException w:name="Light Shading" w:uiPriority="60"/>
+    <w:lsdException w:name="Light List" w:uiPriority="61"/>
+    <w:lsdException w:name="Light Grid" w:uiPriority="62"/>
+    <w:lsdException w:name="Medium Shading 1" w:uiPriority="63"/>
+    <w:lsdException w:name="Medium Shading 2" w:uiPriority="64"/>
+    <w:lsdException w:name="Medium List 1" w:uiPriority="65"/>
+    <w:lsdException w:name="Medium List 2" w:uiPriority="66"/>
+    <w:lsdException w:name="Medium Grid 1" w:uiPriority="67"/>
+    <w:lsdException w:name="Medium Grid 2" w:uiPriority="68"/>
+    <w:lsdException w:name="Medium Grid 3" w:uiPriority="69"/>
+    <w:lsdException w:name="Dark List" w:uiPriority="70"/>
+    <w:lsdException w:name="Colorful Shading" w:uiPriority="71"/>
+    <w:lsdException w:name="Colorful List" w:uiPriority="72"/>
+    <w:lsdException w:name="Colorful Grid" w:uiPriority="73"/>
+    <w:lsdException w:name="Light Shading Accent 1" w:uiPriority="60"/>
+    <w:lsdException w:name="Light List Accent 1" w:uiPriority="61"/>
+    <w:lsdException w:name="Light Grid Accent 1" w:uiPriority="62"/>
+    <w:lsdException w:name="Medium Shading 1 Accent 1" w:uiPriority="63"/>
+    <w:lsdException w:name="Medium Shading 2 Accent 1" w:uiPriority="64"/>
+    <w:lsdException w:name="Medium List 1 Accent 1" w:uiPriority="65"/>
+    <w:lsdException w:name="Revision" w:semiHidden="1" w:uiPriority="99"/>
+    <w:lsdException w:name="List Paragraph" w:uiPriority="34" w:qFormat="1"/>
+    <w:lsdException w:name="Quote" w:uiPriority="29" w:qFormat="1"/>
+    <w:lsdException w:name="Intense Quote" w:uiPriority="30" w:qFormat="1"/>
+    <w:lsdException w:name="Medium List 2 Accent 1" w:uiPriority="66"/>
+    <w:lsdException w:name="Medium Grid 1 Accent 1" w:uiPriority="67"/>
+    <w:lsdException w:name="Medium Grid 2 Accent 1" w:uiPriority="68"/>
+    <w:lsdException w:name="Medium Grid 3 Accent 1" w:uiPriority="69"/>
+    <w:lsdException w:name="Dark List Accent 1" w:uiPriority="70"/>
+    <w:lsdException w:name="Colorful Shading Accent 1" w:uiPriority="71"/>
+    <w:lsdException w:name="Colorful List Accent 1" w:uiPriority="72"/>
+    <w:lsdException w:name="Colorful Grid Accent 1" w:uiPriority="73"/>
+    <w:lsdException w:name="Light Shading Accent 2" w:uiPriority="60"/>
+    <w:lsdException w:name="Light List Accent 2" w:uiPriority="61"/>
+    <w:lsdException w:name="Light Grid Accent 2" w:uiPriority="62"/>
+    <w:lsdException w:name="Medium Shading 1 Accent 2" w:uiPriority="63"/>
+    <w:lsdException w:name="Medium Shading 2 Accent 2" w:uiPriority="64"/>
+    <w:lsdException w:name="Medium List 1 Accent 2" w:uiPriority="65"/>
+    <w:lsdException w:name="Medium List 2 Accent 2" w:uiPriority="66"/>
+    <w:lsdException w:name="Medium Grid 1 Accent 2" w:uiPriority="67"/>
+    <w:lsdException w:name="Medium Grid 2 Accent 2" w:uiPriority="68"/>
+    <w:lsdException w:name="Medium Grid 3 Accent 2" w:uiPriority="69"/>
+    <w:lsdException w:name="Dark List Accent 2" w:uiPriority="70"/>
+    <w:lsdException w:name="Colorful Shading Accent 2" w:uiPriority="71"/>
+    <w:lsdException w:name="Colorful List Accent 2" w:uiPriority="72"/>
+    <w:lsdException w:name="Colorful Grid Accent 2" w:uiPriority="73"/>
+    <w:lsdException w:name="Light Shading Accent 3" w:uiPriority="60"/>
+    <w:lsdException w:name="Light List Accent 3" w:uiPriority="61"/>
+    <w:lsdException w:name="Light Grid Accent 3" w:uiPriority="62"/>
+    <w:lsdException w:name="Medium Shading 1 Accent 3" w:uiPriority="63"/>
+    <w:lsdException w:name="Medium Shading 2 Accent 3" w:uiPriority="64"/>
+    <w:lsdException w:name="Medium List 1 Accent 3" w:uiPriority="65"/>
+    <w:lsdException w:name="Medium List 2 Accent 3" w:uiPriority="66"/>
+    <w:lsdException w:name="Medium Grid 1 Accent 3" w:uiPriority="67"/>
+    <w:lsdException w:name="Medium Grid 2 Accent 3" w:uiPriority="68"/>
+    <w:lsdException w:name="Medium Grid 3 Accent 3" w:uiPriority="69"/>
+    <w:lsdException w:name="Dark List Accent 3" w:uiPriority="70"/>
+    <w:lsdException w:name="Colorful Shading Accent 3" w:uiPriority="71"/>
+    <w:lsdException w:name="Colorful List Accent 3" w:uiPriority="72"/>
+    <w:lsdException w:name="Colorful Grid Accent 3" w:uiPriority="73"/>
+    <w:lsdException w:name="Light Shading Accent 4" w:uiPriority="60"/>
+    <w:lsdException w:name="Light List Accent 4" w:uiPriority="61"/>
+    <w:lsdException w:name="Light Grid Accent 4" w:uiPriority="62"/>
+    <w:lsdException w:name="Medium Shading 1 Accent 4" w:uiPriority="63"/>
+    <w:lsdException w:name="Medium Shading 2 Accent 4" w:uiPriority="64"/>
+    <w:lsdException w:name="Medium List 1 Accent 4" w:uiPriority="65"/>
+    <w:lsdException w:name="Medium List 2 Accent 4" w:uiPriority="66"/>
+    <w:lsdException w:name="Medium Grid 1 Accent 4" w:uiPriority="67"/>
+    <w:lsdException w:name="Medium Grid 2 Accent 4" w:uiPriority="68"/>
+    <w:lsdException w:name="Medium Grid 3 Accent 4" w:uiPriority="69"/>
+    <w:lsdException w:name="Dark List Accent 4" w:uiPriority="70"/>
+    <w:lsdException w:name="Colorful Shading Accent 4" w:uiPriority="71"/>
+    <w:lsdException w:name="Colorful List Accent 4" w:uiPriority="72"/>
+    <w:lsdException w:name="Colorful Grid Accent 4" w:uiPriority="73"/>
+    <w:lsdException w:name="Light Shading Accent 5" w:uiPriority="60"/>
+    <w:lsdException w:name="Light List Accent 5" w:uiPriority="61"/>
+    <w:lsdException w:name="Light Grid Accent 5" w:uiPriority="62"/>
+    <w:lsdException w:name="Medium Shading 1 Accent 5" w:uiPriority="63"/>
+    <w:lsdException w:name="Medium Shading 2 Accent 5" w:uiPriority="64"/>
+    <w:lsdException w:name="Medium List 1 Accent 5" w:uiPriority="65"/>
+    <w:lsdException w:name="Medium List 2 Accent 5" w:uiPriority="66"/>
+    <w:lsdException w:name="Medium Grid 1 Accent 5" w:uiPriority="67"/>
+    <w:lsdException w:name="Medium Grid 2 Accent 5" w:uiPriority="68"/>
+    <w:lsdException w:name="Medium Grid 3 Accent 5" w:uiPriority="69"/>
+    <w:lsdException w:name="Dark List Accent 5" w:uiPriority="70"/>
+    <w:lsdException w:name="Colorful Shading Accent 5" w:uiPriority="71"/>
+    <w:lsdException w:name="Colorful List Accent 5" w:uiPriority="72"/>
+    <w:lsdException w:name="Colorful Grid Accent 5" w:uiPriority="73"/>
+    <w:lsdException w:name="Light Shading Accent 6" w:uiPriority="60"/>
+    <w:lsdException w:name="Light List Accent 6" w:uiPriority="61"/>
+    <w:lsdException w:name="Light Grid Accent 6" w:uiPriority="62"/>
+    <w:lsdException w:name="Medium Shading 1 Accent 6" w:uiPriority="63"/>
+    <w:lsdException w:name="Medium Shading 2 Accent 6" w:uiPriority="64"/>
+    <w:lsdException w:name="Medium List 1 Accent 6" w:uiPriority="65"/>
+    <w:lsdException w:name="Medium List 2 Accent 6" w:uiPriority="66"/>
+    <w:lsdException w:name="Medium Grid 1 Accent 6" w:uiPriority="67"/>
+    <w:lsdException w:name="Medium Grid 2 Accent 6" w:uiPriority="68"/>
+    <w:lsdException w:name="Medium Grid 3 Accent 6" w:uiPriority="69"/>
+    <w:lsdException w:name="Dark List Accent 6" w:uiPriority="70"/>
+    <w:lsdException w:name="Colorful Shading Accent 6" w:uiPriority="71"/>
+    <w:lsdException w:name="Colorful List Accent 6" w:uiPriority="72"/>
+    <w:lsdException w:name="Colorful Grid Accent 6" w:uiPriority="73"/>
+    <w:lsdException w:name="Subtle Emphasis" w:uiPriority="19" w:qFormat="1"/>
+    <w:lsdException w:name="Intense Emphasis" w:uiPriority="21" w:qFormat="1"/>
+    <w:lsdException w:name="Subtle Reference" w:uiPriority="31" w:qFormat="1"/>
+    <w:lsdException w:name="Intense Reference" w:uiPriority="32" w:qFormat="1"/>
+    <w:lsdException w:name="Book Title" w:uiPriority="33" w:qFormat="1"/>
+    <w:lsdException w:name="Bibliography" w:semiHidden="1" w:uiPriority="37" w:unhideWhenUsed="1"/>
+    <w:lsdException w:name="TOC Heading" w:semiHidden="1" w:uiPriority="39" w:unhideWhenUsed="1" w:qFormat="1"/>
+    <w:lsdException w:name="Plain Table 1" w:uiPriority="41"/>
+    <w:lsdException w:name="Plain Table 2" w:uiPriority="42"/>
+    <w:lsdException w:name="Plain Table 3" w:uiPriority="43"/>
+    <w:lsdException w:name="Plain Table 4" w:uiPriority="44"/>
+    <w:lsdException w:name="Plain Table 5" w:uiPriority="45"/>
+    <w:lsdException w:name="Grid Table Light" w:uiPriority="40"/>
+    <w:lsdException w:name="Grid Table 1 Light" w:uiPriority="46"/>
+    <w:lsdException w:name="Grid Table 2" w:uiPriority="47"/>
+    <w:lsdException w:name="Grid Table 3" w:uiPriority="48"/>
+    <w:lsdException w:name="Grid Table 4" w:uiPriority="49"/>
+    <w:lsdException w:name="Grid Table 5 Dark" w:uiPriority="50"/>
+    <w:lsdException w:name="Grid Table 6 Colorful" w:uiPriority="51"/>
+    <w:lsdException w:name="Grid Table 7 Colorful" w:uiPriority="52"/>
+    <w:lsdException w:name="Grid Table 1 Light Accent 1" w:uiPriority="46"/>
+    <w:lsdException w:name="Grid Table 2 Accent 1" w:uiPriority="47"/>
+    <w:lsdException w:name="Grid Table 3 Accent 1" w:uiPriority="48"/>
+    <w:lsdException w:name="Grid Table 4 Accent 1" w:uiPriority="49"/>
+    <w:lsdException w:name="Grid Table 5 Dark Accent 1" w:uiPriority="50"/>
+    <w:lsdException w:name="Grid Table 6 Colorful Accent 1" w:uiPriority="51"/>
+    <w:lsdException w:name="Grid Table 7 Colorful Accent 1" w:uiPriority="52"/>
+    <w:lsdException w:name="Grid Table 1 Light Accent 2" w:uiPriority="46"/>
+    <w:lsdException w:name="Grid Table 2 Accent 2" w:uiPriority="47"/>
+    <w:lsdException w:name="Grid Table 3 Accent 2" w:uiPriority="48"/>
+    <w:lsdException w:name="Grid Table 4 Accent 2" w:uiPriority="49"/>
+    <w:lsdException w:name="Grid Table 5 Dark Accent 2" w:uiPriority="50"/>
+    <w:lsdException w:name="Grid Table 6 Colorful Accent 2" w:uiPriority="51"/>
+    <w:lsdException w:name="Grid Table 7 Colorful Accent 2" w:uiPriority="52"/>
+    <w:lsdException w:name="Grid Table 1 Light Accent 3" w:uiPriority="46"/>
+    <w:lsdException w:name="Grid Table 2 Accent 3" w:uiPriority="47"/>
+    <w:lsdException w:name="Grid Table 3 Accent 3" w:uiPriority="48"/>
+    <w:lsdException w:name="Grid Table 4 Accent 3" w:uiPriority="49"/>
+    <w:lsdException w:name="Grid Table 5 Dark Accent 3" w:uiPriority="50"/>
+    <w:lsdException w:name="Grid Table 6 Colorful Accent 3" w:uiPriority="51"/>
+    <w:lsdException w:name="Grid Table 7 Colorful Accent 3" w:uiPriority="52"/>
+    <w:lsdException w:name="Grid Table 1 Light Accent 4" w:uiPriority="46"/>
+    <w:lsdException w:name="Grid Table 2 Accent 4" w:uiPriority="47"/>
+    <w:lsdException w:name="Grid Table 3 Accent 4" w:uiPriority="48"/>
+    <w:lsdException w:name="Grid Table 4 Accent 4" w:uiPriority="49"/>
+    <w:lsdException w:name="Grid Table 5 Dark Accent 4" w:uiPriority="50"/>
+    <w:lsdException w:name="Grid Table 6 Colorful Accent 4" w:uiPriority="51"/>
+    <w:lsdException w:name="Grid Table 7 Colorful Accent 4" w:uiPriority="52"/>
+    <w:lsdException w:name="Grid Table 1 Light Accent 5" w:uiPriority="46"/>
+    <w:lsdException w:name="Grid Table 2 Accent 5" w:uiPriority="47"/>
+    <w:lsdException w:name="Grid Table 3 Accent 5" w:uiPriority="48"/>
+    <w:lsdException w:name="Grid Table 4 Accent 5" w:uiPriority="49"/>
+    <w:lsdException w:name="Grid Table 5 Dark Accent 5" w:uiPriority="50"/>
+    <w:lsdException w:name="Grid Table 6 Colorful Accent 5" w:uiPriority="51"/>
+    <w:lsdException w:name="Grid Table 7 Colorful Accent 5" w:uiPriority="52"/>
+    <w:lsdException w:name="Grid Table 1 Light Accent 6" w:uiPriority="46"/>
+    <w:lsdException w:name="Grid Table 2 Accent 6" w:uiPriority="47"/>
+    <w:lsdException w:name="Grid Table 3 Accent 6" w:uiPriority="48"/>
+    <w:lsdException w:name="Grid Table 4 Accent 6" w:uiPriority="49"/>
+    <w:lsdException w:name="Grid Table 5 Dark Accent 6" w:uiPriority="50"/>
+    <w:lsdException w:name="Grid Table 6 Colorful Accent 6" w:uiPriority="51"/>
+    <w:lsdException w:name="Grid Table 7 Colorful Accent 6" w:uiPriority="52"/>
+    <w:lsdException w:name="List Table 1 Light" w:uiPriority="46"/>
+    <w:lsdException w:name="List Table 2" w:uiPriority="47"/>
+    <w:lsdException w:name="List Table 3" w:uiPriority="48"/>
+    <w:lsdException w:name="List Table 4" w:uiPriority="49"/>
+    <w:lsdException w:name="List Table 5 Dark" w:uiPriority="50"/>
+    <w:lsdException w:name="List Table 6 Colorful" w:uiPriority="51"/>
+    <w:lsdException w:name="List Table 7 Colorful" w:uiPriority="52"/>
+    <w:lsdException w:name="List Table 1 Light Accent 1" w:uiPriority="46"/>
+    <w:lsdException w:name="List Table 2 Accent 1" w:uiPriority="47"/>
+    <w:lsdException w:name="List Table 3 Accent 1" w:uiPriority="48"/>
+    <w:lsdException w:name="List Table 4 Accent 1" w:uiPriority="49"/>
+    <w:lsdException w:name="List Table 5 Dark Accent 1" w:uiPriority="50"/>
+    <w:lsdException w:name="List Table 6 Colorful Accent 1" w:uiPriority="51"/>
+    <w:lsdException w:name="List Table 7 Colorful Accent 1" w:uiPriority="52"/>
+    <w:lsdException w:name="List Table 1 Light Accent 2" w:uiPriority="46"/>
+    <w:lsdException w:name="List Table 2 Accent 2" w:uiPriority="47"/>
+    <w:lsdException w:name="List Table 3 Accent 2" w:uiPriority="48"/>
+    <w:lsdException w:name="List Table 4 Accent 2" w:uiPriority="49"/>
+    <w:lsdException w:name="List Table 5 Dark Accent 2" w:uiPriority="50"/>
+    <w:lsdException w:name="List Table 6 Colorful Accent 2" w:uiPriority="51"/>
+    <w:lsdException w:name="List Table 7 Colorful Accent 2" w:uiPriority="52"/>
+    <w:lsdException w:name="List Table 1 Light Accent 3" w:uiPriority="46"/>
+    <w:lsdException w:name="List Table 2 Accent 3" w:uiPriority="47"/>
+    <w:lsdException w:name="List Table 3 Accent 3" w:uiPriority="48"/>
+    <w:lsdException w:name="List Table 4 Accent 3" w:uiPriority="49"/>
+    <w:lsdException w:name="List Table 5 Dark Accent 3" w:uiPriority="50"/>
+    <w:lsdException w:name="List Table 6 Colorful Accent 3" w:uiPriority="51"/>
+    <w:lsdException w:name="List Table 7 Colorful Accent 3" w:uiPriority="52"/>
+    <w:lsdException w:name="List Table 1 Light Accent 4" w:uiPriority="46"/>
+    <w:lsdException w:name="List Table 2 Accent 4" w:uiPriority="47"/>
+    <w:lsdException w:name="List Table 3 Accent 4" w:uiPriority="48"/>
+    <w:lsdException w:name="List Table 4 Accent 4" w:uiPriority="49"/>
+    <w:lsdException w:name="List Table 5 Dark Accent 4" w:uiPriority="50"/>
+    <w:lsdException w:name="List Table 6 Colorful Accent 4" w:uiPriority="51"/>
+    <w:lsdException w:name="List Table 7 Colorful Accent 4" w:uiPriority="52"/>
+    <w:lsdException w:name="List Table 1 Light Accent 5" w:uiPriority="46"/>
+    <w:lsdException w:name="List Table 2 Accent 5" w:uiPriority="47"/>
+    <w:lsdException w:name="List Table 3 Accent 5" w:uiPriority="48"/>
+    <w:lsdException w:name="List Table 4 Accent 5" w:uiPriority="49"/>
+    <w:lsdException w:name="List Table 5 Dark Accent 5" w:uiPriority="50"/>
+    <w:lsdException w:name="List Table 6 Colorful Accent 5" w:uiPriority="51"/>
+    <w:lsdException w:name="List Table 7 Colorful Accent 5" w:uiPriority="52"/>
+    <w:lsdException w:name="List Table 1 Light Accent 6" w:uiPriority="46"/>
+    <w:lsdException w:name="List Table 2 Accent 6" w:uiPriority="47"/>
+    <w:lsdException w:name="List Table 3 Accent 6" w:uiPriority="48"/>
+    <w:lsdException w:name="List Table 4 Accent 6" w:uiPriority="49"/>
+    <w:lsdException w:name="List Table 5 Dark Accent 6" w:uiPriority="50"/>
+    <w:lsdException w:name="List Table 6 Colorful Accent 6" w:uiPriority="51"/>
+    <w:lsdException w:name="List Table 7 Colorful Accent 6" w:uiPriority="52"/>
+    <w:lsdException w:name="Mention" w:semiHidden="1" w:uiPriority="99" w:unhideWhenUsed="1"/>
+    <w:lsdException w:name="Smart Hyperlink" w:semiHidden="1" w:uiPriority="99" w:unhideWhenUsed="1"/>
+    <w:lsdException w:name="Hashtag" w:semiHidden="1" w:uiPriority="99" w:unhideWhenUsed="1"/>
+    <w:lsdException w:name="Unresolved Mention" w:semiHidden="1" w:uiPriority="99" w:unhideWhenUsed="1"/>
+    <w:lsdException w:name="Smart Link" w:semiHidden="1" w:uiPriority="99" w:unhideWhenUsed="1"/>
   </w:latentStyles>
-  <w:style w:type="paragraph" w:default="1" w:styleId="1">
+  <w:style w:type="paragraph" w:default="1" w:styleId="Normal">
     <w:name w:val="Normal"/>
     <w:qFormat/>
-    <w:uiPriority w:val="0"/>
+    <w:rsid w:val="009C01BA"/>
     <w:rPr>
-      <w:rFonts w:ascii="Times New Roman" w:hAnsi="Times New Roman" w:eastAsia="Times New Roman" w:cs="Times New Roman"/>
       <w:sz w:val="24"/>
       <w:szCs w:val="24"/>
-      <w:lang w:val="en-US" w:eastAsia="en-US" w:bidi="ar-SA"/>
     </w:rPr>
   </w:style>
-  <w:style w:type="paragraph" w:styleId="2">
+  <w:style w:type="paragraph" w:styleId="Heading1">
     <w:name w:val="heading 1"/>
-    <w:basedOn w:val="1"/>
-    <w:next w:val="1"/>
-    <w:link w:val="18"/>
+    <w:basedOn w:val="Normal"/>
+    <w:next w:val="Normal"/>
+    <w:link w:val="Heading1Char"/>
     <w:qFormat/>
-    <w:uiPriority w:val="0"/>
+    <w:rsid w:val="004A25FC"/>
     <w:pPr>
       <w:keepNext/>
       <w:outlineLvl w:val="0"/>
@@ -9800,15 +11169,16 @@
       <w:i/>
       <w:iCs/>
       <w:sz w:val="26"/>
+      <w:lang w:val="x-none" w:eastAsia="x-none"/>
     </w:rPr>
   </w:style>
-  <w:style w:type="paragraph" w:styleId="3">
+  <w:style w:type="paragraph" w:styleId="Heading2">
     <w:name w:val="heading 2"/>
-    <w:basedOn w:val="1"/>
-    <w:next w:val="1"/>
-    <w:link w:val="19"/>
+    <w:basedOn w:val="Normal"/>
+    <w:next w:val="Normal"/>
+    <w:link w:val="Heading2Char"/>
     <w:qFormat/>
-    <w:uiPriority w:val="0"/>
+    <w:rsid w:val="004A25FC"/>
     <w:pPr>
       <w:keepNext/>
       <w:spacing w:before="240" w:after="60"/>
@@ -9822,15 +11192,16 @@
       <w:iCs/>
       <w:sz w:val="28"/>
       <w:szCs w:val="28"/>
+      <w:lang w:val="x-none" w:eastAsia="x-none"/>
     </w:rPr>
   </w:style>
-  <w:style w:type="paragraph" w:styleId="4">
+  <w:style w:type="paragraph" w:styleId="Heading8">
     <w:name w:val="heading 8"/>
-    <w:basedOn w:val="1"/>
-    <w:next w:val="1"/>
-    <w:link w:val="20"/>
+    <w:basedOn w:val="Normal"/>
+    <w:next w:val="Normal"/>
+    <w:link w:val="Heading8Char"/>
     <w:qFormat/>
-    <w:uiPriority w:val="0"/>
+    <w:rsid w:val="004A25FC"/>
     <w:pPr>
       <w:spacing w:before="240" w:after="60"/>
       <w:outlineLvl w:val="7"/>
@@ -9838,20 +11209,22 @@
     <w:rPr>
       <w:i/>
       <w:iCs/>
+      <w:lang w:val="x-none" w:eastAsia="x-none"/>
     </w:rPr>
   </w:style>
-  <w:style w:type="character" w:default="1" w:styleId="5">
+  <w:style w:type="character" w:default="1" w:styleId="DefaultParagraphFont">
     <w:name w:val="Default Paragraph Font"/>
+    <w:uiPriority w:val="1"/>
     <w:semiHidden/>
-    <w:qFormat/>
-    <w:uiPriority w:val="0"/>
+    <w:unhideWhenUsed/>
   </w:style>
-  <w:style w:type="table" w:default="1" w:styleId="6">
+  <w:style w:type="table" w:default="1" w:styleId="TableNormal">
     <w:name w:val="Normal Table"/>
+    <w:uiPriority w:val="99"/>
     <w:semiHidden/>
-    <w:qFormat/>
-    <w:uiPriority w:val="0"/>
+    <w:unhideWhenUsed/>
     <w:tblPr>
+      <w:tblInd w:w="0" w:type="dxa"/>
       <w:tblCellMar>
         <w:top w:w="0" w:type="dxa"/>
         <w:left w:w="108" w:type="dxa"/>
@@ -9860,33 +11233,38 @@
       </w:tblCellMar>
     </w:tblPr>
   </w:style>
-  <w:style w:type="paragraph" w:styleId="7">
-    <w:name w:val="Balloon Text"/>
-    <w:basedOn w:val="1"/>
-    <w:link w:val="23"/>
-    <w:qFormat/>
-    <w:uiPriority w:val="0"/>
+  <w:style w:type="numbering" w:default="1" w:styleId="NoList">
+    <w:name w:val="No List"/>
+    <w:uiPriority w:val="99"/>
+    <w:semiHidden/>
+    <w:unhideWhenUsed/>
+  </w:style>
+  <w:style w:type="paragraph" w:styleId="Footer">
+    <w:name w:val="footer"/>
+    <w:basedOn w:val="Normal"/>
+    <w:link w:val="FooterChar"/>
+    <w:uiPriority w:val="99"/>
+    <w:rsid w:val="008F6AC1"/>
+    <w:pPr>
+      <w:tabs>
+        <w:tab w:val="center" w:pos="4320"/>
+        <w:tab w:val="right" w:pos="8640"/>
+      </w:tabs>
+    </w:pPr>
     <w:rPr>
-      <w:rFonts w:ascii="Tahoma" w:hAnsi="Tahoma"/>
-      <w:sz w:val="16"/>
-      <w:szCs w:val="16"/>
+      <w:lang w:val="x-none" w:eastAsia="x-none"/>
     </w:rPr>
   </w:style>
-  <w:style w:type="paragraph" w:styleId="8">
-    <w:name w:val="Body Text"/>
-    <w:basedOn w:val="1"/>
-    <w:qFormat/>
-    <w:uiPriority w:val="0"/>
-    <w:pPr>
-      <w:spacing w:after="120"/>
-    </w:pPr>
+  <w:style w:type="character" w:styleId="PageNumber">
+    <w:name w:val="page number"/>
+    <w:basedOn w:val="DefaultParagraphFont"/>
+    <w:rsid w:val="008F6AC1"/>
   </w:style>
-  <w:style w:type="paragraph" w:styleId="9">
+  <w:style w:type="paragraph" w:styleId="BodyTextIndent">
     <w:name w:val="Body Text Indent"/>
-    <w:basedOn w:val="1"/>
-    <w:link w:val="24"/>
-    <w:qFormat/>
-    <w:uiPriority w:val="0"/>
+    <w:basedOn w:val="Normal"/>
+    <w:link w:val="BodyTextIndentChar"/>
+    <w:rsid w:val="008F6AC1"/>
     <w:pPr>
       <w:ind w:firstLine="900"/>
       <w:jc w:val="both"/>
@@ -9894,39 +11272,71 @@
     <w:rPr>
       <w:rFonts w:ascii=".VnTime" w:hAnsi=".VnTime"/>
       <w:sz w:val="26"/>
+      <w:lang w:val="x-none" w:eastAsia="x-none"/>
     </w:rPr>
   </w:style>
-  <w:style w:type="paragraph" w:styleId="10">
-    <w:name w:val="Body Text Indent 2"/>
-    <w:basedOn w:val="1"/>
-    <w:link w:val="21"/>
-    <w:qFormat/>
-    <w:uiPriority w:val="0"/>
-    <w:pPr>
-      <w:spacing w:after="120" w:line="480" w:lineRule="auto"/>
-      <w:ind w:left="360"/>
-    </w:pPr>
-  </w:style>
-  <w:style w:type="paragraph" w:styleId="11">
+  <w:style w:type="paragraph" w:styleId="BodyTextIndent3">
     <w:name w:val="Body Text Indent 3"/>
-    <w:basedOn w:val="1"/>
-    <w:link w:val="25"/>
-    <w:qFormat/>
-    <w:uiPriority w:val="0"/>
+    <w:basedOn w:val="Normal"/>
+    <w:link w:val="BodyTextIndent3Char"/>
+    <w:rsid w:val="008F6AC1"/>
     <w:pPr>
       <w:ind w:firstLine="900"/>
       <w:jc w:val="both"/>
     </w:pPr>
     <w:rPr>
       <w:rFonts w:ascii=".VnTime" w:hAnsi=".VnTime"/>
+      <w:lang w:val="x-none" w:eastAsia="x-none"/>
     </w:rPr>
   </w:style>
-  <w:style w:type="paragraph" w:styleId="12">
-    <w:name w:val="footer"/>
-    <w:basedOn w:val="1"/>
-    <w:link w:val="22"/>
-    <w:qFormat/>
-    <w:uiPriority w:val="99"/>
+  <w:style w:type="paragraph" w:styleId="BodyText">
+    <w:name w:val="Body Text"/>
+    <w:basedOn w:val="Normal"/>
+    <w:rsid w:val="008F6AC1"/>
+    <w:pPr>
+      <w:spacing w:after="120"/>
+    </w:pPr>
+  </w:style>
+  <w:style w:type="table" w:styleId="TableGrid">
+    <w:name w:val="Table Grid"/>
+    <w:basedOn w:val="TableNormal"/>
+    <w:rsid w:val="008F6AC1"/>
+    <w:tblPr>
+      <w:tblBorders>
+        <w:top w:val="single" w:sz="4" w:space="0" w:color="auto"/>
+        <w:left w:val="single" w:sz="4" w:space="0" w:color="auto"/>
+        <w:bottom w:val="single" w:sz="4" w:space="0" w:color="auto"/>
+        <w:right w:val="single" w:sz="4" w:space="0" w:color="auto"/>
+        <w:insideH w:val="single" w:sz="4" w:space="0" w:color="auto"/>
+        <w:insideV w:val="single" w:sz="4" w:space="0" w:color="auto"/>
+      </w:tblBorders>
+    </w:tblPr>
+  </w:style>
+  <w:style w:type="paragraph" w:styleId="NormalWeb">
+    <w:name w:val="Normal (Web)"/>
+    <w:basedOn w:val="Normal"/>
+    <w:rsid w:val="008F6AC1"/>
+    <w:pPr>
+      <w:spacing w:before="100" w:beforeAutospacing="1" w:after="100" w:afterAutospacing="1"/>
+    </w:pPr>
+  </w:style>
+  <w:style w:type="paragraph" w:styleId="BodyTextIndent2">
+    <w:name w:val="Body Text Indent 2"/>
+    <w:basedOn w:val="Normal"/>
+    <w:link w:val="BodyTextIndent2Char"/>
+    <w:rsid w:val="004A25FC"/>
+    <w:pPr>
+      <w:spacing w:after="120" w:line="480" w:lineRule="auto"/>
+      <w:ind w:left="360"/>
+    </w:pPr>
+    <w:rPr>
+      <w:lang w:val="x-none" w:eastAsia="x-none"/>
+    </w:rPr>
+  </w:style>
+  <w:style w:type="paragraph" w:styleId="Header">
+    <w:name w:val="header"/>
+    <w:basedOn w:val="Normal"/>
+    <w:rsid w:val="00815227"/>
     <w:pPr>
       <w:tabs>
         <w:tab w:val="center" w:pos="4320"/>
@@ -9934,63 +11344,11 @@
       </w:tabs>
     </w:pPr>
   </w:style>
-  <w:style w:type="paragraph" w:styleId="13">
-    <w:name w:val="header"/>
-    <w:basedOn w:val="1"/>
-    <w:qFormat/>
-    <w:uiPriority w:val="0"/>
-    <w:pPr>
-      <w:tabs>
-        <w:tab w:val="center" w:pos="4320"/>
-        <w:tab w:val="right" w:pos="8640"/>
-      </w:tabs>
-    </w:pPr>
-  </w:style>
-  <w:style w:type="character" w:styleId="14">
-    <w:name w:val="Hyperlink"/>
-    <w:qFormat/>
-    <w:uiPriority w:val="0"/>
-    <w:rPr>
-      <w:color w:val="0000FF"/>
-      <w:u w:val="single"/>
-    </w:rPr>
-  </w:style>
-  <w:style w:type="paragraph" w:styleId="15">
-    <w:name w:val="Normal (Web)"/>
-    <w:basedOn w:val="1"/>
-    <w:qFormat/>
-    <w:uiPriority w:val="0"/>
-    <w:pPr>
-      <w:spacing w:before="100" w:beforeAutospacing="1" w:after="100" w:afterAutospacing="1"/>
-    </w:pPr>
-  </w:style>
-  <w:style w:type="character" w:styleId="16">
-    <w:name w:val="page number"/>
-    <w:basedOn w:val="5"/>
-    <w:qFormat/>
-    <w:uiPriority w:val="0"/>
-  </w:style>
-  <w:style w:type="table" w:styleId="17">
-    <w:name w:val="Table Grid"/>
-    <w:basedOn w:val="6"/>
-    <w:qFormat/>
-    <w:uiPriority w:val="0"/>
-    <w:tblPr>
-      <w:tblBorders>
-        <w:top w:val="single" w:color="auto" w:sz="4" w:space="0"/>
-        <w:left w:val="single" w:color="auto" w:sz="4" w:space="0"/>
-        <w:bottom w:val="single" w:color="auto" w:sz="4" w:space="0"/>
-        <w:right w:val="single" w:color="auto" w:sz="4" w:space="0"/>
-        <w:insideH w:val="single" w:color="auto" w:sz="4" w:space="0"/>
-        <w:insideV w:val="single" w:color="auto" w:sz="4" w:space="0"/>
-      </w:tblBorders>
-    </w:tblPr>
-  </w:style>
-  <w:style w:type="character" w:customStyle="1" w:styleId="18">
+  <w:style w:type="character" w:customStyle="1" w:styleId="Heading1Char">
     <w:name w:val="Heading 1 Char"/>
-    <w:link w:val="2"/>
+    <w:link w:val="Heading1"/>
     <w:locked/>
-    <w:uiPriority w:val="0"/>
+    <w:rsid w:val="001D1BBC"/>
     <w:rPr>
       <w:rFonts w:ascii=".VnTime" w:hAnsi=".VnTime"/>
       <w:i/>
@@ -9999,11 +11357,11 @@
       <w:szCs w:val="24"/>
     </w:rPr>
   </w:style>
-  <w:style w:type="character" w:customStyle="1" w:styleId="19">
+  <w:style w:type="character" w:customStyle="1" w:styleId="Heading2Char">
     <w:name w:val="Heading 2 Char"/>
-    <w:link w:val="3"/>
+    <w:link w:val="Heading2"/>
     <w:locked/>
-    <w:uiPriority w:val="0"/>
+    <w:rsid w:val="001D1BBC"/>
     <w:rPr>
       <w:rFonts w:ascii="Arial" w:hAnsi="Arial" w:cs="Arial"/>
       <w:b/>
@@ -10014,11 +11372,11 @@
       <w:szCs w:val="28"/>
     </w:rPr>
   </w:style>
-  <w:style w:type="character" w:customStyle="1" w:styleId="20">
+  <w:style w:type="character" w:customStyle="1" w:styleId="Heading8Char">
     <w:name w:val="Heading 8 Char"/>
-    <w:link w:val="4"/>
+    <w:link w:val="Heading8"/>
     <w:locked/>
-    <w:uiPriority w:val="0"/>
+    <w:rsid w:val="001D1BBC"/>
     <w:rPr>
       <w:i/>
       <w:iCs/>
@@ -10026,60 +11384,82 @@
       <w:szCs w:val="24"/>
     </w:rPr>
   </w:style>
-  <w:style w:type="character" w:customStyle="1" w:styleId="21">
+  <w:style w:type="character" w:customStyle="1" w:styleId="BodyTextIndent2Char">
     <w:name w:val="Body Text Indent 2 Char"/>
-    <w:link w:val="10"/>
+    <w:link w:val="BodyTextIndent2"/>
     <w:locked/>
-    <w:uiPriority w:val="0"/>
+    <w:rsid w:val="001D1BBC"/>
     <w:rPr>
       <w:sz w:val="24"/>
       <w:szCs w:val="24"/>
     </w:rPr>
   </w:style>
-  <w:style w:type="character" w:customStyle="1" w:styleId="22">
+  <w:style w:type="character" w:customStyle="1" w:styleId="FooterChar">
     <w:name w:val="Footer Char"/>
-    <w:link w:val="12"/>
+    <w:link w:val="Footer"/>
     <w:uiPriority w:val="99"/>
+    <w:rsid w:val="00A14423"/>
     <w:rPr>
       <w:sz w:val="24"/>
       <w:szCs w:val="24"/>
     </w:rPr>
   </w:style>
-  <w:style w:type="character" w:customStyle="1" w:styleId="23">
+  <w:style w:type="character" w:styleId="Hyperlink">
+    <w:name w:val="Hyperlink"/>
+    <w:rsid w:val="00462FB1"/>
+    <w:rPr>
+      <w:color w:val="0000FF"/>
+      <w:u w:val="single"/>
+    </w:rPr>
+  </w:style>
+  <w:style w:type="paragraph" w:styleId="BalloonText">
+    <w:name w:val="Balloon Text"/>
+    <w:basedOn w:val="Normal"/>
+    <w:link w:val="BalloonTextChar"/>
+    <w:rsid w:val="00D67632"/>
+    <w:rPr>
+      <w:rFonts w:ascii="Tahoma" w:hAnsi="Tahoma"/>
+      <w:sz w:val="16"/>
+      <w:szCs w:val="16"/>
+      <w:lang w:val="x-none" w:eastAsia="x-none"/>
+    </w:rPr>
+  </w:style>
+  <w:style w:type="character" w:customStyle="1" w:styleId="BalloonTextChar">
     <w:name w:val="Balloon Text Char"/>
-    <w:link w:val="7"/>
-    <w:uiPriority w:val="0"/>
+    <w:link w:val="BalloonText"/>
+    <w:rsid w:val="00D67632"/>
     <w:rPr>
       <w:rFonts w:ascii="Tahoma" w:hAnsi="Tahoma" w:cs="Tahoma"/>
       <w:sz w:val="16"/>
       <w:szCs w:val="16"/>
     </w:rPr>
   </w:style>
-  <w:style w:type="character" w:customStyle="1" w:styleId="24">
+  <w:style w:type="character" w:customStyle="1" w:styleId="BodyTextIndentChar">
     <w:name w:val="Body Text Indent Char"/>
-    <w:link w:val="9"/>
-    <w:uiPriority w:val="0"/>
+    <w:link w:val="BodyTextIndent"/>
+    <w:rsid w:val="00C06140"/>
     <w:rPr>
       <w:rFonts w:ascii=".VnTime" w:hAnsi=".VnTime"/>
       <w:sz w:val="26"/>
       <w:szCs w:val="24"/>
     </w:rPr>
   </w:style>
-  <w:style w:type="character" w:customStyle="1" w:styleId="25">
+  <w:style w:type="character" w:customStyle="1" w:styleId="BodyTextIndent3Char">
     <w:name w:val="Body Text Indent 3 Char"/>
-    <w:link w:val="11"/>
-    <w:uiPriority w:val="0"/>
+    <w:link w:val="BodyTextIndent3"/>
+    <w:rsid w:val="00C06140"/>
     <w:rPr>
       <w:rFonts w:ascii=".VnTime" w:hAnsi=".VnTime"/>
       <w:sz w:val="24"/>
       <w:szCs w:val="24"/>
     </w:rPr>
   </w:style>
-  <w:style w:type="paragraph" w:customStyle="1" w:styleId="26">
+  <w:style w:type="paragraph" w:customStyle="1" w:styleId="TableParagraph">
     <w:name w:val="Table Paragraph"/>
-    <w:basedOn w:val="1"/>
+    <w:basedOn w:val="Normal"/>
+    <w:uiPriority w:val="1"/>
     <w:qFormat/>
-    <w:uiPriority w:val="1"/>
+    <w:rsid w:val="002B4C03"/>
     <w:pPr>
       <w:widowControl w:val="0"/>
       <w:autoSpaceDE w:val="0"/>
@@ -10094,7 +11474,7 @@
 </file>
 
 <file path=word/theme/theme1.xml><?xml version="1.0" encoding="utf-8"?>
-<a:theme xmlns:a="http://schemas.openxmlformats.org/drawingml/2006/main" name="Office">
+<a:theme xmlns:a="http://schemas.openxmlformats.org/drawingml/2006/main" name="Office Theme">
   <a:themeElements>
     <a:clrScheme name="Office">
       <a:dk1>
@@ -10104,44 +11484,44 @@
         <a:sysClr val="window" lastClr="FFFFFF"/>
       </a:lt1>
       <a:dk2>
-        <a:srgbClr val="1F497D"/>
+        <a:srgbClr val="44546A"/>
       </a:dk2>
       <a:lt2>
-        <a:srgbClr val="EEECE1"/>
+        <a:srgbClr val="E7E6E6"/>
       </a:lt2>
       <a:accent1>
-        <a:srgbClr val="4F81BD"/>
+        <a:srgbClr val="4472C4"/>
       </a:accent1>
       <a:accent2>
-        <a:srgbClr val="C0504D"/>
+        <a:srgbClr val="ED7D31"/>
       </a:accent2>
       <a:accent3>
-        <a:srgbClr val="9BBB59"/>
+        <a:srgbClr val="A5A5A5"/>
       </a:accent3>
       <a:accent4>
-        <a:srgbClr val="8064A2"/>
+        <a:srgbClr val="FFC000"/>
       </a:accent4>
       <a:accent5>
-        <a:srgbClr val="4BACC6"/>
+        <a:srgbClr val="5B9BD5"/>
       </a:accent5>
       <a:accent6>
-        <a:srgbClr val="F79646"/>
+        <a:srgbClr val="70AD47"/>
       </a:accent6>
       <a:hlink>
-        <a:srgbClr val="0000FF"/>
+        <a:srgbClr val="0563C1"/>
       </a:hlink>
       <a:folHlink>
-        <a:srgbClr val="800080"/>
+        <a:srgbClr val="954F72"/>
       </a:folHlink>
     </a:clrScheme>
     <a:fontScheme name="Office">
       <a:majorFont>
-        <a:latin typeface="Cambria"/>
+        <a:latin typeface="Calibri Light" panose="020F0302020204030204"/>
         <a:ea typeface=""/>
         <a:cs typeface=""/>
-        <a:font script="Jpan" typeface="ＭＳ ゴシック"/>
+        <a:font script="Jpan" typeface="游ゴシック Light"/>
         <a:font script="Hang" typeface="맑은 고딕"/>
-        <a:font script="Hans" typeface="宋体"/>
+        <a:font script="Hans" typeface="等线 Light"/>
         <a:font script="Hant" typeface="新細明體"/>
         <a:font script="Arab" typeface="Times New Roman"/>
         <a:font script="Hebr" typeface="Times New Roman"/>
@@ -10169,14 +11549,31 @@
         <a:font script="Viet" typeface="Times New Roman"/>
         <a:font script="Uigh" typeface="Microsoft Uighur"/>
         <a:font script="Geor" typeface="Sylfaen"/>
+        <a:font script="Armn" typeface="Arial"/>
+        <a:font script="Bugi" typeface="Leelawadee UI"/>
+        <a:font script="Bopo" typeface="Microsoft JhengHei"/>
+        <a:font script="Java" typeface="Javanese Text"/>
+        <a:font script="Lisu" typeface="Segoe UI"/>
+        <a:font script="Mymr" typeface="Myanmar Text"/>
+        <a:font script="Nkoo" typeface="Ebrima"/>
+        <a:font script="Olck" typeface="Nirmala UI"/>
+        <a:font script="Osma" typeface="Ebrima"/>
+        <a:font script="Phag" typeface="Phagspa"/>
+        <a:font script="Syrn" typeface="Estrangelo Edessa"/>
+        <a:font script="Syrj" typeface="Estrangelo Edessa"/>
+        <a:font script="Syre" typeface="Estrangelo Edessa"/>
+        <a:font script="Sora" typeface="Nirmala UI"/>
+        <a:font script="Tale" typeface="Microsoft Tai Le"/>
+        <a:font script="Talu" typeface="Microsoft New Tai Lue"/>
+        <a:font script="Tfng" typeface="Ebrima"/>
       </a:majorFont>
       <a:minorFont>
-        <a:latin typeface="Calibri"/>
+        <a:latin typeface="Calibri" panose="020F0502020204030204"/>
         <a:ea typeface=""/>
         <a:cs typeface=""/>
-        <a:font script="Jpan" typeface="ＭＳ 明朝"/>
+        <a:font script="Jpan" typeface="游明朝"/>
         <a:font script="Hang" typeface="맑은 고딕"/>
-        <a:font script="Hans" typeface="宋体"/>
+        <a:font script="Hans" typeface="等线"/>
         <a:font script="Hant" typeface="新細明體"/>
         <a:font script="Arab" typeface="Arial"/>
         <a:font script="Hebr" typeface="Arial"/>
@@ -10204,6 +11601,23 @@
         <a:font script="Viet" typeface="Arial"/>
         <a:font script="Uigh" typeface="Microsoft Uighur"/>
         <a:font script="Geor" typeface="Sylfaen"/>
+        <a:font script="Armn" typeface="Arial"/>
+        <a:font script="Bugi" typeface="Leelawadee UI"/>
+        <a:font script="Bopo" typeface="Microsoft JhengHei"/>
+        <a:font script="Java" typeface="Javanese Text"/>
+        <a:font script="Lisu" typeface="Segoe UI"/>
+        <a:font script="Mymr" typeface="Myanmar Text"/>
+        <a:font script="Nkoo" typeface="Ebrima"/>
+        <a:font script="Olck" typeface="Nirmala UI"/>
+        <a:font script="Osma" typeface="Ebrima"/>
+        <a:font script="Phag" typeface="Phagspa"/>
+        <a:font script="Syrn" typeface="Estrangelo Edessa"/>
+        <a:font script="Syrj" typeface="Estrangelo Edessa"/>
+        <a:font script="Syre" typeface="Estrangelo Edessa"/>
+        <a:font script="Sora" typeface="Nirmala UI"/>
+        <a:font script="Tale" typeface="Microsoft Tai Le"/>
+        <a:font script="Talu" typeface="Microsoft New Tai Lue"/>
+        <a:font script="Tfng" typeface="Ebrima"/>
       </a:minorFont>
     </a:fontScheme>
     <a:fmtScheme name="Office">
@@ -10215,183 +11629,141 @@
           <a:gsLst>
             <a:gs pos="0">
               <a:schemeClr val="phClr">
-                <a:tint val="50000"/>
-                <a:satMod val="300000"/>
+                <a:lumMod val="110000"/>
+                <a:satMod val="105000"/>
+                <a:tint val="67000"/>
               </a:schemeClr>
             </a:gs>
-            <a:gs pos="35000">
+            <a:gs pos="50000">
               <a:schemeClr val="phClr">
-                <a:tint val="37000"/>
-                <a:satMod val="300000"/>
+                <a:lumMod val="105000"/>
+                <a:satMod val="103000"/>
+                <a:tint val="73000"/>
               </a:schemeClr>
             </a:gs>
             <a:gs pos="100000">
               <a:schemeClr val="phClr">
-                <a:tint val="15000"/>
-                <a:satMod val="350000"/>
+                <a:lumMod val="105000"/>
+                <a:satMod val="109000"/>
+                <a:tint val="81000"/>
               </a:schemeClr>
             </a:gs>
           </a:gsLst>
-          <a:lin ang="16200000" scaled="1"/>
+          <a:lin ang="5400000" scaled="0"/>
         </a:gradFill>
         <a:gradFill rotWithShape="1">
           <a:gsLst>
             <a:gs pos="0">
               <a:schemeClr val="phClr">
-                <a:shade val="51000"/>
-                <a:satMod val="130000"/>
+                <a:satMod val="103000"/>
+                <a:lumMod val="102000"/>
+                <a:tint val="94000"/>
               </a:schemeClr>
             </a:gs>
-            <a:gs pos="80000">
+            <a:gs pos="50000">
               <a:schemeClr val="phClr">
-                <a:shade val="93000"/>
-                <a:satMod val="130000"/>
+                <a:satMod val="110000"/>
+                <a:lumMod val="100000"/>
+                <a:shade val="100000"/>
               </a:schemeClr>
             </a:gs>
             <a:gs pos="100000">
               <a:schemeClr val="phClr">
-                <a:shade val="94000"/>
-                <a:satMod val="135000"/>
+                <a:lumMod val="99000"/>
+                <a:satMod val="120000"/>
+                <a:shade val="78000"/>
               </a:schemeClr>
             </a:gs>
           </a:gsLst>
-          <a:lin ang="16200000" scaled="0"/>
+          <a:lin ang="5400000" scaled="0"/>
         </a:gradFill>
       </a:fillStyleLst>
       <a:lnStyleLst>
-        <a:ln w="9525" cap="flat" cmpd="sng" algn="ctr">
-          <a:solidFill>
-            <a:schemeClr val="phClr">
-              <a:shade val="95000"/>
-              <a:satMod val="105000"/>
-            </a:schemeClr>
-          </a:solidFill>
-          <a:prstDash val="solid"/>
-        </a:ln>
-        <a:ln w="25400" cap="flat" cmpd="sng" algn="ctr">
+        <a:ln w="6350" cap="flat" cmpd="sng" algn="ctr">
           <a:solidFill>
             <a:schemeClr val="phClr"/>
           </a:solidFill>
           <a:prstDash val="solid"/>
+          <a:miter lim="800000"/>
         </a:ln>
-        <a:ln w="38100" cap="flat" cmpd="sng" algn="ctr">
+        <a:ln w="12700" cap="flat" cmpd="sng" algn="ctr">
           <a:solidFill>
             <a:schemeClr val="phClr"/>
           </a:solidFill>
           <a:prstDash val="solid"/>
+          <a:miter lim="800000"/>
+        </a:ln>
+        <a:ln w="19050" cap="flat" cmpd="sng" algn="ctr">
+          <a:solidFill>
+            <a:schemeClr val="phClr"/>
+          </a:solidFill>
+          <a:prstDash val="solid"/>
+          <a:miter lim="800000"/>
         </a:ln>
       </a:lnStyleLst>
       <a:effectStyleLst>
         <a:effectStyle>
+          <a:effectLst/>
+        </a:effectStyle>
+        <a:effectStyle>
+          <a:effectLst/>
+        </a:effectStyle>
+        <a:effectStyle>
           <a:effectLst>
-            <a:outerShdw blurRad="40000" dist="20000" dir="5400000" rotWithShape="0">
+            <a:outerShdw blurRad="57150" dist="19050" dir="5400000" algn="ctr" rotWithShape="0">
               <a:srgbClr val="000000">
-                <a:alpha val="38000"/>
+                <a:alpha val="63000"/>
               </a:srgbClr>
             </a:outerShdw>
           </a:effectLst>
-        </a:effectStyle>
-        <a:effectStyle>
-          <a:effectLst>
-            <a:outerShdw blurRad="40000" dist="23000" dir="5400000" rotWithShape="0">
-              <a:srgbClr val="000000">
-                <a:alpha val="35000"/>
-              </a:srgbClr>
-            </a:outerShdw>
-          </a:effectLst>
-        </a:effectStyle>
-        <a:effectStyle>
-          <a:effectLst>
-            <a:outerShdw blurRad="40000" dist="23000" dir="5400000" rotWithShape="0">
-              <a:srgbClr val="000000">
-                <a:alpha val="35000"/>
-              </a:srgbClr>
-            </a:outerShdw>
-          </a:effectLst>
-          <a:scene3d>
-            <a:camera prst="orthographicFront">
-              <a:rot lat="0" lon="0" rev="0"/>
-            </a:camera>
-            <a:lightRig rig="threePt" dir="t">
-              <a:rot lat="0" lon="0" rev="1200000"/>
-            </a:lightRig>
-          </a:scene3d>
-          <a:sp3d>
-            <a:bevelT w="63500" h="25400"/>
-          </a:sp3d>
         </a:effectStyle>
       </a:effectStyleLst>
       <a:bgFillStyleLst>
         <a:solidFill>
           <a:schemeClr val="phClr"/>
         </a:solidFill>
+        <a:solidFill>
+          <a:schemeClr val="phClr">
+            <a:tint val="95000"/>
+            <a:satMod val="170000"/>
+          </a:schemeClr>
+        </a:solidFill>
         <a:gradFill rotWithShape="1">
           <a:gsLst>
             <a:gs pos="0">
               <a:schemeClr val="phClr">
-                <a:tint val="40000"/>
-                <a:satMod val="350000"/>
+                <a:tint val="93000"/>
+                <a:satMod val="150000"/>
+                <a:shade val="98000"/>
+                <a:lumMod val="102000"/>
               </a:schemeClr>
             </a:gs>
-            <a:gs pos="40000">
+            <a:gs pos="50000">
               <a:schemeClr val="phClr">
-                <a:tint val="45000"/>
-                <a:satMod val="350000"/>
-                <a:shade val="99000"/>
+                <a:tint val="98000"/>
+                <a:satMod val="130000"/>
+                <a:shade val="90000"/>
+                <a:lumMod val="103000"/>
               </a:schemeClr>
             </a:gs>
             <a:gs pos="100000">
               <a:schemeClr val="phClr">
-                <a:shade val="20000"/>
-                <a:satMod val="255000"/>
+                <a:shade val="63000"/>
+                <a:satMod val="120000"/>
               </a:schemeClr>
             </a:gs>
           </a:gsLst>
-          <a:path path="circle">
-            <a:fillToRect l="50000" t="-80000" r="50000" b="180000"/>
-          </a:path>
-        </a:gradFill>
-        <a:gradFill rotWithShape="1">
-          <a:gsLst>
-            <a:gs pos="0">
-              <a:schemeClr val="phClr">
-                <a:tint val="80000"/>
-                <a:satMod val="300000"/>
-              </a:schemeClr>
-            </a:gs>
-            <a:gs pos="100000">
-              <a:schemeClr val="phClr">
-                <a:shade val="30000"/>
-                <a:satMod val="200000"/>
-              </a:schemeClr>
-            </a:gs>
-          </a:gsLst>
-          <a:path path="circle">
-            <a:fillToRect l="50000" t="50000" r="50000" b="50000"/>
-          </a:path>
+          <a:lin ang="5400000" scaled="0"/>
         </a:gradFill>
       </a:bgFillStyleLst>
     </a:fmtScheme>
   </a:themeElements>
   <a:objectDefaults/>
+  <a:extraClrSchemeLst/>
+  <a:extLst>
+    <a:ext uri="{05A4C25C-085E-4340-85A3-A5531E510DB2}">
+      <thm15:themeFamily xmlns:thm15="http://schemas.microsoft.com/office/thememl/2012/main" name="Office Theme" id="{62F939B6-93AF-4DB8-9C6B-D6C7DFDC589F}" vid="{4A3C46E8-61CC-4603-A589-7422A47A8E4A}"/>
+    </a:ext>
+  </a:extLst>
 </a:theme>
-</file>
-
-<file path=customXml/item1.xml><?xml version="1.0" encoding="utf-8"?>
-<s:customData xmlns="http://www.wps.cn/officeDocument/2013/wpsCustomData" xmlns:s="http://www.wps.cn/officeDocument/2013/wpsCustomData">
-  <customSectProps>
-    <customSectPr/>
-  </customSectProps>
-  <customShpExts>
-    <customShpInfo spid="_x0000_s1026" textRotate="1"/>
-  </customShpExts>
-</s:customData>
-</file>
-
-<file path=customXml/itemProps1.xml><?xml version="1.0" encoding="utf-8"?>
-<ds:datastoreItem xmlns:ds="http://schemas.openxmlformats.org/officeDocument/2006/customXml" ds:itemID="{B1977F7D-205B-4081-913C-38D41E755F92}">
-  <ds:schemaRefs>
-    <ds:schemaRef ds:uri="http://www.wps.cn/officeDocument/2013/wpsCustomData"/>
-  </ds:schemaRefs>
-</ds:datastoreItem>
 </file>
--- a/generated_students/Thẩm Trường Giang_N25DECE080.docx
+++ b/generated_students/Thẩm Trường Giang_N25DECE080.docx
@@ -1601,7 +1601,9 @@
             <w:pPr>
               <w:jc w:val="center"/>
             </w:pPr>
-            <w:r/>
+            <w:r>
+              <w:t>10</w:t>
+            </w:r>
           </w:p>
         </w:tc>
         <w:tc>
@@ -1618,9 +1620,6 @@
             <w:vAlign w:val="center"/>
           </w:tcPr>
           <w:p>
-            <w:pPr>
-              <w:jc w:val="center"/>
-            </w:pPr>
             <w:r/>
           </w:p>
         </w:tc>
@@ -1637,9 +1636,6 @@
             <w:vAlign w:val="center"/>
           </w:tcPr>
           <w:p>
-            <w:pPr>
-              <w:jc w:val="center"/>
-            </w:pPr>
             <w:r/>
           </w:p>
         </w:tc>
@@ -1763,12 +1759,7 @@
             <w:vAlign w:val="center"/>
           </w:tcPr>
           <w:p>
-            <w:pPr>
-              <w:jc w:val="center"/>
-            </w:pPr>
-            <w:r>
-              <w:t>10</w:t>
-            </w:r>
+            <w:r/>
           </w:p>
         </w:tc>
         <w:tc>
@@ -1934,9 +1925,6 @@
             <w:vAlign w:val="center"/>
           </w:tcPr>
           <w:p>
-            <w:pPr>
-              <w:jc w:val="center"/>
-            </w:pPr>
             <w:r/>
           </w:p>
         </w:tc>
@@ -1954,9 +1942,6 @@
             <w:vAlign w:val="center"/>
           </w:tcPr>
           <w:p>
-            <w:pPr>
-              <w:jc w:val="center"/>
-            </w:pPr>
             <w:r/>
           </w:p>
         </w:tc>
@@ -1973,9 +1958,6 @@
             <w:vAlign w:val="center"/>
           </w:tcPr>
           <w:p>
-            <w:pPr>
-              <w:jc w:val="center"/>
-            </w:pPr>
             <w:r/>
           </w:p>
         </w:tc>
@@ -2099,9 +2081,6 @@
             <w:vAlign w:val="center"/>
           </w:tcPr>
           <w:p>
-            <w:pPr>
-              <w:jc w:val="center"/>
-            </w:pPr>
             <w:r/>
           </w:p>
         </w:tc>
@@ -2119,9 +2098,6 @@
             <w:vAlign w:val="center"/>
           </w:tcPr>
           <w:p>
-            <w:pPr>
-              <w:jc w:val="center"/>
-            </w:pPr>
             <w:r/>
           </w:p>
         </w:tc>
@@ -2138,9 +2114,6 @@
             <w:vAlign w:val="center"/>
           </w:tcPr>
           <w:p>
-            <w:pPr>
-              <w:jc w:val="center"/>
-            </w:pPr>
             <w:r/>
           </w:p>
         </w:tc>
@@ -2264,9 +2237,6 @@
             <w:vAlign w:val="center"/>
           </w:tcPr>
           <w:p>
-            <w:pPr>
-              <w:jc w:val="center"/>
-            </w:pPr>
             <w:r/>
           </w:p>
         </w:tc>
@@ -2284,9 +2254,6 @@
             <w:vAlign w:val="center"/>
           </w:tcPr>
           <w:p>
-            <w:pPr>
-              <w:jc w:val="center"/>
-            </w:pPr>
             <w:r/>
           </w:p>
         </w:tc>
@@ -2303,9 +2270,6 @@
             <w:vAlign w:val="center"/>
           </w:tcPr>
           <w:p>
-            <w:pPr>
-              <w:jc w:val="center"/>
-            </w:pPr>
             <w:r/>
           </w:p>
         </w:tc>
@@ -2433,9 +2397,6 @@
             <w:vAlign w:val="center"/>
           </w:tcPr>
           <w:p>
-            <w:pPr>
-              <w:jc w:val="center"/>
-            </w:pPr>
             <w:r/>
           </w:p>
         </w:tc>
@@ -2453,9 +2414,6 @@
             <w:vAlign w:val="center"/>
           </w:tcPr>
           <w:p>
-            <w:pPr>
-              <w:jc w:val="center"/>
-            </w:pPr>
             <w:r/>
           </w:p>
         </w:tc>
@@ -2472,9 +2430,6 @@
             <w:vAlign w:val="center"/>
           </w:tcPr>
           <w:p>
-            <w:pPr>
-              <w:jc w:val="center"/>
-            </w:pPr>
             <w:r/>
           </w:p>
         </w:tc>
@@ -2965,9 +2920,6 @@
             <w:hideMark/>
           </w:tcPr>
           <w:p>
-            <w:pPr>
-              <w:jc w:val="center"/>
-            </w:pPr>
             <w:r/>
           </w:p>
         </w:tc>
@@ -2986,9 +2938,6 @@
             <w:hideMark/>
           </w:tcPr>
           <w:p>
-            <w:pPr>
-              <w:jc w:val="center"/>
-            </w:pPr>
             <w:r/>
           </w:p>
         </w:tc>
@@ -3006,9 +2955,6 @@
             <w:hideMark/>
           </w:tcPr>
           <w:p>
-            <w:pPr>
-              <w:jc w:val="center"/>
-            </w:pPr>
             <w:r/>
           </w:p>
         </w:tc>
@@ -3137,9 +3083,6 @@
             <w:hideMark/>
           </w:tcPr>
           <w:p>
-            <w:pPr>
-              <w:jc w:val="center"/>
-            </w:pPr>
             <w:r/>
           </w:p>
         </w:tc>
@@ -3158,9 +3101,6 @@
             <w:hideMark/>
           </w:tcPr>
           <w:p>
-            <w:pPr>
-              <w:jc w:val="center"/>
-            </w:pPr>
             <w:r/>
           </w:p>
         </w:tc>
@@ -3178,9 +3118,6 @@
             <w:hideMark/>
           </w:tcPr>
           <w:p>
-            <w:pPr>
-              <w:jc w:val="center"/>
-            </w:pPr>
             <w:r/>
           </w:p>
         </w:tc>
@@ -3309,9 +3246,6 @@
             <w:hideMark/>
           </w:tcPr>
           <w:p>
-            <w:pPr>
-              <w:jc w:val="center"/>
-            </w:pPr>
             <w:r/>
           </w:p>
         </w:tc>
@@ -3330,9 +3264,6 @@
             <w:hideMark/>
           </w:tcPr>
           <w:p>
-            <w:pPr>
-              <w:jc w:val="center"/>
-            </w:pPr>
             <w:r/>
           </w:p>
         </w:tc>
@@ -3350,9 +3281,6 @@
             <w:hideMark/>
           </w:tcPr>
           <w:p>
-            <w:pPr>
-              <w:jc w:val="center"/>
-            </w:pPr>
             <w:r/>
           </w:p>
         </w:tc>
@@ -3481,9 +3409,6 @@
             <w:hideMark/>
           </w:tcPr>
           <w:p>
-            <w:pPr>
-              <w:jc w:val="center"/>
-            </w:pPr>
             <w:r/>
           </w:p>
         </w:tc>
@@ -3502,9 +3427,6 @@
             <w:hideMark/>
           </w:tcPr>
           <w:p>
-            <w:pPr>
-              <w:jc w:val="center"/>
-            </w:pPr>
             <w:r/>
           </w:p>
         </w:tc>
@@ -3522,9 +3444,6 @@
             <w:hideMark/>
           </w:tcPr>
           <w:p>
-            <w:pPr>
-              <w:jc w:val="center"/>
-            </w:pPr>
             <w:r/>
           </w:p>
         </w:tc>
@@ -3839,9 +3758,6 @@
             <w:vAlign w:val="center"/>
           </w:tcPr>
           <w:p>
-            <w:pPr>
-              <w:jc w:val="center"/>
-            </w:pPr>
             <w:r/>
           </w:p>
         </w:tc>
@@ -3861,7 +3777,9 @@
             <w:pPr>
               <w:jc w:val="center"/>
             </w:pPr>
-            <w:r/>
+            <w:r>
+              <w:t>0</w:t>
+            </w:r>
           </w:p>
         </w:tc>
       </w:tr>
@@ -3995,7 +3913,7 @@
               <w:jc w:val="center"/>
             </w:pPr>
             <w:r>
-              <w:t>16</w:t>
+              <w:t>20</w:t>
             </w:r>
           </w:p>
         </w:tc>
@@ -4587,9 +4505,6 @@
             <w:vAlign w:val="center"/>
           </w:tcPr>
           <w:p>
-            <w:pPr>
-              <w:jc w:val="center"/>
-            </w:pPr>
             <w:r/>
           </w:p>
         </w:tc>
@@ -4607,9 +4522,6 @@
             <w:vAlign w:val="center"/>
           </w:tcPr>
           <w:p>
-            <w:pPr>
-              <w:jc w:val="center"/>
-            </w:pPr>
             <w:r/>
           </w:p>
         </w:tc>
@@ -4626,9 +4538,6 @@
             <w:vAlign w:val="center"/>
           </w:tcPr>
           <w:p>
-            <w:pPr>
-              <w:jc w:val="center"/>
-            </w:pPr>
             <w:r/>
           </w:p>
         </w:tc>
@@ -4755,9 +4664,6 @@
             <w:vAlign w:val="center"/>
           </w:tcPr>
           <w:p>
-            <w:pPr>
-              <w:jc w:val="center"/>
-            </w:pPr>
             <w:r/>
           </w:p>
         </w:tc>
@@ -4775,9 +4681,6 @@
             <w:vAlign w:val="center"/>
           </w:tcPr>
           <w:p>
-            <w:pPr>
-              <w:jc w:val="center"/>
-            </w:pPr>
             <w:r/>
           </w:p>
         </w:tc>
@@ -4794,9 +4697,6 @@
             <w:vAlign w:val="center"/>
           </w:tcPr>
           <w:p>
-            <w:pPr>
-              <w:jc w:val="center"/>
-            </w:pPr>
             <w:r/>
           </w:p>
         </w:tc>
@@ -4943,7 +4843,7 @@
               <w:jc w:val="center"/>
             </w:pPr>
             <w:r>
-              <w:t>4</w:t>
+              <w:t>5</w:t>
             </w:r>
           </w:p>
         </w:tc>
@@ -4963,7 +4863,7 @@
               <w:jc w:val="center"/>
             </w:pPr>
             <w:r>
-              <w:t>4</w:t>
+              <w:t>5</w:t>
             </w:r>
           </w:p>
         </w:tc>
@@ -5075,9 +4975,6 @@
             <w:vAlign w:val="center"/>
           </w:tcPr>
           <w:p>
-            <w:pPr>
-              <w:jc w:val="center"/>
-            </w:pPr>
             <w:r/>
           </w:p>
         </w:tc>
@@ -5097,7 +4994,9 @@
             <w:pPr>
               <w:jc w:val="center"/>
             </w:pPr>
-            <w:r/>
+            <w:r>
+              <w:t>-1</w:t>
+            </w:r>
           </w:p>
         </w:tc>
         <w:tc>
@@ -5115,7 +5014,9 @@
             <w:pPr>
               <w:jc w:val="center"/>
             </w:pPr>
-            <w:r/>
+            <w:r>
+              <w:t>-1</w:t>
+            </w:r>
           </w:p>
         </w:tc>
       </w:tr>
@@ -5393,12 +5294,7 @@
             <w:vAlign w:val="center"/>
           </w:tcPr>
           <w:p>
-            <w:pPr>
-              <w:jc w:val="center"/>
-            </w:pPr>
-            <w:r>
-              <w:t>0</w:t>
-            </w:r>
+            <w:r/>
           </w:p>
         </w:tc>
         <w:tc>
@@ -5414,9 +5310,6 @@
             <w:vAlign w:val="center"/>
           </w:tcPr>
           <w:p>
-            <w:pPr>
-              <w:jc w:val="center"/>
-            </w:pPr>
             <w:r/>
           </w:p>
         </w:tc>
@@ -5432,9 +5325,6 @@
             <w:vAlign w:val="center"/>
           </w:tcPr>
           <w:p>
-            <w:pPr>
-              <w:jc w:val="center"/>
-            </w:pPr>
             <w:r/>
           </w:p>
         </w:tc>
@@ -5569,7 +5459,7 @@
               <w:jc w:val="center"/>
             </w:pPr>
             <w:r>
-              <w:t>21</w:t>
+              <w:t>22</w:t>
             </w:r>
           </w:p>
         </w:tc>
@@ -6489,12 +6379,7 @@
             <w:vAlign w:val="center"/>
           </w:tcPr>
           <w:p>
-            <w:pPr>
-              <w:jc w:val="center"/>
-            </w:pPr>
-            <w:r>
-              <w:t>0</w:t>
-            </w:r>
+            <w:r/>
           </w:p>
         </w:tc>
         <w:tc>
@@ -6510,9 +6395,6 @@
             <w:vAlign w:val="center"/>
           </w:tcPr>
           <w:p>
-            <w:pPr>
-              <w:jc w:val="center"/>
-            </w:pPr>
             <w:r/>
           </w:p>
         </w:tc>
@@ -6529,9 +6411,6 @@
             <w:vAlign w:val="center"/>
           </w:tcPr>
           <w:p>
-            <w:pPr>
-              <w:jc w:val="center"/>
-            </w:pPr>
             <w:r/>
           </w:p>
         </w:tc>
@@ -6666,7 +6545,7 @@
               <w:jc w:val="center"/>
             </w:pPr>
             <w:r>
-              <w:t>13</w:t>
+              <w:t>17</w:t>
             </w:r>
           </w:p>
         </w:tc>
@@ -7606,7 +7485,9 @@
             <w:pPr>
               <w:jc w:val="center"/>
             </w:pPr>
-            <w:r/>
+            <w:r>
+              <w:t>0</w:t>
+            </w:r>
           </w:p>
         </w:tc>
         <w:tc>
@@ -7626,7 +7507,9 @@
             <w:pPr>
               <w:jc w:val="center"/>
             </w:pPr>
-            <w:r/>
+            <w:r>
+              <w:t>0</w:t>
+            </w:r>
           </w:p>
         </w:tc>
       </w:tr>
@@ -7765,9 +7648,6 @@
             <w:vAlign w:val="center"/>
           </w:tcPr>
           <w:p>
-            <w:pPr>
-              <w:jc w:val="center"/>
-            </w:pPr>
             <w:r/>
           </w:p>
         </w:tc>
@@ -7785,9 +7665,6 @@
             <w:vAlign w:val="center"/>
           </w:tcPr>
           <w:p>
-            <w:pPr>
-              <w:jc w:val="center"/>
-            </w:pPr>
             <w:r/>
           </w:p>
         </w:tc>
@@ -7805,9 +7682,6 @@
             <w:vAlign w:val="center"/>
           </w:tcPr>
           <w:p>
-            <w:pPr>
-              <w:jc w:val="center"/>
-            </w:pPr>
             <w:r/>
           </w:p>
         </w:tc>
@@ -8158,7 +8032,9 @@
             <w:pPr>
               <w:jc w:val="center"/>
             </w:pPr>
-            <w:r/>
+            <w:r>
+              <w:t>0</w:t>
+            </w:r>
           </w:p>
         </w:tc>
         <w:tc>
@@ -8177,7 +8053,9 @@
             <w:pPr>
               <w:jc w:val="center"/>
             </w:pPr>
-            <w:r/>
+            <w:r>
+              <w:t>0</w:t>
+            </w:r>
           </w:p>
         </w:tc>
         <w:tc>
@@ -8196,7 +8074,9 @@
             <w:pPr>
               <w:jc w:val="center"/>
             </w:pPr>
-            <w:r/>
+            <w:r>
+              <w:t>0</w:t>
+            </w:r>
           </w:p>
         </w:tc>
       </w:tr>
@@ -8318,7 +8198,9 @@
             <w:pPr>
               <w:jc w:val="center"/>
             </w:pPr>
-            <w:r/>
+            <w:r>
+              <w:t>0</w:t>
+            </w:r>
           </w:p>
         </w:tc>
         <w:tc>
@@ -8337,7 +8219,9 @@
             <w:pPr>
               <w:jc w:val="center"/>
             </w:pPr>
-            <w:r/>
+            <w:r>
+              <w:t>0</w:t>
+            </w:r>
           </w:p>
         </w:tc>
         <w:tc>
@@ -8356,7 +8240,9 @@
             <w:pPr>
               <w:jc w:val="center"/>
             </w:pPr>
-            <w:r/>
+            <w:r>
+              <w:t>0</w:t>
+            </w:r>
           </w:p>
         </w:tc>
       </w:tr>
@@ -8589,7 +8475,9 @@
             <w:pPr>
               <w:jc w:val="center"/>
             </w:pPr>
-            <w:r/>
+            <w:r>
+              <w:t>0</w:t>
+            </w:r>
           </w:p>
         </w:tc>
         <w:tc>
@@ -8609,7 +8497,9 @@
             <w:pPr>
               <w:jc w:val="center"/>
             </w:pPr>
-            <w:r/>
+            <w:r>
+              <w:t>0</w:t>
+            </w:r>
           </w:p>
         </w:tc>
         <w:tc>
@@ -8629,7 +8519,9 @@
             <w:pPr>
               <w:jc w:val="center"/>
             </w:pPr>
-            <w:r/>
+            <w:r>
+              <w:t>0</w:t>
+            </w:r>
           </w:p>
         </w:tc>
       </w:tr>
@@ -9264,7 +9156,7 @@
               <w:jc w:val="center"/>
             </w:pPr>
             <w:r>
-              <w:t>73</w:t>
+              <w:t>82</w:t>
             </w:r>
           </w:p>
         </w:tc>

--- a/generated_students/Thẩm Trường Giang_N25DECE080.docx
+++ b/generated_students/Thẩm Trường Giang_N25DECE080.docx
@@ -415,130 +415,86 @@
     </w:p>
     <w:p>
       <w:pPr>
+        <w:tabs>
+          <w:tab w:pos="5472" w:val="left"/>
+        </w:tabs>
         <w:spacing w:before="60" w:after="60" w:line="340" w:lineRule="exact"/>
         <w:rPr>
           <w:lang w:val="de-DE"/>
         </w:rPr>
       </w:pPr>
+      <w:r/>
       <w:r>
         <w:rPr>
-          <w:lang w:val="de-DE"/>
+          <w:rFonts w:ascii="Times New Roman" w:hAnsi="Times New Roman"/>
+          <w:sz w:val="26"/>
         </w:rPr>
-        <w:t>Họ và tên:</w:t>
+        <w:t xml:space="preserve">Họ và tên: </w:t>
       </w:r>
       <w:r>
         <w:rPr>
-          <w:lang w:val="de-DE"/>
-        </w:rPr>
-        <w:t xml:space="preserve"> </w:t>
-      </w:r>
-      <w:r>
-        <w:rPr>
+          <w:rFonts w:ascii="Times New Roman" w:hAnsi="Times New Roman"/>
           <w:sz w:val="26"/>
         </w:rPr>
         <w:t>Thẩm Trường Giang</w:t>
       </w:r>
       <w:r>
-        <w:rPr>
-          <w:lang w:val="de-DE"/>
-        </w:rPr>
         <w:tab/>
       </w:r>
       <w:r>
         <w:rPr>
-          <w:lang w:val="de-DE"/>
+          <w:rFonts w:ascii="Times New Roman" w:hAnsi="Times New Roman"/>
+          <w:sz w:val="26"/>
         </w:rPr>
-        <w:tab/>
+        <w:t xml:space="preserve">Ngày sinh: </w:t>
       </w:r>
       <w:r>
         <w:rPr>
-          <w:lang w:val="de-DE"/>
+          <w:rFonts w:ascii="Times New Roman" w:hAnsi="Times New Roman"/>
+          <w:sz w:val="26"/>
         </w:rPr>
-        <w:tab/>
-      </w:r>
-      <w:r>
-        <w:rPr>
-          <w:lang w:val="de-DE"/>
-        </w:rPr>
-        <w:tab/>
-      </w:r>
-      <w:r>
-        <w:rPr>
-          <w:lang w:val="de-DE"/>
-        </w:rPr>
-        <w:t>Ngày sinh: 15/01/2007</w:t>
+        <w:t>15/01/2007</w:t>
       </w:r>
     </w:p>
     <w:p>
       <w:pPr>
+        <w:tabs>
+          <w:tab w:pos="5472" w:val="left"/>
+        </w:tabs>
         <w:spacing w:before="60" w:after="60" w:line="340" w:lineRule="exact"/>
         <w:rPr>
           <w:lang w:val="de-DE"/>
         </w:rPr>
       </w:pPr>
+      <w:r/>
       <w:r>
         <w:rPr>
-          <w:lang w:val="de-DE"/>
+          <w:rFonts w:ascii="Times New Roman" w:hAnsi="Times New Roman"/>
+          <w:sz w:val="26"/>
         </w:rPr>
-        <w:t>Mã số sinh viên</w:t>
+        <w:t xml:space="preserve">Mã số sinh viên: </w:t>
       </w:r>
       <w:r>
         <w:rPr>
-          <w:lang w:val="de-DE"/>
-        </w:rPr>
-        <w:t xml:space="preserve">: </w:t>
-      </w:r>
-      <w:r>
-        <w:rPr>
+          <w:rFonts w:ascii="Times New Roman" w:hAnsi="Times New Roman"/>
           <w:sz w:val="26"/>
         </w:rPr>
         <w:t>N25DECE080</w:t>
       </w:r>
       <w:r>
-        <w:rPr>
-          <w:sz w:val="26"/>
-        </w:rPr>
         <w:tab/>
       </w:r>
       <w:r>
         <w:rPr>
-          <w:lang w:val="de-DE"/>
+          <w:rFonts w:ascii="Times New Roman" w:hAnsi="Times New Roman"/>
+          <w:sz w:val="26"/>
         </w:rPr>
-        <w:t xml:space="preserve"> </w:t>
+        <w:t xml:space="preserve">Lớp: </w:t>
       </w:r>
       <w:r>
         <w:rPr>
-          <w:lang w:val="de-DE"/>
-        </w:rPr>
-        <w:tab/>
-      </w:r>
-      <w:r>
-        <w:rPr>
-          <w:lang w:val="de-DE"/>
-        </w:rPr>
-        <w:tab/>
-      </w:r>
-      <w:r>
-        <w:rPr>
-          <w:lang w:val="de-DE"/>
-        </w:rPr>
-        <w:tab/>
-      </w:r>
-      <w:r>
-        <w:rPr>
-          <w:lang w:val="de-DE"/>
-        </w:rPr>
-        <w:t>Lớp</w:t>
-      </w:r>
-      <w:r>
-        <w:rPr>
-          <w:lang w:val="de-DE"/>
-        </w:rPr>
-        <w:t xml:space="preserve">: </w:t>
-      </w:r>
-      <w:r>
-        <w:rPr>
-          <w:lang w:val="de-DE"/>
+          <w:rFonts w:ascii="Times New Roman" w:hAnsi="Times New Roman"/>
+          <w:sz w:val="26"/>
         </w:rPr>
         <w:t>E25CQCE02-N</w:t>
       </w:r>

--- a/generated_students/Thẩm Trường Giang_N25DECE080.docx
+++ b/generated_students/Thẩm Trường Giang_N25DECE080.docx
@@ -5696,7 +5696,7 @@
               <w:jc w:val="center"/>
             </w:pPr>
             <w:r>
-              <w:t>7</w:t>
+              <w:t>6</w:t>
             </w:r>
           </w:p>
         </w:tc>
@@ -5717,7 +5717,7 @@
               <w:jc w:val="center"/>
             </w:pPr>
             <w:r>
-              <w:t>7</w:t>
+              <w:t>6</w:t>
             </w:r>
           </w:p>
         </w:tc>
@@ -5862,7 +5862,7 @@
               <w:jc w:val="center"/>
             </w:pPr>
             <w:r>
-              <w:t>0</w:t>
+              <w:t>1</w:t>
             </w:r>
           </w:p>
         </w:tc>
@@ -5883,7 +5883,7 @@
               <w:jc w:val="center"/>
             </w:pPr>
             <w:r>
-              <w:t>0</w:t>
+              <w:t>1</w:t>
             </w:r>
           </w:p>
         </w:tc>
@@ -9621,7 +9621,7 @@
                               <w:rPr>
                                 <w:sz w:val="26"/>
                               </w:rPr>
-                              <w:t>Thẩm Trường</w:t>
+                              <w:t>Thẩm Trường Giang</w:t>
                             </w:r>
                           </w:p>
                           <w:p>
@@ -9635,7 +9635,6 @@
                               <w:rPr>
                                 <w:sz w:val="26"/>
                               </w:rPr>
-                              <w:t>Giang</w:t>
                             </w:r>
                           </w:p>
                           <w:p>
@@ -9680,7 +9679,7 @@
                         <w:rPr>
                           <w:sz w:val="26"/>
                         </w:rPr>
-                        <w:t>Thẩm Trường</w:t>
+                        <w:t>Thẩm Trường Giang</w:t>
                       </w:r>
                     </w:p>
                     <w:p>
@@ -9694,7 +9693,6 @@
                         <w:rPr>
                           <w:sz w:val="26"/>
                         </w:rPr>
-                        <w:t>Giang</w:t>
                       </w:r>
                     </w:p>
                     <w:p>
